--- a/附件3：南京工程学院大学生创新创业项目申报书.docx
+++ b/附件3：南京工程学院大学生创新创业项目申报书.docx
@@ -5,7 +5,7 @@
     <w:p>
       <w:pPr>
         <w:rPr>
-          <w:rFonts w:hint="eastAsia" w:eastAsia="黑体"/>
+          <w:rFonts w:eastAsia="黑体"/>
           <w:sz w:val="32"/>
           <w:szCs w:val="32"/>
         </w:rPr>
@@ -119,7 +119,6 @@
     <w:p>
       <w:pPr>
         <w:rPr>
-          <w:rFonts w:hint="eastAsia"/>
           <w:b/>
           <w:bCs/>
           <w:sz w:val="28"/>
@@ -162,7 +161,6 @@
           <w:bCs/>
           <w:sz w:val="30"/>
           <w:u w:val="thick"/>
-          <w:lang w:val="en-US" w:eastAsia="zh-CN"/>
         </w:rPr>
         <w:t>RV1106边缘龙虾助手</w:t>
       </w:r>
@@ -212,7 +210,6 @@
           <w:bCs/>
           <w:sz w:val="30"/>
           <w:u w:val="thick"/>
-          <w:lang w:val="en-US" w:eastAsia="zh-CN"/>
         </w:rPr>
         <w:t xml:space="preserve">    </w:t>
       </w:r>
@@ -232,7 +229,6 @@
           <w:bCs/>
           <w:sz w:val="30"/>
           <w:u w:val="thick"/>
-          <w:lang w:val="en-US" w:eastAsia="zh-CN"/>
         </w:rPr>
         <w:t>创新训练项目</w:t>
       </w:r>
@@ -323,9 +319,40 @@
           <w:bCs/>
           <w:sz w:val="30"/>
           <w:u w:val="thick"/>
+        </w:rPr>
+        <w:t xml:space="preserve"> </w:t>
+      </w:r>
+      <w:r>
+        <w:rPr>
+          <w:rFonts w:hint="eastAsia"/>
+          <w:b/>
+          <w:bCs/>
+          <w:sz w:val="30"/>
+          <w:u w:val="thick"/>
           <w:lang w:val="en-US" w:eastAsia="zh-CN"/>
         </w:rPr>
-        <w:t xml:space="preserve"> 陆奔陆(205231018)</w:t>
+        <w:t xml:space="preserve">     </w:t>
+      </w:r>
+      <w:r>
+        <w:rPr>
+          <w:rFonts w:hint="eastAsia"/>
+          <w:b/>
+          <w:bCs/>
+          <w:sz w:val="30"/>
+          <w:u w:val="thick"/>
+        </w:rPr>
+        <w:t>205231018</w:t>
+      </w:r>
+      <w:r>
+        <w:rPr>
+          <w:rFonts w:hint="eastAsia"/>
+          <w:b/>
+          <w:bCs/>
+          <w:sz w:val="30"/>
+          <w:u w:val="thick"/>
+          <w:lang w:val="en-US" w:eastAsia="zh-CN"/>
+        </w:rPr>
+        <w:t xml:space="preserve">    </w:t>
       </w:r>
       <w:r>
         <w:rPr>
@@ -334,7 +361,29 @@
           <w:sz w:val="30"/>
           <w:u w:val="thick"/>
         </w:rPr>
-        <w:t xml:space="preserve">       </w:t>
+        <w:t xml:space="preserve">  </w:t>
+      </w:r>
+      <w:r>
+        <w:rPr>
+          <w:rFonts w:hint="eastAsia"/>
+          <w:b/>
+          <w:bCs/>
+          <w:sz w:val="30"/>
+          <w:u w:val="thick"/>
+          <w:lang w:val="en-US" w:eastAsia="zh-CN"/>
+        </w:rPr>
+        <w:t xml:space="preserve"> </w:t>
+      </w:r>
+      <w:bookmarkStart w:id="1" w:name="_GoBack"/>
+      <w:bookmarkEnd w:id="1"/>
+      <w:r>
+        <w:rPr>
+          <w:b/>
+          <w:bCs/>
+          <w:sz w:val="30"/>
+          <w:u w:val="thick"/>
+        </w:rPr>
+        <w:t xml:space="preserve">  </w:t>
       </w:r>
     </w:p>
     <w:p>
@@ -358,7 +407,6 @@
       </w:r>
       <w:r>
         <w:rPr>
-          <w:rFonts w:hint="default" w:ascii="Times New Roman" w:hAnsi="Times New Roman" w:cs="Times New Roman"/>
           <w:b/>
           <w:bCs/>
           <w:sz w:val="30"/>
@@ -368,35 +416,22 @@
       </w:r>
       <w:r>
         <w:rPr>
-          <w:rFonts w:hint="eastAsia" w:cs="Times New Roman"/>
+          <w:rFonts w:hint="eastAsia"/>
           <w:b/>
           <w:bCs/>
           <w:sz w:val="30"/>
           <w:u w:val="thick"/>
-          <w:lang w:val="en-US" w:eastAsia="zh-CN"/>
         </w:rPr>
         <w:t xml:space="preserve">     </w:t>
       </w:r>
       <w:r>
         <w:rPr>
-          <w:rFonts w:hint="default" w:ascii="Times New Roman" w:hAnsi="Times New Roman" w:cs="Times New Roman"/>
-          <w:b/>
-          <w:bCs/>
-          <w:sz w:val="30"/>
-          <w:u w:val="thick"/>
-          <w:lang w:val="en-US" w:eastAsia="zh-CN"/>
-        </w:rPr>
-        <w:t>田磊</w:t>
-      </w:r>
-      <w:r>
-        <w:rPr>
-          <w:rFonts w:hint="default" w:ascii="Times New Roman" w:hAnsi="Times New Roman" w:cs="Times New Roman"/>
           <w:b/>
           <w:bCs/>
           <w:sz w:val="30"/>
           <w:u w:val="thick"/>
         </w:rPr>
-        <w:t xml:space="preserve">               </w:t>
+        <w:t xml:space="preserve">田磊               </w:t>
       </w:r>
     </w:p>
     <w:p>
@@ -452,7 +487,6 @@
           <w:bCs/>
           <w:sz w:val="30"/>
           <w:u w:val="thick"/>
-          <w:lang w:val="en-US" w:eastAsia="zh-CN"/>
         </w:rPr>
         <w:t>自动化学院</w:t>
       </w:r>
@@ -551,7 +585,6 @@
           <w:bCs/>
           <w:sz w:val="30"/>
           <w:u w:val="thick"/>
-          <w:lang w:val="en-US" w:eastAsia="zh-CN"/>
         </w:rPr>
         <w:t xml:space="preserve"> </w:t>
       </w:r>
@@ -571,7 +604,6 @@
           <w:bCs/>
           <w:sz w:val="30"/>
           <w:u w:val="thick"/>
-          <w:lang w:val="en-US" w:eastAsia="zh-CN"/>
         </w:rPr>
         <w:t>2026年4月13日</w:t>
       </w:r>
@@ -600,7 +632,7 @@
       <w:pPr>
         <w:spacing w:line="336" w:lineRule="auto"/>
         <w:rPr>
-          <w:rFonts w:hint="eastAsia" w:eastAsia="仿宋_GB2312"/>
+          <w:rFonts w:eastAsia="仿宋_GB2312"/>
           <w:bCs/>
           <w:sz w:val="36"/>
           <w:szCs w:val="36"/>
@@ -641,7 +673,7 @@
       <w:pPr>
         <w:jc w:val="center"/>
         <w:rPr>
-          <w:rFonts w:hint="eastAsia" w:eastAsia="黑体"/>
+          <w:rFonts w:eastAsia="黑体"/>
           <w:sz w:val="32"/>
           <w:szCs w:val="32"/>
         </w:rPr>
@@ -699,7 +731,6 @@
       <w:pPr>
         <w:jc w:val="center"/>
         <w:rPr>
-          <w:rFonts w:hint="eastAsia"/>
           <w:bCs/>
           <w:sz w:val="28"/>
           <w:szCs w:val="28"/>
@@ -810,16 +841,13 @@
             <w:pPr>
               <w:jc w:val="center"/>
               <w:rPr>
-                <w:rFonts w:hint="default" w:eastAsia="宋体"/>
-                <w:sz w:val="24"/>
-                <w:lang w:val="en-US" w:eastAsia="zh-CN"/>
+                <w:sz w:val="24"/>
               </w:rPr>
             </w:pPr>
             <w:r>
               <w:rPr>
                 <w:rFonts w:hint="eastAsia"/>
                 <w:sz w:val="24"/>
-                <w:lang w:val="en-US" w:eastAsia="zh-CN"/>
               </w:rPr>
               <w:t>RV1106边缘龙虾助手</w:t>
             </w:r>
@@ -912,7 +940,6 @@
               <w:rPr>
                 <w:rFonts w:hint="eastAsia"/>
                 <w:sz w:val="24"/>
-                <w:lang w:val="en-US" w:eastAsia="zh-CN"/>
               </w:rPr>
               <w:t>2026</w:t>
             </w:r>
@@ -926,7 +953,6 @@
               <w:rPr>
                 <w:rFonts w:hint="eastAsia"/>
                 <w:sz w:val="24"/>
-                <w:lang w:val="en-US" w:eastAsia="zh-CN"/>
               </w:rPr>
               <w:t>4</w:t>
             </w:r>
@@ -953,7 +979,6 @@
               <w:rPr>
                 <w:rFonts w:hint="eastAsia"/>
                 <w:sz w:val="24"/>
-                <w:lang w:val="en-US" w:eastAsia="zh-CN"/>
               </w:rPr>
               <w:t>2027</w:t>
             </w:r>
@@ -967,7 +992,6 @@
               <w:rPr>
                 <w:rFonts w:hint="eastAsia"/>
                 <w:sz w:val="24"/>
-                <w:lang w:val="en-US" w:eastAsia="zh-CN"/>
               </w:rPr>
               <w:t>5</w:t>
             </w:r>
@@ -1189,7 +1213,6 @@
                 <w:rFonts w:hint="eastAsia"/>
                 <w:b/>
                 <w:sz w:val="24"/>
-                <w:lang w:eastAsia="zh-CN"/>
               </w:rPr>
               <w:t>团队</w:t>
             </w:r>
@@ -1495,16 +1518,13 @@
             <w:pPr>
               <w:jc w:val="center"/>
               <w:rPr>
-                <w:rFonts w:hint="default" w:eastAsia="宋体"/>
-                <w:sz w:val="24"/>
-                <w:lang w:val="en-US" w:eastAsia="zh-CN"/>
+                <w:sz w:val="24"/>
               </w:rPr>
             </w:pPr>
             <w:r>
               <w:rPr>
                 <w:rFonts w:hint="eastAsia"/>
                 <w:sz w:val="24"/>
-                <w:lang w:val="en-US" w:eastAsia="zh-CN"/>
               </w:rPr>
               <w:t>陆奔陆</w:t>
             </w:r>
@@ -1525,16 +1545,13 @@
             <w:pPr>
               <w:jc w:val="center"/>
               <w:rPr>
-                <w:rFonts w:hint="default" w:eastAsia="宋体"/>
-                <w:sz w:val="24"/>
-                <w:lang w:val="en-US" w:eastAsia="zh-CN"/>
+                <w:sz w:val="24"/>
               </w:rPr>
             </w:pPr>
             <w:r>
               <w:rPr>
                 <w:rFonts w:hint="eastAsia"/>
                 <w:sz w:val="24"/>
-                <w:lang w:val="en-US" w:eastAsia="zh-CN"/>
               </w:rPr>
               <w:t>2024</w:t>
             </w:r>
@@ -1555,16 +1572,13 @@
             <w:pPr>
               <w:jc w:val="center"/>
               <w:rPr>
-                <w:rFonts w:hint="default" w:eastAsia="宋体"/>
-                <w:sz w:val="24"/>
-                <w:lang w:val="en-US" w:eastAsia="zh-CN"/>
+                <w:sz w:val="24"/>
               </w:rPr>
             </w:pPr>
             <w:r>
               <w:rPr>
                 <w:rFonts w:hint="eastAsia"/>
                 <w:sz w:val="24"/>
-                <w:lang w:val="en-US" w:eastAsia="zh-CN"/>
               </w:rPr>
               <w:t>205231018</w:t>
             </w:r>
@@ -1586,16 +1600,13 @@
             <w:pPr>
               <w:jc w:val="center"/>
               <w:rPr>
-                <w:rFonts w:hint="default" w:eastAsia="宋体"/>
-                <w:sz w:val="24"/>
-                <w:lang w:val="en-US" w:eastAsia="zh-CN"/>
+                <w:sz w:val="24"/>
               </w:rPr>
             </w:pPr>
             <w:r>
               <w:rPr>
                 <w:rFonts w:hint="eastAsia"/>
                 <w:sz w:val="24"/>
-                <w:lang w:val="en-US" w:eastAsia="zh-CN"/>
               </w:rPr>
               <w:t>自动化学院</w:t>
             </w:r>
@@ -1616,16 +1627,13 @@
             <w:pPr>
               <w:jc w:val="center"/>
               <w:rPr>
-                <w:rFonts w:hint="default" w:eastAsia="宋体"/>
-                <w:sz w:val="24"/>
-                <w:lang w:val="en-US" w:eastAsia="zh-CN"/>
+                <w:sz w:val="24"/>
               </w:rPr>
             </w:pPr>
             <w:r>
               <w:rPr>
                 <w:rFonts w:hint="eastAsia"/>
                 <w:sz w:val="24"/>
-                <w:lang w:val="en-US" w:eastAsia="zh-CN"/>
               </w:rPr>
               <w:t>18052107608</w:t>
             </w:r>
@@ -1647,16 +1655,13 @@
             <w:pPr>
               <w:jc w:val="center"/>
               <w:rPr>
-                <w:rFonts w:hint="default" w:eastAsia="宋体"/>
-                <w:sz w:val="24"/>
-                <w:lang w:val="en-US" w:eastAsia="zh-CN"/>
+                <w:sz w:val="24"/>
               </w:rPr>
             </w:pPr>
             <w:r>
               <w:rPr>
                 <w:rFonts w:hint="eastAsia"/>
                 <w:sz w:val="24"/>
-                <w:lang w:val="en-US" w:eastAsia="zh-CN"/>
               </w:rPr>
               <w:t>2331943982@qq.com</w:t>
             </w:r>
@@ -1769,16 +1774,13 @@
             <w:pPr>
               <w:jc w:val="center"/>
               <w:rPr>
-                <w:rFonts w:hint="default" w:eastAsia="宋体"/>
-                <w:sz w:val="24"/>
-                <w:lang w:val="en-US" w:eastAsia="zh-CN"/>
+                <w:sz w:val="24"/>
               </w:rPr>
             </w:pPr>
             <w:r>
               <w:rPr>
                 <w:rFonts w:hint="eastAsia"/>
                 <w:sz w:val="24"/>
-                <w:lang w:val="en-US" w:eastAsia="zh-CN"/>
               </w:rPr>
               <w:t>顾袁</w:t>
             </w:r>
@@ -1799,16 +1801,13 @@
             <w:pPr>
               <w:jc w:val="center"/>
               <w:rPr>
-                <w:rFonts w:hint="default" w:eastAsia="宋体"/>
-                <w:sz w:val="24"/>
-                <w:lang w:val="en-US" w:eastAsia="zh-CN"/>
+                <w:sz w:val="24"/>
               </w:rPr>
             </w:pPr>
             <w:r>
               <w:rPr>
                 <w:rFonts w:hint="eastAsia"/>
                 <w:sz w:val="24"/>
-                <w:lang w:val="en-US" w:eastAsia="zh-CN"/>
               </w:rPr>
               <w:t>2024</w:t>
             </w:r>
@@ -1829,16 +1828,13 @@
             <w:pPr>
               <w:jc w:val="center"/>
               <w:rPr>
-                <w:rFonts w:hint="default" w:eastAsia="宋体"/>
-                <w:sz w:val="24"/>
-                <w:lang w:val="en-US" w:eastAsia="zh-CN"/>
+                <w:sz w:val="24"/>
               </w:rPr>
             </w:pPr>
             <w:r>
               <w:rPr>
                 <w:rFonts w:hint="eastAsia"/>
                 <w:sz w:val="24"/>
-                <w:lang w:val="en-US" w:eastAsia="zh-CN"/>
               </w:rPr>
               <w:t>203230319</w:t>
             </w:r>
@@ -1860,16 +1856,13 @@
             <w:pPr>
               <w:jc w:val="center"/>
               <w:rPr>
-                <w:rFonts w:hint="default" w:eastAsia="宋体"/>
-                <w:sz w:val="24"/>
-                <w:lang w:val="en-US" w:eastAsia="zh-CN"/>
+                <w:sz w:val="24"/>
               </w:rPr>
             </w:pPr>
             <w:r>
               <w:rPr>
                 <w:rFonts w:hint="eastAsia"/>
                 <w:sz w:val="24"/>
-                <w:lang w:val="en-US" w:eastAsia="zh-CN"/>
               </w:rPr>
               <w:t>自动化学院</w:t>
             </w:r>
@@ -1890,16 +1883,13 @@
             <w:pPr>
               <w:jc w:val="center"/>
               <w:rPr>
-                <w:rFonts w:hint="default" w:eastAsia="宋体"/>
-                <w:sz w:val="24"/>
-                <w:lang w:val="en-US" w:eastAsia="zh-CN"/>
+                <w:sz w:val="24"/>
               </w:rPr>
             </w:pPr>
             <w:r>
               <w:rPr>
                 <w:rFonts w:hint="eastAsia"/>
                 <w:sz w:val="24"/>
-                <w:lang w:val="en-US" w:eastAsia="zh-CN"/>
               </w:rPr>
               <w:t>13142893519</w:t>
             </w:r>
@@ -1921,16 +1911,13 @@
             <w:pPr>
               <w:jc w:val="center"/>
               <w:rPr>
-                <w:rFonts w:hint="default" w:eastAsia="宋体"/>
-                <w:sz w:val="24"/>
-                <w:lang w:val="en-US" w:eastAsia="zh-CN"/>
+                <w:sz w:val="24"/>
               </w:rPr>
             </w:pPr>
             <w:r>
               <w:rPr>
                 <w:rFonts w:hint="eastAsia"/>
                 <w:sz w:val="24"/>
-                <w:lang w:val="en-US" w:eastAsia="zh-CN"/>
               </w:rPr>
               <w:t>guyuan5583@qq.com</w:t>
             </w:r>
@@ -2022,7 +2009,6 @@
               <w:rPr>
                 <w:rFonts w:hint="eastAsia"/>
                 <w:sz w:val="24"/>
-                <w:lang w:val="en-US" w:eastAsia="zh-CN"/>
               </w:rPr>
               <w:t>廖泽勇</w:t>
             </w:r>
@@ -2050,7 +2036,6 @@
               <w:rPr>
                 <w:rFonts w:hint="eastAsia"/>
                 <w:sz w:val="24"/>
-                <w:lang w:val="en-US" w:eastAsia="zh-CN"/>
               </w:rPr>
               <w:t>2024</w:t>
             </w:r>
@@ -2071,16 +2056,13 @@
             <w:pPr>
               <w:jc w:val="center"/>
               <w:rPr>
-                <w:rFonts w:hint="default" w:eastAsia="宋体"/>
-                <w:sz w:val="24"/>
-                <w:lang w:val="en-US" w:eastAsia="zh-CN"/>
+                <w:sz w:val="24"/>
               </w:rPr>
             </w:pPr>
             <w:r>
               <w:rPr>
                 <w:rFonts w:hint="eastAsia"/>
                 <w:sz w:val="24"/>
-                <w:lang w:val="en-US" w:eastAsia="zh-CN"/>
               </w:rPr>
               <w:t>203240324</w:t>
             </w:r>
@@ -2102,16 +2084,13 @@
             <w:pPr>
               <w:jc w:val="center"/>
               <w:rPr>
-                <w:rFonts w:hint="default" w:eastAsia="宋体"/>
-                <w:sz w:val="24"/>
-                <w:lang w:val="en-US" w:eastAsia="zh-CN"/>
+                <w:sz w:val="24"/>
               </w:rPr>
             </w:pPr>
             <w:r>
               <w:rPr>
                 <w:rFonts w:hint="eastAsia"/>
                 <w:sz w:val="24"/>
-                <w:lang w:val="en-US" w:eastAsia="zh-CN"/>
               </w:rPr>
               <w:t>自动化学院</w:t>
             </w:r>
@@ -2132,16 +2111,13 @@
             <w:pPr>
               <w:jc w:val="center"/>
               <w:rPr>
-                <w:rFonts w:hint="default" w:eastAsia="宋体"/>
-                <w:sz w:val="24"/>
-                <w:lang w:val="en-US" w:eastAsia="zh-CN"/>
+                <w:sz w:val="24"/>
               </w:rPr>
             </w:pPr>
             <w:r>
               <w:rPr>
                 <w:rFonts w:hint="eastAsia"/>
                 <w:sz w:val="24"/>
-                <w:lang w:val="en-US" w:eastAsia="zh-CN"/>
               </w:rPr>
               <w:t>19017507132</w:t>
             </w:r>
@@ -2163,16 +2139,13 @@
             <w:pPr>
               <w:jc w:val="center"/>
               <w:rPr>
-                <w:rFonts w:hint="default" w:eastAsia="宋体"/>
-                <w:sz w:val="24"/>
-                <w:lang w:val="en-US" w:eastAsia="zh-CN"/>
+                <w:sz w:val="24"/>
               </w:rPr>
             </w:pPr>
             <w:r>
               <w:rPr>
                 <w:rFonts w:hint="eastAsia"/>
                 <w:sz w:val="24"/>
-                <w:lang w:val="en-US" w:eastAsia="zh-CN"/>
               </w:rPr>
               <w:t>3536308602@qq.com</w:t>
             </w:r>
@@ -2257,16 +2230,13 @@
             <w:pPr>
               <w:jc w:val="center"/>
               <w:rPr>
-                <w:rFonts w:hint="default" w:eastAsia="宋体"/>
-                <w:sz w:val="24"/>
-                <w:lang w:val="en-US" w:eastAsia="zh-CN"/>
+                <w:sz w:val="24"/>
               </w:rPr>
             </w:pPr>
             <w:r>
               <w:rPr>
                 <w:rFonts w:hint="eastAsia"/>
                 <w:sz w:val="24"/>
-                <w:lang w:val="en-US" w:eastAsia="zh-CN"/>
               </w:rPr>
               <w:t>周文轩</w:t>
             </w:r>
@@ -2287,16 +2257,13 @@
             <w:pPr>
               <w:jc w:val="center"/>
               <w:rPr>
-                <w:rFonts w:hint="default" w:eastAsia="宋体"/>
-                <w:sz w:val="24"/>
-                <w:lang w:val="en-US" w:eastAsia="zh-CN"/>
+                <w:sz w:val="24"/>
               </w:rPr>
             </w:pPr>
             <w:r>
               <w:rPr>
                 <w:rFonts w:hint="eastAsia"/>
                 <w:sz w:val="24"/>
-                <w:lang w:val="en-US" w:eastAsia="zh-CN"/>
               </w:rPr>
               <w:t>2024</w:t>
             </w:r>
@@ -2317,16 +2284,13 @@
             <w:pPr>
               <w:jc w:val="center"/>
               <w:rPr>
-                <w:rFonts w:hint="default" w:eastAsia="宋体"/>
-                <w:sz w:val="24"/>
-                <w:lang w:val="en-US" w:eastAsia="zh-CN"/>
+                <w:sz w:val="24"/>
               </w:rPr>
             </w:pPr>
             <w:r>
               <w:rPr>
                 <w:rFonts w:hint="eastAsia"/>
                 <w:sz w:val="24"/>
-                <w:lang w:val="en-US" w:eastAsia="zh-CN"/>
               </w:rPr>
               <w:t>209241441</w:t>
             </w:r>
@@ -2348,16 +2312,13 @@
             <w:pPr>
               <w:jc w:val="center"/>
               <w:rPr>
-                <w:rFonts w:hint="default" w:eastAsia="宋体"/>
-                <w:sz w:val="24"/>
-                <w:lang w:val="en-US" w:eastAsia="zh-CN"/>
+                <w:sz w:val="24"/>
               </w:rPr>
             </w:pPr>
             <w:r>
               <w:rPr>
                 <w:rFonts w:hint="eastAsia"/>
                 <w:sz w:val="24"/>
-                <w:lang w:val="en-US" w:eastAsia="zh-CN"/>
               </w:rPr>
               <w:t>自动化学院</w:t>
             </w:r>
@@ -2378,16 +2339,13 @@
             <w:pPr>
               <w:jc w:val="center"/>
               <w:rPr>
-                <w:rFonts w:hint="default" w:eastAsia="宋体"/>
-                <w:sz w:val="24"/>
-                <w:lang w:val="en-US" w:eastAsia="zh-CN"/>
+                <w:sz w:val="24"/>
               </w:rPr>
             </w:pPr>
             <w:r>
               <w:rPr>
                 <w:rFonts w:hint="eastAsia"/>
                 <w:sz w:val="24"/>
-                <w:lang w:val="en-US" w:eastAsia="zh-CN"/>
               </w:rPr>
               <w:t>18962134549</w:t>
             </w:r>
@@ -2409,16 +2367,13 @@
             <w:pPr>
               <w:jc w:val="center"/>
               <w:rPr>
-                <w:rFonts w:hint="default" w:eastAsia="宋体"/>
-                <w:sz w:val="24"/>
-                <w:lang w:val="en-US" w:eastAsia="zh-CN"/>
+                <w:sz w:val="24"/>
               </w:rPr>
             </w:pPr>
             <w:r>
               <w:rPr>
                 <w:rFonts w:hint="eastAsia"/>
                 <w:sz w:val="24"/>
-                <w:lang w:val="en-US" w:eastAsia="zh-CN"/>
               </w:rPr>
               <w:t>2788482662@qq.com</w:t>
             </w:r>
@@ -3110,16 +3065,13 @@
             <w:pPr>
               <w:jc w:val="center"/>
               <w:rPr>
-                <w:rFonts w:hint="default" w:eastAsia="宋体"/>
-                <w:sz w:val="24"/>
-                <w:lang w:val="en-US" w:eastAsia="zh-CN"/>
+                <w:sz w:val="24"/>
               </w:rPr>
             </w:pPr>
             <w:r>
               <w:rPr>
                 <w:rFonts w:hint="eastAsia"/>
                 <w:sz w:val="24"/>
-                <w:lang w:val="en-US" w:eastAsia="zh-CN"/>
               </w:rPr>
               <w:t>田磊</w:t>
             </w:r>
@@ -3167,16 +3119,13 @@
             <w:pPr>
               <w:jc w:val="center"/>
               <w:rPr>
-                <w:rFonts w:hint="default" w:eastAsia="宋体"/>
-                <w:sz w:val="24"/>
-                <w:lang w:val="en-US" w:eastAsia="zh-CN"/>
+                <w:sz w:val="24"/>
               </w:rPr>
             </w:pPr>
             <w:r>
               <w:rPr>
                 <w:rFonts w:hint="eastAsia"/>
                 <w:sz w:val="24"/>
-                <w:lang w:val="en-US" w:eastAsia="zh-CN"/>
               </w:rPr>
               <w:t>自动化学院</w:t>
             </w:r>
@@ -3295,16 +3244,13 @@
             <w:pPr>
               <w:jc w:val="center"/>
               <w:rPr>
-                <w:rFonts w:hint="default" w:eastAsia="宋体"/>
-                <w:sz w:val="24"/>
-                <w:lang w:val="en-US" w:eastAsia="zh-CN"/>
+                <w:sz w:val="24"/>
               </w:rPr>
             </w:pPr>
             <w:r>
               <w:rPr>
                 <w:rFonts w:hint="eastAsia"/>
                 <w:sz w:val="24"/>
-                <w:lang w:val="en-US" w:eastAsia="zh-CN"/>
               </w:rPr>
               <w:t>45</w:t>
             </w:r>
@@ -3354,16 +3300,13 @@
             <w:pPr>
               <w:jc w:val="center"/>
               <w:rPr>
-                <w:rFonts w:hint="eastAsia" w:eastAsia="宋体"/>
-                <w:sz w:val="24"/>
-                <w:lang w:val="en-US" w:eastAsia="zh-CN"/>
+                <w:sz w:val="24"/>
               </w:rPr>
             </w:pPr>
             <w:r>
               <w:rPr>
                 <w:rFonts w:hint="eastAsia"/>
                 <w:sz w:val="24"/>
-                <w:lang w:val="en-US" w:eastAsia="zh-CN"/>
               </w:rPr>
               <w:t>副教授</w:t>
             </w:r>
@@ -3458,16 +3401,13 @@
           <w:p>
             <w:pPr>
               <w:rPr>
-                <w:rFonts w:hint="default" w:eastAsia="宋体"/>
-                <w:sz w:val="24"/>
-                <w:lang w:val="en-US" w:eastAsia="zh-CN"/>
+                <w:sz w:val="24"/>
               </w:rPr>
             </w:pPr>
             <w:r>
               <w:rPr>
                 <w:rFonts w:hint="eastAsia"/>
                 <w:sz w:val="24"/>
-                <w:lang w:val="en-US" w:eastAsia="zh-CN"/>
               </w:rPr>
               <w:t xml:space="preserve">  主要从事人机交互技术、嵌入式与智能控制研究等研究，主持结题多项国家及省级科研项目，发表 SCI、EI 收录学术论文 10 余篇，授权或申请国家发明专利 4 件。</w:t>
             </w:r>
@@ -3898,7 +3838,6 @@
           <w:p>
             <w:pPr>
               <w:rPr>
-                <w:rFonts w:hint="eastAsia"/>
                 <w:sz w:val="24"/>
               </w:rPr>
             </w:pPr>
@@ -3952,25 +3891,10 @@
               <w:bottom w:val="single" w:color="auto" w:sz="4" w:space="0"/>
               <w:right w:val="single" w:color="auto" w:sz="4" w:space="0"/>
             </w:tcBorders>
-            <w:vAlign w:val="top"/>
           </w:tcPr>
           <w:p>
             <w:pPr>
-              <w:keepNext w:val="0"/>
-              <w:keepLines w:val="0"/>
-              <w:pageBreakBefore w:val="0"/>
-              <w:widowControl w:val="0"/>
-              <w:kinsoku/>
-              <w:wordWrap/>
-              <w:overflowPunct/>
-              <w:topLinePunct w:val="0"/>
-              <w:autoSpaceDE/>
-              <w:autoSpaceDN/>
-              <w:bidi w:val="0"/>
-              <w:adjustRightInd/>
-              <w:snapToGrid/>
               <w:spacing w:before="156" w:line="360" w:lineRule="auto"/>
-              <w:textAlignment w:val="auto"/>
               <w:rPr>
                 <w:sz w:val="44"/>
                 <w:szCs w:val="44"/>
@@ -3987,22 +3911,8 @@
           </w:p>
           <w:p>
             <w:pPr>
-              <w:keepNext w:val="0"/>
-              <w:keepLines w:val="0"/>
-              <w:pageBreakBefore w:val="0"/>
-              <w:widowControl w:val="0"/>
-              <w:kinsoku/>
-              <w:wordWrap/>
-              <w:overflowPunct/>
-              <w:topLinePunct w:val="0"/>
-              <w:autoSpaceDE/>
-              <w:autoSpaceDN/>
-              <w:bidi w:val="0"/>
-              <w:adjustRightInd/>
-              <w:snapToGrid/>
               <w:spacing w:before="156" w:line="312" w:lineRule="auto"/>
-              <w:ind w:firstLine="240" w:firstLineChars="100"/>
-              <w:textAlignment w:val="auto"/>
+              <w:ind w:firstLine="480" w:firstLineChars="200"/>
               <w:rPr>
                 <w:sz w:val="24"/>
               </w:rPr>
@@ -4012,22 +3922,7 @@
                 <w:rFonts w:hint="eastAsia"/>
                 <w:sz w:val="24"/>
               </w:rPr>
-              <w:t>团队熟练掌握C/C++、Python、及嵌入式Linux开发技术，具备STM32单片机、机器视觉、AI框架部署等实践能力。熟悉Altium Designer、Keil、VS Code等开发工具，已在WSL2</w:t>
-            </w:r>
-            <w:r>
-              <w:rPr>
-                <w:rFonts w:hint="eastAsia"/>
-                <w:sz w:val="24"/>
-                <w:lang w:val="en-US" w:eastAsia="zh-CN"/>
-              </w:rPr>
-              <w:t>及云端服务部署openclaw</w:t>
-            </w:r>
-            <w:r>
-              <w:rPr>
-                <w:rFonts w:hint="eastAsia"/>
-                <w:sz w:val="24"/>
-              </w:rPr>
-              <w:t>项目并验证基础AI功能。对边缘AI、嵌入式智能交互有浓厚兴趣，具备扎实的理论基础与实践经验，能够独立完成项目开发与调试工作，具备开展本项目的全部条件。</w:t>
+              <w:t>团队熟练掌握C/C++、Python、及嵌入式Linux开发技术，具备STM32单片机、机器视觉、AI框架部署等实践能力。熟悉Altium Designer、Keil、VS Code等开发工具，已在WSL2及云端服务部署openclaw项目并验证基础AI功能。对边缘AI、嵌入式智能交互有浓厚兴趣，具备扎实的理论基础与实践经验，能够独立完成项目开发与调试工作，具备开展本项目的全部条件。</w:t>
             </w:r>
           </w:p>
         </w:tc>
@@ -4064,7 +3959,6 @@
               <w:bottom w:val="single" w:color="auto" w:sz="4" w:space="0"/>
               <w:right w:val="single" w:color="auto" w:sz="4" w:space="0"/>
             </w:tcBorders>
-            <w:vAlign w:val="top"/>
           </w:tcPr>
           <w:p>
             <w:pPr>
@@ -4088,7 +3982,6 @@
             <w:pPr>
               <w:spacing w:line="360" w:lineRule="auto"/>
               <w:rPr>
-                <w:rFonts w:hint="eastAsia"/>
                 <w:b/>
                 <w:bCs/>
                 <w:sz w:val="30"/>
@@ -4103,153 +3996,189 @@
                 <w:sz w:val="30"/>
                 <w:szCs w:val="30"/>
               </w:rPr>
-              <w:t>一、项目研究背景</w:t>
+              <w:t>1、项目研究背景</w:t>
             </w:r>
           </w:p>
           <w:p>
             <w:pPr>
               <w:spacing w:line="360" w:lineRule="auto"/>
-              <w:rPr>
-                <w:rFonts w:hint="eastAsia" w:ascii="宋体" w:hAnsi="宋体" w:eastAsia="宋体" w:cs="宋体"/>
-                <w:b/>
-                <w:bCs/>
-                <w:sz w:val="24"/>
-                <w:szCs w:val="24"/>
-                <w:lang w:val="en-US" w:eastAsia="zh-CN"/>
-              </w:rPr>
-            </w:pPr>
-            <w:r>
-              <w:rPr>
-                <w:rFonts w:hint="eastAsia" w:ascii="宋体" w:hAnsi="宋体" w:eastAsia="宋体" w:cs="宋体"/>
-                <w:b/>
-                <w:bCs/>
-                <w:sz w:val="24"/>
-                <w:szCs w:val="24"/>
-                <w:lang w:val="en-US" w:eastAsia="zh-CN"/>
-              </w:rPr>
-              <w:t>国内外研究现状及研究意义</w:t>
+              <w:ind w:firstLine="480" w:firstLineChars="200"/>
+              <w:rPr>
+                <w:rFonts w:hint="eastAsia" w:ascii="宋体" w:hAnsi="宋体" w:cs="宋体"/>
+                <w:sz w:val="24"/>
+              </w:rPr>
+            </w:pPr>
+            <w:r>
+              <w:rPr>
+                <w:rFonts w:hint="eastAsia" w:ascii="宋体" w:hAnsi="宋体" w:cs="宋体"/>
+                <w:sz w:val="24"/>
+              </w:rPr>
+              <w:t>2026年初，开源AI智能体框架OpenClaw席卷全球，"养龙虾"成为科技圈最热话题。然而OpenClaw需至少4GB内存，PicoClaw应运而生——以10MB内存占用将Agent能力下沉到几乎任何Linux设备。国内RV1106等国产芯片推动端侧AI普及，AI智能体边缘化成为重要发展趋势。</w:t>
             </w:r>
           </w:p>
           <w:p>
             <w:pPr>
               <w:spacing w:line="360" w:lineRule="auto"/>
-              <w:ind w:firstLine="240" w:firstLineChars="100"/>
-              <w:rPr>
-                <w:rFonts w:hint="eastAsia" w:ascii="宋体" w:hAnsi="宋体" w:eastAsia="宋体" w:cs="宋体"/>
-                <w:b w:val="0"/>
-                <w:bCs w:val="0"/>
-                <w:sz w:val="24"/>
-                <w:szCs w:val="24"/>
-                <w:lang w:val="en-US" w:eastAsia="zh-CN"/>
-              </w:rPr>
-            </w:pPr>
-            <w:r>
-              <w:rPr>
-                <w:rFonts w:hint="eastAsia" w:ascii="宋体" w:hAnsi="宋体" w:eastAsia="宋体" w:cs="宋体"/>
-                <w:b w:val="0"/>
-                <w:bCs w:val="0"/>
-                <w:sz w:val="24"/>
-                <w:szCs w:val="24"/>
-                <w:lang w:val="en-US" w:eastAsia="zh-CN"/>
-              </w:rPr>
-              <w:t>2026年初，开源AI智能体框架OpenClaw席卷全球，"养龙虾"成为科技圈最热话题。然而OpenClaw需至少4GB内存，PicoClaw应运而生——以10MB内存占用将Agent能力下沉到几乎任何Linux设备。国内RV1106等国产芯片推动端侧AI普及，AI智能体边缘化成为重要发展趋势。</w:t>
+              <w:ind w:firstLine="480" w:firstLineChars="200"/>
+              <w:rPr>
+                <w:rFonts w:hint="eastAsia" w:ascii="宋体" w:hAnsi="宋体" w:cs="宋体"/>
+                <w:sz w:val="24"/>
+              </w:rPr>
+            </w:pPr>
+            <w:r>
+              <w:rPr>
+                <w:rFonts w:hint="eastAsia" w:ascii="宋体" w:hAnsi="宋体" w:cs="宋体"/>
+                <w:sz w:val="24"/>
+              </w:rPr>
+              <w:t>与此同时，开源社区涌现出EchoAI等成熟的嵌入式AI方案，其基于RV1106芯片实现了SenseVoice语音识别、YOLOv5物体检测、LVGL图形界面等完整功能，为嵌入式AI硬件开发提供了可靠的技术参考。本项目在EchoAI开源技术栈基础上，融入PicoClaw轻量化智能体框架，探索边缘端"AI桌面宠物"的创新形态，为国产嵌入式平台与开源AI生态融合提供实践参考。</w:t>
             </w:r>
           </w:p>
           <w:p>
             <w:pPr>
               <w:spacing w:line="360" w:lineRule="auto"/>
-              <w:ind w:firstLine="240" w:firstLineChars="100"/>
-              <w:rPr>
-                <w:rFonts w:hint="eastAsia" w:ascii="宋体" w:hAnsi="宋体" w:eastAsia="宋体" w:cs="宋体"/>
-                <w:b w:val="0"/>
-                <w:bCs w:val="0"/>
-                <w:sz w:val="24"/>
-                <w:szCs w:val="24"/>
-                <w:lang w:val="en-US" w:eastAsia="zh-CN"/>
-              </w:rPr>
-            </w:pPr>
-            <w:r>
-              <w:rPr>
-                <w:rFonts w:hint="eastAsia" w:ascii="宋体" w:hAnsi="宋体" w:eastAsia="宋体" w:cs="宋体"/>
-                <w:b w:val="0"/>
-                <w:bCs w:val="0"/>
-                <w:sz w:val="24"/>
-                <w:szCs w:val="24"/>
-                <w:lang w:val="en-US" w:eastAsia="zh-CN"/>
-              </w:rPr>
-              <w:t>与此同时，开源社区涌现出EchoAI等成熟的嵌入式AI方案，其基于RV1106芯片实现了SenseVoice语音识别、YOLOv5物体检测、LVGL图形界面等完整功能，为嵌入式AI硬件开发提供了可靠的技术参考。本项目在EchoAI开源技术栈基础上，融入PicoClaw轻量化智能体框架，探索边缘端"AI桌面宠物"的创新形态，为国产嵌入式平台与开源AI生态融合提供实践参考。</w:t>
+              <w:ind w:firstLine="480" w:firstLineChars="200"/>
+              <w:rPr>
+                <w:rFonts w:hint="eastAsia" w:ascii="宋体" w:hAnsi="宋体" w:cs="宋体"/>
+                <w:sz w:val="24"/>
+              </w:rPr>
+            </w:pPr>
+            <w:r>
+              <w:rPr>
+                <w:rFonts w:hint="eastAsia" w:ascii="宋体" w:hAnsi="宋体" w:cs="宋体"/>
+                <w:sz w:val="24"/>
+              </w:rPr>
+              <w:t>OpenClaw于2025年底开源，4个月内GitHub星标突破25万；PicoClaw由Sipeed团队用Go语言重写，内存仅约10MB，支持多架构；EchoAI项目在RV1106上实现了完整的语音/视觉AI功能。三者结合，有望打造兼具技术成熟度与创新性的边缘AI产品。</w:t>
             </w:r>
           </w:p>
           <w:p>
             <w:pPr>
               <w:spacing w:line="360" w:lineRule="auto"/>
-              <w:ind w:firstLine="240" w:firstLineChars="100"/>
-              <w:rPr>
-                <w:rFonts w:hint="eastAsia" w:ascii="宋体" w:hAnsi="宋体" w:eastAsia="宋体" w:cs="宋体"/>
-                <w:b w:val="0"/>
-                <w:bCs w:val="0"/>
-                <w:sz w:val="24"/>
-                <w:szCs w:val="24"/>
-                <w:lang w:val="en-US" w:eastAsia="zh-CN"/>
-              </w:rPr>
-            </w:pPr>
-            <w:r>
-              <w:rPr>
-                <w:rFonts w:hint="eastAsia" w:ascii="宋体" w:hAnsi="宋体" w:eastAsia="宋体" w:cs="宋体"/>
-                <w:b w:val="0"/>
-                <w:bCs w:val="0"/>
-                <w:sz w:val="24"/>
-                <w:szCs w:val="24"/>
-                <w:lang w:val="en-US" w:eastAsia="zh-CN"/>
-              </w:rPr>
-              <w:t>OpenClaw于2025年底开源，4个月内GitHub星标突破25万；PicoClaw由Sipeed团队用Go语言重写，内存仅约10MB，支持多架构；EchoAI项目在RV1106上实现了完整的语音/视觉AI功能。三者结合，有望打造兼具技术成熟度与创新性的边缘AI产品。</w:t>
-            </w:r>
-          </w:p>
-          <w:p>
-            <w:pPr>
-              <w:spacing w:line="360" w:lineRule="auto"/>
-              <w:rPr>
-                <w:rFonts w:hint="eastAsia" w:ascii="Times New Roman" w:hAnsi="Times New Roman" w:eastAsia="宋体" w:cs="Times New Roman"/>
+              <w:rPr>
                 <w:b/>
                 <w:bCs/>
                 <w:sz w:val="30"/>
                 <w:szCs w:val="30"/>
-                <w:lang w:val="en-US" w:eastAsia="zh-CN"/>
-              </w:rPr>
-            </w:pPr>
-            <w:r>
-              <w:rPr>
-                <w:rFonts w:hint="eastAsia" w:ascii="Times New Roman" w:hAnsi="Times New Roman" w:eastAsia="宋体" w:cs="Times New Roman"/>
+              </w:rPr>
+            </w:pPr>
+            <w:r>
+              <w:rPr>
+                <w:rFonts w:hint="eastAsia"/>
                 <w:b/>
                 <w:bCs/>
                 <w:sz w:val="30"/>
                 <w:szCs w:val="30"/>
               </w:rPr>
-              <w:t>二、项目研究目标及主要内容</w:t>
+              <w:t>2、项目研究目标及主要内容</w:t>
             </w:r>
           </w:p>
           <w:p>
             <w:pPr>
               <w:spacing w:line="360" w:lineRule="auto"/>
               <w:rPr>
-                <w:rFonts w:hint="default" w:ascii="Times New Roman" w:hAnsi="Times New Roman" w:eastAsia="宋体" w:cs="Times New Roman"/>
-                <w:b w:val="0"/>
-                <w:bCs w:val="0"/>
-                <w:sz w:val="24"/>
-                <w:szCs w:val="24"/>
-                <w:lang w:val="en-US" w:eastAsia="zh-CN"/>
-              </w:rPr>
-            </w:pPr>
-            <w:r>
-              <w:rPr>
-                <w:rFonts w:hint="default" w:ascii="Times New Roman" w:hAnsi="Times New Roman" w:eastAsia="宋体" w:cs="Times New Roman"/>
+                <w:sz w:val="24"/>
+              </w:rPr>
+            </w:pPr>
+            <w:r>
+              <w:rPr>
                 <w:b/>
                 <w:bCs/>
                 <w:sz w:val="24"/>
-                <w:szCs w:val="24"/>
-                <w:lang w:val="en-US" w:eastAsia="zh-CN"/>
-              </w:rPr>
-              <w:t>1、研究目标</w:t>
+              </w:rPr>
+              <w:t>研究目标</w:t>
+            </w:r>
+            <w:r>
+              <w:rPr>
+                <w:rFonts w:hint="eastAsia"/>
+                <w:b/>
+                <w:bCs/>
+                <w:sz w:val="24"/>
+              </w:rPr>
+              <w:t>：</w:t>
+            </w:r>
+          </w:p>
+          <w:p>
+            <w:pPr>
+              <w:spacing w:line="360" w:lineRule="auto"/>
+              <w:ind w:firstLine="480" w:firstLineChars="200"/>
+              <w:rPr>
+                <w:rFonts w:hint="eastAsia" w:ascii="宋体" w:hAnsi="宋体" w:cs="宋体"/>
+                <w:sz w:val="24"/>
+              </w:rPr>
+            </w:pPr>
+            <w:r>
+              <w:rPr>
+                <w:rFonts w:hint="eastAsia" w:ascii="宋体" w:hAnsi="宋体" w:cs="宋体"/>
+                <w:sz w:val="24"/>
+              </w:rPr>
+              <w:t>预期在RV1106平台上实现EchoAI技术栈与PicoClaw智能体框架的融合，构建"云端API + 本地双方案"架构，支持语音对话、物体检测、GUI交互和Agent任务执行。技术突破点包括：PicoClaw在RV1106上的首次部署适配、EchoAI技术栈（SenseVoice/YOLOv5/LVGL）与PicoClaw的深度集成、语音交互与Agent执行的闭环设计、双方案AI服务的智能切换机制。该装置可作为"AI桌面宠物"，用于学习桌面、智能家居控制、教育辅助和陪伴服务等场景。</w:t>
+            </w:r>
+          </w:p>
+          <w:p>
+            <w:pPr>
+              <w:spacing w:line="360" w:lineRule="auto"/>
+              <w:rPr>
+                <w:sz w:val="24"/>
+              </w:rPr>
+            </w:pPr>
+            <w:r>
+              <w:rPr>
+                <w:b/>
+                <w:bCs/>
+                <w:sz w:val="24"/>
+              </w:rPr>
+              <w:t>主要研究内容</w:t>
+            </w:r>
+            <w:r>
+              <w:rPr>
+                <w:rFonts w:hint="eastAsia"/>
+                <w:b/>
+                <w:bCs/>
+                <w:sz w:val="24"/>
+              </w:rPr>
+              <w:t>：</w:t>
+            </w:r>
+          </w:p>
+          <w:p>
+            <w:pPr>
+              <w:spacing w:line="360" w:lineRule="auto"/>
+              <w:ind w:firstLine="480" w:firstLineChars="200"/>
+              <w:rPr>
+                <w:rFonts w:hint="eastAsia" w:ascii="宋体" w:hAnsi="宋体" w:cs="宋体"/>
+                <w:sz w:val="24"/>
+              </w:rPr>
+            </w:pPr>
+            <w:r>
+              <w:rPr>
+                <w:rFonts w:hint="eastAsia" w:ascii="宋体" w:hAnsi="宋体" w:cs="宋体"/>
+                <w:sz w:val="24"/>
+              </w:rPr>
+              <w:t>本AI桌面助手由RV1106核心板、触摸屏、音频模块、摄像头和WiFi模块组成闭环控制系统。系统总体构成包括：</w:t>
+            </w:r>
+          </w:p>
+          <w:p>
+            <w:pPr>
+              <w:spacing w:line="360" w:lineRule="auto"/>
+              <w:ind w:firstLine="480" w:firstLineChars="200"/>
+              <w:rPr>
+                <w:rFonts w:hint="eastAsia" w:ascii="宋体" w:hAnsi="宋体" w:cs="宋体"/>
+                <w:sz w:val="24"/>
+              </w:rPr>
+            </w:pPr>
+            <w:r>
+              <w:rPr>
+                <w:rFonts w:hint="eastAsia" w:ascii="宋体" w:hAnsi="宋体" w:cs="宋体"/>
+                <w:b/>
+                <w:bCs/>
+                <w:sz w:val="24"/>
+              </w:rPr>
+              <w:t>（1）双方案AI服务</w:t>
+            </w:r>
+            <w:r>
+              <w:rPr>
+                <w:rFonts w:hint="eastAsia" w:ascii="宋体" w:hAnsi="宋体" w:cs="宋体"/>
+                <w:sz w:val="24"/>
+              </w:rPr>
+              <w:t>：采用云端API与本地PicoClaw+EchoAI相结合的架构。</w:t>
             </w:r>
           </w:p>
           <w:p>
@@ -4257,458 +4186,139 @@
               <w:spacing w:line="360" w:lineRule="auto"/>
               <w:ind w:firstLine="240" w:firstLineChars="100"/>
               <w:rPr>
-                <w:rFonts w:hint="eastAsia" w:ascii="宋体" w:hAnsi="宋体" w:eastAsia="宋体" w:cs="宋体"/>
-                <w:b w:val="0"/>
-                <w:bCs w:val="0"/>
-                <w:sz w:val="24"/>
-                <w:szCs w:val="24"/>
-                <w:lang w:val="en-US" w:eastAsia="zh-CN"/>
-              </w:rPr>
-            </w:pPr>
-            <w:r>
-              <w:rPr>
-                <w:rFonts w:hint="eastAsia" w:ascii="宋体" w:hAnsi="宋体" w:eastAsia="宋体" w:cs="宋体"/>
-                <w:b w:val="0"/>
-                <w:bCs w:val="0"/>
-                <w:sz w:val="24"/>
-                <w:szCs w:val="24"/>
-                <w:lang w:val="en-US" w:eastAsia="zh-CN"/>
-              </w:rPr>
-              <w:t>预期在RV1106平台上实现EchoAI技术栈与PicoClaw智能体框架的融合，构建"云端API + 本地双方案"架构，支持语音对话、物体检测、GUI交互和Agent任务执行。技术突破点包括：</w:t>
+                <w:rFonts w:hint="eastAsia" w:ascii="宋体" w:hAnsi="宋体" w:cs="宋体"/>
+                <w:sz w:val="24"/>
+              </w:rPr>
+            </w:pPr>
+            <w:r>
+              <w:rPr>
+                <w:rFonts w:hint="eastAsia" w:ascii="宋体" w:hAnsi="宋体" w:cs="宋体"/>
+                <w:sz w:val="24"/>
+              </w:rPr>
+              <w:t>EchoAI层：基于开源项目实现SenseVoice语音识别、YOLOv5物体检测、LVGL图形界面；PicoClaw层：Go语言编写的轻量化Agent框架，内存占用约10MB，单一静态二进制无运行时依赖；融合层：设计EchoAI与PicoClaw的通信接口，实现语音输入→AI处理→Agent执行→GUI反馈的完整闭环。</w:t>
             </w:r>
           </w:p>
           <w:p>
             <w:pPr>
               <w:spacing w:line="360" w:lineRule="auto"/>
-              <w:ind w:firstLine="240" w:firstLineChars="100"/>
-              <w:rPr>
-                <w:rFonts w:hint="eastAsia" w:ascii="宋体" w:hAnsi="宋体" w:eastAsia="宋体" w:cs="宋体"/>
-                <w:b w:val="0"/>
-                <w:bCs w:val="0"/>
-                <w:sz w:val="24"/>
-                <w:szCs w:val="24"/>
-                <w:lang w:val="en-US" w:eastAsia="zh-CN"/>
-              </w:rPr>
-            </w:pPr>
-            <w:r>
-              <w:rPr>
-                <w:rFonts w:hint="eastAsia" w:ascii="宋体" w:hAnsi="宋体" w:eastAsia="宋体" w:cs="宋体"/>
-                <w:b w:val="0"/>
-                <w:bCs w:val="0"/>
-                <w:sz w:val="24"/>
-                <w:szCs w:val="24"/>
-                <w:lang w:val="en-US" w:eastAsia="zh-CN"/>
-              </w:rPr>
-              <w:t>PicoClaw在RV1106上的首次部署适配</w:t>
+              <w:ind w:firstLine="480" w:firstLineChars="200"/>
+              <w:rPr>
+                <w:rFonts w:hint="eastAsia" w:ascii="宋体" w:hAnsi="宋体" w:cs="宋体"/>
+                <w:sz w:val="24"/>
+              </w:rPr>
+            </w:pPr>
+            <w:r>
+              <w:rPr>
+                <w:rFonts w:hint="eastAsia" w:ascii="宋体" w:hAnsi="宋体" w:cs="宋体"/>
+                <w:b/>
+                <w:bCs/>
+                <w:sz w:val="24"/>
+              </w:rPr>
+              <w:t>（2）嵌入式Linux控制</w:t>
+            </w:r>
+            <w:r>
+              <w:rPr>
+                <w:rFonts w:hint="eastAsia" w:ascii="宋体" w:hAnsi="宋体" w:cs="宋体"/>
+                <w:sz w:val="24"/>
+              </w:rPr>
+              <w:t>：基于Buildroot定制系统，集成音频驱动（PortAudio）、视频驱动（RKNN）、显示驱动（Framebuffer）。</w:t>
             </w:r>
           </w:p>
           <w:p>
             <w:pPr>
               <w:spacing w:line="360" w:lineRule="auto"/>
-              <w:ind w:firstLine="240" w:firstLineChars="100"/>
-              <w:rPr>
-                <w:rFonts w:hint="eastAsia" w:ascii="宋体" w:hAnsi="宋体" w:eastAsia="宋体" w:cs="宋体"/>
-                <w:b w:val="0"/>
-                <w:bCs w:val="0"/>
-                <w:sz w:val="24"/>
-                <w:szCs w:val="24"/>
-                <w:lang w:val="en-US" w:eastAsia="zh-CN"/>
-              </w:rPr>
-            </w:pPr>
-            <w:r>
-              <w:rPr>
-                <w:rFonts w:hint="eastAsia" w:ascii="宋体" w:hAnsi="宋体" w:eastAsia="宋体" w:cs="宋体"/>
-                <w:b w:val="0"/>
-                <w:bCs w:val="0"/>
-                <w:sz w:val="24"/>
-                <w:szCs w:val="24"/>
-                <w:lang w:val="en-US" w:eastAsia="zh-CN"/>
-              </w:rPr>
-              <w:t>EchoAI技术栈（SenseVoice/YOLOv5/LVGL）与PicoClaw的深度集成</w:t>
+              <w:ind w:firstLine="480" w:firstLineChars="200"/>
+              <w:rPr>
+                <w:rFonts w:hint="eastAsia" w:ascii="宋体" w:hAnsi="宋体" w:cs="宋体"/>
+                <w:sz w:val="24"/>
+              </w:rPr>
+            </w:pPr>
+            <w:r>
+              <w:rPr>
+                <w:rFonts w:hint="eastAsia" w:ascii="宋体" w:hAnsi="宋体" w:cs="宋体"/>
+                <w:b/>
+                <w:bCs/>
+                <w:sz w:val="24"/>
+              </w:rPr>
+              <w:t>（3）触摸屏显示</w:t>
+            </w:r>
+            <w:r>
+              <w:rPr>
+                <w:rFonts w:hint="eastAsia" w:ascii="宋体" w:hAnsi="宋体" w:cs="宋体"/>
+                <w:sz w:val="24"/>
+              </w:rPr>
+              <w:t>：采用LVGL v9.2图形框架，实现主界面、语音对话界面、物体检测画面、Agent状态显示等功能页面。</w:t>
             </w:r>
           </w:p>
           <w:p>
             <w:pPr>
               <w:spacing w:line="360" w:lineRule="auto"/>
-              <w:ind w:firstLine="240" w:firstLineChars="100"/>
-              <w:rPr>
-                <w:rFonts w:hint="eastAsia" w:ascii="宋体" w:hAnsi="宋体" w:eastAsia="宋体" w:cs="宋体"/>
-                <w:b w:val="0"/>
-                <w:bCs w:val="0"/>
-                <w:sz w:val="24"/>
-                <w:szCs w:val="24"/>
-                <w:lang w:val="en-US" w:eastAsia="zh-CN"/>
-              </w:rPr>
-            </w:pPr>
-            <w:r>
-              <w:rPr>
-                <w:rFonts w:hint="eastAsia" w:ascii="宋体" w:hAnsi="宋体" w:eastAsia="宋体" w:cs="宋体"/>
-                <w:b w:val="0"/>
-                <w:bCs w:val="0"/>
-                <w:sz w:val="24"/>
-                <w:szCs w:val="24"/>
-                <w:lang w:val="en-US" w:eastAsia="zh-CN"/>
-              </w:rPr>
-              <w:t>语音交互与Agent执行的闭环设计</w:t>
+              <w:ind w:firstLine="480" w:firstLineChars="200"/>
+              <w:rPr>
+                <w:rFonts w:hint="eastAsia" w:ascii="宋体" w:hAnsi="宋体" w:cs="宋体"/>
+                <w:b/>
+                <w:bCs/>
+                <w:sz w:val="24"/>
+              </w:rPr>
+            </w:pPr>
+            <w:r>
+              <w:rPr>
+                <w:rFonts w:hint="eastAsia" w:ascii="宋体" w:hAnsi="宋体" w:cs="宋体"/>
+                <w:b/>
+                <w:bCs/>
+                <w:sz w:val="24"/>
+              </w:rPr>
+              <w:t>（4）音频采集播放</w:t>
+            </w:r>
+            <w:r>
+              <w:rPr>
+                <w:rFonts w:hint="eastAsia" w:ascii="宋体" w:hAnsi="宋体" w:cs="宋体"/>
+                <w:sz w:val="24"/>
+              </w:rPr>
+              <w:t>：通过PortAudio实现麦克风音频采集（16kHz单声道），经Opus编码后通过WebSocket传输；接收服务器返回的音频流，解码后播放。</w:t>
             </w:r>
           </w:p>
           <w:p>
             <w:pPr>
               <w:spacing w:line="360" w:lineRule="auto"/>
-              <w:ind w:firstLine="240" w:firstLineChars="100"/>
-              <w:rPr>
-                <w:rFonts w:hint="eastAsia" w:ascii="宋体" w:hAnsi="宋体" w:eastAsia="宋体" w:cs="宋体"/>
-                <w:b w:val="0"/>
-                <w:bCs w:val="0"/>
-                <w:sz w:val="24"/>
-                <w:szCs w:val="24"/>
-                <w:lang w:val="en-US" w:eastAsia="zh-CN"/>
-              </w:rPr>
-            </w:pPr>
-            <w:r>
-              <w:rPr>
-                <w:rFonts w:hint="eastAsia" w:ascii="宋体" w:hAnsi="宋体" w:eastAsia="宋体" w:cs="宋体"/>
-                <w:b w:val="0"/>
-                <w:bCs w:val="0"/>
-                <w:sz w:val="24"/>
-                <w:szCs w:val="24"/>
-                <w:lang w:val="en-US" w:eastAsia="zh-CN"/>
-              </w:rPr>
-              <w:t>双方案AI服务的智能切换机制</w:t>
-            </w:r>
-          </w:p>
-          <w:p>
-            <w:pPr>
-              <w:spacing w:line="360" w:lineRule="auto"/>
-              <w:rPr>
-                <w:rFonts w:hint="eastAsia" w:ascii="宋体" w:hAnsi="宋体" w:eastAsia="宋体" w:cs="宋体"/>
-                <w:b w:val="0"/>
-                <w:bCs w:val="0"/>
-                <w:sz w:val="24"/>
-                <w:szCs w:val="24"/>
-                <w:lang w:val="en-US" w:eastAsia="zh-CN"/>
-              </w:rPr>
-            </w:pPr>
-            <w:r>
-              <w:rPr>
-                <w:rFonts w:hint="eastAsia" w:ascii="宋体" w:hAnsi="宋体" w:eastAsia="宋体" w:cs="宋体"/>
-                <w:b w:val="0"/>
-                <w:bCs w:val="0"/>
-                <w:sz w:val="24"/>
-                <w:szCs w:val="24"/>
-                <w:lang w:val="en-US" w:eastAsia="zh-CN"/>
-              </w:rPr>
-              <w:t>该装置可作为"AI桌面宠物"，用于学习桌面、智能家居控制、教育辅助和陪伴服务等场景。</w:t>
-            </w:r>
-          </w:p>
-          <w:p>
-            <w:pPr>
-              <w:spacing w:line="360" w:lineRule="auto"/>
-              <w:rPr>
-                <w:rFonts w:hint="default" w:ascii="Times New Roman" w:hAnsi="Times New Roman" w:eastAsia="宋体" w:cs="Times New Roman"/>
-                <w:b w:val="0"/>
-                <w:bCs w:val="0"/>
-                <w:sz w:val="24"/>
-                <w:szCs w:val="24"/>
-                <w:lang w:val="en-US" w:eastAsia="zh-CN"/>
-              </w:rPr>
-            </w:pPr>
-            <w:r>
-              <w:rPr>
-                <w:rFonts w:hint="default" w:ascii="Times New Roman" w:hAnsi="Times New Roman" w:eastAsia="宋体" w:cs="Times New Roman"/>
-                <w:b/>
-                <w:bCs/>
-                <w:sz w:val="24"/>
-                <w:szCs w:val="24"/>
-                <w:lang w:val="en-US" w:eastAsia="zh-CN"/>
-              </w:rPr>
-              <w:t>2、主要研究内容</w:t>
-            </w:r>
-          </w:p>
-          <w:p>
-            <w:pPr>
-              <w:spacing w:line="360" w:lineRule="auto"/>
-              <w:ind w:firstLine="240" w:firstLineChars="100"/>
-              <w:rPr>
-                <w:rFonts w:hint="eastAsia" w:ascii="宋体" w:hAnsi="宋体" w:eastAsia="宋体" w:cs="宋体"/>
-                <w:b w:val="0"/>
-                <w:bCs w:val="0"/>
-                <w:sz w:val="24"/>
-                <w:szCs w:val="24"/>
-                <w:lang w:val="en-US" w:eastAsia="zh-CN"/>
-              </w:rPr>
-            </w:pPr>
-            <w:r>
-              <w:rPr>
-                <w:rFonts w:hint="eastAsia" w:ascii="宋体" w:hAnsi="宋体" w:eastAsia="宋体" w:cs="宋体"/>
-                <w:b w:val="0"/>
-                <w:bCs w:val="0"/>
-                <w:sz w:val="24"/>
-                <w:szCs w:val="24"/>
-                <w:lang w:val="en-US" w:eastAsia="zh-CN"/>
-              </w:rPr>
-              <w:t>本AI桌面助手由RV1106核心板、触摸屏、音频模块、摄像头和WiFi模块组成闭环控制系统。系统总体构成包括：</w:t>
-            </w:r>
-          </w:p>
-          <w:p>
-            <w:pPr>
-              <w:spacing w:line="360" w:lineRule="auto"/>
-              <w:rPr>
-                <w:rFonts w:hint="eastAsia" w:ascii="宋体" w:hAnsi="宋体" w:eastAsia="宋体" w:cs="宋体"/>
-                <w:b w:val="0"/>
-                <w:bCs w:val="0"/>
-                <w:sz w:val="24"/>
-                <w:szCs w:val="24"/>
-                <w:lang w:val="en-US" w:eastAsia="zh-CN"/>
-              </w:rPr>
-            </w:pPr>
-            <w:r>
-              <w:rPr>
-                <w:rFonts w:hint="eastAsia" w:ascii="宋体" w:hAnsi="宋体" w:eastAsia="宋体" w:cs="宋体"/>
-                <w:b/>
-                <w:bCs/>
-                <w:sz w:val="24"/>
-                <w:szCs w:val="24"/>
-                <w:lang w:val="en-US" w:eastAsia="zh-CN"/>
-              </w:rPr>
-              <w:t>（1）双方案AI服务</w:t>
-            </w:r>
-            <w:r>
-              <w:rPr>
-                <w:rFonts w:hint="eastAsia" w:ascii="宋体" w:hAnsi="宋体" w:eastAsia="宋体" w:cs="宋体"/>
-                <w:b w:val="0"/>
-                <w:bCs w:val="0"/>
-                <w:sz w:val="24"/>
-                <w:szCs w:val="24"/>
-                <w:lang w:val="en-US" w:eastAsia="zh-CN"/>
-              </w:rPr>
-              <w:t>：采用云端API与本地PicoClaw+EchoAI相结合的架构。</w:t>
-            </w:r>
-          </w:p>
-          <w:p>
-            <w:pPr>
-              <w:spacing w:line="360" w:lineRule="auto"/>
-              <w:ind w:firstLine="240" w:firstLineChars="100"/>
-              <w:rPr>
-                <w:rFonts w:hint="eastAsia" w:ascii="宋体" w:hAnsi="宋体" w:eastAsia="宋体" w:cs="宋体"/>
-                <w:b w:val="0"/>
-                <w:bCs w:val="0"/>
-                <w:sz w:val="24"/>
-                <w:szCs w:val="24"/>
-                <w:lang w:val="en-US" w:eastAsia="zh-CN"/>
-              </w:rPr>
-            </w:pPr>
-            <w:r>
-              <w:rPr>
-                <w:rFonts w:hint="eastAsia" w:ascii="宋体" w:hAnsi="宋体" w:eastAsia="宋体" w:cs="宋体"/>
-                <w:b w:val="0"/>
-                <w:bCs w:val="0"/>
-                <w:sz w:val="24"/>
-                <w:szCs w:val="24"/>
-                <w:lang w:val="en-US" w:eastAsia="zh-CN"/>
-              </w:rPr>
-              <w:t>EchoAI层：基于开源项目实现SenseVoice语音识别、YOLOv5物体检测、LVGL图形界面</w:t>
-            </w:r>
-          </w:p>
-          <w:p>
-            <w:pPr>
-              <w:spacing w:line="360" w:lineRule="auto"/>
-              <w:ind w:firstLine="240" w:firstLineChars="100"/>
-              <w:rPr>
-                <w:rFonts w:hint="eastAsia" w:ascii="宋体" w:hAnsi="宋体" w:eastAsia="宋体" w:cs="宋体"/>
-                <w:b w:val="0"/>
-                <w:bCs w:val="0"/>
-                <w:sz w:val="24"/>
-                <w:szCs w:val="24"/>
-                <w:lang w:val="en-US" w:eastAsia="zh-CN"/>
-              </w:rPr>
-            </w:pPr>
-            <w:r>
-              <w:rPr>
-                <w:rFonts w:hint="eastAsia" w:ascii="宋体" w:hAnsi="宋体" w:eastAsia="宋体" w:cs="宋体"/>
-                <w:b w:val="0"/>
-                <w:bCs w:val="0"/>
-                <w:sz w:val="24"/>
-                <w:szCs w:val="24"/>
-                <w:lang w:val="en-US" w:eastAsia="zh-CN"/>
-              </w:rPr>
-              <w:t>PicoClaw层：Go语言编写的轻量化Agent框架，内存占用约10MB，单一静态二进制无运行时依赖</w:t>
-            </w:r>
-          </w:p>
-          <w:p>
-            <w:pPr>
-              <w:spacing w:line="360" w:lineRule="auto"/>
-              <w:ind w:firstLine="240" w:firstLineChars="100"/>
-              <w:rPr>
-                <w:rFonts w:hint="eastAsia" w:ascii="宋体" w:hAnsi="宋体" w:eastAsia="宋体" w:cs="宋体"/>
-                <w:b w:val="0"/>
-                <w:bCs w:val="0"/>
-                <w:sz w:val="24"/>
-                <w:szCs w:val="24"/>
-                <w:lang w:val="en-US" w:eastAsia="zh-CN"/>
-              </w:rPr>
-            </w:pPr>
-            <w:r>
-              <w:rPr>
-                <w:rFonts w:hint="eastAsia" w:ascii="宋体" w:hAnsi="宋体" w:eastAsia="宋体" w:cs="宋体"/>
-                <w:b w:val="0"/>
-                <w:bCs w:val="0"/>
-                <w:sz w:val="24"/>
-                <w:szCs w:val="24"/>
-                <w:lang w:val="en-US" w:eastAsia="zh-CN"/>
-              </w:rPr>
-              <w:t>融合层：设计EchoAI与PicoClaw的通信接口，实现语音输入→AI处理→Agent执行→GUI反馈的完整闭环</w:t>
-            </w:r>
-          </w:p>
-          <w:p>
-            <w:pPr>
-              <w:spacing w:line="360" w:lineRule="auto"/>
-              <w:rPr>
-                <w:rFonts w:hint="eastAsia" w:ascii="宋体" w:hAnsi="宋体" w:eastAsia="宋体" w:cs="宋体"/>
-                <w:b w:val="0"/>
-                <w:bCs w:val="0"/>
-                <w:sz w:val="24"/>
-                <w:szCs w:val="24"/>
-                <w:lang w:val="en-US" w:eastAsia="zh-CN"/>
-              </w:rPr>
-            </w:pPr>
-            <w:r>
-              <w:rPr>
-                <w:rFonts w:hint="eastAsia" w:ascii="宋体" w:hAnsi="宋体" w:eastAsia="宋体" w:cs="宋体"/>
-                <w:b/>
-                <w:bCs/>
-                <w:sz w:val="24"/>
-                <w:szCs w:val="24"/>
-                <w:lang w:val="en-US" w:eastAsia="zh-CN"/>
-              </w:rPr>
-              <w:t>（2）嵌入式Linux控制</w:t>
-            </w:r>
-            <w:r>
-              <w:rPr>
-                <w:rFonts w:hint="eastAsia" w:ascii="宋体" w:hAnsi="宋体" w:eastAsia="宋体" w:cs="宋体"/>
-                <w:b w:val="0"/>
-                <w:bCs w:val="0"/>
-                <w:sz w:val="24"/>
-                <w:szCs w:val="24"/>
-                <w:lang w:val="en-US" w:eastAsia="zh-CN"/>
-              </w:rPr>
-              <w:t>：基于Buildroot定制系统，集成音频驱动（PortAudio）、视频驱动（RKNN）、显示驱动（Framebuffer）。</w:t>
-            </w:r>
-          </w:p>
-          <w:p>
-            <w:pPr>
-              <w:spacing w:line="360" w:lineRule="auto"/>
-              <w:rPr>
-                <w:rFonts w:hint="eastAsia" w:ascii="宋体" w:hAnsi="宋体" w:eastAsia="宋体" w:cs="宋体"/>
-                <w:b w:val="0"/>
-                <w:bCs w:val="0"/>
-                <w:sz w:val="24"/>
-                <w:szCs w:val="24"/>
-                <w:lang w:val="en-US" w:eastAsia="zh-CN"/>
-              </w:rPr>
-            </w:pPr>
-            <w:r>
-              <w:rPr>
-                <w:rFonts w:hint="eastAsia" w:ascii="宋体" w:hAnsi="宋体" w:eastAsia="宋体" w:cs="宋体"/>
-                <w:b/>
-                <w:bCs/>
-                <w:sz w:val="24"/>
-                <w:szCs w:val="24"/>
-                <w:lang w:val="en-US" w:eastAsia="zh-CN"/>
-              </w:rPr>
-              <w:t>（3）触摸屏显示</w:t>
-            </w:r>
-            <w:r>
-              <w:rPr>
-                <w:rFonts w:hint="eastAsia" w:ascii="宋体" w:hAnsi="宋体" w:eastAsia="宋体" w:cs="宋体"/>
-                <w:b w:val="0"/>
-                <w:bCs w:val="0"/>
-                <w:sz w:val="24"/>
-                <w:szCs w:val="24"/>
-                <w:lang w:val="en-US" w:eastAsia="zh-CN"/>
-              </w:rPr>
-              <w:t>：采用LVGL v9.2图形框架，实现主界面、语音对话界面、物体检测画面、Agent状态显示等功能页面。</w:t>
-            </w:r>
-          </w:p>
-          <w:p>
-            <w:pPr>
-              <w:spacing w:line="360" w:lineRule="auto"/>
-              <w:rPr>
-                <w:rFonts w:hint="eastAsia" w:ascii="宋体" w:hAnsi="宋体" w:eastAsia="宋体" w:cs="宋体"/>
-                <w:b/>
-                <w:bCs/>
-                <w:sz w:val="24"/>
-                <w:szCs w:val="24"/>
-                <w:lang w:val="en-US" w:eastAsia="zh-CN"/>
-              </w:rPr>
-            </w:pPr>
-            <w:r>
-              <w:rPr>
-                <w:rFonts w:hint="eastAsia" w:ascii="宋体" w:hAnsi="宋体" w:eastAsia="宋体" w:cs="宋体"/>
-                <w:b/>
-                <w:bCs/>
-                <w:sz w:val="24"/>
-                <w:szCs w:val="24"/>
-                <w:lang w:val="en-US" w:eastAsia="zh-CN"/>
-              </w:rPr>
-              <w:t>（4）音频采集播放</w:t>
-            </w:r>
-            <w:r>
-              <w:rPr>
-                <w:rFonts w:hint="eastAsia" w:ascii="宋体" w:hAnsi="宋体" w:eastAsia="宋体" w:cs="宋体"/>
-                <w:b w:val="0"/>
-                <w:bCs w:val="0"/>
-                <w:sz w:val="24"/>
-                <w:szCs w:val="24"/>
-                <w:lang w:val="en-US" w:eastAsia="zh-CN"/>
-              </w:rPr>
-              <w:t>：通过PortAudio实现麦克风音频采集（16kHz单声道），经Opus编码后通过WebSocket传输；接收服务器返回的音频流，解码后播放。</w:t>
-            </w:r>
-          </w:p>
-          <w:p>
-            <w:pPr>
-              <w:spacing w:line="360" w:lineRule="auto"/>
-              <w:rPr>
-                <w:rFonts w:hint="eastAsia" w:ascii="宋体" w:hAnsi="宋体" w:eastAsia="宋体" w:cs="宋体"/>
+              <w:rPr>
+                <w:rFonts w:hint="eastAsia" w:ascii="宋体" w:hAnsi="宋体" w:cs="宋体"/>
                 <w:sz w:val="30"/>
                 <w:szCs w:val="30"/>
               </w:rPr>
             </w:pPr>
             <w:r>
               <w:rPr>
-                <w:rFonts w:hint="eastAsia" w:ascii="Times New Roman" w:hAnsi="Times New Roman" w:eastAsia="宋体" w:cs="Times New Roman"/>
+                <w:rFonts w:hint="eastAsia"/>
                 <w:b/>
                 <w:bCs/>
                 <w:sz w:val="30"/>
                 <w:szCs w:val="30"/>
               </w:rPr>
-              <w:t>三、项目创新特色概述</w:t>
+              <w:t>3、项目创新特色概述</w:t>
             </w:r>
           </w:p>
           <w:p>
             <w:pPr>
               <w:spacing w:line="360" w:lineRule="auto"/>
-              <w:rPr>
-                <w:rFonts w:hint="eastAsia" w:ascii="宋体" w:hAnsi="宋体" w:eastAsia="宋体" w:cs="宋体"/>
-                <w:b w:val="0"/>
-                <w:bCs w:val="0"/>
-                <w:sz w:val="24"/>
-              </w:rPr>
-            </w:pPr>
-            <w:r>
-              <w:rPr>
-                <w:rFonts w:hint="eastAsia" w:ascii="宋体" w:hAnsi="宋体" w:eastAsia="宋体" w:cs="宋体"/>
+              <w:ind w:firstLine="480" w:firstLineChars="200"/>
+              <w:rPr>
+                <w:rFonts w:hint="eastAsia" w:ascii="宋体" w:hAnsi="宋体" w:cs="宋体"/>
+                <w:sz w:val="24"/>
+              </w:rPr>
+            </w:pPr>
+            <w:r>
+              <w:rPr>
+                <w:rFonts w:hint="eastAsia" w:ascii="宋体" w:hAnsi="宋体" w:cs="宋体"/>
                 <w:b/>
                 <w:bCs/>
                 <w:sz w:val="24"/>
               </w:rPr>
-              <w:t>1. 技术融合创新</w:t>
-            </w:r>
-            <w:r>
-              <w:rPr>
-                <w:rFonts w:hint="eastAsia" w:ascii="宋体" w:hAnsi="宋体" w:eastAsia="宋体" w:cs="宋体"/>
-                <w:b w:val="0"/>
-                <w:bCs w:val="0"/>
+              <w:t>（1）技术融合创新</w:t>
+            </w:r>
+            <w:r>
+              <w:rPr>
+                <w:rFonts w:hint="eastAsia" w:ascii="宋体" w:hAnsi="宋体" w:cs="宋体"/>
                 <w:sz w:val="24"/>
               </w:rPr>
               <w:t>：将开源EchoAI技术栈（SenseVoice/YOLOv5/LVGL）与PicoClaw轻量化Agent框架深度融合，实现"能看、能听、能思考、能执行"的多模态AI桌面宠物。</w:t>
@@ -4717,27 +4327,24 @@
           <w:p>
             <w:pPr>
               <w:spacing w:line="360" w:lineRule="auto"/>
-              <w:rPr>
-                <w:rFonts w:hint="eastAsia" w:ascii="宋体" w:hAnsi="宋体" w:eastAsia="宋体" w:cs="宋体"/>
-                <w:b w:val="0"/>
-                <w:bCs w:val="0"/>
-                <w:sz w:val="24"/>
-              </w:rPr>
-            </w:pPr>
-            <w:r>
-              <w:rPr>
-                <w:rFonts w:hint="eastAsia" w:ascii="宋体" w:hAnsi="宋体" w:eastAsia="宋体" w:cs="宋体"/>
+              <w:ind w:firstLine="480" w:firstLineChars="200"/>
+              <w:rPr>
+                <w:rFonts w:hint="eastAsia" w:ascii="宋体" w:hAnsi="宋体" w:cs="宋体"/>
+                <w:sz w:val="24"/>
+              </w:rPr>
+            </w:pPr>
+            <w:r>
+              <w:rPr>
+                <w:rFonts w:hint="eastAsia" w:ascii="宋体" w:hAnsi="宋体" w:cs="宋体"/>
                 <w:b/>
                 <w:bCs/>
                 <w:sz w:val="24"/>
               </w:rPr>
-              <w:t>2. 双方案架构设计</w:t>
-            </w:r>
-            <w:r>
-              <w:rPr>
-                <w:rFonts w:hint="eastAsia" w:ascii="宋体" w:hAnsi="宋体" w:eastAsia="宋体" w:cs="宋体"/>
-                <w:b w:val="0"/>
-                <w:bCs w:val="0"/>
+              <w:t>（2）双方案架构设计</w:t>
+            </w:r>
+            <w:r>
+              <w:rPr>
+                <w:rFonts w:hint="eastAsia" w:ascii="宋体" w:hAnsi="宋体" w:cs="宋体"/>
                 <w:sz w:val="24"/>
               </w:rPr>
               <w:t>：采用"云端API保底 + 本地PicoClaw+EchoAI增强"的双方案架构，既保证云端方案的稳定性和功能丰富性，又具备本地方案的隐私性、离线可用性和低延迟响应。</w:t>
@@ -4746,27 +4353,24 @@
           <w:p>
             <w:pPr>
               <w:spacing w:line="360" w:lineRule="auto"/>
-              <w:rPr>
-                <w:rFonts w:hint="eastAsia" w:ascii="宋体" w:hAnsi="宋体" w:eastAsia="宋体" w:cs="宋体"/>
-                <w:b w:val="0"/>
-                <w:bCs w:val="0"/>
-                <w:sz w:val="24"/>
-              </w:rPr>
-            </w:pPr>
-            <w:r>
-              <w:rPr>
-                <w:rFonts w:hint="eastAsia" w:ascii="宋体" w:hAnsi="宋体" w:eastAsia="宋体" w:cs="宋体"/>
+              <w:ind w:firstLine="480" w:firstLineChars="200"/>
+              <w:rPr>
+                <w:rFonts w:hint="eastAsia" w:ascii="宋体" w:hAnsi="宋体" w:cs="宋体"/>
+                <w:sz w:val="24"/>
+              </w:rPr>
+            </w:pPr>
+            <w:r>
+              <w:rPr>
+                <w:rFonts w:hint="eastAsia" w:ascii="宋体" w:hAnsi="宋体" w:cs="宋体"/>
                 <w:b/>
                 <w:bCs/>
                 <w:sz w:val="24"/>
               </w:rPr>
-              <w:t>3. 国产芯片突破</w:t>
-            </w:r>
-            <w:r>
-              <w:rPr>
-                <w:rFonts w:hint="eastAsia" w:ascii="宋体" w:hAnsi="宋体" w:eastAsia="宋体" w:cs="宋体"/>
-                <w:b w:val="0"/>
-                <w:bCs w:val="0"/>
+              <w:t>（3）国产芯片突破</w:t>
+            </w:r>
+            <w:r>
+              <w:rPr>
+                <w:rFonts w:hint="eastAsia" w:ascii="宋体" w:hAnsi="宋体" w:cs="宋体"/>
                 <w:sz w:val="24"/>
               </w:rPr>
               <w:t>：在RV1106国产芯片（256MB RAM）上首次实现PicoClaw与完整AI技术栈的部署，验证边缘端轻量化AI智能体的可行性。</w:t>
@@ -4775,27 +4379,24 @@
           <w:p>
             <w:pPr>
               <w:spacing w:line="360" w:lineRule="auto"/>
-              <w:rPr>
-                <w:rFonts w:hint="eastAsia" w:ascii="宋体" w:hAnsi="宋体" w:eastAsia="宋体" w:cs="宋体"/>
-                <w:b w:val="0"/>
-                <w:bCs w:val="0"/>
-                <w:sz w:val="24"/>
-              </w:rPr>
-            </w:pPr>
-            <w:r>
-              <w:rPr>
-                <w:rFonts w:hint="eastAsia" w:ascii="宋体" w:hAnsi="宋体" w:eastAsia="宋体" w:cs="宋体"/>
+              <w:ind w:firstLine="480" w:firstLineChars="200"/>
+              <w:rPr>
+                <w:rFonts w:hint="eastAsia" w:ascii="宋体" w:hAnsi="宋体" w:cs="宋体"/>
+                <w:sz w:val="24"/>
+              </w:rPr>
+            </w:pPr>
+            <w:r>
+              <w:rPr>
+                <w:rFonts w:hint="eastAsia" w:ascii="宋体" w:hAnsi="宋体" w:cs="宋体"/>
                 <w:b/>
                 <w:bCs/>
                 <w:sz w:val="24"/>
               </w:rPr>
-              <w:t>4. "养龙虾"概念落地</w:t>
-            </w:r>
-            <w:r>
-              <w:rPr>
-                <w:rFonts w:hint="eastAsia" w:ascii="宋体" w:hAnsi="宋体" w:eastAsia="宋体" w:cs="宋体"/>
-                <w:b w:val="0"/>
-                <w:bCs w:val="0"/>
+              <w:t>（4）"养龙虾"概念落地</w:t>
+            </w:r>
+            <w:r>
+              <w:rPr>
+                <w:rFonts w:hint="eastAsia" w:ascii="宋体" w:hAnsi="宋体" w:cs="宋体"/>
                 <w:sz w:val="24"/>
               </w:rPr>
               <w:t>：以"AI桌面宠物"形式包装技术实现，支持语音交互、物体识别反馈、Agent任务执行，打造"动嘴养龙虾"的创新用户体验。</w:t>
@@ -4805,46 +4406,42 @@
             <w:pPr>
               <w:spacing w:line="360" w:lineRule="auto"/>
               <w:rPr>
-                <w:rFonts w:hint="eastAsia" w:ascii="Times New Roman" w:hAnsi="Times New Roman" w:eastAsia="宋体" w:cs="Times New Roman"/>
                 <w:sz w:val="30"/>
                 <w:szCs w:val="30"/>
               </w:rPr>
             </w:pPr>
             <w:r>
               <w:rPr>
-                <w:rFonts w:hint="eastAsia" w:ascii="Times New Roman" w:hAnsi="Times New Roman" w:eastAsia="宋体" w:cs="Times New Roman"/>
+                <w:rFonts w:hint="eastAsia"/>
                 <w:b/>
                 <w:bCs/>
                 <w:sz w:val="30"/>
                 <w:szCs w:val="30"/>
               </w:rPr>
-              <w:t>四、项目研究技术路线</w:t>
+              <w:t>4、项目研究技术路线</w:t>
             </w:r>
           </w:p>
           <w:p>
             <w:pPr>
               <w:spacing w:line="360" w:lineRule="auto"/>
-              <w:rPr>
-                <w:rFonts w:hint="eastAsia" w:ascii="宋体" w:hAnsi="宋体" w:eastAsia="宋体" w:cs="宋体"/>
-                <w:b w:val="0"/>
-                <w:bCs w:val="0"/>
-                <w:sz w:val="24"/>
-              </w:rPr>
-            </w:pPr>
-            <w:r>
-              <w:rPr>
-                <w:rFonts w:hint="eastAsia" w:ascii="宋体" w:hAnsi="宋体" w:eastAsia="宋体" w:cs="宋体"/>
+              <w:ind w:firstLine="480" w:firstLineChars="200"/>
+              <w:rPr>
+                <w:rFonts w:hint="eastAsia" w:ascii="宋体" w:hAnsi="宋体" w:cs="宋体"/>
+                <w:sz w:val="24"/>
+              </w:rPr>
+            </w:pPr>
+            <w:r>
+              <w:rPr>
+                <w:rFonts w:hint="eastAsia" w:ascii="宋体" w:hAnsi="宋体" w:cs="宋体"/>
                 <w:b/>
                 <w:bCs/>
                 <w:sz w:val="24"/>
               </w:rPr>
-              <w:t>1. 软硬件结合、实践与仿真结合：</w:t>
-            </w:r>
-            <w:r>
-              <w:rPr>
-                <w:rFonts w:hint="eastAsia" w:ascii="宋体" w:hAnsi="宋体" w:eastAsia="宋体" w:cs="宋体"/>
-                <w:b w:val="0"/>
-                <w:bCs w:val="0"/>
+              <w:t>（1） 软硬件结合、实践与仿真结合。</w:t>
+            </w:r>
+            <w:r>
+              <w:rPr>
+                <w:rFonts w:hint="eastAsia" w:ascii="宋体" w:hAnsi="宋体" w:cs="宋体"/>
                 <w:sz w:val="24"/>
               </w:rPr>
               <w:t>使用Keil/VS Code配合Ubuntu（WSL2/虚拟机）进行嵌入式编程，使用Proteus进行仿真调试。使用Python进行EchoAI服务端开发，使用Go语言进行PicoClaw集成，使用MATLAB进行参数调优。</w:t>
@@ -4853,27 +4450,24 @@
           <w:p>
             <w:pPr>
               <w:spacing w:line="360" w:lineRule="auto"/>
-              <w:rPr>
-                <w:rFonts w:hint="eastAsia" w:ascii="宋体" w:hAnsi="宋体" w:eastAsia="宋体" w:cs="宋体"/>
-                <w:b w:val="0"/>
-                <w:bCs w:val="0"/>
-                <w:sz w:val="24"/>
-              </w:rPr>
-            </w:pPr>
-            <w:r>
-              <w:rPr>
-                <w:rFonts w:hint="eastAsia" w:ascii="宋体" w:hAnsi="宋体" w:eastAsia="宋体" w:cs="宋体"/>
+              <w:ind w:firstLine="480" w:firstLineChars="200"/>
+              <w:rPr>
+                <w:rFonts w:ascii="宋体" w:hAnsi="宋体" w:cs="宋体"/>
+                <w:sz w:val="24"/>
+              </w:rPr>
+            </w:pPr>
+            <w:r>
+              <w:rPr>
+                <w:rFonts w:hint="eastAsia" w:ascii="宋体" w:hAnsi="宋体" w:cs="宋体"/>
                 <w:b/>
                 <w:bCs/>
                 <w:sz w:val="24"/>
               </w:rPr>
-              <w:t>2. 方案规划与架构选择：</w:t>
-            </w:r>
-            <w:r>
-              <w:rPr>
-                <w:rFonts w:hint="eastAsia" w:ascii="宋体" w:hAnsi="宋体" w:eastAsia="宋体" w:cs="宋体"/>
-                <w:b w:val="0"/>
-                <w:bCs w:val="0"/>
+              <w:t>（2）方案规划与架构选择。</w:t>
+            </w:r>
+            <w:r>
+              <w:rPr>
+                <w:rFonts w:hint="eastAsia" w:ascii="宋体" w:hAnsi="宋体" w:cs="宋体"/>
                 <w:sz w:val="24"/>
               </w:rPr>
               <w:t>在成本可控的前提下为系统选择最优架构。采用双方案架构：</w:t>
@@ -4882,50 +4476,43 @@
           <w:p>
             <w:pPr>
               <w:spacing w:line="360" w:lineRule="auto"/>
-              <w:ind w:firstLine="240" w:firstLineChars="100"/>
-              <w:rPr>
-                <w:rFonts w:hint="eastAsia" w:ascii="宋体" w:hAnsi="宋体" w:eastAsia="宋体" w:cs="宋体"/>
-                <w:b w:val="0"/>
-                <w:bCs w:val="0"/>
-                <w:sz w:val="24"/>
-              </w:rPr>
-            </w:pPr>
-            <w:r>
-              <w:rPr>
-                <w:rFonts w:hint="eastAsia" w:ascii="宋体" w:hAnsi="宋体" w:eastAsia="宋体" w:cs="宋体"/>
-                <w:b w:val="0"/>
-                <w:bCs w:val="0"/>
-                <w:sz w:val="24"/>
-              </w:rPr>
-              <w:t>云端方案：阿里云DashScope API提供语音识别（SenseVoice）、大语言模型对话（Tongyi Qianwen）、语音合成（CosyVoice）</w:t>
+              <w:ind w:firstLine="480" w:firstLineChars="200"/>
+              <w:rPr>
+                <w:rFonts w:ascii="宋体" w:hAnsi="宋体" w:cs="宋体"/>
+                <w:sz w:val="24"/>
+              </w:rPr>
+            </w:pPr>
+            <w:r>
+              <w:rPr>
+                <w:rFonts w:hint="eastAsia" w:ascii="宋体" w:hAnsi="宋体" w:cs="宋体"/>
+                <w:sz w:val="24"/>
+              </w:rPr>
+              <w:t>云端方案：阿里云DashScope API提供语音识别（SenseVoice）、大语言模型对话（Tongyi Qianwen）、语音合成（CosyVoice）；</w:t>
             </w:r>
           </w:p>
           <w:p>
             <w:pPr>
               <w:spacing w:line="360" w:lineRule="auto"/>
-              <w:ind w:firstLine="240" w:firstLineChars="100"/>
-              <w:rPr>
-                <w:rFonts w:hint="eastAsia" w:ascii="宋体" w:hAnsi="宋体" w:eastAsia="宋体" w:cs="宋体"/>
-                <w:b w:val="0"/>
-                <w:bCs w:val="0"/>
-                <w:sz w:val="24"/>
-              </w:rPr>
-            </w:pPr>
-            <w:r>
-              <w:rPr>
-                <w:rFonts w:hint="eastAsia" w:ascii="宋体" w:hAnsi="宋体" w:eastAsia="宋体" w:cs="宋体"/>
-                <w:b w:val="0"/>
-                <w:bCs w:val="0"/>
-                <w:sz w:val="24"/>
-              </w:rPr>
-              <w:t>本地方案：PicoClaw Agent + EchoAI技术栈（SenseVoice本地模型 + YOLOv5 RKNN推理 + LVGL GUI）</w:t>
+              <w:ind w:firstLine="480" w:firstLineChars="200"/>
+              <w:rPr>
+                <w:rFonts w:hint="eastAsia" w:ascii="宋体" w:hAnsi="宋体" w:cs="宋体"/>
+                <w:sz w:val="24"/>
+              </w:rPr>
+            </w:pPr>
+            <w:r>
+              <w:rPr>
+                <w:rFonts w:hint="eastAsia" w:ascii="宋体" w:hAnsi="宋体" w:cs="宋体"/>
+                <w:sz w:val="24"/>
+              </w:rPr>
+              <w:t>本地方案：PicoClaw Agent + EchoAI技术栈（SenseVoice本地模型 + YOLOv5 RKNN推理 + LVGL GUI）。</w:t>
             </w:r>
           </w:p>
           <w:p>
             <w:pPr>
               <w:spacing w:line="360" w:lineRule="auto"/>
-              <w:rPr>
-                <w:rFonts w:hint="eastAsia" w:ascii="宋体" w:hAnsi="宋体" w:eastAsia="宋体" w:cs="宋体"/>
+              <w:ind w:firstLine="480" w:firstLineChars="200"/>
+              <w:rPr>
+                <w:rFonts w:ascii="宋体" w:hAnsi="宋体" w:cs="宋体"/>
                 <w:b/>
                 <w:bCs/>
                 <w:sz w:val="24"/>
@@ -4933,103 +4520,88 @@
             </w:pPr>
             <w:r>
               <w:rPr>
-                <w:rFonts w:hint="eastAsia" w:ascii="宋体" w:hAnsi="宋体" w:eastAsia="宋体" w:cs="宋体"/>
+                <w:rFonts w:hint="eastAsia" w:ascii="宋体" w:hAnsi="宋体" w:cs="宋体"/>
                 <w:b/>
                 <w:bCs/>
                 <w:sz w:val="24"/>
               </w:rPr>
-              <w:t>3. EchoAI技术实现：</w:t>
+              <w:t>（3）EchoAI技术实现。</w:t>
             </w:r>
           </w:p>
           <w:p>
             <w:pPr>
               <w:spacing w:line="360" w:lineRule="auto"/>
-              <w:ind w:firstLine="240" w:firstLineChars="100"/>
-              <w:rPr>
-                <w:rFonts w:hint="eastAsia" w:ascii="宋体" w:hAnsi="宋体" w:eastAsia="宋体" w:cs="宋体"/>
-                <w:b w:val="0"/>
-                <w:bCs w:val="0"/>
-                <w:sz w:val="24"/>
-              </w:rPr>
-            </w:pPr>
-            <w:r>
-              <w:rPr>
-                <w:rFonts w:hint="eastAsia" w:ascii="宋体" w:hAnsi="宋体" w:eastAsia="宋体" w:cs="宋体"/>
-                <w:b w:val="0"/>
-                <w:bCs w:val="0"/>
-                <w:sz w:val="24"/>
-              </w:rPr>
-              <w:t>语音识别：集成SenseVoice开源模型，实现本地ASR</w:t>
+              <w:ind w:firstLine="480" w:firstLineChars="200"/>
+              <w:rPr>
+                <w:rFonts w:hint="eastAsia" w:ascii="宋体" w:hAnsi="宋体" w:cs="宋体"/>
+                <w:sz w:val="24"/>
+              </w:rPr>
+            </w:pPr>
+            <w:r>
+              <w:rPr>
+                <w:rFonts w:hint="eastAsia" w:ascii="宋体" w:hAnsi="宋体" w:cs="宋体"/>
+                <w:sz w:val="24"/>
+              </w:rPr>
+              <w:t>语音识别：集成SenseVoice开源模型，实现本地ASR；</w:t>
             </w:r>
           </w:p>
           <w:p>
             <w:pPr>
               <w:spacing w:line="360" w:lineRule="auto"/>
-              <w:ind w:firstLine="240" w:firstLineChars="100"/>
-              <w:rPr>
-                <w:rFonts w:hint="eastAsia" w:ascii="宋体" w:hAnsi="宋体" w:eastAsia="宋体" w:cs="宋体"/>
-                <w:b w:val="0"/>
-                <w:bCs w:val="0"/>
-                <w:sz w:val="24"/>
-              </w:rPr>
-            </w:pPr>
-            <w:r>
-              <w:rPr>
-                <w:rFonts w:hint="eastAsia" w:ascii="宋体" w:hAnsi="宋体" w:eastAsia="宋体" w:cs="宋体"/>
-                <w:b w:val="0"/>
-                <w:bCs w:val="0"/>
-                <w:sz w:val="24"/>
-              </w:rPr>
-              <w:t>物体检测：YOLOv5模型转换为RKNN格式，在NPU上加速推理</w:t>
+              <w:ind w:firstLine="480" w:firstLineChars="200"/>
+              <w:rPr>
+                <w:rFonts w:ascii="宋体" w:hAnsi="宋体" w:cs="宋体"/>
+                <w:sz w:val="24"/>
+              </w:rPr>
+            </w:pPr>
+            <w:r>
+              <w:rPr>
+                <w:rFonts w:hint="eastAsia" w:ascii="宋体" w:hAnsi="宋体" w:cs="宋体"/>
+                <w:sz w:val="24"/>
+              </w:rPr>
+              <w:t>物体检测：YOLOv5模型转换为RKNN格式，在NPU上加速推理；</w:t>
             </w:r>
           </w:p>
           <w:p>
             <w:pPr>
               <w:spacing w:line="360" w:lineRule="auto"/>
-              <w:ind w:firstLine="240" w:firstLineChars="100"/>
-              <w:rPr>
-                <w:rFonts w:hint="eastAsia" w:ascii="宋体" w:hAnsi="宋体" w:eastAsia="宋体" w:cs="宋体"/>
-                <w:b w:val="0"/>
-                <w:bCs w:val="0"/>
-                <w:sz w:val="24"/>
-              </w:rPr>
-            </w:pPr>
-            <w:r>
-              <w:rPr>
-                <w:rFonts w:hint="eastAsia" w:ascii="宋体" w:hAnsi="宋体" w:eastAsia="宋体" w:cs="宋体"/>
-                <w:b w:val="0"/>
-                <w:bCs w:val="0"/>
-                <w:sz w:val="24"/>
-              </w:rPr>
-              <w:t>图形界面：LVGL v9.2实现多页面导航系统</w:t>
+              <w:ind w:firstLine="480" w:firstLineChars="200"/>
+              <w:rPr>
+                <w:rFonts w:ascii="宋体" w:hAnsi="宋体" w:cs="宋体"/>
+                <w:sz w:val="24"/>
+              </w:rPr>
+            </w:pPr>
+            <w:r>
+              <w:rPr>
+                <w:rFonts w:hint="eastAsia" w:ascii="宋体" w:hAnsi="宋体" w:cs="宋体"/>
+                <w:sz w:val="24"/>
+              </w:rPr>
+              <w:t>图形界面：LVGL v9.2实现多页面导航系统；</w:t>
             </w:r>
           </w:p>
           <w:p>
             <w:pPr>
               <w:spacing w:line="360" w:lineRule="auto"/>
-              <w:ind w:firstLine="240" w:firstLineChars="100"/>
-              <w:rPr>
-                <w:rFonts w:hint="eastAsia" w:ascii="宋体" w:hAnsi="宋体" w:eastAsia="宋体" w:cs="宋体"/>
-                <w:b w:val="0"/>
-                <w:bCs w:val="0"/>
-                <w:sz w:val="24"/>
-              </w:rPr>
-            </w:pPr>
-            <w:r>
-              <w:rPr>
-                <w:rFonts w:hint="eastAsia" w:ascii="宋体" w:hAnsi="宋体" w:eastAsia="宋体" w:cs="宋体"/>
-                <w:b w:val="0"/>
-                <w:bCs w:val="0"/>
-                <w:sz w:val="24"/>
-              </w:rPr>
-              <w:t>通信协议：WebSocket + JSON + Opus音频流传输</w:t>
+              <w:ind w:firstLine="480" w:firstLineChars="200"/>
+              <w:rPr>
+                <w:rFonts w:hint="eastAsia" w:ascii="宋体" w:hAnsi="宋体" w:cs="宋体"/>
+                <w:sz w:val="24"/>
+              </w:rPr>
+            </w:pPr>
+            <w:r>
+              <w:rPr>
+                <w:rFonts w:hint="eastAsia" w:ascii="宋体" w:hAnsi="宋体" w:cs="宋体"/>
+                <w:sz w:val="24"/>
+              </w:rPr>
+              <w:t>通信协议：WebSocket + JSON + Opus音频流传输。</w:t>
             </w:r>
           </w:p>
           <w:p>
             <w:pPr>
               <w:spacing w:line="360" w:lineRule="auto"/>
-              <w:rPr>
-                <w:rFonts w:hint="eastAsia" w:ascii="宋体" w:hAnsi="宋体" w:eastAsia="宋体" w:cs="宋体"/>
+              <w:ind w:firstLine="480" w:firstLineChars="200"/>
+              <w:rPr>
+                <w:rFonts w:hint="eastAsia" w:ascii="宋体" w:hAnsi="宋体" w:cs="宋体"/>
                 <w:b/>
                 <w:bCs/>
                 <w:sz w:val="24"/>
@@ -5037,83 +4609,71 @@
             </w:pPr>
             <w:r>
               <w:rPr>
-                <w:rFonts w:hint="eastAsia" w:ascii="宋体" w:hAnsi="宋体" w:eastAsia="宋体" w:cs="宋体"/>
+                <w:rFonts w:hint="eastAsia" w:ascii="宋体" w:hAnsi="宋体" w:cs="宋体"/>
                 <w:b/>
                 <w:bCs/>
                 <w:sz w:val="24"/>
               </w:rPr>
-              <w:t>4. PicoClaw集成方案：</w:t>
+              <w:t>（4）PicoClaw集成方案：</w:t>
             </w:r>
           </w:p>
           <w:p>
             <w:pPr>
               <w:spacing w:line="360" w:lineRule="auto"/>
-              <w:ind w:firstLine="240" w:firstLineChars="100"/>
-              <w:rPr>
-                <w:rFonts w:hint="eastAsia" w:ascii="宋体" w:hAnsi="宋体" w:eastAsia="宋体" w:cs="宋体"/>
-                <w:b w:val="0"/>
-                <w:bCs w:val="0"/>
-                <w:sz w:val="24"/>
-              </w:rPr>
-            </w:pPr>
-            <w:r>
-              <w:rPr>
-                <w:rFonts w:hint="eastAsia" w:ascii="宋体" w:hAnsi="宋体" w:eastAsia="宋体" w:cs="宋体"/>
-                <w:b w:val="0"/>
-                <w:bCs w:val="0"/>
-                <w:sz w:val="24"/>
-              </w:rPr>
-              <w:t>交叉编译PicoClaw for ARM Cortex A7</w:t>
+              <w:ind w:firstLine="480" w:firstLineChars="200"/>
+              <w:rPr>
+                <w:rFonts w:hint="eastAsia" w:ascii="宋体" w:hAnsi="宋体" w:cs="宋体"/>
+                <w:sz w:val="24"/>
+              </w:rPr>
+            </w:pPr>
+            <w:r>
+              <w:rPr>
+                <w:rFonts w:hint="eastAsia" w:ascii="宋体" w:hAnsi="宋体" w:cs="宋体"/>
+                <w:sz w:val="24"/>
+              </w:rPr>
+              <w:t>交叉编译PicoClaw for ARM Cortex A7；</w:t>
             </w:r>
           </w:p>
           <w:p>
             <w:pPr>
               <w:spacing w:line="360" w:lineRule="auto"/>
-              <w:ind w:firstLine="240" w:firstLineChars="100"/>
-              <w:rPr>
-                <w:rFonts w:hint="eastAsia" w:ascii="宋体" w:hAnsi="宋体" w:eastAsia="宋体" w:cs="宋体"/>
-                <w:b w:val="0"/>
-                <w:bCs w:val="0"/>
-                <w:sz w:val="24"/>
-              </w:rPr>
-            </w:pPr>
-            <w:r>
-              <w:rPr>
-                <w:rFonts w:hint="eastAsia" w:ascii="宋体" w:hAnsi="宋体" w:eastAsia="宋体" w:cs="宋体"/>
-                <w:b w:val="0"/>
-                <w:bCs w:val="0"/>
-                <w:sz w:val="24"/>
-              </w:rPr>
-              <w:t>开发EchoAI-PicoClaw通信接口</w:t>
+              <w:ind w:firstLine="480" w:firstLineChars="200"/>
+              <w:rPr>
+                <w:rFonts w:hint="eastAsia" w:ascii="宋体" w:hAnsi="宋体" w:cs="宋体"/>
+                <w:sz w:val="24"/>
+              </w:rPr>
+            </w:pPr>
+            <w:r>
+              <w:rPr>
+                <w:rFonts w:hint="eastAsia" w:ascii="宋体" w:hAnsi="宋体" w:cs="宋体"/>
+                <w:sz w:val="24"/>
+              </w:rPr>
+              <w:t>开发EchoAI-PicoClaw通信接口；</w:t>
             </w:r>
           </w:p>
           <w:p>
             <w:pPr>
               <w:spacing w:line="360" w:lineRule="auto"/>
-              <w:ind w:firstLine="240" w:firstLineChars="100"/>
-              <w:rPr>
-                <w:rFonts w:hint="eastAsia" w:ascii="宋体" w:hAnsi="宋体" w:eastAsia="宋体" w:cs="宋体"/>
-                <w:b w:val="0"/>
-                <w:bCs w:val="0"/>
-                <w:sz w:val="24"/>
-              </w:rPr>
-            </w:pPr>
-            <w:r>
-              <w:rPr>
-                <w:rFonts w:hint="eastAsia" w:ascii="宋体" w:hAnsi="宋体" w:eastAsia="宋体" w:cs="宋体"/>
-                <w:b w:val="0"/>
-                <w:bCs w:val="0"/>
-                <w:sz w:val="24"/>
-              </w:rPr>
-              <w:t>裁剪Claw Skill体系，保留核心Agent能力</w:t>
+              <w:ind w:firstLine="480" w:firstLineChars="200"/>
+              <w:rPr>
+                <w:rFonts w:hint="eastAsia" w:ascii="宋体" w:hAnsi="宋体" w:cs="宋体"/>
+                <w:sz w:val="24"/>
+              </w:rPr>
+            </w:pPr>
+            <w:r>
+              <w:rPr>
+                <w:rFonts w:hint="eastAsia" w:ascii="宋体" w:hAnsi="宋体" w:cs="宋体"/>
+                <w:sz w:val="24"/>
+              </w:rPr>
+              <w:t>裁剪Claw Skill体系，保留核心Agent能力；</w:t>
             </w:r>
           </w:p>
           <w:p>
             <w:pPr>
               <w:spacing w:line="360" w:lineRule="auto"/>
-              <w:ind w:firstLine="240" w:firstLineChars="100"/>
-              <w:rPr>
-                <w:rFonts w:hint="eastAsia" w:ascii="宋体" w:hAnsi="宋体" w:eastAsia="宋体" w:cs="宋体"/>
+              <w:ind w:firstLine="480" w:firstLineChars="200"/>
+              <w:rPr>
+                <w:rFonts w:hint="eastAsia" w:ascii="宋体" w:hAnsi="宋体" w:cs="宋体"/>
                 <w:b/>
                 <w:bCs/>
                 <w:sz w:val="24"/>
@@ -5121,19 +4681,16 @@
             </w:pPr>
             <w:r>
               <w:rPr>
-                <w:rFonts w:hint="eastAsia" w:ascii="宋体" w:hAnsi="宋体" w:eastAsia="宋体" w:cs="宋体"/>
-                <w:b w:val="0"/>
-                <w:bCs w:val="0"/>
-                <w:sz w:val="24"/>
-              </w:rPr>
-              <w:t>设计Agent状态显示UI（LVGL界面展示"龙虾"状态）</w:t>
+                <w:rFonts w:hint="eastAsia" w:ascii="宋体" w:hAnsi="宋体" w:cs="宋体"/>
+                <w:sz w:val="24"/>
+              </w:rPr>
+              <w:t>设计Agent状态显示UI（LVGL界面展示"龙虾"状态）。</w:t>
             </w:r>
           </w:p>
           <w:p>
             <w:pPr>
               <w:spacing w:line="360" w:lineRule="auto"/>
               <w:rPr>
-                <w:rFonts w:hint="eastAsia" w:ascii="Times New Roman" w:hAnsi="Times New Roman" w:eastAsia="宋体" w:cs="Times New Roman"/>
                 <w:b/>
                 <w:bCs/>
                 <w:sz w:val="30"/>
@@ -5142,7 +4699,7 @@
             </w:pPr>
             <w:r>
               <w:rPr>
-                <w:rFonts w:hint="eastAsia" w:ascii="Times New Roman" w:hAnsi="Times New Roman" w:eastAsia="宋体" w:cs="Times New Roman"/>
+                <w:rFonts w:hint="eastAsia"/>
                 <w:b/>
                 <w:bCs/>
                 <w:sz w:val="30"/>
@@ -5154,27 +4711,72 @@
           <w:p>
             <w:pPr>
               <w:spacing w:line="360" w:lineRule="auto"/>
-              <w:ind w:firstLine="240" w:firstLineChars="100"/>
-              <w:rPr>
-                <w:rFonts w:hint="eastAsia" w:ascii="Times New Roman" w:hAnsi="Times New Roman" w:eastAsia="宋体" w:cs="Times New Roman"/>
-                <w:sz w:val="24"/>
-              </w:rPr>
-            </w:pPr>
-            <w:r>
-              <w:rPr>
-                <w:rFonts w:hint="eastAsia" w:ascii="Times New Roman" w:hAnsi="Times New Roman" w:eastAsia="宋体" w:cs="Times New Roman"/>
-                <w:sz w:val="24"/>
-              </w:rPr>
-              <w:t>时间阶段 主要工作内容 2026年6月 完成硬件的选择，研究目标的确立，与老师交流可行性方案，得出初步方案 2026年6-9月 设计绘制原理图，完成硬件焊接，烧录初步程序进行硬件验证 2026年10-12月 完成各个模块的程序编程，能在Proteus上进行仿真和调试。完成PicoClaw在RV1106上的部署适配 2027年1-5月 将调试好的程序烧录PCB板，进行实物调试。打通语音交互与PicoClaw Agent执行闭环。与指导老师进行交流，完善技术方案，更新程序。进行成果交流展示，撰写结题报告</w:t>
-            </w:r>
-            <w:bookmarkStart w:id="1" w:name="_GoBack"/>
-            <w:bookmarkEnd w:id="1"/>
+              <w:ind w:firstLine="480" w:firstLineChars="200"/>
+              <w:rPr>
+                <w:sz w:val="24"/>
+              </w:rPr>
+            </w:pPr>
+            <w:r>
+              <w:rPr>
+                <w:rFonts w:hint="eastAsia"/>
+                <w:sz w:val="24"/>
+              </w:rPr>
+              <w:t xml:space="preserve">2026年4-5月完成硬件的选择，研究目标的确立，得出可行性方案； </w:t>
+            </w:r>
           </w:p>
           <w:p>
             <w:pPr>
               <w:spacing w:line="360" w:lineRule="auto"/>
-              <w:rPr>
-                <w:rFonts w:hint="eastAsia" w:ascii="Times New Roman" w:hAnsi="Times New Roman" w:eastAsia="宋体" w:cs="Times New Roman"/>
+              <w:ind w:firstLine="480" w:firstLineChars="200"/>
+              <w:rPr>
+                <w:sz w:val="24"/>
+              </w:rPr>
+            </w:pPr>
+            <w:r>
+              <w:rPr>
+                <w:rFonts w:hint="eastAsia"/>
+                <w:sz w:val="24"/>
+              </w:rPr>
+              <w:t xml:space="preserve">2026年6-9月设计绘制原理图，完成硬件焊接，烧录初步程序进行硬件验证； </w:t>
+            </w:r>
+          </w:p>
+          <w:p>
+            <w:pPr>
+              <w:spacing w:line="360" w:lineRule="auto"/>
+              <w:ind w:firstLine="480" w:firstLineChars="200"/>
+              <w:rPr>
+                <w:sz w:val="24"/>
+              </w:rPr>
+            </w:pPr>
+            <w:r>
+              <w:rPr>
+                <w:rFonts w:hint="eastAsia"/>
+                <w:sz w:val="24"/>
+              </w:rPr>
+              <w:t xml:space="preserve">2026年10-12月完成各个模块的程序编程，能在Proteus上进行仿真和调试，完成PicoClaw在RV1106上的部署适配； </w:t>
+            </w:r>
+          </w:p>
+          <w:p>
+            <w:pPr>
+              <w:spacing w:line="360" w:lineRule="auto"/>
+              <w:ind w:firstLine="480" w:firstLineChars="200"/>
+              <w:rPr>
+                <w:rFonts w:hint="eastAsia"/>
+                <w:sz w:val="24"/>
+              </w:rPr>
+            </w:pPr>
+            <w:r>
+              <w:rPr>
+                <w:rFonts w:hint="eastAsia"/>
+                <w:sz w:val="24"/>
+              </w:rPr>
+              <w:t>2027年1-5月将调试好的程序烧录PCB板，进行实物调试。打通语音交互与PicoClaw Agent执行闭环。完善技术，更新程序。进行成果交流展示，撰写结题报告</w:t>
+            </w:r>
+          </w:p>
+          <w:p>
+            <w:pPr>
+              <w:spacing w:line="360" w:lineRule="auto"/>
+              <w:rPr>
                 <w:b/>
                 <w:bCs/>
                 <w:sz w:val="30"/>
@@ -5183,7 +4785,7 @@
             </w:pPr>
             <w:r>
               <w:rPr>
-                <w:rFonts w:hint="eastAsia" w:ascii="Times New Roman" w:hAnsi="Times New Roman" w:eastAsia="宋体" w:cs="Times New Roman"/>
+                <w:rFonts w:hint="eastAsia"/>
                 <w:b/>
                 <w:bCs/>
                 <w:sz w:val="30"/>
@@ -5208,114 +4810,29 @@
               <w:spacing w:before="0" w:beforeAutospacing="0" w:after="0" w:afterAutospacing="0" w:line="288" w:lineRule="atLeast"/>
               <w:ind w:left="0" w:right="0"/>
               <w:rPr>
-                <w:rFonts w:hint="eastAsia" w:asciiTheme="minorEastAsia" w:hAnsiTheme="minorEastAsia" w:eastAsiaTheme="minorEastAsia" w:cstheme="minorEastAsia"/>
+                <w:rFonts w:hint="eastAsia" w:ascii="宋体" w:hAnsi="宋体" w:eastAsia="宋体" w:cs="宋体"/>
                 <w:color w:val="000000"/>
                 <w:sz w:val="24"/>
                 <w:szCs w:val="24"/>
-              </w:rPr>
-            </w:pPr>
-            <w:r>
-              <w:rPr>
-                <w:rFonts w:hint="eastAsia" w:asciiTheme="minorEastAsia" w:hAnsiTheme="minorEastAsia" w:eastAsiaTheme="minorEastAsia" w:cstheme="minorEastAsia"/>
+                <w:lang w:eastAsia="zh-CN"/>
+              </w:rPr>
+            </w:pPr>
+            <w:r>
+              <w:rPr>
+                <w:rFonts w:hint="eastAsia" w:ascii="宋体" w:hAnsi="宋体" w:eastAsia="宋体" w:cs="宋体"/>
                 <w:color w:val="000000"/>
                 <w:sz w:val="24"/>
                 <w:szCs w:val="24"/>
               </w:rPr>
               <w:t>陆奔陆（项目负责人）</w:t>
             </w:r>
-          </w:p>
-          <w:p>
-            <w:pPr>
-              <w:keepNext w:val="0"/>
-              <w:keepLines w:val="0"/>
-              <w:widowControl/>
-              <w:suppressLineNumbers w:val="0"/>
-              <w:pBdr>
-                <w:top w:val="none" w:color="auto" w:sz="0" w:space="0"/>
-                <w:left w:val="none" w:color="auto" w:sz="0" w:space="0"/>
-                <w:bottom w:val="none" w:color="auto" w:sz="0" w:space="0"/>
-                <w:right w:val="none" w:color="auto" w:sz="0" w:space="0"/>
-              </w:pBdr>
-              <w:spacing w:before="0" w:beforeAutospacing="0" w:after="0" w:afterAutospacing="0" w:line="288" w:lineRule="atLeast"/>
-              <w:ind w:left="0" w:right="0"/>
-              <w:jc w:val="left"/>
-              <w:rPr>
-                <w:rFonts w:hint="eastAsia" w:asciiTheme="minorEastAsia" w:hAnsiTheme="minorEastAsia" w:eastAsiaTheme="minorEastAsia" w:cstheme="minorEastAsia"/>
+            <w:r>
+              <w:rPr>
+                <w:rFonts w:hint="eastAsia" w:ascii="宋体" w:hAnsi="宋体" w:eastAsia="宋体" w:cs="宋体"/>
                 <w:color w:val="000000"/>
-                <w:kern w:val="0"/>
                 <w:sz w:val="24"/>
                 <w:szCs w:val="24"/>
-                <w:lang w:val="en-US" w:eastAsia="zh-CN" w:bidi="ar"/>
-              </w:rPr>
-            </w:pPr>
-            <w:r>
-              <w:rPr>
-                <w:rStyle w:val="14"/>
-                <w:rFonts w:hint="eastAsia" w:asciiTheme="minorEastAsia" w:hAnsiTheme="minorEastAsia" w:eastAsiaTheme="minorEastAsia" w:cstheme="minorEastAsia"/>
-                <w:b/>
-                <w:color w:val="000000"/>
-                <w:kern w:val="0"/>
-                <w:sz w:val="24"/>
-                <w:szCs w:val="24"/>
-                <w:lang w:val="en-US" w:eastAsia="zh-CN" w:bidi="ar"/>
-              </w:rPr>
-              <w:t>核心职责</w:t>
-            </w:r>
-            <w:r>
-              <w:rPr>
-                <w:rFonts w:hint="eastAsia" w:asciiTheme="minorEastAsia" w:hAnsiTheme="minorEastAsia" w:eastAsiaTheme="minorEastAsia" w:cstheme="minorEastAsia"/>
-                <w:color w:val="000000"/>
-                <w:kern w:val="0"/>
-                <w:sz w:val="24"/>
-                <w:szCs w:val="24"/>
-                <w:lang w:val="en-US" w:eastAsia="zh-CN" w:bidi="ar"/>
-              </w:rPr>
-              <w:t>：项目统筹、技术方案设计、文档管理</w:t>
-            </w:r>
-          </w:p>
-          <w:p>
-            <w:pPr>
-              <w:keepNext w:val="0"/>
-              <w:keepLines w:val="0"/>
-              <w:widowControl/>
-              <w:suppressLineNumbers w:val="0"/>
-              <w:pBdr>
-                <w:top w:val="none" w:color="auto" w:sz="0" w:space="0"/>
-                <w:left w:val="none" w:color="auto" w:sz="0" w:space="0"/>
-                <w:bottom w:val="none" w:color="auto" w:sz="0" w:space="0"/>
-                <w:right w:val="none" w:color="auto" w:sz="0" w:space="0"/>
-              </w:pBdr>
-              <w:spacing w:before="0" w:beforeAutospacing="0" w:after="0" w:afterAutospacing="0" w:line="288" w:lineRule="atLeast"/>
-              <w:ind w:left="0" w:right="0"/>
-              <w:jc w:val="left"/>
-              <w:rPr>
-                <w:rFonts w:hint="eastAsia" w:asciiTheme="minorEastAsia" w:hAnsiTheme="minorEastAsia" w:eastAsiaTheme="minorEastAsia" w:cstheme="minorEastAsia"/>
-                <w:color w:val="000000"/>
-                <w:sz w:val="24"/>
-                <w:szCs w:val="24"/>
-              </w:rPr>
-            </w:pPr>
-            <w:r>
-              <w:rPr>
-                <w:rStyle w:val="14"/>
-                <w:rFonts w:hint="eastAsia" w:asciiTheme="minorEastAsia" w:hAnsiTheme="minorEastAsia" w:eastAsiaTheme="minorEastAsia" w:cstheme="minorEastAsia"/>
-                <w:b/>
-                <w:color w:val="000000"/>
-                <w:kern w:val="0"/>
-                <w:sz w:val="24"/>
-                <w:szCs w:val="24"/>
-                <w:lang w:val="en-US" w:eastAsia="zh-CN" w:bidi="ar"/>
-              </w:rPr>
-              <w:t>关键任务</w:t>
-            </w:r>
-            <w:r>
-              <w:rPr>
-                <w:rFonts w:hint="eastAsia" w:asciiTheme="minorEastAsia" w:hAnsiTheme="minorEastAsia" w:eastAsiaTheme="minorEastAsia" w:cstheme="minorEastAsia"/>
-                <w:color w:val="000000"/>
-                <w:kern w:val="0"/>
-                <w:sz w:val="24"/>
-                <w:szCs w:val="24"/>
-                <w:lang w:val="en-US" w:eastAsia="zh-CN" w:bidi="ar"/>
+                <w:lang w:eastAsia="zh-CN"/>
               </w:rPr>
               <w:t>：</w:t>
             </w:r>
@@ -5339,7 +4856,7 @@
               <w:spacing w:before="0" w:beforeAutospacing="0" w:after="0" w:afterAutospacing="0" w:line="288" w:lineRule="atLeast"/>
               <w:ind w:left="0" w:right="0" w:hanging="360"/>
               <w:rPr>
-                <w:rFonts w:hint="eastAsia" w:asciiTheme="minorEastAsia" w:hAnsiTheme="minorEastAsia" w:eastAsiaTheme="minorEastAsia" w:cstheme="minorEastAsia"/>
+                <w:rFonts w:hint="eastAsia" w:ascii="宋体" w:hAnsi="宋体" w:eastAsia="宋体" w:cs="宋体"/>
                 <w:color w:val="000000"/>
                 <w:sz w:val="24"/>
                 <w:szCs w:val="24"/>
@@ -5347,7 +4864,7 @@
             </w:pPr>
             <w:r>
               <w:rPr>
-                <w:rFonts w:hint="eastAsia" w:asciiTheme="minorEastAsia" w:hAnsiTheme="minorEastAsia" w:eastAsiaTheme="minorEastAsia" w:cstheme="minorEastAsia"/>
+                <w:rFonts w:hint="eastAsia" w:ascii="宋体" w:hAnsi="宋体" w:eastAsia="宋体" w:cs="宋体"/>
                 <w:color w:val="000000"/>
                 <w:sz w:val="24"/>
                 <w:szCs w:val="24"/>
@@ -5357,7 +4874,7 @@
             </w:r>
             <w:r>
               <w:rPr>
-                <w:rFonts w:hint="eastAsia" w:asciiTheme="minorEastAsia" w:hAnsiTheme="minorEastAsia" w:eastAsiaTheme="minorEastAsia" w:cstheme="minorEastAsia"/>
+                <w:rFonts w:hint="eastAsia" w:ascii="宋体" w:hAnsi="宋体" w:eastAsia="宋体" w:cs="宋体"/>
                 <w:color w:val="000000"/>
                 <w:sz w:val="24"/>
                 <w:szCs w:val="24"/>
@@ -5384,7 +4901,7 @@
               <w:spacing w:before="0" w:beforeAutospacing="0" w:after="0" w:afterAutospacing="0" w:line="288" w:lineRule="atLeast"/>
               <w:ind w:left="0" w:right="0" w:hanging="360"/>
               <w:rPr>
-                <w:rFonts w:hint="eastAsia" w:asciiTheme="minorEastAsia" w:hAnsiTheme="minorEastAsia" w:eastAsiaTheme="minorEastAsia" w:cstheme="minorEastAsia"/>
+                <w:rFonts w:hint="eastAsia" w:ascii="宋体" w:hAnsi="宋体" w:eastAsia="宋体" w:cs="宋体"/>
                 <w:color w:val="000000"/>
                 <w:sz w:val="24"/>
                 <w:szCs w:val="24"/>
@@ -5392,7 +4909,7 @@
             </w:pPr>
             <w:r>
               <w:rPr>
-                <w:rFonts w:hint="eastAsia" w:asciiTheme="minorEastAsia" w:hAnsiTheme="minorEastAsia" w:eastAsiaTheme="minorEastAsia" w:cstheme="minorEastAsia"/>
+                <w:rFonts w:hint="eastAsia" w:ascii="宋体" w:hAnsi="宋体" w:eastAsia="宋体" w:cs="宋体"/>
                 <w:color w:val="000000"/>
                 <w:sz w:val="24"/>
                 <w:szCs w:val="24"/>
@@ -5402,7 +4919,7 @@
             </w:r>
             <w:r>
               <w:rPr>
-                <w:rFonts w:hint="eastAsia" w:asciiTheme="minorEastAsia" w:hAnsiTheme="minorEastAsia" w:eastAsiaTheme="minorEastAsia" w:cstheme="minorEastAsia"/>
+                <w:rFonts w:hint="eastAsia" w:ascii="宋体" w:hAnsi="宋体" w:eastAsia="宋体" w:cs="宋体"/>
                 <w:color w:val="000000"/>
                 <w:sz w:val="24"/>
                 <w:szCs w:val="24"/>
@@ -5429,7 +4946,7 @@
               <w:spacing w:before="0" w:beforeAutospacing="0" w:after="0" w:afterAutospacing="0" w:line="288" w:lineRule="atLeast"/>
               <w:ind w:left="0" w:right="0" w:hanging="360"/>
               <w:rPr>
-                <w:rFonts w:hint="eastAsia" w:asciiTheme="minorEastAsia" w:hAnsiTheme="minorEastAsia" w:eastAsiaTheme="minorEastAsia" w:cstheme="minorEastAsia"/>
+                <w:rFonts w:hint="eastAsia" w:ascii="宋体" w:hAnsi="宋体" w:eastAsia="宋体" w:cs="宋体"/>
                 <w:color w:val="000000"/>
                 <w:sz w:val="24"/>
                 <w:szCs w:val="24"/>
@@ -5437,22 +4954,96 @@
             </w:pPr>
             <w:r>
               <w:rPr>
-                <w:rFonts w:hint="eastAsia" w:asciiTheme="minorEastAsia" w:hAnsiTheme="minorEastAsia" w:eastAsiaTheme="minorEastAsia" w:cstheme="minorEastAsia"/>
+                <w:rFonts w:hint="eastAsia" w:ascii="宋体" w:hAnsi="宋体" w:eastAsia="宋体" w:cs="宋体"/>
                 <w:color w:val="000000"/>
                 <w:sz w:val="24"/>
                 <w:szCs w:val="24"/>
                 <w:lang w:val="en-US" w:eastAsia="zh-CN"/>
               </w:rPr>
-              <w:t>3.</w:t>
-            </w:r>
-            <w:r>
-              <w:rPr>
-                <w:rFonts w:hint="eastAsia" w:asciiTheme="minorEastAsia" w:hAnsiTheme="minorEastAsia" w:eastAsiaTheme="minorEastAsia" w:cstheme="minorEastAsia"/>
+              <w:t>3</w:t>
+            </w:r>
+            <w:r>
+              <w:rPr>
+                <w:rFonts w:hint="eastAsia" w:ascii="宋体" w:hAnsi="宋体" w:cs="宋体"/>
                 <w:color w:val="000000"/>
                 <w:sz w:val="24"/>
                 <w:szCs w:val="24"/>
-              </w:rPr>
-              <w:t>统筹项目文档编写与结题报告撰写</w:t>
+                <w:lang w:val="en-US" w:eastAsia="zh-CN"/>
+              </w:rPr>
+              <w:t xml:space="preserve"> </w:t>
+            </w:r>
+            <w:r>
+              <w:rPr>
+                <w:rFonts w:hint="eastAsia" w:ascii="宋体" w:hAnsi="宋体" w:eastAsia="宋体" w:cs="宋体"/>
+                <w:color w:val="000000"/>
+                <w:sz w:val="24"/>
+                <w:szCs w:val="24"/>
+              </w:rPr>
+              <w:t>硬件方案</w:t>
+            </w:r>
+            <w:r>
+              <w:rPr>
+                <w:rFonts w:hint="eastAsia" w:ascii="宋体" w:hAnsi="宋体" w:cs="宋体"/>
+                <w:color w:val="000000"/>
+                <w:sz w:val="24"/>
+                <w:szCs w:val="24"/>
+                <w:lang w:val="en-US" w:eastAsia="zh-CN"/>
+              </w:rPr>
+              <w:t>设计/焊接</w:t>
+            </w:r>
+            <w:r>
+              <w:rPr>
+                <w:rFonts w:hint="eastAsia" w:ascii="宋体" w:hAnsi="宋体" w:eastAsia="宋体" w:cs="宋体"/>
+                <w:color w:val="000000"/>
+                <w:sz w:val="24"/>
+                <w:szCs w:val="24"/>
+              </w:rPr>
+              <w:t>与电路板调试</w:t>
+            </w:r>
+          </w:p>
+          <w:p>
+            <w:pPr>
+              <w:keepNext w:val="0"/>
+              <w:keepLines w:val="0"/>
+              <w:widowControl/>
+              <w:numPr>
+                <w:ilvl w:val="0"/>
+                <w:numId w:val="1"/>
+              </w:numPr>
+              <w:suppressLineNumbers w:val="0"/>
+              <w:pBdr>
+                <w:top w:val="none" w:color="auto" w:sz="0" w:space="0"/>
+                <w:left w:val="none" w:color="auto" w:sz="0" w:space="0"/>
+                <w:bottom w:val="none" w:color="auto" w:sz="0" w:space="0"/>
+                <w:right w:val="none" w:color="auto" w:sz="0" w:space="0"/>
+              </w:pBdr>
+              <w:spacing w:before="0" w:beforeAutospacing="0" w:after="0" w:afterAutospacing="0" w:line="288" w:lineRule="atLeast"/>
+              <w:ind w:left="0" w:right="0" w:hanging="360"/>
+              <w:rPr>
+                <w:rFonts w:hint="eastAsia" w:ascii="宋体" w:hAnsi="宋体" w:eastAsia="宋体" w:cs="宋体"/>
+                <w:color w:val="000000"/>
+                <w:sz w:val="24"/>
+                <w:szCs w:val="24"/>
+              </w:rPr>
+            </w:pPr>
+            <w:r>
+              <w:rPr>
+                <w:rFonts w:hint="eastAsia" w:ascii="宋体" w:hAnsi="宋体" w:cs="宋体"/>
+                <w:color w:val="000000"/>
+                <w:sz w:val="24"/>
+                <w:szCs w:val="24"/>
+                <w:lang w:val="en-US" w:eastAsia="zh-CN"/>
+              </w:rPr>
+              <w:t>4.</w:t>
+            </w:r>
+            <w:r>
+              <w:rPr>
+                <w:rFonts w:hint="eastAsia" w:ascii="宋体" w:hAnsi="宋体" w:eastAsia="宋体" w:cs="宋体"/>
+                <w:color w:val="000000"/>
+                <w:sz w:val="24"/>
+                <w:szCs w:val="24"/>
+              </w:rPr>
+              <w:t>AI 功能模块裁剪调优、云端接口对接调试</w:t>
             </w:r>
           </w:p>
           <w:p>
@@ -5471,114 +5062,29 @@
               <w:spacing w:before="0" w:beforeAutospacing="0" w:after="0" w:afterAutospacing="0" w:line="288" w:lineRule="atLeast"/>
               <w:ind w:left="0" w:right="0"/>
               <w:rPr>
-                <w:rFonts w:hint="eastAsia" w:asciiTheme="minorEastAsia" w:hAnsiTheme="minorEastAsia" w:eastAsiaTheme="minorEastAsia" w:cstheme="minorEastAsia"/>
+                <w:rFonts w:hint="eastAsia" w:ascii="宋体" w:hAnsi="宋体" w:eastAsia="宋体" w:cs="宋体"/>
                 <w:color w:val="000000"/>
                 <w:sz w:val="24"/>
                 <w:szCs w:val="24"/>
-              </w:rPr>
-            </w:pPr>
-            <w:r>
-              <w:rPr>
-                <w:rFonts w:hint="eastAsia" w:asciiTheme="minorEastAsia" w:hAnsiTheme="minorEastAsia" w:eastAsiaTheme="minorEastAsia" w:cstheme="minorEastAsia"/>
+                <w:lang w:eastAsia="zh-CN"/>
+              </w:rPr>
+            </w:pPr>
+            <w:r>
+              <w:rPr>
+                <w:rFonts w:hint="eastAsia" w:ascii="宋体" w:hAnsi="宋体" w:eastAsia="宋体" w:cs="宋体"/>
                 <w:color w:val="000000"/>
                 <w:sz w:val="24"/>
                 <w:szCs w:val="24"/>
               </w:rPr>
               <w:t>顾袁</w:t>
             </w:r>
-          </w:p>
-          <w:p>
-            <w:pPr>
-              <w:keepNext w:val="0"/>
-              <w:keepLines w:val="0"/>
-              <w:widowControl/>
-              <w:suppressLineNumbers w:val="0"/>
-              <w:pBdr>
-                <w:top w:val="none" w:color="auto" w:sz="0" w:space="0"/>
-                <w:left w:val="none" w:color="auto" w:sz="0" w:space="0"/>
-                <w:bottom w:val="none" w:color="auto" w:sz="0" w:space="0"/>
-                <w:right w:val="none" w:color="auto" w:sz="0" w:space="0"/>
-              </w:pBdr>
-              <w:spacing w:before="0" w:beforeAutospacing="0" w:after="0" w:afterAutospacing="0" w:line="288" w:lineRule="atLeast"/>
-              <w:ind w:left="0" w:right="0"/>
-              <w:jc w:val="left"/>
-              <w:rPr>
-                <w:rFonts w:hint="eastAsia" w:asciiTheme="minorEastAsia" w:hAnsiTheme="minorEastAsia" w:eastAsiaTheme="minorEastAsia" w:cstheme="minorEastAsia"/>
+            <w:r>
+              <w:rPr>
+                <w:rFonts w:hint="eastAsia" w:ascii="宋体" w:hAnsi="宋体" w:eastAsia="宋体" w:cs="宋体"/>
                 <w:color w:val="000000"/>
-                <w:kern w:val="0"/>
                 <w:sz w:val="24"/>
                 <w:szCs w:val="24"/>
-                <w:lang w:val="en-US" w:eastAsia="zh-CN" w:bidi="ar"/>
-              </w:rPr>
-            </w:pPr>
-            <w:r>
-              <w:rPr>
-                <w:rStyle w:val="14"/>
-                <w:rFonts w:hint="eastAsia" w:asciiTheme="minorEastAsia" w:hAnsiTheme="minorEastAsia" w:eastAsiaTheme="minorEastAsia" w:cstheme="minorEastAsia"/>
-                <w:b/>
-                <w:color w:val="000000"/>
-                <w:kern w:val="0"/>
-                <w:sz w:val="24"/>
-                <w:szCs w:val="24"/>
-                <w:lang w:val="en-US" w:eastAsia="zh-CN" w:bidi="ar"/>
-              </w:rPr>
-              <w:t>核心职责</w:t>
-            </w:r>
-            <w:r>
-              <w:rPr>
-                <w:rFonts w:hint="eastAsia" w:asciiTheme="minorEastAsia" w:hAnsiTheme="minorEastAsia" w:eastAsiaTheme="minorEastAsia" w:cstheme="minorEastAsia"/>
-                <w:color w:val="000000"/>
-                <w:kern w:val="0"/>
-                <w:sz w:val="24"/>
-                <w:szCs w:val="24"/>
-                <w:lang w:val="en-US" w:eastAsia="zh-CN" w:bidi="ar"/>
-              </w:rPr>
-              <w:t>：硬件设计、嵌入式系统开发</w:t>
-            </w:r>
-          </w:p>
-          <w:p>
-            <w:pPr>
-              <w:keepNext w:val="0"/>
-              <w:keepLines w:val="0"/>
-              <w:widowControl/>
-              <w:suppressLineNumbers w:val="0"/>
-              <w:pBdr>
-                <w:top w:val="none" w:color="auto" w:sz="0" w:space="0"/>
-                <w:left w:val="none" w:color="auto" w:sz="0" w:space="0"/>
-                <w:bottom w:val="none" w:color="auto" w:sz="0" w:space="0"/>
-                <w:right w:val="none" w:color="auto" w:sz="0" w:space="0"/>
-              </w:pBdr>
-              <w:spacing w:before="0" w:beforeAutospacing="0" w:after="0" w:afterAutospacing="0" w:line="288" w:lineRule="atLeast"/>
-              <w:ind w:left="0" w:right="0"/>
-              <w:jc w:val="left"/>
-              <w:rPr>
-                <w:rFonts w:hint="eastAsia" w:asciiTheme="minorEastAsia" w:hAnsiTheme="minorEastAsia" w:eastAsiaTheme="minorEastAsia" w:cstheme="minorEastAsia"/>
-                <w:color w:val="000000"/>
-                <w:sz w:val="24"/>
-                <w:szCs w:val="24"/>
-              </w:rPr>
-            </w:pPr>
-            <w:r>
-              <w:rPr>
-                <w:rStyle w:val="14"/>
-                <w:rFonts w:hint="eastAsia" w:asciiTheme="minorEastAsia" w:hAnsiTheme="minorEastAsia" w:eastAsiaTheme="minorEastAsia" w:cstheme="minorEastAsia"/>
-                <w:b/>
-                <w:color w:val="000000"/>
-                <w:kern w:val="0"/>
-                <w:sz w:val="24"/>
-                <w:szCs w:val="24"/>
-                <w:lang w:val="en-US" w:eastAsia="zh-CN" w:bidi="ar"/>
-              </w:rPr>
-              <w:t>关键任务</w:t>
-            </w:r>
-            <w:r>
-              <w:rPr>
-                <w:rFonts w:hint="eastAsia" w:asciiTheme="minorEastAsia" w:hAnsiTheme="minorEastAsia" w:eastAsiaTheme="minorEastAsia" w:cstheme="minorEastAsia"/>
-                <w:color w:val="000000"/>
-                <w:kern w:val="0"/>
-                <w:sz w:val="24"/>
-                <w:szCs w:val="24"/>
-                <w:lang w:val="en-US" w:eastAsia="zh-CN" w:bidi="ar"/>
+                <w:lang w:eastAsia="zh-CN"/>
               </w:rPr>
               <w:t>：</w:t>
             </w:r>
@@ -5602,7 +5108,7 @@
               <w:spacing w:before="0" w:beforeAutospacing="0" w:after="0" w:afterAutospacing="0" w:line="288" w:lineRule="atLeast"/>
               <w:ind w:left="0" w:right="0" w:hanging="360"/>
               <w:rPr>
-                <w:rFonts w:hint="eastAsia" w:asciiTheme="minorEastAsia" w:hAnsiTheme="minorEastAsia" w:eastAsiaTheme="minorEastAsia" w:cstheme="minorEastAsia"/>
+                <w:rFonts w:hint="eastAsia" w:ascii="宋体" w:hAnsi="宋体" w:eastAsia="宋体" w:cs="宋体"/>
                 <w:color w:val="000000"/>
                 <w:sz w:val="24"/>
                 <w:szCs w:val="24"/>
@@ -5610,7 +5116,7 @@
             </w:pPr>
             <w:r>
               <w:rPr>
-                <w:rFonts w:hint="eastAsia" w:asciiTheme="minorEastAsia" w:hAnsiTheme="minorEastAsia" w:eastAsiaTheme="minorEastAsia" w:cstheme="minorEastAsia"/>
+                <w:rFonts w:hint="eastAsia" w:ascii="宋体" w:hAnsi="宋体" w:eastAsia="宋体" w:cs="宋体"/>
                 <w:color w:val="000000"/>
                 <w:sz w:val="24"/>
                 <w:szCs w:val="24"/>
@@ -5620,12 +5126,100 @@
             </w:r>
             <w:r>
               <w:rPr>
-                <w:rFonts w:hint="eastAsia" w:asciiTheme="minorEastAsia" w:hAnsiTheme="minorEastAsia" w:eastAsiaTheme="minorEastAsia" w:cstheme="minorEastAsia"/>
+                <w:rFonts w:hint="eastAsia" w:ascii="宋体" w:hAnsi="宋体" w:eastAsia="宋体" w:cs="宋体"/>
                 <w:color w:val="000000"/>
                 <w:sz w:val="24"/>
                 <w:szCs w:val="24"/>
               </w:rPr>
-              <w:t>硬件方案设计、原理图绘制与电路板调试</w:t>
+              <w:t>AI 功能模块裁剪调优、云端接口对接调试</w:t>
+            </w:r>
+          </w:p>
+          <w:p>
+            <w:pPr>
+              <w:keepNext w:val="0"/>
+              <w:keepLines w:val="0"/>
+              <w:widowControl/>
+              <w:numPr>
+                <w:ilvl w:val="0"/>
+                <w:numId w:val="3"/>
+              </w:numPr>
+              <w:suppressLineNumbers w:val="0"/>
+              <w:pBdr>
+                <w:top w:val="none" w:color="auto" w:sz="0" w:space="0"/>
+                <w:left w:val="none" w:color="auto" w:sz="0" w:space="0"/>
+                <w:bottom w:val="none" w:color="auto" w:sz="0" w:space="0"/>
+                <w:right w:val="none" w:color="auto" w:sz="0" w:space="0"/>
+              </w:pBdr>
+              <w:spacing w:before="0" w:beforeAutospacing="0" w:after="0" w:afterAutospacing="0" w:line="288" w:lineRule="atLeast"/>
+              <w:ind w:left="0" w:right="0" w:hanging="360"/>
+              <w:rPr>
+                <w:rFonts w:hint="eastAsia" w:ascii="宋体" w:hAnsi="宋体" w:eastAsia="宋体" w:cs="宋体"/>
+                <w:color w:val="000000"/>
+                <w:sz w:val="24"/>
+                <w:szCs w:val="24"/>
+              </w:rPr>
+            </w:pPr>
+            <w:r>
+              <w:rPr>
+                <w:rFonts w:hint="eastAsia" w:ascii="宋体" w:hAnsi="宋体" w:cs="宋体"/>
+                <w:color w:val="000000"/>
+                <w:sz w:val="24"/>
+                <w:szCs w:val="24"/>
+                <w:lang w:val="en-US" w:eastAsia="zh-CN"/>
+              </w:rPr>
+              <w:t>2.</w:t>
+            </w:r>
+            <w:r>
+              <w:rPr>
+                <w:rFonts w:hint="eastAsia" w:ascii="宋体" w:hAnsi="宋体" w:eastAsia="宋体" w:cs="宋体"/>
+                <w:color w:val="000000"/>
+                <w:sz w:val="24"/>
+                <w:szCs w:val="24"/>
+              </w:rPr>
+              <w:t>项目文档编写与结题报告撰写</w:t>
+            </w:r>
+          </w:p>
+          <w:p>
+            <w:pPr>
+              <w:pStyle w:val="2"/>
+              <w:keepNext w:val="0"/>
+              <w:keepLines w:val="0"/>
+              <w:widowControl/>
+              <w:suppressLineNumbers w:val="0"/>
+              <w:pBdr>
+                <w:top w:val="none" w:color="auto" w:sz="0" w:space="0"/>
+                <w:left w:val="none" w:color="auto" w:sz="0" w:space="0"/>
+                <w:bottom w:val="none" w:color="auto" w:sz="0" w:space="0"/>
+                <w:right w:val="none" w:color="auto" w:sz="0" w:space="0"/>
+              </w:pBdr>
+              <w:spacing w:before="0" w:beforeAutospacing="0" w:after="0" w:afterAutospacing="0" w:line="288" w:lineRule="atLeast"/>
+              <w:ind w:left="0" w:right="0"/>
+              <w:rPr>
+                <w:rFonts w:hint="eastAsia" w:ascii="宋体" w:hAnsi="宋体" w:eastAsia="宋体" w:cs="宋体"/>
+                <w:color w:val="000000"/>
+                <w:sz w:val="24"/>
+                <w:szCs w:val="24"/>
+                <w:lang w:eastAsia="zh-CN"/>
+              </w:rPr>
+            </w:pPr>
+            <w:r>
+              <w:rPr>
+                <w:rFonts w:hint="eastAsia" w:ascii="宋体" w:hAnsi="宋体" w:eastAsia="宋体" w:cs="宋体"/>
+                <w:color w:val="000000"/>
+                <w:sz w:val="24"/>
+                <w:szCs w:val="24"/>
+              </w:rPr>
+              <w:t>廖泽勇</w:t>
+            </w:r>
+            <w:r>
+              <w:rPr>
+                <w:rFonts w:hint="eastAsia" w:ascii="宋体" w:hAnsi="宋体" w:eastAsia="宋体" w:cs="宋体"/>
+                <w:color w:val="000000"/>
+                <w:sz w:val="24"/>
+                <w:szCs w:val="24"/>
+                <w:lang w:eastAsia="zh-CN"/>
+              </w:rPr>
+              <w:t>：</w:t>
             </w:r>
           </w:p>
           <w:p>
@@ -5647,7 +5241,7 @@
               <w:spacing w:before="0" w:beforeAutospacing="0" w:after="0" w:afterAutospacing="0" w:line="288" w:lineRule="atLeast"/>
               <w:ind w:left="0" w:right="0" w:hanging="360"/>
               <w:rPr>
-                <w:rFonts w:hint="eastAsia" w:asciiTheme="minorEastAsia" w:hAnsiTheme="minorEastAsia" w:eastAsiaTheme="minorEastAsia" w:cstheme="minorEastAsia"/>
+                <w:rFonts w:hint="eastAsia" w:ascii="宋体" w:hAnsi="宋体" w:eastAsia="宋体" w:cs="宋体"/>
                 <w:color w:val="000000"/>
                 <w:sz w:val="24"/>
                 <w:szCs w:val="24"/>
@@ -5655,22 +5249,67 @@
             </w:pPr>
             <w:r>
               <w:rPr>
-                <w:rFonts w:hint="eastAsia" w:asciiTheme="minorEastAsia" w:hAnsiTheme="minorEastAsia" w:eastAsiaTheme="minorEastAsia" w:cstheme="minorEastAsia"/>
+                <w:rFonts w:hint="eastAsia" w:ascii="宋体" w:hAnsi="宋体" w:eastAsia="宋体" w:cs="宋体"/>
                 <w:color w:val="000000"/>
                 <w:sz w:val="24"/>
                 <w:szCs w:val="24"/>
                 <w:lang w:val="en-US" w:eastAsia="zh-CN"/>
               </w:rPr>
+              <w:t>1.</w:t>
+            </w:r>
+            <w:r>
+              <w:rPr>
+                <w:rFonts w:hint="eastAsia" w:ascii="宋体" w:hAnsi="宋体" w:eastAsia="宋体" w:cs="宋体"/>
+                <w:color w:val="000000"/>
+                <w:sz w:val="24"/>
+                <w:szCs w:val="24"/>
+              </w:rPr>
+              <w:t>智能体框架嵌入式适配与优化</w:t>
+            </w:r>
+          </w:p>
+          <w:p>
+            <w:pPr>
+              <w:keepNext w:val="0"/>
+              <w:keepLines w:val="0"/>
+              <w:widowControl/>
+              <w:numPr>
+                <w:ilvl w:val="0"/>
+                <w:numId w:val="2"/>
+              </w:numPr>
+              <w:suppressLineNumbers w:val="0"/>
+              <w:pBdr>
+                <w:top w:val="none" w:color="auto" w:sz="0" w:space="0"/>
+                <w:left w:val="none" w:color="auto" w:sz="0" w:space="0"/>
+                <w:bottom w:val="none" w:color="auto" w:sz="0" w:space="0"/>
+                <w:right w:val="none" w:color="auto" w:sz="0" w:space="0"/>
+              </w:pBdr>
+              <w:spacing w:before="0" w:beforeAutospacing="0" w:after="0" w:afterAutospacing="0" w:line="288" w:lineRule="atLeast"/>
+              <w:ind w:left="0" w:right="0" w:hanging="360"/>
+              <w:rPr>
+                <w:rFonts w:hint="eastAsia" w:ascii="宋体" w:hAnsi="宋体" w:eastAsia="宋体" w:cs="宋体"/>
+                <w:color w:val="000000"/>
+                <w:sz w:val="24"/>
+                <w:szCs w:val="24"/>
+              </w:rPr>
+            </w:pPr>
+            <w:r>
+              <w:rPr>
+                <w:rFonts w:hint="eastAsia" w:ascii="宋体" w:hAnsi="宋体" w:eastAsia="宋体" w:cs="宋体"/>
+                <w:color w:val="000000"/>
+                <w:sz w:val="24"/>
+                <w:szCs w:val="24"/>
+                <w:lang w:val="en-US" w:eastAsia="zh-CN"/>
+              </w:rPr>
               <w:t>2.</w:t>
             </w:r>
             <w:r>
               <w:rPr>
-                <w:rFonts w:hint="eastAsia" w:asciiTheme="minorEastAsia" w:hAnsiTheme="minorEastAsia" w:eastAsiaTheme="minorEastAsia" w:cstheme="minorEastAsia"/>
+                <w:rFonts w:hint="eastAsia" w:ascii="宋体" w:hAnsi="宋体" w:eastAsia="宋体" w:cs="宋体"/>
                 <w:color w:val="000000"/>
                 <w:sz w:val="24"/>
                 <w:szCs w:val="24"/>
               </w:rPr>
-              <w:t>嵌入式 Linux 系统移植、底层驱动开发与硬件测试</w:t>
+              <w:t>实现双模式服务架构</w:t>
             </w:r>
           </w:p>
           <w:p>
@@ -5689,377 +5328,29 @@
               <w:spacing w:before="0" w:beforeAutospacing="0" w:after="0" w:afterAutospacing="0" w:line="288" w:lineRule="atLeast"/>
               <w:ind w:left="0" w:right="0"/>
               <w:rPr>
-                <w:rFonts w:hint="eastAsia" w:asciiTheme="minorEastAsia" w:hAnsiTheme="minorEastAsia" w:eastAsiaTheme="minorEastAsia" w:cstheme="minorEastAsia"/>
+                <w:rFonts w:hint="eastAsia" w:ascii="宋体" w:hAnsi="宋体" w:eastAsia="宋体" w:cs="宋体"/>
                 <w:color w:val="000000"/>
                 <w:sz w:val="24"/>
                 <w:szCs w:val="24"/>
-              </w:rPr>
-            </w:pPr>
-            <w:r>
-              <w:rPr>
-                <w:rFonts w:hint="eastAsia" w:asciiTheme="minorEastAsia" w:hAnsiTheme="minorEastAsia" w:eastAsiaTheme="minorEastAsia" w:cstheme="minorEastAsia"/>
+                <w:lang w:eastAsia="zh-CN"/>
+              </w:rPr>
+            </w:pPr>
+            <w:r>
+              <w:rPr>
+                <w:rFonts w:hint="eastAsia" w:ascii="宋体" w:hAnsi="宋体" w:eastAsia="宋体" w:cs="宋体"/>
                 <w:color w:val="000000"/>
                 <w:sz w:val="24"/>
                 <w:szCs w:val="24"/>
               </w:rPr>
-              <w:t>廖泽勇</w:t>
-            </w:r>
-          </w:p>
-          <w:p>
-            <w:pPr>
-              <w:keepNext w:val="0"/>
-              <w:keepLines w:val="0"/>
-              <w:widowControl/>
-              <w:suppressLineNumbers w:val="0"/>
-              <w:pBdr>
-                <w:top w:val="none" w:color="auto" w:sz="0" w:space="0"/>
-                <w:left w:val="none" w:color="auto" w:sz="0" w:space="0"/>
-                <w:bottom w:val="none" w:color="auto" w:sz="0" w:space="0"/>
-                <w:right w:val="none" w:color="auto" w:sz="0" w:space="0"/>
-              </w:pBdr>
-              <w:spacing w:before="0" w:beforeAutospacing="0" w:after="0" w:afterAutospacing="0" w:line="288" w:lineRule="atLeast"/>
-              <w:ind w:left="0" w:right="0"/>
-              <w:jc w:val="left"/>
-              <w:rPr>
-                <w:rFonts w:hint="eastAsia" w:asciiTheme="minorEastAsia" w:hAnsiTheme="minorEastAsia" w:eastAsiaTheme="minorEastAsia" w:cstheme="minorEastAsia"/>
+              <w:t>周文轩</w:t>
+            </w:r>
+            <w:r>
+              <w:rPr>
+                <w:rFonts w:hint="eastAsia" w:ascii="宋体" w:hAnsi="宋体" w:eastAsia="宋体" w:cs="宋体"/>
                 <w:color w:val="000000"/>
-                <w:kern w:val="0"/>
                 <w:sz w:val="24"/>
                 <w:szCs w:val="24"/>
-                <w:lang w:val="en-US" w:eastAsia="zh-CN" w:bidi="ar"/>
-              </w:rPr>
-            </w:pPr>
-            <w:r>
-              <w:rPr>
-                <w:rStyle w:val="14"/>
-                <w:rFonts w:hint="eastAsia" w:asciiTheme="minorEastAsia" w:hAnsiTheme="minorEastAsia" w:eastAsiaTheme="minorEastAsia" w:cstheme="minorEastAsia"/>
-                <w:b/>
-                <w:color w:val="000000"/>
-                <w:kern w:val="0"/>
-                <w:sz w:val="24"/>
-                <w:szCs w:val="24"/>
-                <w:lang w:val="en-US" w:eastAsia="zh-CN" w:bidi="ar"/>
-              </w:rPr>
-              <w:t>核心职责</w:t>
-            </w:r>
-            <w:r>
-              <w:rPr>
-                <w:rFonts w:hint="eastAsia" w:asciiTheme="minorEastAsia" w:hAnsiTheme="minorEastAsia" w:eastAsiaTheme="minorEastAsia" w:cstheme="minorEastAsia"/>
-                <w:color w:val="000000"/>
-                <w:kern w:val="0"/>
-                <w:sz w:val="24"/>
-                <w:szCs w:val="24"/>
-                <w:lang w:val="en-US" w:eastAsia="zh-CN" w:bidi="ar"/>
-              </w:rPr>
-              <w:t>：AI 框架适配、云端服务对接</w:t>
-            </w:r>
-          </w:p>
-          <w:p>
-            <w:pPr>
-              <w:keepNext w:val="0"/>
-              <w:keepLines w:val="0"/>
-              <w:widowControl/>
-              <w:suppressLineNumbers w:val="0"/>
-              <w:pBdr>
-                <w:top w:val="none" w:color="auto" w:sz="0" w:space="0"/>
-                <w:left w:val="none" w:color="auto" w:sz="0" w:space="0"/>
-                <w:bottom w:val="none" w:color="auto" w:sz="0" w:space="0"/>
-                <w:right w:val="none" w:color="auto" w:sz="0" w:space="0"/>
-              </w:pBdr>
-              <w:spacing w:before="0" w:beforeAutospacing="0" w:after="0" w:afterAutospacing="0" w:line="288" w:lineRule="atLeast"/>
-              <w:ind w:left="0" w:right="0"/>
-              <w:jc w:val="left"/>
-              <w:rPr>
-                <w:rFonts w:hint="eastAsia" w:asciiTheme="minorEastAsia" w:hAnsiTheme="minorEastAsia" w:eastAsiaTheme="minorEastAsia" w:cstheme="minorEastAsia"/>
-                <w:color w:val="000000"/>
-                <w:sz w:val="24"/>
-                <w:szCs w:val="24"/>
-              </w:rPr>
-            </w:pPr>
-            <w:r>
-              <w:rPr>
-                <w:rStyle w:val="14"/>
-                <w:rFonts w:hint="eastAsia" w:asciiTheme="minorEastAsia" w:hAnsiTheme="minorEastAsia" w:eastAsiaTheme="minorEastAsia" w:cstheme="minorEastAsia"/>
-                <w:b/>
-                <w:color w:val="000000"/>
-                <w:kern w:val="0"/>
-                <w:sz w:val="24"/>
-                <w:szCs w:val="24"/>
-                <w:lang w:val="en-US" w:eastAsia="zh-CN" w:bidi="ar"/>
-              </w:rPr>
-              <w:t>关键任务</w:t>
-            </w:r>
-            <w:r>
-              <w:rPr>
-                <w:rFonts w:hint="eastAsia" w:asciiTheme="minorEastAsia" w:hAnsiTheme="minorEastAsia" w:eastAsiaTheme="minorEastAsia" w:cstheme="minorEastAsia"/>
-                <w:color w:val="000000"/>
-                <w:kern w:val="0"/>
-                <w:sz w:val="24"/>
-                <w:szCs w:val="24"/>
-                <w:lang w:val="en-US" w:eastAsia="zh-CN" w:bidi="ar"/>
-              </w:rPr>
-              <w:t>：</w:t>
-            </w:r>
-          </w:p>
-          <w:p>
-            <w:pPr>
-              <w:keepNext w:val="0"/>
-              <w:keepLines w:val="0"/>
-              <w:widowControl/>
-              <w:numPr>
-                <w:ilvl w:val="0"/>
-                <w:numId w:val="3"/>
-              </w:numPr>
-              <w:suppressLineNumbers w:val="0"/>
-              <w:pBdr>
-                <w:top w:val="none" w:color="auto" w:sz="0" w:space="0"/>
-                <w:left w:val="none" w:color="auto" w:sz="0" w:space="0"/>
-                <w:bottom w:val="none" w:color="auto" w:sz="0" w:space="0"/>
-                <w:right w:val="none" w:color="auto" w:sz="0" w:space="0"/>
-              </w:pBdr>
-              <w:spacing w:before="0" w:beforeAutospacing="0" w:after="0" w:afterAutospacing="0" w:line="288" w:lineRule="atLeast"/>
-              <w:ind w:left="0" w:right="0" w:hanging="360"/>
-              <w:rPr>
-                <w:rFonts w:hint="eastAsia" w:asciiTheme="minorEastAsia" w:hAnsiTheme="minorEastAsia" w:eastAsiaTheme="minorEastAsia" w:cstheme="minorEastAsia"/>
-                <w:color w:val="000000"/>
-                <w:sz w:val="24"/>
-                <w:szCs w:val="24"/>
-              </w:rPr>
-            </w:pPr>
-            <w:r>
-              <w:rPr>
-                <w:rFonts w:hint="eastAsia" w:asciiTheme="minorEastAsia" w:hAnsiTheme="minorEastAsia" w:eastAsiaTheme="minorEastAsia" w:cstheme="minorEastAsia"/>
-                <w:color w:val="000000"/>
-                <w:sz w:val="24"/>
-                <w:szCs w:val="24"/>
-                <w:lang w:val="en-US" w:eastAsia="zh-CN"/>
-              </w:rPr>
-              <w:t>1.</w:t>
-            </w:r>
-            <w:r>
-              <w:rPr>
-                <w:rFonts w:hint="eastAsia" w:asciiTheme="minorEastAsia" w:hAnsiTheme="minorEastAsia" w:eastAsiaTheme="minorEastAsia" w:cstheme="minorEastAsia"/>
-                <w:color w:val="000000"/>
-                <w:sz w:val="24"/>
-                <w:szCs w:val="24"/>
-              </w:rPr>
-              <w:t>智能体框架嵌入式适配与优化</w:t>
-            </w:r>
-          </w:p>
-          <w:p>
-            <w:pPr>
-              <w:keepNext w:val="0"/>
-              <w:keepLines w:val="0"/>
-              <w:widowControl/>
-              <w:numPr>
-                <w:ilvl w:val="0"/>
-                <w:numId w:val="3"/>
-              </w:numPr>
-              <w:suppressLineNumbers w:val="0"/>
-              <w:pBdr>
-                <w:top w:val="none" w:color="auto" w:sz="0" w:space="0"/>
-                <w:left w:val="none" w:color="auto" w:sz="0" w:space="0"/>
-                <w:bottom w:val="none" w:color="auto" w:sz="0" w:space="0"/>
-                <w:right w:val="none" w:color="auto" w:sz="0" w:space="0"/>
-              </w:pBdr>
-              <w:spacing w:before="0" w:beforeAutospacing="0" w:after="0" w:afterAutospacing="0" w:line="288" w:lineRule="atLeast"/>
-              <w:ind w:left="0" w:right="0" w:hanging="360"/>
-              <w:rPr>
-                <w:rFonts w:hint="eastAsia" w:asciiTheme="minorEastAsia" w:hAnsiTheme="minorEastAsia" w:eastAsiaTheme="minorEastAsia" w:cstheme="minorEastAsia"/>
-                <w:color w:val="000000"/>
-                <w:sz w:val="24"/>
-                <w:szCs w:val="24"/>
-              </w:rPr>
-            </w:pPr>
-            <w:r>
-              <w:rPr>
-                <w:rFonts w:hint="eastAsia" w:asciiTheme="minorEastAsia" w:hAnsiTheme="minorEastAsia" w:eastAsiaTheme="minorEastAsia" w:cstheme="minorEastAsia"/>
-                <w:color w:val="000000"/>
-                <w:sz w:val="24"/>
-                <w:szCs w:val="24"/>
-                <w:lang w:val="en-US" w:eastAsia="zh-CN"/>
-              </w:rPr>
-              <w:t>2.</w:t>
-            </w:r>
-            <w:r>
-              <w:rPr>
-                <w:rFonts w:hint="eastAsia" w:asciiTheme="minorEastAsia" w:hAnsiTheme="minorEastAsia" w:eastAsiaTheme="minorEastAsia" w:cstheme="minorEastAsia"/>
-                <w:color w:val="000000"/>
-                <w:sz w:val="24"/>
-                <w:szCs w:val="24"/>
-              </w:rPr>
-              <w:t>AI 功能模块裁剪调优、云端接口对接调试</w:t>
-            </w:r>
-          </w:p>
-          <w:p>
-            <w:pPr>
-              <w:keepNext w:val="0"/>
-              <w:keepLines w:val="0"/>
-              <w:widowControl/>
-              <w:numPr>
-                <w:ilvl w:val="0"/>
-                <w:numId w:val="3"/>
-              </w:numPr>
-              <w:suppressLineNumbers w:val="0"/>
-              <w:pBdr>
-                <w:top w:val="none" w:color="auto" w:sz="0" w:space="0"/>
-                <w:left w:val="none" w:color="auto" w:sz="0" w:space="0"/>
-                <w:bottom w:val="none" w:color="auto" w:sz="0" w:space="0"/>
-                <w:right w:val="none" w:color="auto" w:sz="0" w:space="0"/>
-              </w:pBdr>
-              <w:spacing w:before="0" w:beforeAutospacing="0" w:after="0" w:afterAutospacing="0" w:line="288" w:lineRule="atLeast"/>
-              <w:ind w:left="0" w:right="0" w:hanging="360"/>
-              <w:rPr>
-                <w:rFonts w:hint="eastAsia" w:asciiTheme="minorEastAsia" w:hAnsiTheme="minorEastAsia" w:eastAsiaTheme="minorEastAsia" w:cstheme="minorEastAsia"/>
-                <w:color w:val="000000"/>
-                <w:sz w:val="24"/>
-                <w:szCs w:val="24"/>
-              </w:rPr>
-            </w:pPr>
-            <w:r>
-              <w:rPr>
-                <w:rFonts w:hint="eastAsia" w:asciiTheme="minorEastAsia" w:hAnsiTheme="minorEastAsia" w:eastAsiaTheme="minorEastAsia" w:cstheme="minorEastAsia"/>
-                <w:color w:val="000000"/>
-                <w:sz w:val="24"/>
-                <w:szCs w:val="24"/>
-                <w:lang w:val="en-US" w:eastAsia="zh-CN"/>
-              </w:rPr>
-              <w:t>3.</w:t>
-            </w:r>
-            <w:r>
-              <w:rPr>
-                <w:rFonts w:hint="eastAsia" w:asciiTheme="minorEastAsia" w:hAnsiTheme="minorEastAsia" w:eastAsiaTheme="minorEastAsia" w:cstheme="minorEastAsia"/>
-                <w:color w:val="000000"/>
-                <w:sz w:val="24"/>
-                <w:szCs w:val="24"/>
-              </w:rPr>
-              <w:t>实现双模式服务架构</w:t>
-            </w:r>
-          </w:p>
-          <w:p>
-            <w:pPr>
-              <w:pStyle w:val="2"/>
-              <w:keepNext w:val="0"/>
-              <w:keepLines w:val="0"/>
-              <w:widowControl/>
-              <w:suppressLineNumbers w:val="0"/>
-              <w:pBdr>
-                <w:top w:val="none" w:color="auto" w:sz="0" w:space="0"/>
-                <w:left w:val="none" w:color="auto" w:sz="0" w:space="0"/>
-                <w:bottom w:val="none" w:color="auto" w:sz="0" w:space="0"/>
-                <w:right w:val="none" w:color="auto" w:sz="0" w:space="0"/>
-              </w:pBdr>
-              <w:spacing w:before="0" w:beforeAutospacing="0" w:after="0" w:afterAutospacing="0" w:line="288" w:lineRule="atLeast"/>
-              <w:ind w:left="0" w:right="0"/>
-              <w:rPr>
-                <w:rFonts w:hint="eastAsia" w:asciiTheme="minorEastAsia" w:hAnsiTheme="minorEastAsia" w:eastAsiaTheme="minorEastAsia" w:cstheme="minorEastAsia"/>
-                <w:color w:val="000000"/>
-                <w:sz w:val="24"/>
-                <w:szCs w:val="24"/>
-              </w:rPr>
-            </w:pPr>
-            <w:r>
-              <w:rPr>
-                <w:rFonts w:hint="eastAsia" w:asciiTheme="minorEastAsia" w:hAnsiTheme="minorEastAsia" w:eastAsiaTheme="minorEastAsia" w:cstheme="minorEastAsia"/>
-                <w:color w:val="000000"/>
-                <w:sz w:val="24"/>
-                <w:szCs w:val="24"/>
-              </w:rPr>
-              <w:t>周文轩</w:t>
-            </w:r>
-          </w:p>
-          <w:p>
-            <w:pPr>
-              <w:keepNext w:val="0"/>
-              <w:keepLines w:val="0"/>
-              <w:widowControl/>
-              <w:suppressLineNumbers w:val="0"/>
-              <w:pBdr>
-                <w:top w:val="none" w:color="auto" w:sz="0" w:space="0"/>
-                <w:left w:val="none" w:color="auto" w:sz="0" w:space="0"/>
-                <w:bottom w:val="none" w:color="auto" w:sz="0" w:space="0"/>
-                <w:right w:val="none" w:color="auto" w:sz="0" w:space="0"/>
-              </w:pBdr>
-              <w:spacing w:before="0" w:beforeAutospacing="0" w:after="0" w:afterAutospacing="0" w:line="288" w:lineRule="atLeast"/>
-              <w:ind w:left="0" w:right="0"/>
-              <w:jc w:val="left"/>
-              <w:rPr>
-                <w:rFonts w:hint="eastAsia" w:asciiTheme="minorEastAsia" w:hAnsiTheme="minorEastAsia" w:eastAsiaTheme="minorEastAsia" w:cstheme="minorEastAsia"/>
-                <w:color w:val="000000"/>
-                <w:kern w:val="0"/>
-                <w:sz w:val="24"/>
-                <w:szCs w:val="24"/>
-                <w:lang w:val="en-US" w:eastAsia="zh-CN" w:bidi="ar"/>
-              </w:rPr>
-            </w:pPr>
-            <w:r>
-              <w:rPr>
-                <w:rStyle w:val="14"/>
-                <w:rFonts w:hint="eastAsia" w:asciiTheme="minorEastAsia" w:hAnsiTheme="minorEastAsia" w:eastAsiaTheme="minorEastAsia" w:cstheme="minorEastAsia"/>
-                <w:b/>
-                <w:color w:val="000000"/>
-                <w:kern w:val="0"/>
-                <w:sz w:val="24"/>
-                <w:szCs w:val="24"/>
-                <w:lang w:val="en-US" w:eastAsia="zh-CN" w:bidi="ar"/>
-              </w:rPr>
-              <w:t>核心职责</w:t>
-            </w:r>
-            <w:r>
-              <w:rPr>
-                <w:rFonts w:hint="eastAsia" w:asciiTheme="minorEastAsia" w:hAnsiTheme="minorEastAsia" w:eastAsiaTheme="minorEastAsia" w:cstheme="minorEastAsia"/>
-                <w:color w:val="000000"/>
-                <w:kern w:val="0"/>
-                <w:sz w:val="24"/>
-                <w:szCs w:val="24"/>
-                <w:lang w:val="en-US" w:eastAsia="zh-CN" w:bidi="ar"/>
-              </w:rPr>
-              <w:t>：人机交互、语音功能开发</w:t>
-            </w:r>
-          </w:p>
-          <w:p>
-            <w:pPr>
-              <w:keepNext w:val="0"/>
-              <w:keepLines w:val="0"/>
-              <w:widowControl/>
-              <w:suppressLineNumbers w:val="0"/>
-              <w:pBdr>
-                <w:top w:val="none" w:color="auto" w:sz="0" w:space="0"/>
-                <w:left w:val="none" w:color="auto" w:sz="0" w:space="0"/>
-                <w:bottom w:val="none" w:color="auto" w:sz="0" w:space="0"/>
-                <w:right w:val="none" w:color="auto" w:sz="0" w:space="0"/>
-              </w:pBdr>
-              <w:spacing w:before="0" w:beforeAutospacing="0" w:after="0" w:afterAutospacing="0" w:line="288" w:lineRule="atLeast"/>
-              <w:ind w:left="0" w:right="0"/>
-              <w:jc w:val="left"/>
-              <w:rPr>
-                <w:rFonts w:hint="eastAsia" w:asciiTheme="minorEastAsia" w:hAnsiTheme="minorEastAsia" w:eastAsiaTheme="minorEastAsia" w:cstheme="minorEastAsia"/>
-                <w:color w:val="000000"/>
-                <w:sz w:val="24"/>
-                <w:szCs w:val="24"/>
-              </w:rPr>
-            </w:pPr>
-            <w:r>
-              <w:rPr>
-                <w:rStyle w:val="14"/>
-                <w:rFonts w:hint="eastAsia" w:asciiTheme="minorEastAsia" w:hAnsiTheme="minorEastAsia" w:eastAsiaTheme="minorEastAsia" w:cstheme="minorEastAsia"/>
-                <w:b/>
-                <w:color w:val="000000"/>
-                <w:kern w:val="0"/>
-                <w:sz w:val="24"/>
-                <w:szCs w:val="24"/>
-                <w:lang w:val="en-US" w:eastAsia="zh-CN" w:bidi="ar"/>
-              </w:rPr>
-              <w:t>关键任务</w:t>
-            </w:r>
-            <w:r>
-              <w:rPr>
-                <w:rFonts w:hint="eastAsia" w:asciiTheme="minorEastAsia" w:hAnsiTheme="minorEastAsia" w:eastAsiaTheme="minorEastAsia" w:cstheme="minorEastAsia"/>
-                <w:color w:val="000000"/>
-                <w:kern w:val="0"/>
-                <w:sz w:val="24"/>
-                <w:szCs w:val="24"/>
-                <w:lang w:val="en-US" w:eastAsia="zh-CN" w:bidi="ar"/>
+                <w:lang w:eastAsia="zh-CN"/>
               </w:rPr>
               <w:t>：</w:t>
             </w:r>
@@ -6083,7 +5374,7 @@
               <w:spacing w:before="0" w:beforeAutospacing="0" w:after="0" w:afterAutospacing="0" w:line="288" w:lineRule="atLeast"/>
               <w:ind w:left="0" w:right="0" w:hanging="360"/>
               <w:rPr>
-                <w:rFonts w:hint="eastAsia" w:asciiTheme="minorEastAsia" w:hAnsiTheme="minorEastAsia" w:eastAsiaTheme="minorEastAsia" w:cstheme="minorEastAsia"/>
+                <w:rFonts w:hint="eastAsia" w:ascii="宋体" w:hAnsi="宋体" w:eastAsia="宋体" w:cs="宋体"/>
                 <w:color w:val="000000"/>
                 <w:sz w:val="24"/>
                 <w:szCs w:val="24"/>
@@ -6091,7 +5382,7 @@
             </w:pPr>
             <w:r>
               <w:rPr>
-                <w:rFonts w:hint="eastAsia" w:asciiTheme="minorEastAsia" w:hAnsiTheme="minorEastAsia" w:eastAsiaTheme="minorEastAsia" w:cstheme="minorEastAsia"/>
+                <w:rFonts w:hint="eastAsia" w:ascii="宋体" w:hAnsi="宋体" w:eastAsia="宋体" w:cs="宋体"/>
                 <w:color w:val="000000"/>
                 <w:sz w:val="24"/>
                 <w:szCs w:val="24"/>
@@ -6101,7 +5392,7 @@
             </w:r>
             <w:r>
               <w:rPr>
-                <w:rFonts w:hint="eastAsia" w:asciiTheme="minorEastAsia" w:hAnsiTheme="minorEastAsia" w:eastAsiaTheme="minorEastAsia" w:cstheme="minorEastAsia"/>
+                <w:rFonts w:hint="eastAsia" w:ascii="宋体" w:hAnsi="宋体" w:eastAsia="宋体" w:cs="宋体"/>
                 <w:color w:val="000000"/>
                 <w:sz w:val="24"/>
                 <w:szCs w:val="24"/>
@@ -6128,7 +5419,7 @@
               <w:spacing w:before="0" w:beforeAutospacing="0" w:after="0" w:afterAutospacing="0" w:line="288" w:lineRule="atLeast"/>
               <w:ind w:left="0" w:right="0" w:hanging="360"/>
               <w:rPr>
-                <w:rFonts w:hint="eastAsia" w:asciiTheme="minorEastAsia" w:hAnsiTheme="minorEastAsia" w:eastAsiaTheme="minorEastAsia" w:cstheme="minorEastAsia"/>
+                <w:rFonts w:hint="eastAsia" w:ascii="宋体" w:hAnsi="宋体" w:eastAsia="宋体" w:cs="宋体"/>
                 <w:color w:val="000000"/>
                 <w:sz w:val="24"/>
                 <w:szCs w:val="24"/>
@@ -6136,7 +5427,7 @@
             </w:pPr>
             <w:r>
               <w:rPr>
-                <w:rFonts w:hint="eastAsia" w:asciiTheme="minorEastAsia" w:hAnsiTheme="minorEastAsia" w:eastAsiaTheme="minorEastAsia" w:cstheme="minorEastAsia"/>
+                <w:rFonts w:hint="eastAsia" w:ascii="宋体" w:hAnsi="宋体" w:eastAsia="宋体" w:cs="宋体"/>
                 <w:color w:val="000000"/>
                 <w:sz w:val="24"/>
                 <w:szCs w:val="24"/>
@@ -6146,7 +5437,7 @@
             </w:r>
             <w:r>
               <w:rPr>
-                <w:rFonts w:hint="eastAsia" w:asciiTheme="minorEastAsia" w:hAnsiTheme="minorEastAsia" w:eastAsiaTheme="minorEastAsia" w:cstheme="minorEastAsia"/>
+                <w:rFonts w:hint="eastAsia" w:ascii="宋体" w:hAnsi="宋体" w:eastAsia="宋体" w:cs="宋体"/>
                 <w:color w:val="000000"/>
                 <w:sz w:val="24"/>
                 <w:szCs w:val="24"/>
@@ -6173,7 +5464,7 @@
               <w:spacing w:before="0" w:beforeAutospacing="0" w:after="0" w:afterAutospacing="0" w:line="288" w:lineRule="atLeast"/>
               <w:ind w:left="0" w:right="0" w:hanging="360"/>
               <w:rPr>
-                <w:rFonts w:hint="eastAsia" w:asciiTheme="minorEastAsia" w:hAnsiTheme="minorEastAsia" w:eastAsiaTheme="minorEastAsia" w:cstheme="minorEastAsia"/>
+                <w:rFonts w:hint="eastAsia" w:ascii="宋体" w:hAnsi="宋体" w:eastAsia="宋体" w:cs="宋体"/>
                 <w:color w:val="000000"/>
                 <w:sz w:val="24"/>
                 <w:szCs w:val="24"/>
@@ -6181,7 +5472,7 @@
             </w:pPr>
             <w:r>
               <w:rPr>
-                <w:rFonts w:hint="eastAsia" w:asciiTheme="minorEastAsia" w:hAnsiTheme="minorEastAsia" w:eastAsiaTheme="minorEastAsia" w:cstheme="minorEastAsia"/>
+                <w:rFonts w:hint="eastAsia" w:ascii="宋体" w:hAnsi="宋体" w:eastAsia="宋体" w:cs="宋体"/>
                 <w:color w:val="000000"/>
                 <w:sz w:val="24"/>
                 <w:szCs w:val="24"/>
@@ -6191,7 +5482,7 @@
             </w:r>
             <w:r>
               <w:rPr>
-                <w:rFonts w:hint="eastAsia" w:asciiTheme="minorEastAsia" w:hAnsiTheme="minorEastAsia" w:eastAsiaTheme="minorEastAsia" w:cstheme="minorEastAsia"/>
+                <w:rFonts w:hint="eastAsia" w:ascii="宋体" w:hAnsi="宋体" w:eastAsia="宋体" w:cs="宋体"/>
                 <w:color w:val="000000"/>
                 <w:sz w:val="24"/>
                 <w:szCs w:val="24"/>
@@ -6201,25 +5492,10 @@
           </w:p>
           <w:p>
             <w:pPr>
-              <w:keepNext w:val="0"/>
-              <w:keepLines w:val="0"/>
-              <w:pageBreakBefore w:val="0"/>
-              <w:widowControl w:val="0"/>
-              <w:kinsoku/>
-              <w:wordWrap/>
-              <w:overflowPunct/>
-              <w:topLinePunct w:val="0"/>
-              <w:autoSpaceDE/>
-              <w:autoSpaceDN/>
-              <w:bidi w:val="0"/>
-              <w:adjustRightInd/>
-              <w:snapToGrid/>
               <w:spacing w:line="312" w:lineRule="auto"/>
-              <w:textAlignment w:val="auto"/>
-              <w:rPr>
-                <w:rFonts w:ascii="宋体" w:hAnsi="宋体" w:eastAsia="宋体" w:cs="宋体"/>
-                <w:sz w:val="24"/>
-                <w:szCs w:val="24"/>
+              <w:rPr>
+                <w:rFonts w:hint="eastAsia" w:ascii="宋体" w:hAnsi="宋体" w:cs="宋体"/>
+                <w:sz w:val="24"/>
               </w:rPr>
             </w:pPr>
           </w:p>
@@ -6257,13 +5533,11 @@
               <w:bottom w:val="single" w:color="auto" w:sz="4" w:space="0"/>
               <w:right w:val="single" w:color="auto" w:sz="4" w:space="0"/>
             </w:tcBorders>
-            <w:vAlign w:val="top"/>
           </w:tcPr>
           <w:p>
             <w:pPr>
               <w:spacing w:before="156" w:line="360" w:lineRule="auto"/>
               <w:rPr>
-                <w:rFonts w:ascii="Times New Roman" w:hAnsi="Times New Roman" w:eastAsia="宋体" w:cs="Times New Roman"/>
                 <w:b/>
                 <w:sz w:val="44"/>
                 <w:szCs w:val="44"/>
@@ -6271,7 +5545,6 @@
             </w:pPr>
             <w:r>
               <w:rPr>
-                <w:rFonts w:ascii="Times New Roman" w:hAnsi="Times New Roman" w:eastAsia="宋体" w:cs="Times New Roman"/>
                 <w:b/>
                 <w:sz w:val="44"/>
                 <w:szCs w:val="44"/>
@@ -6280,7 +5553,7 @@
             </w:r>
             <w:r>
               <w:rPr>
-                <w:rFonts w:hint="eastAsia" w:ascii="Times New Roman" w:hAnsi="Times New Roman" w:eastAsia="宋体" w:cs="Times New Roman"/>
+                <w:rFonts w:hint="eastAsia"/>
                 <w:b/>
                 <w:sz w:val="44"/>
                 <w:szCs w:val="44"/>
@@ -6292,7 +5565,6 @@
             <w:pPr>
               <w:spacing w:line="360" w:lineRule="auto"/>
               <w:rPr>
-                <w:rFonts w:hint="eastAsia" w:ascii="Times New Roman" w:hAnsi="Times New Roman" w:eastAsia="宋体" w:cs="Times New Roman"/>
                 <w:b/>
                 <w:bCs/>
                 <w:sz w:val="32"/>
@@ -6301,707 +5573,493 @@
             </w:pPr>
             <w:r>
               <w:rPr>
-                <w:rFonts w:hint="eastAsia" w:ascii="Times New Roman" w:hAnsi="Times New Roman" w:eastAsia="宋体" w:cs="Times New Roman"/>
+                <w:rFonts w:hint="eastAsia"/>
                 <w:b/>
                 <w:bCs/>
                 <w:sz w:val="32"/>
                 <w:szCs w:val="32"/>
+              </w:rPr>
+              <w:t>1、前期研究工作基础</w:t>
+            </w:r>
+          </w:p>
+          <w:p>
+            <w:pPr>
+              <w:spacing w:line="360" w:lineRule="auto"/>
+              <w:rPr>
+                <w:rFonts w:hint="eastAsia" w:ascii="宋体" w:hAnsi="宋体" w:cs="宋体"/>
+                <w:sz w:val="24"/>
+              </w:rPr>
+            </w:pPr>
+            <w:r>
+              <w:rPr>
+                <w:rFonts w:hint="eastAsia" w:ascii="宋体" w:hAnsi="宋体" w:cs="宋体"/>
+                <w:b/>
+                <w:bCs/>
+                <w:sz w:val="24"/>
+              </w:rPr>
+              <w:t>（1）嵌入式系统开发基础</w:t>
+            </w:r>
+          </w:p>
+          <w:p>
+            <w:pPr>
+              <w:spacing w:line="360" w:lineRule="auto"/>
+              <w:ind w:firstLine="480" w:firstLineChars="200"/>
+              <w:rPr>
+                <w:rFonts w:hint="eastAsia" w:ascii="宋体" w:hAnsi="宋体" w:cs="宋体"/>
+                <w:sz w:val="24"/>
+              </w:rPr>
+            </w:pPr>
+            <w:r>
+              <w:rPr>
+                <w:rFonts w:hint="eastAsia" w:ascii="宋体" w:hAnsi="宋体" w:cs="宋体"/>
+                <w:sz w:val="24"/>
+              </w:rPr>
+              <w:t>团队具备扎实的嵌入式系统开发能力，熟练掌握C/C++编程语言，熟悉Linux操作系统及嵌入式开发流程。已成功在WSL2(Arch Linux)环境下复刻开源EchoAI项目（GitHub: No-Chicken/Demo4Echo），深入理解其技术架构：包括SenseVoice语音识别、YOLOv5物体检测、LVGL图形界面、WebSocket通信协议及RKNN神经网络推理加速。掌握Linux系统交叉编译工具链配置及嵌入式软件调试方法。</w:t>
+            </w:r>
+          </w:p>
+          <w:p>
+            <w:pPr>
+              <w:spacing w:line="360" w:lineRule="auto"/>
+              <w:rPr>
+                <w:rFonts w:hint="eastAsia" w:ascii="宋体" w:hAnsi="宋体" w:cs="宋体"/>
+                <w:b/>
+                <w:bCs/>
+                <w:sz w:val="24"/>
+              </w:rPr>
+            </w:pPr>
+            <w:r>
+              <w:rPr>
+                <w:rFonts w:hint="eastAsia" w:ascii="宋体" w:hAnsi="宋体" w:cs="宋体"/>
+                <w:b/>
+                <w:bCs/>
+                <w:sz w:val="24"/>
+              </w:rPr>
+              <w:t>（2）AI技术储备</w:t>
+            </w:r>
+          </w:p>
+          <w:p>
+            <w:pPr>
+              <w:spacing w:line="360" w:lineRule="auto"/>
+              <w:ind w:firstLine="480" w:firstLineChars="200"/>
+              <w:rPr>
+                <w:rFonts w:hint="eastAsia" w:ascii="宋体" w:hAnsi="宋体" w:cs="宋体"/>
+                <w:sz w:val="24"/>
+              </w:rPr>
+            </w:pPr>
+            <w:r>
+              <w:rPr>
+                <w:rFonts w:hint="eastAsia" w:ascii="宋体" w:hAnsi="宋体" w:cs="宋体"/>
+                <w:sz w:val="24"/>
+              </w:rPr>
+              <w:t>团队已完成</w:t>
+            </w:r>
+            <w:r>
+              <w:rPr>
+                <w:rFonts w:hint="eastAsia" w:ascii="宋体" w:hAnsi="宋体" w:cs="宋体"/>
+                <w:sz w:val="24"/>
                 <w:lang w:val="en-US" w:eastAsia="zh-CN"/>
               </w:rPr>
-              <w:t>一、</w:t>
-            </w:r>
-            <w:r>
-              <w:rPr>
-                <w:rFonts w:hint="eastAsia" w:ascii="Times New Roman" w:hAnsi="Times New Roman" w:eastAsia="宋体" w:cs="Times New Roman"/>
+              <w:t>对于</w:t>
+            </w:r>
+            <w:r>
+              <w:rPr>
+                <w:rFonts w:hint="eastAsia" w:ascii="宋体" w:hAnsi="宋体" w:cs="宋体"/>
+                <w:sz w:val="24"/>
+              </w:rPr>
+              <w:t>研究PicoClaw架构设计，理解其Go语言Agent框架、MCP协议及Skill体系，为技术融合奠定基础。</w:t>
+            </w:r>
+          </w:p>
+          <w:p>
+            <w:pPr>
+              <w:spacing w:line="360" w:lineRule="auto"/>
+              <w:rPr>
+                <w:rFonts w:hint="eastAsia" w:ascii="宋体" w:hAnsi="宋体" w:cs="宋体"/>
+                <w:sz w:val="24"/>
+              </w:rPr>
+            </w:pPr>
+            <w:r>
+              <w:rPr>
+                <w:rFonts w:hint="eastAsia" w:ascii="宋体" w:hAnsi="宋体" w:cs="宋体"/>
+                <w:b/>
+                <w:bCs/>
+                <w:sz w:val="24"/>
+              </w:rPr>
+              <w:t>（3）硬件设计能力</w:t>
+            </w:r>
+          </w:p>
+          <w:p>
+            <w:pPr>
+              <w:spacing w:line="360" w:lineRule="auto"/>
+              <w:ind w:firstLine="480" w:firstLineChars="200"/>
+              <w:rPr>
+                <w:rFonts w:hint="eastAsia" w:ascii="宋体" w:hAnsi="宋体" w:cs="宋体"/>
+                <w:sz w:val="24"/>
+              </w:rPr>
+            </w:pPr>
+            <w:r>
+              <w:rPr>
+                <w:rFonts w:hint="eastAsia" w:ascii="宋体" w:hAnsi="宋体" w:cs="宋体"/>
+                <w:sz w:val="24"/>
+              </w:rPr>
+              <w:t>熟练掌握Altium Designer进行原理图设计与PCB Layout，具备STM32单片机开发经验，了解RV1106芯片基本特性（Cortex A7 + 1TOPS NPU + 256MB RAM）。</w:t>
+            </w:r>
+          </w:p>
+          <w:p>
+            <w:pPr>
+              <w:spacing w:line="360" w:lineRule="auto"/>
+              <w:rPr>
+                <w:rFonts w:hint="eastAsia" w:ascii="宋体" w:hAnsi="宋体" w:cs="宋体"/>
+                <w:color w:val="auto"/>
+                <w:sz w:val="24"/>
+              </w:rPr>
+            </w:pPr>
+            <w:r>
+              <w:rPr>
+                <w:rFonts w:hint="eastAsia"/>
+                <w:b/>
+                <w:bCs/>
+                <w:color w:val="auto"/>
+                <w:sz w:val="32"/>
+                <w:szCs w:val="32"/>
+              </w:rPr>
+              <w:t>2、已有研究成果</w:t>
+            </w:r>
+          </w:p>
+          <w:p>
+            <w:pPr>
+              <w:spacing w:line="360" w:lineRule="auto"/>
+              <w:rPr>
+                <w:rFonts w:hint="eastAsia" w:ascii="宋体" w:hAnsi="宋体" w:cs="宋体"/>
+                <w:b/>
+                <w:bCs/>
+                <w:sz w:val="24"/>
+                <w:lang w:val="en-US" w:eastAsia="zh-CN"/>
+              </w:rPr>
+            </w:pPr>
+            <w:r>
+              <w:rPr>
+                <w:rFonts w:hint="eastAsia" w:ascii="宋体" w:hAnsi="宋体" w:cs="宋体"/>
+                <w:b/>
+                <w:bCs/>
+                <w:sz w:val="24"/>
+                <w:lang w:val="en-US" w:eastAsia="zh-CN"/>
+              </w:rPr>
+              <w:t>1.软件与服务端成果</w:t>
+            </w:r>
+          </w:p>
+          <w:p>
+            <w:pPr>
+              <w:spacing w:line="360" w:lineRule="auto"/>
+              <w:ind w:firstLine="240" w:firstLineChars="100"/>
+              <w:rPr>
+                <w:rFonts w:hint="eastAsia" w:ascii="宋体" w:hAnsi="宋体" w:cs="宋体"/>
+                <w:b w:val="0"/>
+                <w:bCs w:val="0"/>
+                <w:sz w:val="24"/>
+                <w:lang w:val="en-US" w:eastAsia="zh-CN"/>
+              </w:rPr>
+            </w:pPr>
+            <w:r>
+              <w:rPr>
+                <w:rFonts w:hint="eastAsia" w:ascii="宋体" w:hAnsi="宋体" w:cs="宋体"/>
+                <w:b w:val="0"/>
+                <w:bCs w:val="0"/>
+                <w:sz w:val="24"/>
+                <w:lang w:val="en-US" w:eastAsia="zh-CN"/>
+              </w:rPr>
+              <w:t xml:space="preserve"> 在WSL2环境成功运行EchoAI服务端，完成AIChat语音对话端到端测试</w:t>
+            </w:r>
+          </w:p>
+          <w:p>
+            <w:pPr>
+              <w:spacing w:line="360" w:lineRule="auto"/>
+              <w:ind w:firstLine="240" w:firstLineChars="100"/>
+              <w:rPr>
+                <w:rFonts w:hint="eastAsia" w:ascii="宋体" w:hAnsi="宋体" w:cs="宋体"/>
+                <w:b w:val="0"/>
+                <w:bCs w:val="0"/>
+                <w:sz w:val="24"/>
+                <w:lang w:val="en-US" w:eastAsia="zh-CN"/>
+              </w:rPr>
+            </w:pPr>
+            <w:r>
+              <w:rPr>
+                <w:rFonts w:hint="eastAsia" w:ascii="宋体" w:hAnsi="宋体" w:cs="宋体"/>
+                <w:b w:val="0"/>
+                <w:bCs w:val="0"/>
+                <w:sz w:val="24"/>
+                <w:lang w:val="en-US" w:eastAsia="zh-CN"/>
+              </w:rPr>
+              <w:t xml:space="preserve"> 基于SDL模拟器运行DeskBot模块，验证LVGL图形界面功能</w:t>
+            </w:r>
+          </w:p>
+          <w:p>
+            <w:pPr>
+              <w:spacing w:line="360" w:lineRule="auto"/>
+              <w:ind w:firstLine="240" w:firstLineChars="100"/>
+              <w:rPr>
+                <w:rFonts w:hint="eastAsia" w:ascii="宋体" w:hAnsi="宋体" w:cs="宋体"/>
+                <w:b w:val="0"/>
+                <w:bCs w:val="0"/>
+                <w:sz w:val="24"/>
+                <w:lang w:val="en-US" w:eastAsia="zh-CN"/>
+              </w:rPr>
+            </w:pPr>
+            <w:r>
+              <w:rPr>
+                <w:rFonts w:hint="eastAsia" w:ascii="宋体" w:hAnsi="宋体" w:cs="宋体"/>
+                <w:b w:val="0"/>
+                <w:bCs w:val="0"/>
+                <w:sz w:val="24"/>
+                <w:lang w:val="en-US" w:eastAsia="zh-CN"/>
+              </w:rPr>
+              <w:t xml:space="preserve"> 完成YOLOv5模型转换RKNN格式，理解边缘端部署流程</w:t>
+            </w:r>
+          </w:p>
+          <w:p>
+            <w:pPr>
+              <w:spacing w:line="360" w:lineRule="auto"/>
+              <w:rPr>
+                <w:rFonts w:hint="eastAsia" w:ascii="宋体" w:hAnsi="宋体" w:cs="宋体"/>
+                <w:b/>
+                <w:bCs/>
+                <w:sz w:val="24"/>
+                <w:lang w:val="en-US" w:eastAsia="zh-CN"/>
+              </w:rPr>
+            </w:pPr>
+            <w:r>
+              <w:rPr>
+                <w:rFonts w:hint="eastAsia" w:ascii="宋体" w:hAnsi="宋体" w:cs="宋体"/>
+                <w:b/>
+                <w:bCs/>
+                <w:sz w:val="24"/>
+                <w:lang w:val="en-US" w:eastAsia="zh-CN"/>
+              </w:rPr>
+              <w:t>2.技术积累</w:t>
+            </w:r>
+          </w:p>
+          <w:p>
+            <w:pPr>
+              <w:spacing w:line="360" w:lineRule="auto"/>
+              <w:ind w:firstLine="240" w:firstLineChars="100"/>
+              <w:rPr>
+                <w:rFonts w:hint="eastAsia" w:ascii="宋体" w:hAnsi="宋体" w:cs="宋体"/>
+                <w:b w:val="0"/>
+                <w:bCs w:val="0"/>
+                <w:sz w:val="24"/>
+                <w:lang w:val="en-US" w:eastAsia="zh-CN"/>
+              </w:rPr>
+            </w:pPr>
+            <w:r>
+              <w:rPr>
+                <w:rFonts w:hint="eastAsia" w:ascii="宋体" w:hAnsi="宋体" w:cs="宋体"/>
+                <w:b w:val="0"/>
+                <w:bCs w:val="0"/>
+                <w:sz w:val="24"/>
+                <w:lang w:val="en-US" w:eastAsia="zh-CN"/>
+              </w:rPr>
+              <w:t xml:space="preserve"> 研究OpenClaw/PicoClaw智能体框架架构，理解MCP协议与Agent设计</w:t>
+            </w:r>
+          </w:p>
+          <w:p>
+            <w:pPr>
+              <w:spacing w:line="360" w:lineRule="auto"/>
+              <w:ind w:firstLine="240" w:firstLineChars="100"/>
+              <w:rPr>
+                <w:rFonts w:hint="eastAsia" w:ascii="宋体" w:hAnsi="宋体" w:cs="宋体"/>
+                <w:b w:val="0"/>
+                <w:bCs w:val="0"/>
+                <w:sz w:val="24"/>
+                <w:lang w:val="en-US" w:eastAsia="zh-CN"/>
+              </w:rPr>
+            </w:pPr>
+            <w:r>
+              <w:rPr>
+                <w:rFonts w:hint="eastAsia" w:ascii="宋体" w:hAnsi="宋体" w:cs="宋体"/>
+                <w:b w:val="0"/>
+                <w:bCs w:val="0"/>
+                <w:sz w:val="24"/>
+                <w:lang w:val="en-US" w:eastAsia="zh-CN"/>
+              </w:rPr>
+              <w:t xml:space="preserve"> 在虚拟机搭建Linux开发环境，掌握嵌入式交叉编译工具链配置</w:t>
+            </w:r>
+          </w:p>
+          <w:p>
+            <w:pPr>
+              <w:spacing w:line="360" w:lineRule="auto"/>
+              <w:ind w:firstLine="240" w:firstLineChars="100"/>
+              <w:rPr>
+                <w:rFonts w:hint="eastAsia" w:ascii="宋体" w:hAnsi="宋体" w:cs="宋体"/>
+                <w:b w:val="0"/>
+                <w:bCs w:val="0"/>
+                <w:sz w:val="24"/>
+                <w:lang w:val="en-US" w:eastAsia="zh-CN"/>
+              </w:rPr>
+            </w:pPr>
+            <w:r>
+              <w:rPr>
+                <w:rFonts w:hint="eastAsia" w:ascii="宋体" w:hAnsi="宋体" w:cs="宋体"/>
+                <w:b w:val="0"/>
+                <w:bCs w:val="0"/>
+                <w:sz w:val="24"/>
+                <w:lang w:val="en-US" w:eastAsia="zh-CN"/>
+              </w:rPr>
+              <w:t xml:space="preserve"> 熟悉RV1106芯片技术规格（Cortex A7 + 1TOPS NPU + 256MB RAM）</w:t>
+            </w:r>
+          </w:p>
+          <w:p>
+            <w:pPr>
+              <w:spacing w:line="360" w:lineRule="auto"/>
+              <w:rPr>
+                <w:rFonts w:hint="eastAsia" w:ascii="宋体" w:hAnsi="宋体" w:cs="宋体"/>
+                <w:b/>
+                <w:bCs/>
+                <w:sz w:val="24"/>
+                <w:lang w:val="en-US" w:eastAsia="zh-CN"/>
+              </w:rPr>
+            </w:pPr>
+            <w:r>
+              <w:rPr>
+                <w:rFonts w:hint="eastAsia" w:ascii="宋体" w:hAnsi="宋体" w:cs="宋体"/>
+                <w:b/>
+                <w:bCs/>
+                <w:sz w:val="24"/>
+                <w:lang w:val="en-US" w:eastAsia="zh-CN"/>
+              </w:rPr>
+              <w:t>3.预研验证</w:t>
+            </w:r>
+          </w:p>
+          <w:p>
+            <w:pPr>
+              <w:spacing w:line="360" w:lineRule="auto"/>
+              <w:ind w:firstLine="240" w:firstLineChars="100"/>
+              <w:rPr>
+                <w:rFonts w:hint="eastAsia" w:ascii="宋体" w:hAnsi="宋体" w:cs="宋体"/>
+                <w:b w:val="0"/>
+                <w:bCs w:val="0"/>
+                <w:sz w:val="24"/>
+                <w:lang w:val="en-US" w:eastAsia="zh-CN"/>
+              </w:rPr>
+            </w:pPr>
+            <w:r>
+              <w:rPr>
+                <w:rFonts w:hint="eastAsia" w:ascii="宋体" w:hAnsi="宋体" w:cs="宋体"/>
+                <w:b w:val="0"/>
+                <w:bCs w:val="0"/>
+                <w:sz w:val="24"/>
+                <w:lang w:val="en-US" w:eastAsia="zh-CN"/>
+              </w:rPr>
+              <w:t xml:space="preserve"> 完成SenseVoice语音识别服务端部署与功能验证</w:t>
+            </w:r>
+          </w:p>
+          <w:p>
+            <w:pPr>
+              <w:spacing w:line="360" w:lineRule="auto"/>
+              <w:ind w:firstLine="240" w:firstLineChars="100"/>
+              <w:rPr>
+                <w:rFonts w:hint="eastAsia" w:ascii="宋体" w:hAnsi="宋体" w:cs="宋体"/>
+                <w:b w:val="0"/>
+                <w:bCs w:val="0"/>
+                <w:sz w:val="24"/>
+                <w:lang w:val="en-US" w:eastAsia="zh-CN"/>
+              </w:rPr>
+            </w:pPr>
+            <w:r>
+              <w:rPr>
+                <w:rFonts w:hint="eastAsia" w:ascii="宋体" w:hAnsi="宋体" w:cs="宋体"/>
+                <w:b w:val="0"/>
+                <w:bCs w:val="0"/>
+                <w:sz w:val="24"/>
+                <w:lang w:val="en-US" w:eastAsia="zh-CN"/>
+              </w:rPr>
+              <w:t xml:space="preserve"> 理解RKNN模型转换工具链使用方法</w:t>
+            </w:r>
+          </w:p>
+          <w:p>
+            <w:pPr>
+              <w:spacing w:line="360" w:lineRule="auto"/>
+              <w:ind w:firstLine="240" w:firstLineChars="100"/>
+              <w:rPr>
+                <w:rFonts w:hint="eastAsia" w:ascii="宋体" w:hAnsi="宋体" w:cs="宋体"/>
+                <w:b w:val="0"/>
+                <w:bCs w:val="0"/>
+                <w:sz w:val="24"/>
+                <w:lang w:val="en-US" w:eastAsia="zh-CN"/>
+              </w:rPr>
+            </w:pPr>
+            <w:r>
+              <w:rPr>
+                <w:rFonts w:hint="eastAsia" w:ascii="宋体" w:hAnsi="宋体" w:cs="宋体"/>
+                <w:b w:val="0"/>
+                <w:bCs w:val="0"/>
+                <w:sz w:val="24"/>
+                <w:lang w:val="en-US" w:eastAsia="zh-CN"/>
+              </w:rPr>
+              <w:t xml:space="preserve"> 掌握EchoAI技术栈架构与通信协议（WebSocket/JSON/Opus）</w:t>
+            </w:r>
+          </w:p>
+          <w:p>
+            <w:pPr>
+              <w:spacing w:line="360" w:lineRule="auto"/>
+              <w:rPr>
+                <w:sz w:val="24"/>
+              </w:rPr>
+            </w:pPr>
+            <w:r>
+              <w:rPr>
+                <w:rFonts w:hint="eastAsia"/>
                 <w:b/>
                 <w:bCs/>
                 <w:sz w:val="32"/>
                 <w:szCs w:val="32"/>
               </w:rPr>
-              <w:t>前期研究工作基础</w:t>
-            </w:r>
-          </w:p>
-          <w:p>
-            <w:pPr>
-              <w:spacing w:line="360" w:lineRule="auto"/>
-              <w:rPr>
-                <w:rFonts w:hint="eastAsia" w:ascii="宋体" w:hAnsi="宋体" w:eastAsia="宋体" w:cs="宋体"/>
-                <w:sz w:val="24"/>
-                <w:lang w:eastAsia="zh-CN"/>
-              </w:rPr>
-            </w:pPr>
-            <w:r>
-              <w:rPr>
-                <w:rFonts w:hint="eastAsia" w:ascii="宋体" w:hAnsi="宋体" w:eastAsia="宋体" w:cs="宋体"/>
-                <w:b/>
-                <w:bCs/>
-                <w:sz w:val="24"/>
-                <w:lang w:val="en-US" w:eastAsia="zh-CN"/>
-              </w:rPr>
-              <w:t>1. 嵌入式系统开发基础</w:t>
-            </w:r>
-          </w:p>
-          <w:p>
-            <w:pPr>
-              <w:spacing w:line="360" w:lineRule="auto"/>
-              <w:ind w:firstLine="240" w:firstLineChars="100"/>
-              <w:rPr>
-                <w:rFonts w:hint="eastAsia" w:ascii="宋体" w:hAnsi="宋体" w:eastAsia="宋体" w:cs="宋体"/>
-                <w:sz w:val="24"/>
-                <w:lang w:eastAsia="zh-CN"/>
-              </w:rPr>
-            </w:pPr>
-            <w:r>
-              <w:rPr>
-                <w:rFonts w:hint="eastAsia" w:ascii="宋体" w:hAnsi="宋体" w:eastAsia="宋体" w:cs="宋体"/>
-                <w:sz w:val="24"/>
-                <w:lang w:eastAsia="zh-CN"/>
-              </w:rPr>
-              <w:t>团队具备扎实的嵌入式系统开发能力，熟练掌握C/C++编程语言，熟悉Linux操作系统及嵌入式开发流程。已成功在WSL2(Arch Linux)环境下复刻开源EchoAI项目（GitHub: No-Chicken/Demo4Echo），深入理解其技术架构：包括SenseVoice语音识别、YOLOv5物体检测、LVGL图形界面、WebSocket通信协议及RKNN神经网络推理加速。掌握Linux系统交叉编译工具链配置及嵌入式软件调试方法。</w:t>
-            </w:r>
-          </w:p>
-          <w:p>
-            <w:pPr>
-              <w:spacing w:line="360" w:lineRule="auto"/>
-              <w:rPr>
-                <w:rFonts w:hint="eastAsia" w:ascii="宋体" w:hAnsi="宋体" w:eastAsia="宋体" w:cs="宋体"/>
-                <w:sz w:val="24"/>
-                <w:lang w:eastAsia="zh-CN"/>
-              </w:rPr>
-            </w:pPr>
-            <w:r>
-              <w:rPr>
-                <w:rFonts w:hint="eastAsia" w:ascii="宋体" w:hAnsi="宋体" w:eastAsia="宋体" w:cs="宋体"/>
-                <w:b/>
-                <w:bCs/>
-                <w:sz w:val="24"/>
-              </w:rPr>
-              <w:t>2. AI Agent框架研究基础</w:t>
-            </w:r>
-          </w:p>
-          <w:p>
-            <w:pPr>
-              <w:spacing w:line="360" w:lineRule="auto"/>
-              <w:rPr>
-                <w:rFonts w:hint="eastAsia" w:ascii="宋体" w:hAnsi="宋体" w:eastAsia="宋体" w:cs="宋体"/>
-                <w:b/>
-                <w:bCs/>
-                <w:sz w:val="24"/>
-                <w:lang w:eastAsia="zh-CN"/>
-              </w:rPr>
-            </w:pPr>
-            <w:r>
-              <w:rPr>
-                <w:rFonts w:hint="eastAsia" w:ascii="宋体" w:hAnsi="宋体" w:eastAsia="宋体" w:cs="宋体"/>
-                <w:b/>
-                <w:bCs/>
-                <w:sz w:val="24"/>
-                <w:lang w:eastAsia="zh-CN"/>
-              </w:rPr>
-              <w:t>1. 嵌入式系统开发基础</w:t>
-            </w:r>
-          </w:p>
-          <w:p>
-            <w:pPr>
-              <w:spacing w:line="360" w:lineRule="auto"/>
-              <w:ind w:firstLine="240" w:firstLineChars="100"/>
-              <w:rPr>
-                <w:rFonts w:hint="eastAsia" w:ascii="宋体" w:hAnsi="宋体" w:eastAsia="宋体" w:cs="宋体"/>
-                <w:sz w:val="24"/>
-                <w:lang w:eastAsia="zh-CN"/>
-              </w:rPr>
-            </w:pPr>
-            <w:r>
-              <w:rPr>
-                <w:rFonts w:hint="eastAsia" w:ascii="宋体" w:hAnsi="宋体" w:eastAsia="宋体" w:cs="宋体"/>
-                <w:sz w:val="24"/>
-                <w:lang w:eastAsia="zh-CN"/>
-              </w:rPr>
-              <w:t>团队具备扎实的嵌入式系统开发能力，熟练掌握C/C++编程语言，熟悉Linux操作系统及嵌入式开发流程。已成功在WSL2(Arch Linux)环境下复刻开源EchoAI项目（GitHub: No-Chicken/Demo4Echo），深入理解其技术架构：包括SenseVoice语音识别、YOLOv5物体检测、LVGL图形界面、WebSocket通信协议及RKNN神经网络推理加速。掌握Linux系统交叉编译工具链配置及嵌入式软件调试方法。</w:t>
-            </w:r>
-          </w:p>
-          <w:p>
-            <w:pPr>
-              <w:spacing w:line="360" w:lineRule="auto"/>
-              <w:rPr>
-                <w:rFonts w:hint="eastAsia" w:ascii="宋体" w:hAnsi="宋体" w:eastAsia="宋体" w:cs="宋体"/>
-                <w:b/>
-                <w:bCs/>
-                <w:sz w:val="24"/>
-                <w:lang w:eastAsia="zh-CN"/>
-              </w:rPr>
-            </w:pPr>
-            <w:r>
-              <w:rPr>
-                <w:rFonts w:hint="eastAsia" w:ascii="宋体" w:hAnsi="宋体" w:eastAsia="宋体" w:cs="宋体"/>
-                <w:b/>
-                <w:bCs/>
-                <w:sz w:val="24"/>
-                <w:lang w:eastAsia="zh-CN"/>
-              </w:rPr>
-              <w:t>2. AI技术储备</w:t>
-            </w:r>
-          </w:p>
-          <w:p>
-            <w:pPr>
-              <w:spacing w:line="360" w:lineRule="auto"/>
-              <w:rPr>
-                <w:rFonts w:hint="eastAsia" w:ascii="宋体" w:hAnsi="宋体" w:eastAsia="宋体" w:cs="宋体"/>
-                <w:sz w:val="24"/>
-                <w:lang w:eastAsia="zh-CN"/>
-              </w:rPr>
-            </w:pPr>
-          </w:p>
-          <w:p>
-            <w:pPr>
-              <w:spacing w:line="360" w:lineRule="auto"/>
-              <w:rPr>
-                <w:rFonts w:hint="eastAsia" w:ascii="宋体" w:hAnsi="宋体" w:eastAsia="宋体" w:cs="宋体"/>
-                <w:sz w:val="24"/>
-                <w:lang w:eastAsia="zh-CN"/>
-              </w:rPr>
-            </w:pPr>
-            <w:r>
-              <w:rPr>
-                <w:rFonts w:hint="eastAsia" w:ascii="宋体" w:hAnsi="宋体" w:eastAsia="宋体" w:cs="宋体"/>
-                <w:sz w:val="24"/>
-                <w:lang w:eastAsia="zh-CN"/>
-              </w:rPr>
-              <w:t>团队已完成EchoAI开源项目的完整复刻与功能验证：</w:t>
-            </w:r>
-          </w:p>
-          <w:p>
-            <w:pPr>
-              <w:spacing w:line="360" w:lineRule="auto"/>
-              <w:ind w:firstLine="240" w:firstLineChars="100"/>
-              <w:rPr>
-                <w:rFonts w:hint="eastAsia" w:ascii="宋体" w:hAnsi="宋体" w:eastAsia="宋体" w:cs="宋体"/>
-                <w:sz w:val="24"/>
-                <w:lang w:eastAsia="zh-CN"/>
-              </w:rPr>
-            </w:pPr>
-            <w:r>
-              <w:rPr>
-                <w:rFonts w:hint="eastAsia" w:ascii="宋体" w:hAnsi="宋体" w:eastAsia="宋体" w:cs="宋体"/>
-                <w:sz w:val="24"/>
-                <w:lang w:eastAsia="zh-CN"/>
-              </w:rPr>
-              <w:t>语音对话功能：集成SenseVoice实现语音识别，通过阿里云DashScope API实现AI对话与语音合成</w:t>
-            </w:r>
-          </w:p>
-          <w:p>
-            <w:pPr>
-              <w:spacing w:line="360" w:lineRule="auto"/>
-              <w:ind w:firstLine="240" w:firstLineChars="100"/>
-              <w:rPr>
-                <w:rFonts w:hint="eastAsia" w:ascii="宋体" w:hAnsi="宋体" w:eastAsia="宋体" w:cs="宋体"/>
-                <w:sz w:val="24"/>
-                <w:lang w:eastAsia="zh-CN"/>
-              </w:rPr>
-            </w:pPr>
-            <w:r>
-              <w:rPr>
-                <w:rFonts w:hint="eastAsia" w:ascii="宋体" w:hAnsi="宋体" w:eastAsia="宋体" w:cs="宋体"/>
-                <w:sz w:val="24"/>
-                <w:lang w:eastAsia="zh-CN"/>
-              </w:rPr>
-              <w:t>物体检测功能：YOLOv5模型转换RKNN格式，在模拟环境验证检测流程</w:t>
-            </w:r>
-          </w:p>
-          <w:p>
-            <w:pPr>
-              <w:spacing w:line="360" w:lineRule="auto"/>
-              <w:ind w:firstLine="240" w:firstLineChars="100"/>
-              <w:rPr>
-                <w:rFonts w:hint="eastAsia" w:ascii="宋体" w:hAnsi="宋体" w:eastAsia="宋体" w:cs="宋体"/>
-                <w:sz w:val="24"/>
-                <w:lang w:eastAsia="zh-CN"/>
-              </w:rPr>
-            </w:pPr>
-            <w:r>
-              <w:rPr>
-                <w:rFonts w:hint="eastAsia" w:ascii="宋体" w:hAnsi="宋体" w:eastAsia="宋体" w:cs="宋体"/>
-                <w:sz w:val="24"/>
-                <w:lang w:eastAsia="zh-CN"/>
-              </w:rPr>
-              <w:t>GUI界面：LVGL v9.2实现多页面导航系统</w:t>
-            </w:r>
-          </w:p>
-          <w:p>
-            <w:pPr>
-              <w:spacing w:line="360" w:lineRule="auto"/>
-              <w:ind w:firstLine="240" w:firstLineChars="100"/>
-              <w:rPr>
-                <w:rFonts w:hint="eastAsia" w:ascii="宋体" w:hAnsi="宋体" w:eastAsia="宋体" w:cs="宋体"/>
-                <w:sz w:val="24"/>
-                <w:lang w:eastAsia="zh-CN"/>
-              </w:rPr>
-            </w:pPr>
-            <w:r>
-              <w:rPr>
-                <w:rFonts w:hint="eastAsia" w:ascii="宋体" w:hAnsi="宋体" w:eastAsia="宋体" w:cs="宋体"/>
-                <w:sz w:val="24"/>
-                <w:lang w:eastAsia="zh-CN"/>
-              </w:rPr>
-              <w:t>通信协议：理解WebSocket + JSON + Opus音频流的完整链路</w:t>
-            </w:r>
-          </w:p>
-          <w:p>
-            <w:pPr>
-              <w:spacing w:line="360" w:lineRule="auto"/>
-              <w:rPr>
-                <w:rFonts w:hint="eastAsia" w:ascii="宋体" w:hAnsi="宋体" w:eastAsia="宋体" w:cs="宋体"/>
-                <w:sz w:val="24"/>
-                <w:lang w:eastAsia="zh-CN"/>
-              </w:rPr>
-            </w:pPr>
-            <w:r>
-              <w:rPr>
-                <w:rFonts w:hint="eastAsia" w:ascii="宋体" w:hAnsi="宋体" w:eastAsia="宋体" w:cs="宋体"/>
-                <w:sz w:val="24"/>
-                <w:lang w:eastAsia="zh-CN"/>
-              </w:rPr>
-              <w:t>同时研究PicoClaw架构设计，理解其Go语言Agent框架、MCP协议及Skill体系，为技术融合奠定基础。</w:t>
-            </w:r>
-          </w:p>
-          <w:p>
-            <w:pPr>
-              <w:spacing w:line="360" w:lineRule="auto"/>
-              <w:rPr>
-                <w:rFonts w:hint="eastAsia" w:ascii="宋体" w:hAnsi="宋体" w:eastAsia="宋体" w:cs="宋体"/>
-                <w:sz w:val="24"/>
-                <w:lang w:eastAsia="zh-CN"/>
-              </w:rPr>
-            </w:pPr>
-            <w:r>
-              <w:rPr>
-                <w:rFonts w:hint="eastAsia" w:ascii="宋体" w:hAnsi="宋体" w:eastAsia="宋体" w:cs="宋体"/>
-                <w:b/>
-                <w:bCs/>
-                <w:sz w:val="24"/>
-                <w:lang w:eastAsia="zh-CN"/>
-              </w:rPr>
-              <w:t>3. 硬件设计能力</w:t>
-            </w:r>
-          </w:p>
-          <w:p>
-            <w:pPr>
-              <w:spacing w:line="360" w:lineRule="auto"/>
-              <w:rPr>
-                <w:rFonts w:hint="eastAsia" w:ascii="宋体" w:hAnsi="宋体" w:eastAsia="宋体" w:cs="宋体"/>
-                <w:sz w:val="24"/>
-                <w:lang w:eastAsia="zh-CN"/>
-              </w:rPr>
-            </w:pPr>
-            <w:r>
-              <w:rPr>
-                <w:rFonts w:hint="eastAsia" w:ascii="宋体" w:hAnsi="宋体" w:eastAsia="宋体" w:cs="宋体"/>
-                <w:sz w:val="24"/>
-                <w:lang w:eastAsia="zh-CN"/>
-              </w:rPr>
-              <w:t>熟练掌握Altium Designer进行原理图设计与PCB Layout，具备STM32单片机开发经验，了解RV1106芯片基本特性（Cortex A7 + 1TOPS NPU + 256MB RAM）。</w:t>
-            </w:r>
-          </w:p>
-          <w:p>
-            <w:pPr>
-              <w:spacing w:line="360" w:lineRule="auto"/>
-              <w:rPr>
-                <w:rFonts w:hint="eastAsia" w:ascii="宋体" w:hAnsi="宋体" w:eastAsia="宋体" w:cs="宋体"/>
-                <w:b w:val="0"/>
-                <w:bCs w:val="0"/>
-                <w:sz w:val="24"/>
-                <w:lang w:val="en-US" w:eastAsia="zh-CN"/>
-              </w:rPr>
-            </w:pPr>
-            <w:r>
-              <w:rPr>
-                <w:rFonts w:hint="eastAsia" w:ascii="Times New Roman" w:hAnsi="Times New Roman" w:eastAsia="宋体" w:cs="Times New Roman"/>
-                <w:b/>
-                <w:bCs/>
-                <w:sz w:val="32"/>
-                <w:szCs w:val="32"/>
-              </w:rPr>
-              <w:t>二</w:t>
-            </w:r>
-            <w:r>
-              <w:rPr>
-                <w:rFonts w:hint="eastAsia" w:ascii="Times New Roman" w:hAnsi="Times New Roman" w:eastAsia="宋体" w:cs="Times New Roman"/>
-                <w:b/>
-                <w:bCs/>
-                <w:sz w:val="32"/>
-                <w:szCs w:val="32"/>
-                <w:lang w:eastAsia="zh-CN"/>
-              </w:rPr>
-              <w:t>、</w:t>
-            </w:r>
-            <w:r>
-              <w:rPr>
-                <w:rFonts w:hint="eastAsia" w:ascii="Times New Roman" w:hAnsi="Times New Roman" w:eastAsia="宋体" w:cs="Times New Roman"/>
-                <w:b/>
-                <w:bCs/>
-                <w:sz w:val="32"/>
-                <w:szCs w:val="32"/>
-              </w:rPr>
-              <w:t>已有研究成果</w:t>
-            </w:r>
-          </w:p>
-          <w:p>
-            <w:pPr>
-              <w:spacing w:line="360" w:lineRule="auto"/>
-              <w:rPr>
-                <w:rFonts w:hint="eastAsia" w:ascii="宋体" w:hAnsi="宋体" w:eastAsia="宋体" w:cs="宋体"/>
-                <w:b/>
-                <w:bCs/>
-                <w:sz w:val="24"/>
-                <w:lang w:val="en-US" w:eastAsia="zh-CN"/>
-              </w:rPr>
-            </w:pPr>
-            <w:r>
-              <w:rPr>
-                <w:rFonts w:hint="eastAsia" w:ascii="宋体" w:hAnsi="宋体" w:eastAsia="宋体" w:cs="宋体"/>
-                <w:b/>
-                <w:bCs/>
-                <w:sz w:val="24"/>
-                <w:lang w:val="en-US" w:eastAsia="zh-CN"/>
-              </w:rPr>
-              <w:t>1. 软件成果</w:t>
-            </w:r>
-          </w:p>
-          <w:p>
-            <w:pPr>
-              <w:spacing w:line="360" w:lineRule="auto"/>
-              <w:ind w:firstLine="240" w:firstLineChars="100"/>
-              <w:rPr>
-                <w:rFonts w:hint="eastAsia" w:ascii="宋体" w:hAnsi="宋体" w:eastAsia="宋体" w:cs="宋体"/>
-                <w:b w:val="0"/>
-                <w:bCs w:val="0"/>
-                <w:sz w:val="24"/>
-                <w:lang w:val="en-US" w:eastAsia="zh-CN"/>
-              </w:rPr>
-            </w:pPr>
-            <w:r>
-              <w:rPr>
-                <w:rFonts w:hint="eastAsia" w:ascii="宋体" w:hAnsi="宋体" w:eastAsia="宋体" w:cs="宋体"/>
-                <w:b w:val="0"/>
-                <w:bCs w:val="0"/>
-                <w:sz w:val="24"/>
-                <w:lang w:val="en-US" w:eastAsia="zh-CN"/>
-              </w:rPr>
-              <w:t>成功复刻EchoAI开源项目DeskBot模块，在SDL模拟器运行验证GUI功能</w:t>
-            </w:r>
-          </w:p>
-          <w:p>
-            <w:pPr>
-              <w:spacing w:line="360" w:lineRule="auto"/>
-              <w:ind w:firstLine="240" w:firstLineChars="100"/>
-              <w:rPr>
-                <w:rFonts w:hint="eastAsia" w:ascii="宋体" w:hAnsi="宋体" w:eastAsia="宋体" w:cs="宋体"/>
-                <w:b w:val="0"/>
-                <w:bCs w:val="0"/>
-                <w:sz w:val="24"/>
-                <w:lang w:val="en-US" w:eastAsia="zh-CN"/>
-              </w:rPr>
-            </w:pPr>
-            <w:r>
-              <w:rPr>
-                <w:rFonts w:hint="eastAsia" w:ascii="宋体" w:hAnsi="宋体" w:eastAsia="宋体" w:cs="宋体"/>
-                <w:b w:val="0"/>
-                <w:bCs w:val="0"/>
-                <w:sz w:val="24"/>
-                <w:lang w:val="en-US" w:eastAsia="zh-CN"/>
-              </w:rPr>
-              <w:t>完成AIChat语音对话模块测试，验证端到端通信流程</w:t>
-            </w:r>
-          </w:p>
-          <w:p>
-            <w:pPr>
-              <w:spacing w:line="360" w:lineRule="auto"/>
-              <w:ind w:firstLine="240" w:firstLineChars="100"/>
-              <w:rPr>
-                <w:rFonts w:hint="eastAsia" w:ascii="宋体" w:hAnsi="宋体" w:eastAsia="宋体" w:cs="宋体"/>
-                <w:b w:val="0"/>
-                <w:bCs w:val="0"/>
-                <w:sz w:val="24"/>
-                <w:lang w:val="en-US" w:eastAsia="zh-CN"/>
-              </w:rPr>
-            </w:pPr>
-            <w:r>
-              <w:rPr>
-                <w:rFonts w:hint="eastAsia" w:ascii="宋体" w:hAnsi="宋体" w:eastAsia="宋体" w:cs="宋体"/>
-                <w:b w:val="0"/>
-                <w:bCs w:val="0"/>
-                <w:sz w:val="24"/>
-                <w:lang w:val="en-US" w:eastAsia="zh-CN"/>
-              </w:rPr>
-              <w:t>理解YOLOv5物体检测在RKNN上的部署方法</w:t>
-            </w:r>
-          </w:p>
-          <w:p>
-            <w:pPr>
-              <w:spacing w:line="360" w:lineRule="auto"/>
-              <w:rPr>
-                <w:rFonts w:hint="eastAsia" w:ascii="宋体" w:hAnsi="宋体" w:eastAsia="宋体" w:cs="宋体"/>
-                <w:b/>
-                <w:bCs/>
-                <w:sz w:val="24"/>
-                <w:lang w:val="en-US" w:eastAsia="zh-CN"/>
-              </w:rPr>
-            </w:pPr>
-            <w:r>
-              <w:rPr>
-                <w:rFonts w:hint="eastAsia" w:ascii="宋体" w:hAnsi="宋体" w:eastAsia="宋体" w:cs="宋体"/>
-                <w:b/>
-                <w:bCs/>
-                <w:sz w:val="24"/>
-                <w:lang w:val="en-US" w:eastAsia="zh-CN"/>
-              </w:rPr>
-              <w:t>2. 文档成果</w:t>
-            </w:r>
-          </w:p>
-          <w:p>
-            <w:pPr>
-              <w:spacing w:line="360" w:lineRule="auto"/>
-              <w:ind w:firstLine="240" w:firstLineChars="100"/>
-              <w:rPr>
-                <w:rFonts w:hint="eastAsia" w:ascii="宋体" w:hAnsi="宋体" w:eastAsia="宋体" w:cs="宋体"/>
-                <w:b w:val="0"/>
-                <w:bCs w:val="0"/>
-                <w:sz w:val="24"/>
-                <w:lang w:val="en-US" w:eastAsia="zh-CN"/>
-              </w:rPr>
-            </w:pPr>
-            <w:r>
-              <w:rPr>
-                <w:rFonts w:hint="eastAsia" w:ascii="宋体" w:hAnsi="宋体" w:eastAsia="宋体" w:cs="宋体"/>
-                <w:b w:val="0"/>
-                <w:bCs w:val="0"/>
-                <w:sz w:val="24"/>
-                <w:lang w:val="en-US" w:eastAsia="zh-CN"/>
-              </w:rPr>
-              <w:t>完成EchoAI技术栈分析报告</w:t>
-            </w:r>
-          </w:p>
-          <w:p>
-            <w:pPr>
-              <w:spacing w:line="360" w:lineRule="auto"/>
-              <w:ind w:firstLine="240" w:firstLineChars="100"/>
-              <w:rPr>
-                <w:rFonts w:hint="eastAsia" w:ascii="宋体" w:hAnsi="宋体" w:eastAsia="宋体" w:cs="宋体"/>
-                <w:b w:val="0"/>
-                <w:bCs w:val="0"/>
-                <w:sz w:val="24"/>
-                <w:lang w:val="en-US" w:eastAsia="zh-CN"/>
-              </w:rPr>
-            </w:pPr>
-            <w:r>
-              <w:rPr>
-                <w:rFonts w:hint="eastAsia" w:ascii="宋体" w:hAnsi="宋体" w:eastAsia="宋体" w:cs="宋体"/>
-                <w:b w:val="0"/>
-                <w:bCs w:val="0"/>
-                <w:sz w:val="24"/>
-                <w:lang w:val="en-US" w:eastAsia="zh-CN"/>
-              </w:rPr>
-              <w:t>整理AGENTS.md项目知识库</w:t>
-            </w:r>
-          </w:p>
-          <w:p>
-            <w:pPr>
-              <w:spacing w:line="360" w:lineRule="auto"/>
-              <w:ind w:firstLine="240" w:firstLineChars="100"/>
-              <w:rPr>
-                <w:rFonts w:hint="eastAsia" w:ascii="宋体" w:hAnsi="宋体" w:eastAsia="宋体" w:cs="宋体"/>
-                <w:b w:val="0"/>
-                <w:bCs w:val="0"/>
-                <w:sz w:val="24"/>
-                <w:lang w:val="en-US" w:eastAsia="zh-CN"/>
-              </w:rPr>
-            </w:pPr>
-            <w:r>
-              <w:rPr>
-                <w:rFonts w:hint="eastAsia" w:ascii="宋体" w:hAnsi="宋体" w:eastAsia="宋体" w:cs="宋体"/>
-                <w:b w:val="0"/>
-                <w:bCs w:val="0"/>
-                <w:sz w:val="24"/>
-                <w:lang w:val="en-US" w:eastAsia="zh-CN"/>
-              </w:rPr>
-              <w:t>编制技术融合方案文档</w:t>
-            </w:r>
-          </w:p>
-          <w:p>
-            <w:pPr>
-              <w:spacing w:line="360" w:lineRule="auto"/>
-              <w:rPr>
-                <w:rFonts w:hint="eastAsia" w:ascii="宋体" w:hAnsi="宋体" w:eastAsia="宋体" w:cs="宋体"/>
-                <w:b/>
-                <w:bCs/>
-                <w:sz w:val="24"/>
-                <w:lang w:val="en-US" w:eastAsia="zh-CN"/>
-              </w:rPr>
-            </w:pPr>
-            <w:r>
-              <w:rPr>
-                <w:rFonts w:hint="eastAsia" w:ascii="宋体" w:hAnsi="宋体" w:eastAsia="宋体" w:cs="宋体"/>
-                <w:b/>
-                <w:bCs/>
-                <w:sz w:val="24"/>
-                <w:lang w:val="en-US" w:eastAsia="zh-CN"/>
-              </w:rPr>
-              <w:t>3. 技术验证</w:t>
-            </w:r>
-          </w:p>
-          <w:p>
-            <w:pPr>
-              <w:spacing w:line="360" w:lineRule="auto"/>
-              <w:ind w:firstLine="240" w:firstLineChars="100"/>
-              <w:rPr>
-                <w:rFonts w:hint="eastAsia" w:ascii="宋体" w:hAnsi="宋体" w:eastAsia="宋体" w:cs="宋体"/>
-                <w:b w:val="0"/>
-                <w:bCs w:val="0"/>
-                <w:sz w:val="24"/>
-                <w:lang w:val="en-US" w:eastAsia="zh-CN"/>
-              </w:rPr>
-            </w:pPr>
-            <w:r>
-              <w:rPr>
-                <w:rFonts w:hint="eastAsia" w:ascii="宋体" w:hAnsi="宋体" w:eastAsia="宋体" w:cs="宋体"/>
-                <w:b w:val="0"/>
-                <w:bCs w:val="0"/>
-                <w:sz w:val="24"/>
-                <w:lang w:val="en-US" w:eastAsia="zh-CN"/>
-              </w:rPr>
-              <w:t>WSL2环境完整运行EchoAI服务</w:t>
-            </w:r>
-          </w:p>
-          <w:p>
-            <w:pPr>
-              <w:spacing w:line="360" w:lineRule="auto"/>
-              <w:ind w:firstLine="240" w:firstLineChars="100"/>
-              <w:rPr>
-                <w:rFonts w:hint="eastAsia" w:ascii="宋体" w:hAnsi="宋体" w:eastAsia="宋体" w:cs="宋体"/>
-                <w:b w:val="0"/>
-                <w:bCs w:val="0"/>
-                <w:sz w:val="24"/>
-                <w:lang w:val="en-US" w:eastAsia="zh-CN"/>
-              </w:rPr>
-            </w:pPr>
-            <w:r>
-              <w:rPr>
-                <w:rFonts w:hint="eastAsia" w:ascii="宋体" w:hAnsi="宋体" w:eastAsia="宋体" w:cs="宋体"/>
-                <w:b w:val="0"/>
-                <w:bCs w:val="0"/>
-                <w:sz w:val="24"/>
-                <w:lang w:val="en-US" w:eastAsia="zh-CN"/>
-              </w:rPr>
-              <w:t>验证SenseVoice本地推理能力</w:t>
-            </w:r>
-          </w:p>
-          <w:p>
-            <w:pPr>
-              <w:spacing w:line="360" w:lineRule="auto"/>
-              <w:ind w:firstLine="240" w:firstLineChars="100"/>
-              <w:rPr>
-                <w:rFonts w:hint="eastAsia" w:ascii="宋体" w:hAnsi="宋体" w:eastAsia="宋体" w:cs="宋体"/>
-                <w:b w:val="0"/>
-                <w:bCs w:val="0"/>
-                <w:sz w:val="24"/>
-                <w:lang w:val="en-US" w:eastAsia="zh-CN"/>
-              </w:rPr>
-            </w:pPr>
-            <w:r>
-              <w:rPr>
-                <w:rFonts w:hint="eastAsia" w:ascii="宋体" w:hAnsi="宋体" w:eastAsia="宋体" w:cs="宋体"/>
-                <w:b w:val="0"/>
-                <w:bCs w:val="0"/>
-                <w:sz w:val="24"/>
-                <w:lang w:val="en-US" w:eastAsia="zh-CN"/>
-              </w:rPr>
-              <w:t>确认RKNN模型转换流程可行性</w:t>
-            </w:r>
-          </w:p>
-          <w:p>
-            <w:pPr>
-              <w:spacing w:line="360" w:lineRule="auto"/>
-              <w:rPr>
-                <w:rFonts w:hint="eastAsia" w:ascii="Times New Roman" w:hAnsi="Times New Roman" w:eastAsia="宋体" w:cs="Times New Roman"/>
-                <w:sz w:val="24"/>
-              </w:rPr>
-            </w:pPr>
-            <w:r>
-              <w:rPr>
-                <w:rFonts w:hint="eastAsia" w:ascii="Times New Roman" w:hAnsi="Times New Roman" w:eastAsia="宋体" w:cs="Times New Roman"/>
-                <w:b/>
-                <w:bCs/>
-                <w:sz w:val="32"/>
-                <w:szCs w:val="32"/>
-              </w:rPr>
-              <w:t>三</w:t>
-            </w:r>
-            <w:r>
-              <w:rPr>
-                <w:rFonts w:hint="eastAsia" w:ascii="Times New Roman" w:hAnsi="Times New Roman" w:eastAsia="宋体" w:cs="Times New Roman"/>
-                <w:b/>
-                <w:bCs/>
-                <w:sz w:val="32"/>
-                <w:szCs w:val="32"/>
-                <w:lang w:eastAsia="zh-CN"/>
-              </w:rPr>
-              <w:t>、</w:t>
-            </w:r>
-            <w:r>
-              <w:rPr>
-                <w:rFonts w:hint="eastAsia" w:ascii="Times New Roman" w:hAnsi="Times New Roman" w:eastAsia="宋体" w:cs="Times New Roman"/>
-                <w:b/>
-                <w:bCs/>
-                <w:sz w:val="32"/>
-                <w:szCs w:val="32"/>
-              </w:rPr>
-              <w:t>现有的主要仪器设备</w:t>
+              <w:t>3、现有的主要仪器设备</w:t>
             </w:r>
           </w:p>
           <w:tbl>
             <w:tblPr>
               <w:tblStyle w:val="11"/>
-              <w:tblW w:w="5000" w:type="pct"/>
+              <w:tblW w:w="9383" w:type="dxa"/>
               <w:tblInd w:w="-101" w:type="dxa"/>
               <w:tblBorders>
-                <w:top w:val="none" w:color="auto" w:sz="0" w:space="0"/>
-                <w:left w:val="none" w:color="auto" w:sz="0" w:space="0"/>
-                <w:bottom w:val="none" w:color="auto" w:sz="0" w:space="0"/>
-                <w:right w:val="none" w:color="auto" w:sz="0" w:space="0"/>
-                <w:insideH w:val="none" w:color="auto" w:sz="0" w:space="0"/>
-                <w:insideV w:val="none" w:color="auto" w:sz="0" w:space="0"/>
+                <w:top w:val="single" w:color="000000" w:themeColor="text1" w:sz="4" w:space="0"/>
+                <w:left w:val="single" w:color="000000" w:themeColor="text1" w:sz="4" w:space="0"/>
+                <w:bottom w:val="single" w:color="000000" w:themeColor="text1" w:sz="4" w:space="0"/>
+                <w:right w:val="single" w:color="000000" w:themeColor="text1" w:sz="4" w:space="0"/>
+                <w:insideH w:val="single" w:color="000000" w:themeColor="text1" w:sz="4" w:space="0"/>
+                <w:insideV w:val="single" w:color="000000" w:themeColor="text1" w:sz="4" w:space="0"/>
               </w:tblBorders>
               <w:shd w:val="clear" w:color="auto" w:fill="auto"/>
               <w:tblLayout w:type="fixed"/>
               <w:tblCellMar>
-                <w:top w:w="15" w:type="dxa"/>
-                <w:left w:w="15" w:type="dxa"/>
-                <w:bottom w:w="15" w:type="dxa"/>
-                <w:right w:w="15" w:type="dxa"/>
+                <w:top w:w="0" w:type="dxa"/>
+                <w:left w:w="0" w:type="dxa"/>
+                <w:bottom w:w="0" w:type="dxa"/>
+                <w:right w:w="0" w:type="dxa"/>
               </w:tblCellMar>
             </w:tblPr>
             <w:tblGrid>
               <w:gridCol w:w="2297"/>
               <w:gridCol w:w="2297"/>
               <w:gridCol w:w="2297"/>
-              <w:gridCol w:w="2298"/>
+              <w:gridCol w:w="2492"/>
             </w:tblGrid>
             <w:tr>
               <w:tblPrEx>
                 <w:tblBorders>
-                  <w:top w:val="none" w:color="auto" w:sz="0" w:space="0"/>
-                  <w:left w:val="none" w:color="auto" w:sz="0" w:space="0"/>
-                  <w:bottom w:val="none" w:color="auto" w:sz="0" w:space="0"/>
-                  <w:right w:val="none" w:color="auto" w:sz="0" w:space="0"/>
-                  <w:insideH w:val="none" w:color="auto" w:sz="0" w:space="0"/>
-                  <w:insideV w:val="none" w:color="auto" w:sz="0" w:space="0"/>
+                  <w:top w:val="single" w:color="000000" w:themeColor="text1" w:sz="4" w:space="0"/>
+                  <w:left w:val="single" w:color="000000" w:themeColor="text1" w:sz="4" w:space="0"/>
+                  <w:bottom w:val="single" w:color="000000" w:themeColor="text1" w:sz="4" w:space="0"/>
+                  <w:right w:val="single" w:color="000000" w:themeColor="text1" w:sz="4" w:space="0"/>
+                  <w:insideH w:val="single" w:color="000000" w:themeColor="text1" w:sz="4" w:space="0"/>
+                  <w:insideV w:val="single" w:color="000000" w:themeColor="text1" w:sz="4" w:space="0"/>
                 </w:tblBorders>
                 <w:shd w:val="clear" w:color="auto" w:fill="auto"/>
                 <w:tblCellMar>
-                  <w:top w:w="15" w:type="dxa"/>
-                  <w:left w:w="15" w:type="dxa"/>
-                  <w:bottom w:w="15" w:type="dxa"/>
-                  <w:right w:w="15" w:type="dxa"/>
+                  <w:top w:w="0" w:type="dxa"/>
+                  <w:left w:w="0" w:type="dxa"/>
+                  <w:bottom w:w="0" w:type="dxa"/>
+                  <w:right w:w="0" w:type="dxa"/>
                 </w:tblCellMar>
               </w:tblPrEx>
               <w:trPr>
@@ -7011,10 +6069,8 @@
                 <w:tcPr>
                   <w:tcW w:w="2297" w:type="dxa"/>
                   <w:tcBorders>
-                    <w:top w:val="single" w:color="CCCCCC" w:sz="4" w:space="0"/>
-                    <w:left w:val="single" w:color="CCCCCC" w:sz="4" w:space="0"/>
-                    <w:bottom w:val="single" w:color="CCCCCC" w:sz="4" w:space="0"/>
-                    <w:right w:val="single" w:color="CCCCCC" w:sz="4" w:space="0"/>
+                    <w:tl2br w:val="nil"/>
+                    <w:tr2bl w:val="nil"/>
                   </w:tcBorders>
                   <w:shd w:val="clear" w:color="auto" w:fill="auto"/>
                   <w:tcMar>
@@ -7056,10 +6112,8 @@
                 <w:tcPr>
                   <w:tcW w:w="2297" w:type="dxa"/>
                   <w:tcBorders>
-                    <w:top w:val="single" w:color="CCCCCC" w:sz="4" w:space="0"/>
-                    <w:left w:val="single" w:color="CCCCCC" w:sz="4" w:space="0"/>
-                    <w:bottom w:val="single" w:color="CCCCCC" w:sz="4" w:space="0"/>
-                    <w:right w:val="single" w:color="CCCCCC" w:sz="4" w:space="0"/>
+                    <w:tl2br w:val="nil"/>
+                    <w:tr2bl w:val="nil"/>
                   </w:tcBorders>
                   <w:shd w:val="clear" w:color="auto" w:fill="auto"/>
                   <w:tcMar>
@@ -7101,10 +6155,8 @@
                 <w:tcPr>
                   <w:tcW w:w="2297" w:type="dxa"/>
                   <w:tcBorders>
-                    <w:top w:val="single" w:color="CCCCCC" w:sz="4" w:space="0"/>
-                    <w:left w:val="single" w:color="CCCCCC" w:sz="4" w:space="0"/>
-                    <w:bottom w:val="single" w:color="CCCCCC" w:sz="4" w:space="0"/>
-                    <w:right w:val="single" w:color="CCCCCC" w:sz="4" w:space="0"/>
+                    <w:tl2br w:val="nil"/>
+                    <w:tr2bl w:val="nil"/>
                   </w:tcBorders>
                   <w:shd w:val="clear" w:color="auto" w:fill="auto"/>
                   <w:tcMar>
@@ -7144,12 +6196,10 @@
               </w:tc>
               <w:tc>
                 <w:tcPr>
-                  <w:tcW w:w="2297" w:type="dxa"/>
+                  <w:tcW w:w="2492" w:type="dxa"/>
                   <w:tcBorders>
-                    <w:top w:val="single" w:color="CCCCCC" w:sz="4" w:space="0"/>
-                    <w:left w:val="single" w:color="CCCCCC" w:sz="4" w:space="0"/>
-                    <w:bottom w:val="single" w:color="CCCCCC" w:sz="4" w:space="0"/>
-                    <w:right w:val="single" w:color="CCCCCC" w:sz="4" w:space="0"/>
+                    <w:tl2br w:val="nil"/>
+                    <w:tr2bl w:val="nil"/>
                   </w:tcBorders>
                   <w:shd w:val="clear" w:color="auto" w:fill="auto"/>
                   <w:tcMar>
@@ -7191,29 +6241,27 @@
             <w:tr>
               <w:tblPrEx>
                 <w:tblBorders>
-                  <w:top w:val="none" w:color="auto" w:sz="0" w:space="0"/>
-                  <w:left w:val="none" w:color="auto" w:sz="0" w:space="0"/>
-                  <w:bottom w:val="none" w:color="auto" w:sz="0" w:space="0"/>
-                  <w:right w:val="none" w:color="auto" w:sz="0" w:space="0"/>
-                  <w:insideH w:val="none" w:color="auto" w:sz="0" w:space="0"/>
-                  <w:insideV w:val="none" w:color="auto" w:sz="0" w:space="0"/>
+                  <w:top w:val="single" w:color="000000" w:themeColor="text1" w:sz="4" w:space="0"/>
+                  <w:left w:val="single" w:color="000000" w:themeColor="text1" w:sz="4" w:space="0"/>
+                  <w:bottom w:val="single" w:color="000000" w:themeColor="text1" w:sz="4" w:space="0"/>
+                  <w:right w:val="single" w:color="000000" w:themeColor="text1" w:sz="4" w:space="0"/>
+                  <w:insideH w:val="single" w:color="000000" w:themeColor="text1" w:sz="4" w:space="0"/>
+                  <w:insideV w:val="single" w:color="000000" w:themeColor="text1" w:sz="4" w:space="0"/>
                 </w:tblBorders>
                 <w:shd w:val="clear" w:color="auto" w:fill="auto"/>
                 <w:tblCellMar>
-                  <w:top w:w="15" w:type="dxa"/>
-                  <w:left w:w="15" w:type="dxa"/>
-                  <w:bottom w:w="15" w:type="dxa"/>
-                  <w:right w:w="15" w:type="dxa"/>
+                  <w:top w:w="0" w:type="dxa"/>
+                  <w:left w:w="0" w:type="dxa"/>
+                  <w:bottom w:w="0" w:type="dxa"/>
+                  <w:right w:w="0" w:type="dxa"/>
                 </w:tblCellMar>
               </w:tblPrEx>
               <w:tc>
                 <w:tcPr>
                   <w:tcW w:w="2297" w:type="dxa"/>
                   <w:tcBorders>
-                    <w:top w:val="single" w:color="CCCCCC" w:sz="4" w:space="0"/>
-                    <w:left w:val="single" w:color="CCCCCC" w:sz="4" w:space="0"/>
-                    <w:bottom w:val="single" w:color="CCCCCC" w:sz="4" w:space="0"/>
-                    <w:right w:val="single" w:color="CCCCCC" w:sz="4" w:space="0"/>
+                    <w:tl2br w:val="nil"/>
+                    <w:tr2bl w:val="nil"/>
                   </w:tcBorders>
                   <w:shd w:val="clear" w:color="auto" w:fill="auto"/>
                   <w:tcMar>
@@ -7253,10 +6301,8 @@
                 <w:tcPr>
                   <w:tcW w:w="2297" w:type="dxa"/>
                   <w:tcBorders>
-                    <w:top w:val="single" w:color="CCCCCC" w:sz="4" w:space="0"/>
-                    <w:left w:val="single" w:color="CCCCCC" w:sz="4" w:space="0"/>
-                    <w:bottom w:val="single" w:color="CCCCCC" w:sz="4" w:space="0"/>
-                    <w:right w:val="single" w:color="CCCCCC" w:sz="4" w:space="0"/>
+                    <w:tl2br w:val="nil"/>
+                    <w:tr2bl w:val="nil"/>
                   </w:tcBorders>
                   <w:shd w:val="clear" w:color="auto" w:fill="auto"/>
                   <w:tcMar>
@@ -7288,7 +6334,7 @@
                       <w:szCs w:val="24"/>
                       <w:lang w:val="en-US" w:eastAsia="zh-CN" w:bidi="ar"/>
                     </w:rPr>
-                    <w:t>RV1106 核心板</w:t>
+                    <w:t>学习开发板RK3562</w:t>
                   </w:r>
                 </w:p>
               </w:tc>
@@ -7296,10 +6342,8 @@
                 <w:tcPr>
                   <w:tcW w:w="2297" w:type="dxa"/>
                   <w:tcBorders>
-                    <w:top w:val="single" w:color="CCCCCC" w:sz="4" w:space="0"/>
-                    <w:left w:val="single" w:color="CCCCCC" w:sz="4" w:space="0"/>
-                    <w:bottom w:val="single" w:color="CCCCCC" w:sz="4" w:space="0"/>
-                    <w:right w:val="single" w:color="CCCCCC" w:sz="4" w:space="0"/>
+                    <w:tl2br w:val="nil"/>
+                    <w:tr2bl w:val="nil"/>
                   </w:tcBorders>
                   <w:shd w:val="clear" w:color="auto" w:fill="auto"/>
                   <w:tcMar>
@@ -7337,12 +6381,10 @@
               </w:tc>
               <w:tc>
                 <w:tcPr>
-                  <w:tcW w:w="2297" w:type="dxa"/>
+                  <w:tcW w:w="2492" w:type="dxa"/>
                   <w:tcBorders>
-                    <w:top w:val="single" w:color="CCCCCC" w:sz="4" w:space="0"/>
-                    <w:left w:val="single" w:color="CCCCCC" w:sz="4" w:space="0"/>
-                    <w:bottom w:val="single" w:color="CCCCCC" w:sz="4" w:space="0"/>
-                    <w:right w:val="single" w:color="CCCCCC" w:sz="4" w:space="0"/>
+                    <w:tl2br w:val="nil"/>
+                    <w:tr2bl w:val="nil"/>
                   </w:tcBorders>
                   <w:shd w:val="clear" w:color="auto" w:fill="auto"/>
                   <w:tcMar>
@@ -7361,20 +6403,20 @@
                     <w:suppressLineNumbers w:val="0"/>
                     <w:jc w:val="left"/>
                     <w:rPr>
-                      <w:rFonts w:hint="eastAsia" w:ascii="宋体" w:hAnsi="宋体" w:eastAsia="宋体" w:cs="宋体"/>
-                      <w:sz w:val="24"/>
-                      <w:szCs w:val="24"/>
+                      <w:rFonts w:hint="default" w:ascii="宋体" w:hAnsi="宋体" w:eastAsia="宋体" w:cs="宋体"/>
+                      <w:sz w:val="24"/>
+                      <w:szCs w:val="24"/>
+                      <w:lang w:val="en-US" w:eastAsia="zh-CN"/>
                     </w:rPr>
                   </w:pPr>
                   <w:r>
                     <w:rPr>
-                      <w:rFonts w:hint="eastAsia" w:ascii="宋体" w:hAnsi="宋体" w:eastAsia="宋体" w:cs="宋体"/>
-                      <w:kern w:val="0"/>
-                      <w:sz w:val="24"/>
-                      <w:szCs w:val="24"/>
-                      <w:lang w:val="en-US" w:eastAsia="zh-CN" w:bidi="ar"/>
-                    </w:rPr>
-                    <w:t>主控芯片开发</w:t>
+                      <w:rFonts w:hint="eastAsia" w:ascii="宋体" w:hAnsi="宋体" w:cs="宋体"/>
+                      <w:sz w:val="24"/>
+                      <w:szCs w:val="24"/>
+                      <w:lang w:val="en-US" w:eastAsia="zh-CN"/>
+                    </w:rPr>
+                    <w:t>嵌入式Linux学习</w:t>
                   </w:r>
                 </w:p>
               </w:tc>
@@ -7382,29 +6424,27 @@
             <w:tr>
               <w:tblPrEx>
                 <w:tblBorders>
-                  <w:top w:val="none" w:color="auto" w:sz="0" w:space="0"/>
-                  <w:left w:val="none" w:color="auto" w:sz="0" w:space="0"/>
-                  <w:bottom w:val="none" w:color="auto" w:sz="0" w:space="0"/>
-                  <w:right w:val="none" w:color="auto" w:sz="0" w:space="0"/>
-                  <w:insideH w:val="none" w:color="auto" w:sz="0" w:space="0"/>
-                  <w:insideV w:val="none" w:color="auto" w:sz="0" w:space="0"/>
+                  <w:top w:val="single" w:color="000000" w:themeColor="text1" w:sz="4" w:space="0"/>
+                  <w:left w:val="single" w:color="000000" w:themeColor="text1" w:sz="4" w:space="0"/>
+                  <w:bottom w:val="single" w:color="000000" w:themeColor="text1" w:sz="4" w:space="0"/>
+                  <w:right w:val="single" w:color="000000" w:themeColor="text1" w:sz="4" w:space="0"/>
+                  <w:insideH w:val="single" w:color="000000" w:themeColor="text1" w:sz="4" w:space="0"/>
+                  <w:insideV w:val="single" w:color="000000" w:themeColor="text1" w:sz="4" w:space="0"/>
                 </w:tblBorders>
                 <w:shd w:val="clear" w:color="auto" w:fill="auto"/>
                 <w:tblCellMar>
-                  <w:top w:w="15" w:type="dxa"/>
-                  <w:left w:w="15" w:type="dxa"/>
-                  <w:bottom w:w="15" w:type="dxa"/>
-                  <w:right w:w="15" w:type="dxa"/>
+                  <w:top w:w="0" w:type="dxa"/>
+                  <w:left w:w="0" w:type="dxa"/>
+                  <w:bottom w:w="0" w:type="dxa"/>
+                  <w:right w:w="0" w:type="dxa"/>
                 </w:tblCellMar>
               </w:tblPrEx>
               <w:tc>
                 <w:tcPr>
                   <w:tcW w:w="2297" w:type="dxa"/>
                   <w:tcBorders>
-                    <w:top w:val="single" w:color="CCCCCC" w:sz="4" w:space="0"/>
-                    <w:left w:val="single" w:color="CCCCCC" w:sz="4" w:space="0"/>
-                    <w:bottom w:val="single" w:color="CCCCCC" w:sz="4" w:space="0"/>
-                    <w:right w:val="single" w:color="CCCCCC" w:sz="4" w:space="0"/>
+                    <w:tl2br w:val="nil"/>
+                    <w:tr2bl w:val="nil"/>
                   </w:tcBorders>
                   <w:shd w:val="clear" w:color="auto" w:fill="auto"/>
                   <w:tcMar>
@@ -7444,10 +6484,8 @@
                 <w:tcPr>
                   <w:tcW w:w="2297" w:type="dxa"/>
                   <w:tcBorders>
-                    <w:top w:val="single" w:color="CCCCCC" w:sz="4" w:space="0"/>
-                    <w:left w:val="single" w:color="CCCCCC" w:sz="4" w:space="0"/>
-                    <w:bottom w:val="single" w:color="CCCCCC" w:sz="4" w:space="0"/>
-                    <w:right w:val="single" w:color="CCCCCC" w:sz="4" w:space="0"/>
+                    <w:tl2br w:val="nil"/>
+                    <w:tr2bl w:val="nil"/>
                   </w:tcBorders>
                   <w:shd w:val="clear" w:color="auto" w:fill="auto"/>
                   <w:tcMar>
@@ -7487,10 +6525,8 @@
                 <w:tcPr>
                   <w:tcW w:w="2297" w:type="dxa"/>
                   <w:tcBorders>
-                    <w:top w:val="single" w:color="CCCCCC" w:sz="4" w:space="0"/>
-                    <w:left w:val="single" w:color="CCCCCC" w:sz="4" w:space="0"/>
-                    <w:bottom w:val="single" w:color="CCCCCC" w:sz="4" w:space="0"/>
-                    <w:right w:val="single" w:color="CCCCCC" w:sz="4" w:space="0"/>
+                    <w:tl2br w:val="nil"/>
+                    <w:tr2bl w:val="nil"/>
                   </w:tcBorders>
                   <w:shd w:val="clear" w:color="auto" w:fill="auto"/>
                   <w:tcMar>
@@ -7528,12 +6564,10 @@
               </w:tc>
               <w:tc>
                 <w:tcPr>
-                  <w:tcW w:w="2297" w:type="dxa"/>
+                  <w:tcW w:w="2492" w:type="dxa"/>
                   <w:tcBorders>
-                    <w:top w:val="single" w:color="CCCCCC" w:sz="4" w:space="0"/>
-                    <w:left w:val="single" w:color="CCCCCC" w:sz="4" w:space="0"/>
-                    <w:bottom w:val="single" w:color="CCCCCC" w:sz="4" w:space="0"/>
-                    <w:right w:val="single" w:color="CCCCCC" w:sz="4" w:space="0"/>
+                    <w:tl2br w:val="nil"/>
+                    <w:tr2bl w:val="nil"/>
                   </w:tcBorders>
                   <w:shd w:val="clear" w:color="auto" w:fill="auto"/>
                   <w:tcMar>
@@ -7573,29 +6607,27 @@
             <w:tr>
               <w:tblPrEx>
                 <w:tblBorders>
-                  <w:top w:val="none" w:color="auto" w:sz="0" w:space="0"/>
-                  <w:left w:val="none" w:color="auto" w:sz="0" w:space="0"/>
-                  <w:bottom w:val="none" w:color="auto" w:sz="0" w:space="0"/>
-                  <w:right w:val="none" w:color="auto" w:sz="0" w:space="0"/>
-                  <w:insideH w:val="none" w:color="auto" w:sz="0" w:space="0"/>
-                  <w:insideV w:val="none" w:color="auto" w:sz="0" w:space="0"/>
+                  <w:top w:val="single" w:color="000000" w:themeColor="text1" w:sz="4" w:space="0"/>
+                  <w:left w:val="single" w:color="000000" w:themeColor="text1" w:sz="4" w:space="0"/>
+                  <w:bottom w:val="single" w:color="000000" w:themeColor="text1" w:sz="4" w:space="0"/>
+                  <w:right w:val="single" w:color="000000" w:themeColor="text1" w:sz="4" w:space="0"/>
+                  <w:insideH w:val="single" w:color="000000" w:themeColor="text1" w:sz="4" w:space="0"/>
+                  <w:insideV w:val="single" w:color="000000" w:themeColor="text1" w:sz="4" w:space="0"/>
                 </w:tblBorders>
                 <w:shd w:val="clear" w:color="auto" w:fill="auto"/>
                 <w:tblCellMar>
-                  <w:top w:w="15" w:type="dxa"/>
-                  <w:left w:w="15" w:type="dxa"/>
-                  <w:bottom w:w="15" w:type="dxa"/>
-                  <w:right w:w="15" w:type="dxa"/>
+                  <w:top w:w="0" w:type="dxa"/>
+                  <w:left w:w="0" w:type="dxa"/>
+                  <w:bottom w:w="0" w:type="dxa"/>
+                  <w:right w:w="0" w:type="dxa"/>
                 </w:tblCellMar>
               </w:tblPrEx>
               <w:tc>
                 <w:tcPr>
                   <w:tcW w:w="2297" w:type="dxa"/>
                   <w:tcBorders>
-                    <w:top w:val="single" w:color="CCCCCC" w:sz="4" w:space="0"/>
-                    <w:left w:val="single" w:color="CCCCCC" w:sz="4" w:space="0"/>
-                    <w:bottom w:val="single" w:color="CCCCCC" w:sz="4" w:space="0"/>
-                    <w:right w:val="single" w:color="CCCCCC" w:sz="4" w:space="0"/>
+                    <w:tl2br w:val="nil"/>
+                    <w:tr2bl w:val="nil"/>
                   </w:tcBorders>
                   <w:shd w:val="clear" w:color="auto" w:fill="auto"/>
                   <w:tcMar>
@@ -7635,10 +6667,8 @@
                 <w:tcPr>
                   <w:tcW w:w="2297" w:type="dxa"/>
                   <w:tcBorders>
-                    <w:top w:val="single" w:color="CCCCCC" w:sz="4" w:space="0"/>
-                    <w:left w:val="single" w:color="CCCCCC" w:sz="4" w:space="0"/>
-                    <w:bottom w:val="single" w:color="CCCCCC" w:sz="4" w:space="0"/>
-                    <w:right w:val="single" w:color="CCCCCC" w:sz="4" w:space="0"/>
+                    <w:tl2br w:val="nil"/>
+                    <w:tr2bl w:val="nil"/>
                   </w:tcBorders>
                   <w:shd w:val="clear" w:color="auto" w:fill="auto"/>
                   <w:tcMar>
@@ -7678,10 +6708,8 @@
                 <w:tcPr>
                   <w:tcW w:w="2297" w:type="dxa"/>
                   <w:tcBorders>
-                    <w:top w:val="single" w:color="CCCCCC" w:sz="4" w:space="0"/>
-                    <w:left w:val="single" w:color="CCCCCC" w:sz="4" w:space="0"/>
-                    <w:bottom w:val="single" w:color="CCCCCC" w:sz="4" w:space="0"/>
-                    <w:right w:val="single" w:color="CCCCCC" w:sz="4" w:space="0"/>
+                    <w:tl2br w:val="nil"/>
+                    <w:tr2bl w:val="nil"/>
                   </w:tcBorders>
                   <w:shd w:val="clear" w:color="auto" w:fill="auto"/>
                   <w:tcMar>
@@ -7719,12 +6747,10 @@
               </w:tc>
               <w:tc>
                 <w:tcPr>
-                  <w:tcW w:w="2297" w:type="dxa"/>
+                  <w:tcW w:w="2492" w:type="dxa"/>
                   <w:tcBorders>
-                    <w:top w:val="single" w:color="CCCCCC" w:sz="4" w:space="0"/>
-                    <w:left w:val="single" w:color="CCCCCC" w:sz="4" w:space="0"/>
-                    <w:bottom w:val="single" w:color="CCCCCC" w:sz="4" w:space="0"/>
-                    <w:right w:val="single" w:color="CCCCCC" w:sz="4" w:space="0"/>
+                    <w:tl2br w:val="nil"/>
+                    <w:tr2bl w:val="nil"/>
                   </w:tcBorders>
                   <w:shd w:val="clear" w:color="auto" w:fill="auto"/>
                   <w:tcMar>
@@ -7764,29 +6790,27 @@
             <w:tr>
               <w:tblPrEx>
                 <w:tblBorders>
-                  <w:top w:val="none" w:color="auto" w:sz="0" w:space="0"/>
-                  <w:left w:val="none" w:color="auto" w:sz="0" w:space="0"/>
-                  <w:bottom w:val="none" w:color="auto" w:sz="0" w:space="0"/>
-                  <w:right w:val="none" w:color="auto" w:sz="0" w:space="0"/>
-                  <w:insideH w:val="none" w:color="auto" w:sz="0" w:space="0"/>
-                  <w:insideV w:val="none" w:color="auto" w:sz="0" w:space="0"/>
+                  <w:top w:val="single" w:color="000000" w:themeColor="text1" w:sz="4" w:space="0"/>
+                  <w:left w:val="single" w:color="000000" w:themeColor="text1" w:sz="4" w:space="0"/>
+                  <w:bottom w:val="single" w:color="000000" w:themeColor="text1" w:sz="4" w:space="0"/>
+                  <w:right w:val="single" w:color="000000" w:themeColor="text1" w:sz="4" w:space="0"/>
+                  <w:insideH w:val="single" w:color="000000" w:themeColor="text1" w:sz="4" w:space="0"/>
+                  <w:insideV w:val="single" w:color="000000" w:themeColor="text1" w:sz="4" w:space="0"/>
                 </w:tblBorders>
                 <w:shd w:val="clear" w:color="auto" w:fill="auto"/>
                 <w:tblCellMar>
-                  <w:top w:w="15" w:type="dxa"/>
-                  <w:left w:w="15" w:type="dxa"/>
-                  <w:bottom w:w="15" w:type="dxa"/>
-                  <w:right w:w="15" w:type="dxa"/>
+                  <w:top w:w="0" w:type="dxa"/>
+                  <w:left w:w="0" w:type="dxa"/>
+                  <w:bottom w:w="0" w:type="dxa"/>
+                  <w:right w:w="0" w:type="dxa"/>
                 </w:tblCellMar>
               </w:tblPrEx>
               <w:tc>
                 <w:tcPr>
                   <w:tcW w:w="2297" w:type="dxa"/>
                   <w:tcBorders>
-                    <w:top w:val="single" w:color="CCCCCC" w:sz="4" w:space="0"/>
-                    <w:left w:val="single" w:color="CCCCCC" w:sz="4" w:space="0"/>
-                    <w:bottom w:val="single" w:color="CCCCCC" w:sz="4" w:space="0"/>
-                    <w:right w:val="single" w:color="CCCCCC" w:sz="4" w:space="0"/>
+                    <w:tl2br w:val="nil"/>
+                    <w:tr2bl w:val="nil"/>
                   </w:tcBorders>
                   <w:shd w:val="clear" w:color="auto" w:fill="auto"/>
                   <w:tcMar>
@@ -7826,10 +6850,8 @@
                 <w:tcPr>
                   <w:tcW w:w="2297" w:type="dxa"/>
                   <w:tcBorders>
-                    <w:top w:val="single" w:color="CCCCCC" w:sz="4" w:space="0"/>
-                    <w:left w:val="single" w:color="CCCCCC" w:sz="4" w:space="0"/>
-                    <w:bottom w:val="single" w:color="CCCCCC" w:sz="4" w:space="0"/>
-                    <w:right w:val="single" w:color="CCCCCC" w:sz="4" w:space="0"/>
+                    <w:tl2br w:val="nil"/>
+                    <w:tr2bl w:val="nil"/>
                   </w:tcBorders>
                   <w:shd w:val="clear" w:color="auto" w:fill="auto"/>
                   <w:tcMar>
@@ -7869,10 +6891,8 @@
                 <w:tcPr>
                   <w:tcW w:w="2297" w:type="dxa"/>
                   <w:tcBorders>
-                    <w:top w:val="single" w:color="CCCCCC" w:sz="4" w:space="0"/>
-                    <w:left w:val="single" w:color="CCCCCC" w:sz="4" w:space="0"/>
-                    <w:bottom w:val="single" w:color="CCCCCC" w:sz="4" w:space="0"/>
-                    <w:right w:val="single" w:color="CCCCCC" w:sz="4" w:space="0"/>
+                    <w:tl2br w:val="nil"/>
+                    <w:tr2bl w:val="nil"/>
                   </w:tcBorders>
                   <w:shd w:val="clear" w:color="auto" w:fill="auto"/>
                   <w:tcMar>
@@ -7910,12 +6930,10 @@
               </w:tc>
               <w:tc>
                 <w:tcPr>
-                  <w:tcW w:w="2297" w:type="dxa"/>
+                  <w:tcW w:w="2492" w:type="dxa"/>
                   <w:tcBorders>
-                    <w:top w:val="single" w:color="CCCCCC" w:sz="4" w:space="0"/>
-                    <w:left w:val="single" w:color="CCCCCC" w:sz="4" w:space="0"/>
-                    <w:bottom w:val="single" w:color="CCCCCC" w:sz="4" w:space="0"/>
-                    <w:right w:val="single" w:color="CCCCCC" w:sz="4" w:space="0"/>
+                    <w:tl2br w:val="nil"/>
+                    <w:tr2bl w:val="nil"/>
                   </w:tcBorders>
                   <w:shd w:val="clear" w:color="auto" w:fill="auto"/>
                   <w:tcMar>
@@ -7955,29 +6973,27 @@
             <w:tr>
               <w:tblPrEx>
                 <w:tblBorders>
-                  <w:top w:val="none" w:color="auto" w:sz="0" w:space="0"/>
-                  <w:left w:val="none" w:color="auto" w:sz="0" w:space="0"/>
-                  <w:bottom w:val="none" w:color="auto" w:sz="0" w:space="0"/>
-                  <w:right w:val="none" w:color="auto" w:sz="0" w:space="0"/>
-                  <w:insideH w:val="none" w:color="auto" w:sz="0" w:space="0"/>
-                  <w:insideV w:val="none" w:color="auto" w:sz="0" w:space="0"/>
+                  <w:top w:val="single" w:color="000000" w:themeColor="text1" w:sz="4" w:space="0"/>
+                  <w:left w:val="single" w:color="000000" w:themeColor="text1" w:sz="4" w:space="0"/>
+                  <w:bottom w:val="single" w:color="000000" w:themeColor="text1" w:sz="4" w:space="0"/>
+                  <w:right w:val="single" w:color="000000" w:themeColor="text1" w:sz="4" w:space="0"/>
+                  <w:insideH w:val="single" w:color="000000" w:themeColor="text1" w:sz="4" w:space="0"/>
+                  <w:insideV w:val="single" w:color="000000" w:themeColor="text1" w:sz="4" w:space="0"/>
                 </w:tblBorders>
                 <w:shd w:val="clear" w:color="auto" w:fill="auto"/>
                 <w:tblCellMar>
-                  <w:top w:w="15" w:type="dxa"/>
-                  <w:left w:w="15" w:type="dxa"/>
-                  <w:bottom w:w="15" w:type="dxa"/>
-                  <w:right w:w="15" w:type="dxa"/>
+                  <w:top w:w="0" w:type="dxa"/>
+                  <w:left w:w="0" w:type="dxa"/>
+                  <w:bottom w:w="0" w:type="dxa"/>
+                  <w:right w:w="0" w:type="dxa"/>
                 </w:tblCellMar>
               </w:tblPrEx>
               <w:tc>
                 <w:tcPr>
                   <w:tcW w:w="2297" w:type="dxa"/>
                   <w:tcBorders>
-                    <w:top w:val="single" w:color="CCCCCC" w:sz="4" w:space="0"/>
-                    <w:left w:val="single" w:color="CCCCCC" w:sz="4" w:space="0"/>
-                    <w:bottom w:val="single" w:color="CCCCCC" w:sz="4" w:space="0"/>
-                    <w:right w:val="single" w:color="CCCCCC" w:sz="4" w:space="0"/>
+                    <w:tl2br w:val="nil"/>
+                    <w:tr2bl w:val="nil"/>
                   </w:tcBorders>
                   <w:shd w:val="clear" w:color="auto" w:fill="auto"/>
                   <w:tcMar>
@@ -8017,10 +7033,8 @@
                 <w:tcPr>
                   <w:tcW w:w="2297" w:type="dxa"/>
                   <w:tcBorders>
-                    <w:top w:val="single" w:color="CCCCCC" w:sz="4" w:space="0"/>
-                    <w:left w:val="single" w:color="CCCCCC" w:sz="4" w:space="0"/>
-                    <w:bottom w:val="single" w:color="CCCCCC" w:sz="4" w:space="0"/>
-                    <w:right w:val="single" w:color="CCCCCC" w:sz="4" w:space="0"/>
+                    <w:tl2br w:val="nil"/>
+                    <w:tr2bl w:val="nil"/>
                   </w:tcBorders>
                   <w:shd w:val="clear" w:color="auto" w:fill="auto"/>
                   <w:tcMar>
@@ -8060,10 +7074,8 @@
                 <w:tcPr>
                   <w:tcW w:w="2297" w:type="dxa"/>
                   <w:tcBorders>
-                    <w:top w:val="single" w:color="CCCCCC" w:sz="4" w:space="0"/>
-                    <w:left w:val="single" w:color="CCCCCC" w:sz="4" w:space="0"/>
-                    <w:bottom w:val="single" w:color="CCCCCC" w:sz="4" w:space="0"/>
-                    <w:right w:val="single" w:color="CCCCCC" w:sz="4" w:space="0"/>
+                    <w:tl2br w:val="nil"/>
+                    <w:tr2bl w:val="nil"/>
                   </w:tcBorders>
                   <w:shd w:val="clear" w:color="auto" w:fill="auto"/>
                   <w:tcMar>
@@ -8101,12 +7113,10 @@
               </w:tc>
               <w:tc>
                 <w:tcPr>
-                  <w:tcW w:w="2297" w:type="dxa"/>
+                  <w:tcW w:w="2492" w:type="dxa"/>
                   <w:tcBorders>
-                    <w:top w:val="single" w:color="CCCCCC" w:sz="4" w:space="0"/>
-                    <w:left w:val="single" w:color="CCCCCC" w:sz="4" w:space="0"/>
-                    <w:bottom w:val="single" w:color="CCCCCC" w:sz="4" w:space="0"/>
-                    <w:right w:val="single" w:color="CCCCCC" w:sz="4" w:space="0"/>
+                    <w:tl2br w:val="nil"/>
+                    <w:tr2bl w:val="nil"/>
                   </w:tcBorders>
                   <w:shd w:val="clear" w:color="auto" w:fill="auto"/>
                   <w:tcMar>
@@ -8146,29 +7156,26 @@
             <w:tr>
               <w:tblPrEx>
                 <w:tblBorders>
-                  <w:top w:val="none" w:color="auto" w:sz="0" w:space="0"/>
-                  <w:left w:val="none" w:color="auto" w:sz="0" w:space="0"/>
-                  <w:bottom w:val="none" w:color="auto" w:sz="0" w:space="0"/>
-                  <w:right w:val="none" w:color="auto" w:sz="0" w:space="0"/>
-                  <w:insideH w:val="none" w:color="auto" w:sz="0" w:space="0"/>
-                  <w:insideV w:val="none" w:color="auto" w:sz="0" w:space="0"/>
+                  <w:top w:val="single" w:color="000000" w:themeColor="text1" w:sz="4" w:space="0"/>
+                  <w:left w:val="single" w:color="000000" w:themeColor="text1" w:sz="4" w:space="0"/>
+                  <w:bottom w:val="single" w:color="000000" w:themeColor="text1" w:sz="4" w:space="0"/>
+                  <w:right w:val="single" w:color="000000" w:themeColor="text1" w:sz="4" w:space="0"/>
+                  <w:insideH w:val="single" w:color="000000" w:themeColor="text1" w:sz="4" w:space="0"/>
+                  <w:insideV w:val="single" w:color="000000" w:themeColor="text1" w:sz="4" w:space="0"/>
                 </w:tblBorders>
-                <w:shd w:val="clear" w:color="auto" w:fill="auto"/>
                 <w:tblCellMar>
-                  <w:top w:w="15" w:type="dxa"/>
-                  <w:left w:w="15" w:type="dxa"/>
-                  <w:bottom w:w="15" w:type="dxa"/>
-                  <w:right w:w="15" w:type="dxa"/>
+                  <w:top w:w="0" w:type="dxa"/>
+                  <w:left w:w="0" w:type="dxa"/>
+                  <w:bottom w:w="0" w:type="dxa"/>
+                  <w:right w:w="0" w:type="dxa"/>
                 </w:tblCellMar>
               </w:tblPrEx>
               <w:tc>
                 <w:tcPr>
                   <w:tcW w:w="2297" w:type="dxa"/>
                   <w:tcBorders>
-                    <w:top w:val="single" w:color="CCCCCC" w:sz="4" w:space="0"/>
-                    <w:left w:val="single" w:color="CCCCCC" w:sz="4" w:space="0"/>
-                    <w:bottom w:val="single" w:color="CCCCCC" w:sz="4" w:space="0"/>
-                    <w:right w:val="single" w:color="CCCCCC" w:sz="4" w:space="0"/>
+                    <w:tl2br w:val="nil"/>
+                    <w:tr2bl w:val="nil"/>
                   </w:tcBorders>
                   <w:shd w:val="clear" w:color="auto" w:fill="auto"/>
                   <w:tcMar>
@@ -8208,10 +7215,8 @@
                 <w:tcPr>
                   <w:tcW w:w="2297" w:type="dxa"/>
                   <w:tcBorders>
-                    <w:top w:val="single" w:color="CCCCCC" w:sz="4" w:space="0"/>
-                    <w:left w:val="single" w:color="CCCCCC" w:sz="4" w:space="0"/>
-                    <w:bottom w:val="single" w:color="CCCCCC" w:sz="4" w:space="0"/>
-                    <w:right w:val="single" w:color="CCCCCC" w:sz="4" w:space="0"/>
+                    <w:tl2br w:val="nil"/>
+                    <w:tr2bl w:val="nil"/>
                   </w:tcBorders>
                   <w:shd w:val="clear" w:color="auto" w:fill="auto"/>
                   <w:tcMar>
@@ -8251,10 +7256,8 @@
                 <w:tcPr>
                   <w:tcW w:w="2297" w:type="dxa"/>
                   <w:tcBorders>
-                    <w:top w:val="single" w:color="CCCCCC" w:sz="4" w:space="0"/>
-                    <w:left w:val="single" w:color="CCCCCC" w:sz="4" w:space="0"/>
-                    <w:bottom w:val="single" w:color="CCCCCC" w:sz="4" w:space="0"/>
-                    <w:right w:val="single" w:color="CCCCCC" w:sz="4" w:space="0"/>
+                    <w:tl2br w:val="nil"/>
+                    <w:tr2bl w:val="nil"/>
                   </w:tcBorders>
                   <w:shd w:val="clear" w:color="auto" w:fill="auto"/>
                   <w:tcMar>
@@ -8292,12 +7295,10 @@
               </w:tc>
               <w:tc>
                 <w:tcPr>
-                  <w:tcW w:w="2297" w:type="dxa"/>
+                  <w:tcW w:w="2492" w:type="dxa"/>
                   <w:tcBorders>
-                    <w:top w:val="single" w:color="CCCCCC" w:sz="4" w:space="0"/>
-                    <w:left w:val="single" w:color="CCCCCC" w:sz="4" w:space="0"/>
-                    <w:bottom w:val="single" w:color="CCCCCC" w:sz="4" w:space="0"/>
-                    <w:right w:val="single" w:color="CCCCCC" w:sz="4" w:space="0"/>
+                    <w:tl2br w:val="nil"/>
+                    <w:tr2bl w:val="nil"/>
                   </w:tcBorders>
                   <w:shd w:val="clear" w:color="auto" w:fill="auto"/>
                   <w:tcMar>
@@ -8337,29 +7338,27 @@
             <w:tr>
               <w:tblPrEx>
                 <w:tblBorders>
-                  <w:top w:val="none" w:color="auto" w:sz="0" w:space="0"/>
-                  <w:left w:val="none" w:color="auto" w:sz="0" w:space="0"/>
-                  <w:bottom w:val="none" w:color="auto" w:sz="0" w:space="0"/>
-                  <w:right w:val="none" w:color="auto" w:sz="0" w:space="0"/>
-                  <w:insideH w:val="none" w:color="auto" w:sz="0" w:space="0"/>
-                  <w:insideV w:val="none" w:color="auto" w:sz="0" w:space="0"/>
+                  <w:top w:val="single" w:color="000000" w:themeColor="text1" w:sz="4" w:space="0"/>
+                  <w:left w:val="single" w:color="000000" w:themeColor="text1" w:sz="4" w:space="0"/>
+                  <w:bottom w:val="single" w:color="000000" w:themeColor="text1" w:sz="4" w:space="0"/>
+                  <w:right w:val="single" w:color="000000" w:themeColor="text1" w:sz="4" w:space="0"/>
+                  <w:insideH w:val="single" w:color="000000" w:themeColor="text1" w:sz="4" w:space="0"/>
+                  <w:insideV w:val="single" w:color="000000" w:themeColor="text1" w:sz="4" w:space="0"/>
                 </w:tblBorders>
                 <w:shd w:val="clear" w:color="auto" w:fill="auto"/>
                 <w:tblCellMar>
-                  <w:top w:w="15" w:type="dxa"/>
-                  <w:left w:w="15" w:type="dxa"/>
-                  <w:bottom w:w="15" w:type="dxa"/>
-                  <w:right w:w="15" w:type="dxa"/>
+                  <w:top w:w="0" w:type="dxa"/>
+                  <w:left w:w="0" w:type="dxa"/>
+                  <w:bottom w:w="0" w:type="dxa"/>
+                  <w:right w:w="0" w:type="dxa"/>
                 </w:tblCellMar>
               </w:tblPrEx>
               <w:tc>
                 <w:tcPr>
                   <w:tcW w:w="2297" w:type="dxa"/>
                   <w:tcBorders>
-                    <w:top w:val="single" w:color="CCCCCC" w:sz="4" w:space="0"/>
-                    <w:left w:val="single" w:color="CCCCCC" w:sz="4" w:space="0"/>
-                    <w:bottom w:val="single" w:color="CCCCCC" w:sz="4" w:space="0"/>
-                    <w:right w:val="single" w:color="CCCCCC" w:sz="4" w:space="0"/>
+                    <w:tl2br w:val="nil"/>
+                    <w:tr2bl w:val="nil"/>
                   </w:tcBorders>
                   <w:shd w:val="clear" w:color="auto" w:fill="auto"/>
                   <w:tcMar>
@@ -8399,10 +7398,8 @@
                 <w:tcPr>
                   <w:tcW w:w="2297" w:type="dxa"/>
                   <w:tcBorders>
-                    <w:top w:val="single" w:color="CCCCCC" w:sz="4" w:space="0"/>
-                    <w:left w:val="single" w:color="CCCCCC" w:sz="4" w:space="0"/>
-                    <w:bottom w:val="single" w:color="CCCCCC" w:sz="4" w:space="0"/>
-                    <w:right w:val="single" w:color="CCCCCC" w:sz="4" w:space="0"/>
+                    <w:tl2br w:val="nil"/>
+                    <w:tr2bl w:val="nil"/>
                   </w:tcBorders>
                   <w:shd w:val="clear" w:color="auto" w:fill="auto"/>
                   <w:tcMar>
@@ -8442,10 +7439,8 @@
                 <w:tcPr>
                   <w:tcW w:w="2297" w:type="dxa"/>
                   <w:tcBorders>
-                    <w:top w:val="single" w:color="CCCCCC" w:sz="4" w:space="0"/>
-                    <w:left w:val="single" w:color="CCCCCC" w:sz="4" w:space="0"/>
-                    <w:bottom w:val="single" w:color="CCCCCC" w:sz="4" w:space="0"/>
-                    <w:right w:val="single" w:color="CCCCCC" w:sz="4" w:space="0"/>
+                    <w:tl2br w:val="nil"/>
+                    <w:tr2bl w:val="nil"/>
                   </w:tcBorders>
                   <w:shd w:val="clear" w:color="auto" w:fill="auto"/>
                   <w:tcMar>
@@ -8483,12 +7478,10 @@
               </w:tc>
               <w:tc>
                 <w:tcPr>
-                  <w:tcW w:w="2297" w:type="dxa"/>
+                  <w:tcW w:w="2492" w:type="dxa"/>
                   <w:tcBorders>
-                    <w:top w:val="single" w:color="CCCCCC" w:sz="4" w:space="0"/>
-                    <w:left w:val="single" w:color="CCCCCC" w:sz="4" w:space="0"/>
-                    <w:bottom w:val="single" w:color="CCCCCC" w:sz="4" w:space="0"/>
-                    <w:right w:val="single" w:color="CCCCCC" w:sz="4" w:space="0"/>
+                    <w:tl2br w:val="nil"/>
+                    <w:tr2bl w:val="nil"/>
                   </w:tcBorders>
                   <w:shd w:val="clear" w:color="auto" w:fill="auto"/>
                   <w:tcMar>
@@ -8528,29 +7521,26 @@
             <w:tr>
               <w:tblPrEx>
                 <w:tblBorders>
-                  <w:top w:val="none" w:color="auto" w:sz="0" w:space="0"/>
-                  <w:left w:val="none" w:color="auto" w:sz="0" w:space="0"/>
-                  <w:bottom w:val="none" w:color="auto" w:sz="0" w:space="0"/>
-                  <w:right w:val="none" w:color="auto" w:sz="0" w:space="0"/>
-                  <w:insideH w:val="none" w:color="auto" w:sz="0" w:space="0"/>
-                  <w:insideV w:val="none" w:color="auto" w:sz="0" w:space="0"/>
+                  <w:top w:val="single" w:color="000000" w:themeColor="text1" w:sz="4" w:space="0"/>
+                  <w:left w:val="single" w:color="000000" w:themeColor="text1" w:sz="4" w:space="0"/>
+                  <w:bottom w:val="single" w:color="000000" w:themeColor="text1" w:sz="4" w:space="0"/>
+                  <w:right w:val="single" w:color="000000" w:themeColor="text1" w:sz="4" w:space="0"/>
+                  <w:insideH w:val="single" w:color="000000" w:themeColor="text1" w:sz="4" w:space="0"/>
+                  <w:insideV w:val="single" w:color="000000" w:themeColor="text1" w:sz="4" w:space="0"/>
                 </w:tblBorders>
-                <w:shd w:val="clear" w:color="auto" w:fill="auto"/>
                 <w:tblCellMar>
-                  <w:top w:w="15" w:type="dxa"/>
-                  <w:left w:w="15" w:type="dxa"/>
-                  <w:bottom w:w="15" w:type="dxa"/>
-                  <w:right w:w="15" w:type="dxa"/>
+                  <w:top w:w="0" w:type="dxa"/>
+                  <w:left w:w="0" w:type="dxa"/>
+                  <w:bottom w:w="0" w:type="dxa"/>
+                  <w:right w:w="0" w:type="dxa"/>
                 </w:tblCellMar>
               </w:tblPrEx>
               <w:tc>
                 <w:tcPr>
                   <w:tcW w:w="2297" w:type="dxa"/>
                   <w:tcBorders>
-                    <w:top w:val="single" w:color="CCCCCC" w:sz="4" w:space="0"/>
-                    <w:left w:val="single" w:color="CCCCCC" w:sz="4" w:space="0"/>
-                    <w:bottom w:val="single" w:color="CCCCCC" w:sz="4" w:space="0"/>
-                    <w:right w:val="single" w:color="CCCCCC" w:sz="4" w:space="0"/>
+                    <w:tl2br w:val="nil"/>
+                    <w:tr2bl w:val="nil"/>
                   </w:tcBorders>
                   <w:shd w:val="clear" w:color="auto" w:fill="auto"/>
                   <w:tcMar>
@@ -8590,10 +7580,8 @@
                 <w:tcPr>
                   <w:tcW w:w="2297" w:type="dxa"/>
                   <w:tcBorders>
-                    <w:top w:val="single" w:color="CCCCCC" w:sz="4" w:space="0"/>
-                    <w:left w:val="single" w:color="CCCCCC" w:sz="4" w:space="0"/>
-                    <w:bottom w:val="single" w:color="CCCCCC" w:sz="4" w:space="0"/>
-                    <w:right w:val="single" w:color="CCCCCC" w:sz="4" w:space="0"/>
+                    <w:tl2br w:val="nil"/>
+                    <w:tr2bl w:val="nil"/>
                   </w:tcBorders>
                   <w:shd w:val="clear" w:color="auto" w:fill="auto"/>
                   <w:tcMar>
@@ -8633,10 +7621,8 @@
                 <w:tcPr>
                   <w:tcW w:w="2297" w:type="dxa"/>
                   <w:tcBorders>
-                    <w:top w:val="single" w:color="CCCCCC" w:sz="4" w:space="0"/>
-                    <w:left w:val="single" w:color="CCCCCC" w:sz="4" w:space="0"/>
-                    <w:bottom w:val="single" w:color="CCCCCC" w:sz="4" w:space="0"/>
-                    <w:right w:val="single" w:color="CCCCCC" w:sz="4" w:space="0"/>
+                    <w:tl2br w:val="nil"/>
+                    <w:tr2bl w:val="nil"/>
                   </w:tcBorders>
                   <w:shd w:val="clear" w:color="auto" w:fill="auto"/>
                   <w:tcMar>
@@ -8674,12 +7660,10 @@
               </w:tc>
               <w:tc>
                 <w:tcPr>
-                  <w:tcW w:w="2297" w:type="dxa"/>
+                  <w:tcW w:w="2492" w:type="dxa"/>
                   <w:tcBorders>
-                    <w:top w:val="single" w:color="CCCCCC" w:sz="4" w:space="0"/>
-                    <w:left w:val="single" w:color="CCCCCC" w:sz="4" w:space="0"/>
-                    <w:bottom w:val="single" w:color="CCCCCC" w:sz="4" w:space="0"/>
-                    <w:right w:val="single" w:color="CCCCCC" w:sz="4" w:space="0"/>
+                    <w:tl2br w:val="nil"/>
+                    <w:tr2bl w:val="nil"/>
                   </w:tcBorders>
                   <w:shd w:val="clear" w:color="auto" w:fill="auto"/>
                   <w:tcMar>
@@ -8719,29 +7703,26 @@
             <w:tr>
               <w:tblPrEx>
                 <w:tblBorders>
-                  <w:top w:val="none" w:color="auto" w:sz="0" w:space="0"/>
-                  <w:left w:val="none" w:color="auto" w:sz="0" w:space="0"/>
-                  <w:bottom w:val="none" w:color="auto" w:sz="0" w:space="0"/>
-                  <w:right w:val="none" w:color="auto" w:sz="0" w:space="0"/>
-                  <w:insideH w:val="none" w:color="auto" w:sz="0" w:space="0"/>
-                  <w:insideV w:val="none" w:color="auto" w:sz="0" w:space="0"/>
+                  <w:top w:val="single" w:color="000000" w:themeColor="text1" w:sz="4" w:space="0"/>
+                  <w:left w:val="single" w:color="000000" w:themeColor="text1" w:sz="4" w:space="0"/>
+                  <w:bottom w:val="single" w:color="000000" w:themeColor="text1" w:sz="4" w:space="0"/>
+                  <w:right w:val="single" w:color="000000" w:themeColor="text1" w:sz="4" w:space="0"/>
+                  <w:insideH w:val="single" w:color="000000" w:themeColor="text1" w:sz="4" w:space="0"/>
+                  <w:insideV w:val="single" w:color="000000" w:themeColor="text1" w:sz="4" w:space="0"/>
                 </w:tblBorders>
-                <w:shd w:val="clear" w:color="auto" w:fill="auto"/>
                 <w:tblCellMar>
-                  <w:top w:w="15" w:type="dxa"/>
-                  <w:left w:w="15" w:type="dxa"/>
-                  <w:bottom w:w="15" w:type="dxa"/>
-                  <w:right w:w="15" w:type="dxa"/>
+                  <w:top w:w="0" w:type="dxa"/>
+                  <w:left w:w="0" w:type="dxa"/>
+                  <w:bottom w:w="0" w:type="dxa"/>
+                  <w:right w:w="0" w:type="dxa"/>
                 </w:tblCellMar>
               </w:tblPrEx>
               <w:tc>
                 <w:tcPr>
                   <w:tcW w:w="2297" w:type="dxa"/>
                   <w:tcBorders>
-                    <w:top w:val="single" w:color="CCCCCC" w:sz="4" w:space="0"/>
-                    <w:left w:val="single" w:color="CCCCCC" w:sz="4" w:space="0"/>
-                    <w:bottom w:val="single" w:color="CCCCCC" w:sz="4" w:space="0"/>
-                    <w:right w:val="single" w:color="CCCCCC" w:sz="4" w:space="0"/>
+                    <w:tl2br w:val="nil"/>
+                    <w:tr2bl w:val="nil"/>
                   </w:tcBorders>
                   <w:shd w:val="clear" w:color="auto" w:fill="auto"/>
                   <w:tcMar>
@@ -8781,10 +7762,8 @@
                 <w:tcPr>
                   <w:tcW w:w="2297" w:type="dxa"/>
                   <w:tcBorders>
-                    <w:top w:val="single" w:color="CCCCCC" w:sz="4" w:space="0"/>
-                    <w:left w:val="single" w:color="CCCCCC" w:sz="4" w:space="0"/>
-                    <w:bottom w:val="single" w:color="CCCCCC" w:sz="4" w:space="0"/>
-                    <w:right w:val="single" w:color="CCCCCC" w:sz="4" w:space="0"/>
+                    <w:tl2br w:val="nil"/>
+                    <w:tr2bl w:val="nil"/>
                   </w:tcBorders>
                   <w:shd w:val="clear" w:color="auto" w:fill="auto"/>
                   <w:tcMar>
@@ -8803,20 +7782,20 @@
                     <w:suppressLineNumbers w:val="0"/>
                     <w:jc w:val="left"/>
                     <w:rPr>
-                      <w:rFonts w:hint="eastAsia" w:ascii="宋体" w:hAnsi="宋体" w:eastAsia="宋体" w:cs="宋体"/>
-                      <w:sz w:val="24"/>
-                      <w:szCs w:val="24"/>
+                      <w:rFonts w:hint="default" w:ascii="宋体" w:hAnsi="宋体" w:eastAsia="宋体" w:cs="宋体"/>
+                      <w:sz w:val="24"/>
+                      <w:szCs w:val="24"/>
+                      <w:lang w:val="en-US" w:eastAsia="zh-CN"/>
                     </w:rPr>
                   </w:pPr>
                   <w:r>
                     <w:rPr>
-                      <w:rFonts w:hint="eastAsia" w:ascii="宋体" w:hAnsi="宋体" w:eastAsia="宋体" w:cs="宋体"/>
-                      <w:kern w:val="0"/>
-                      <w:sz w:val="24"/>
-                      <w:szCs w:val="24"/>
-                      <w:lang w:val="en-US" w:eastAsia="zh-CN" w:bidi="ar"/>
-                    </w:rPr>
-                    <w:t>学习开发板RK3562</w:t>
+                      <w:rFonts w:hint="eastAsia" w:ascii="宋体" w:hAnsi="宋体" w:cs="宋体"/>
+                      <w:sz w:val="24"/>
+                      <w:szCs w:val="24"/>
+                      <w:lang w:val="en-US" w:eastAsia="zh-CN"/>
+                    </w:rPr>
+                    <w:t>RV1106芯片</w:t>
                   </w:r>
                 </w:p>
               </w:tc>
@@ -8824,10 +7803,8 @@
                 <w:tcPr>
                   <w:tcW w:w="2297" w:type="dxa"/>
                   <w:tcBorders>
-                    <w:top w:val="single" w:color="CCCCCC" w:sz="4" w:space="0"/>
-                    <w:left w:val="single" w:color="CCCCCC" w:sz="4" w:space="0"/>
-                    <w:bottom w:val="single" w:color="CCCCCC" w:sz="4" w:space="0"/>
-                    <w:right w:val="single" w:color="CCCCCC" w:sz="4" w:space="0"/>
+                    <w:tl2br w:val="nil"/>
+                    <w:tr2bl w:val="nil"/>
                   </w:tcBorders>
                   <w:shd w:val="clear" w:color="auto" w:fill="auto"/>
                   <w:tcMar>
@@ -8851,26 +7828,14 @@
                       <w:szCs w:val="24"/>
                     </w:rPr>
                   </w:pPr>
-                  <w:r>
-                    <w:rPr>
-                      <w:rFonts w:hint="eastAsia" w:ascii="宋体" w:hAnsi="宋体" w:eastAsia="宋体" w:cs="宋体"/>
-                      <w:kern w:val="0"/>
-                      <w:sz w:val="24"/>
-                      <w:szCs w:val="24"/>
-                      <w:lang w:val="en-US" w:eastAsia="zh-CN" w:bidi="ar"/>
-                    </w:rPr>
-                    <w:t>RK3562×2</w:t>
-                  </w:r>
                 </w:p>
               </w:tc>
               <w:tc>
                 <w:tcPr>
-                  <w:tcW w:w="2297" w:type="dxa"/>
+                  <w:tcW w:w="2492" w:type="dxa"/>
                   <w:tcBorders>
-                    <w:top w:val="single" w:color="CCCCCC" w:sz="4" w:space="0"/>
-                    <w:left w:val="single" w:color="CCCCCC" w:sz="4" w:space="0"/>
-                    <w:bottom w:val="single" w:color="CCCCCC" w:sz="4" w:space="0"/>
-                    <w:right w:val="single" w:color="CCCCCC" w:sz="4" w:space="0"/>
+                    <w:tl2br w:val="nil"/>
+                    <w:tr2bl w:val="nil"/>
                   </w:tcBorders>
                   <w:shd w:val="clear" w:color="auto" w:fill="auto"/>
                   <w:tcMar>
@@ -8889,20 +7854,20 @@
                     <w:suppressLineNumbers w:val="0"/>
                     <w:jc w:val="left"/>
                     <w:rPr>
-                      <w:rFonts w:hint="eastAsia" w:ascii="宋体" w:hAnsi="宋体" w:eastAsia="宋体" w:cs="宋体"/>
-                      <w:sz w:val="24"/>
-                      <w:szCs w:val="24"/>
+                      <w:rFonts w:hint="default" w:ascii="宋体" w:hAnsi="宋体" w:eastAsia="宋体" w:cs="宋体"/>
+                      <w:sz w:val="24"/>
+                      <w:szCs w:val="24"/>
+                      <w:lang w:val="en-US" w:eastAsia="zh-CN"/>
                     </w:rPr>
                   </w:pPr>
                   <w:r>
                     <w:rPr>
-                      <w:rFonts w:hint="eastAsia" w:ascii="宋体" w:hAnsi="宋体" w:eastAsia="宋体" w:cs="宋体"/>
-                      <w:kern w:val="0"/>
-                      <w:sz w:val="24"/>
-                      <w:szCs w:val="24"/>
-                      <w:lang w:val="en-US" w:eastAsia="zh-CN" w:bidi="ar"/>
-                    </w:rPr>
-                    <w:t>技术学习与验证</w:t>
+                      <w:rFonts w:hint="eastAsia" w:ascii="宋体" w:hAnsi="宋体" w:cs="宋体"/>
+                      <w:sz w:val="24"/>
+                      <w:szCs w:val="24"/>
+                      <w:lang w:val="en-US" w:eastAsia="zh-CN"/>
+                    </w:rPr>
+                    <w:t>焊接成品板</w:t>
                   </w:r>
                 </w:p>
               </w:tc>
@@ -8912,7 +7877,6 @@
             <w:pPr>
               <w:spacing w:line="360" w:lineRule="auto"/>
               <w:rPr>
-                <w:rFonts w:hint="eastAsia" w:ascii="Times New Roman" w:hAnsi="Times New Roman" w:eastAsia="宋体" w:cs="Times New Roman"/>
                 <w:sz w:val="24"/>
               </w:rPr>
             </w:pPr>
@@ -8921,7 +7885,6 @@
             <w:pPr>
               <w:spacing w:line="360" w:lineRule="auto"/>
               <w:rPr>
-                <w:rFonts w:hint="eastAsia" w:ascii="Times New Roman" w:hAnsi="Times New Roman" w:eastAsia="宋体" w:cs="Times New Roman"/>
                 <w:b/>
                 <w:bCs/>
                 <w:sz w:val="24"/>
@@ -8929,427 +7892,402 @@
             </w:pPr>
             <w:r>
               <w:rPr>
-                <w:rFonts w:hint="eastAsia" w:ascii="Times New Roman" w:hAnsi="Times New Roman" w:eastAsia="宋体" w:cs="Times New Roman"/>
+                <w:rFonts w:hint="eastAsia"/>
                 <w:b/>
                 <w:bCs/>
                 <w:sz w:val="32"/>
                 <w:szCs w:val="32"/>
               </w:rPr>
-              <w:t>四</w:t>
-            </w:r>
-            <w:r>
-              <w:rPr>
-                <w:rFonts w:hint="eastAsia" w:ascii="Times New Roman" w:hAnsi="Times New Roman" w:eastAsia="宋体" w:cs="Times New Roman"/>
+              <w:t>四、研究技术及协作条件</w:t>
+            </w:r>
+          </w:p>
+          <w:p>
+            <w:pPr>
+              <w:spacing w:line="360" w:lineRule="auto"/>
+              <w:rPr>
+                <w:rFonts w:hint="eastAsia" w:ascii="宋体" w:hAnsi="宋体" w:cs="宋体"/>
+                <w:b/>
+                <w:bCs/>
+                <w:sz w:val="24"/>
+              </w:rPr>
+            </w:pPr>
+            <w:r>
+              <w:rPr>
+                <w:rFonts w:hint="eastAsia" w:ascii="宋体" w:hAnsi="宋体" w:cs="宋体"/>
+                <w:b/>
+                <w:bCs/>
+                <w:sz w:val="24"/>
+                <w:lang w:val="en-US" w:eastAsia="zh-CN"/>
+              </w:rPr>
+              <w:t>1.</w:t>
+            </w:r>
+            <w:r>
+              <w:rPr>
+                <w:rFonts w:hint="eastAsia" w:ascii="宋体" w:hAnsi="宋体" w:cs="宋体"/>
+                <w:b/>
+                <w:bCs/>
+                <w:sz w:val="24"/>
+              </w:rPr>
+              <w:t>软件成果</w:t>
+            </w:r>
+          </w:p>
+          <w:p>
+            <w:pPr>
+              <w:spacing w:line="360" w:lineRule="auto"/>
+              <w:rPr>
+                <w:rFonts w:hint="eastAsia" w:ascii="宋体" w:hAnsi="宋体" w:cs="宋体"/>
+                <w:b w:val="0"/>
+                <w:bCs w:val="0"/>
+                <w:sz w:val="24"/>
+              </w:rPr>
+            </w:pPr>
+            <w:r>
+              <w:rPr>
+                <w:rFonts w:hint="eastAsia" w:ascii="宋体" w:hAnsi="宋体" w:cs="宋体"/>
+                <w:b w:val="0"/>
+                <w:bCs w:val="0"/>
+                <w:sz w:val="24"/>
+              </w:rPr>
+              <w:t xml:space="preserve">  成功复刻EchoAI开源项目DeskBot模块，在SDL模拟器运行验证GUI功能</w:t>
+            </w:r>
+          </w:p>
+          <w:p>
+            <w:pPr>
+              <w:spacing w:line="360" w:lineRule="auto"/>
+              <w:rPr>
+                <w:rFonts w:hint="eastAsia" w:ascii="宋体" w:hAnsi="宋体" w:cs="宋体"/>
+                <w:b w:val="0"/>
+                <w:bCs w:val="0"/>
+                <w:sz w:val="24"/>
+              </w:rPr>
+            </w:pPr>
+            <w:r>
+              <w:rPr>
+                <w:rFonts w:hint="eastAsia" w:ascii="宋体" w:hAnsi="宋体" w:cs="宋体"/>
+                <w:b w:val="0"/>
+                <w:bCs w:val="0"/>
+                <w:sz w:val="24"/>
+              </w:rPr>
+              <w:t xml:space="preserve">  完成AIChat语音对话模块测试，验证端到端通信流程</w:t>
+            </w:r>
+          </w:p>
+          <w:p>
+            <w:pPr>
+              <w:spacing w:line="360" w:lineRule="auto"/>
+              <w:rPr>
+                <w:rFonts w:hint="eastAsia" w:ascii="宋体" w:hAnsi="宋体" w:cs="宋体"/>
+                <w:b w:val="0"/>
+                <w:bCs w:val="0"/>
+                <w:sz w:val="24"/>
+              </w:rPr>
+            </w:pPr>
+            <w:r>
+              <w:rPr>
+                <w:rFonts w:hint="eastAsia" w:ascii="宋体" w:hAnsi="宋体" w:cs="宋体"/>
+                <w:b w:val="0"/>
+                <w:bCs w:val="0"/>
+                <w:sz w:val="24"/>
+              </w:rPr>
+              <w:t xml:space="preserve">  理解YOLOv5物体检测在RKNN上的部署方法</w:t>
+            </w:r>
+          </w:p>
+          <w:p>
+            <w:pPr>
+              <w:spacing w:line="360" w:lineRule="auto"/>
+              <w:rPr>
+                <w:rFonts w:hint="eastAsia" w:ascii="宋体" w:hAnsi="宋体" w:cs="宋体"/>
+                <w:b/>
+                <w:bCs/>
+                <w:sz w:val="24"/>
+              </w:rPr>
+            </w:pPr>
+            <w:r>
+              <w:rPr>
+                <w:rFonts w:hint="eastAsia" w:ascii="宋体" w:hAnsi="宋体" w:cs="宋体"/>
+                <w:b/>
+                <w:bCs/>
+                <w:sz w:val="24"/>
+              </w:rPr>
+              <w:t>2</w:t>
+            </w:r>
+            <w:r>
+              <w:rPr>
+                <w:rFonts w:hint="eastAsia" w:ascii="宋体" w:hAnsi="宋体" w:cs="宋体"/>
+                <w:b/>
+                <w:bCs/>
+                <w:sz w:val="24"/>
+                <w:lang w:val="en-US" w:eastAsia="zh-CN"/>
+              </w:rPr>
+              <w:t>.</w:t>
+            </w:r>
+            <w:r>
+              <w:rPr>
+                <w:rFonts w:hint="eastAsia" w:ascii="宋体" w:hAnsi="宋体" w:cs="宋体"/>
+                <w:b/>
+                <w:bCs/>
+                <w:sz w:val="24"/>
+              </w:rPr>
+              <w:t>技术积累</w:t>
+            </w:r>
+          </w:p>
+          <w:p>
+            <w:pPr>
+              <w:spacing w:line="360" w:lineRule="auto"/>
+              <w:rPr>
+                <w:rFonts w:hint="eastAsia" w:ascii="宋体" w:hAnsi="宋体" w:cs="宋体"/>
+                <w:b w:val="0"/>
+                <w:bCs w:val="0"/>
+                <w:sz w:val="24"/>
+              </w:rPr>
+            </w:pPr>
+            <w:r>
+              <w:rPr>
+                <w:rFonts w:hint="eastAsia" w:ascii="宋体" w:hAnsi="宋体" w:cs="宋体"/>
+                <w:b w:val="0"/>
+                <w:bCs w:val="0"/>
+                <w:sz w:val="24"/>
+              </w:rPr>
+              <w:t xml:space="preserve">  在WSL2(Ubuntu)环境部署OpenClaw智能体框架，理解MCP协议与Skill体系</w:t>
+            </w:r>
+          </w:p>
+          <w:p>
+            <w:pPr>
+              <w:spacing w:line="360" w:lineRule="auto"/>
+              <w:rPr>
+                <w:rFonts w:hint="eastAsia" w:ascii="宋体" w:hAnsi="宋体" w:cs="宋体"/>
+                <w:b w:val="0"/>
+                <w:bCs w:val="0"/>
+                <w:sz w:val="24"/>
+              </w:rPr>
+            </w:pPr>
+            <w:r>
+              <w:rPr>
+                <w:rFonts w:hint="eastAsia" w:ascii="宋体" w:hAnsi="宋体" w:cs="宋体"/>
+                <w:b w:val="0"/>
+                <w:bCs w:val="0"/>
+                <w:sz w:val="24"/>
+              </w:rPr>
+              <w:t xml:space="preserve">  基于VMware虚拟机搭建Linux开发环境，掌握交叉编译工具链配置</w:t>
+            </w:r>
+          </w:p>
+          <w:p>
+            <w:pPr>
+              <w:spacing w:line="360" w:lineRule="auto"/>
+              <w:rPr>
+                <w:rFonts w:hint="eastAsia" w:ascii="宋体" w:hAnsi="宋体" w:cs="宋体"/>
+                <w:b w:val="0"/>
+                <w:bCs w:val="0"/>
+                <w:sz w:val="24"/>
+              </w:rPr>
+            </w:pPr>
+            <w:r>
+              <w:rPr>
+                <w:rFonts w:hint="eastAsia" w:ascii="宋体" w:hAnsi="宋体" w:cs="宋体"/>
+                <w:b w:val="0"/>
+                <w:bCs w:val="0"/>
+                <w:sz w:val="24"/>
+              </w:rPr>
+              <w:t xml:space="preserve">  研究PicoClaw轻量化Agent架构，理解Go语言实现的10MB级智能体设计</w:t>
+            </w:r>
+          </w:p>
+          <w:p>
+            <w:pPr>
+              <w:spacing w:line="360" w:lineRule="auto"/>
+              <w:rPr>
+                <w:rFonts w:hint="eastAsia" w:ascii="宋体" w:hAnsi="宋体" w:cs="宋体"/>
+                <w:b/>
+                <w:bCs/>
+                <w:sz w:val="24"/>
+              </w:rPr>
+            </w:pPr>
+            <w:r>
+              <w:rPr>
+                <w:rFonts w:hint="eastAsia" w:ascii="宋体" w:hAnsi="宋体" w:cs="宋体"/>
+                <w:b/>
+                <w:bCs/>
+                <w:sz w:val="24"/>
+              </w:rPr>
+              <w:t>3</w:t>
+            </w:r>
+            <w:r>
+              <w:rPr>
+                <w:rFonts w:hint="eastAsia" w:ascii="宋体" w:hAnsi="宋体" w:cs="宋体"/>
+                <w:b/>
+                <w:bCs/>
+                <w:sz w:val="24"/>
+                <w:lang w:val="en-US" w:eastAsia="zh-CN"/>
+              </w:rPr>
+              <w:t>.</w:t>
+            </w:r>
+            <w:r>
+              <w:rPr>
+                <w:rFonts w:hint="eastAsia" w:ascii="宋体" w:hAnsi="宋体" w:cs="宋体"/>
+                <w:b/>
+                <w:bCs/>
+                <w:sz w:val="24"/>
+              </w:rPr>
+              <w:t>技术验证</w:t>
+            </w:r>
+          </w:p>
+          <w:p>
+            <w:pPr>
+              <w:spacing w:line="360" w:lineRule="auto"/>
+              <w:rPr>
+                <w:rFonts w:hint="eastAsia" w:ascii="宋体" w:hAnsi="宋体" w:cs="宋体"/>
+                <w:b w:val="0"/>
+                <w:bCs w:val="0"/>
+                <w:sz w:val="24"/>
+              </w:rPr>
+            </w:pPr>
+            <w:r>
+              <w:rPr>
+                <w:rFonts w:hint="eastAsia" w:ascii="宋体" w:hAnsi="宋体" w:cs="宋体"/>
+                <w:b w:val="0"/>
+                <w:bCs w:val="0"/>
+                <w:sz w:val="24"/>
+              </w:rPr>
+              <w:t xml:space="preserve">  WSL2环境完整运行EchoAI服务端，验证SenseVoice语音识别能力</w:t>
+            </w:r>
+          </w:p>
+          <w:p>
+            <w:pPr>
+              <w:spacing w:line="360" w:lineRule="auto"/>
+              <w:rPr>
+                <w:rFonts w:hint="eastAsia" w:ascii="宋体" w:hAnsi="宋体" w:cs="宋体"/>
+                <w:b w:val="0"/>
+                <w:bCs w:val="0"/>
+                <w:sz w:val="24"/>
+              </w:rPr>
+            </w:pPr>
+            <w:r>
+              <w:rPr>
+                <w:rFonts w:hint="eastAsia" w:ascii="宋体" w:hAnsi="宋体" w:cs="宋体"/>
+                <w:b w:val="0"/>
+                <w:bCs w:val="0"/>
+                <w:sz w:val="24"/>
+              </w:rPr>
+              <w:t xml:space="preserve">  完成RKNN模型转换流程验证，确认NPU推理可行性</w:t>
+            </w:r>
+          </w:p>
+          <w:p>
+            <w:pPr>
+              <w:spacing w:line="360" w:lineRule="auto"/>
+              <w:rPr>
+                <w:rFonts w:hint="eastAsia" w:ascii="宋体" w:hAnsi="宋体" w:cs="宋体"/>
+                <w:b w:val="0"/>
+                <w:bCs w:val="0"/>
+                <w:sz w:val="24"/>
+              </w:rPr>
+            </w:pPr>
+            <w:r>
+              <w:rPr>
+                <w:rFonts w:hint="eastAsia" w:ascii="宋体" w:hAnsi="宋体" w:cs="宋体"/>
+                <w:b w:val="0"/>
+                <w:bCs w:val="0"/>
+                <w:sz w:val="24"/>
+              </w:rPr>
+              <w:t xml:space="preserve">  实现EchoAI与云端API的双方案通信测试</w:t>
+            </w:r>
+          </w:p>
+          <w:p>
+            <w:pPr>
+              <w:spacing w:line="360" w:lineRule="auto"/>
+              <w:rPr>
+                <w:rFonts w:hint="eastAsia" w:ascii="宋体" w:hAnsi="宋体" w:cs="宋体"/>
+                <w:b/>
+                <w:bCs/>
+                <w:sz w:val="24"/>
+              </w:rPr>
+            </w:pPr>
+            <w:r>
+              <w:rPr>
+                <w:rFonts w:hint="eastAsia" w:ascii="宋体" w:hAnsi="宋体" w:cs="宋体"/>
+                <w:b/>
+                <w:bCs/>
+                <w:sz w:val="24"/>
+              </w:rPr>
+              <w:t>4.待完善条件</w:t>
+            </w:r>
+          </w:p>
+          <w:p>
+            <w:pPr>
+              <w:spacing w:line="360" w:lineRule="auto"/>
+              <w:ind w:firstLine="240" w:firstLineChars="100"/>
+              <w:rPr>
+                <w:rFonts w:hint="eastAsia" w:ascii="宋体" w:hAnsi="宋体" w:cs="宋体"/>
+                <w:b w:val="0"/>
+                <w:bCs w:val="0"/>
+                <w:sz w:val="24"/>
+              </w:rPr>
+            </w:pPr>
+            <w:r>
+              <w:rPr>
+                <w:rFonts w:hint="eastAsia" w:ascii="宋体" w:hAnsi="宋体" w:cs="宋体"/>
+                <w:b w:val="0"/>
+                <w:bCs w:val="0"/>
+                <w:sz w:val="24"/>
+              </w:rPr>
+              <w:t>需要获取RV1106硬件进行实际测试</w:t>
+            </w:r>
+          </w:p>
+          <w:p>
+            <w:pPr>
+              <w:spacing w:line="360" w:lineRule="auto"/>
+              <w:ind w:firstLine="240" w:firstLineChars="100"/>
+              <w:rPr>
+                <w:rFonts w:hint="eastAsia" w:ascii="宋体" w:hAnsi="宋体" w:cs="宋体"/>
+                <w:b w:val="0"/>
+                <w:bCs w:val="0"/>
+                <w:sz w:val="24"/>
+              </w:rPr>
+            </w:pPr>
+            <w:r>
+              <w:rPr>
+                <w:rFonts w:hint="eastAsia" w:ascii="宋体" w:hAnsi="宋体" w:cs="宋体"/>
+                <w:b w:val="0"/>
+                <w:bCs w:val="0"/>
+                <w:sz w:val="24"/>
+              </w:rPr>
+              <w:t>需要完成PicoClaw的ARM交叉编译</w:t>
+            </w:r>
+          </w:p>
+          <w:p>
+            <w:pPr>
+              <w:spacing w:line="360" w:lineRule="auto"/>
+              <w:ind w:firstLine="240" w:firstLineChars="100"/>
+              <w:rPr>
+                <w:rFonts w:hint="eastAsia" w:ascii="宋体" w:hAnsi="宋体" w:cs="宋体"/>
+                <w:b w:val="0"/>
+                <w:bCs w:val="0"/>
+                <w:sz w:val="24"/>
+              </w:rPr>
+            </w:pPr>
+            <w:r>
+              <w:rPr>
+                <w:rFonts w:hint="eastAsia" w:ascii="宋体" w:hAnsi="宋体" w:cs="宋体"/>
+                <w:b w:val="0"/>
+                <w:bCs w:val="0"/>
+                <w:sz w:val="24"/>
+              </w:rPr>
+              <w:t>需要设计EchoAI与PicoClaw的融合接口</w:t>
+            </w:r>
+          </w:p>
+          <w:p>
+            <w:pPr>
+              <w:spacing w:line="360" w:lineRule="auto"/>
+              <w:rPr>
+                <w:sz w:val="24"/>
+              </w:rPr>
+            </w:pPr>
+            <w:r>
+              <w:rPr>
+                <w:rFonts w:hint="eastAsia"/>
                 <w:b/>
                 <w:bCs/>
                 <w:sz w:val="32"/>
                 <w:szCs w:val="32"/>
-                <w:lang w:eastAsia="zh-CN"/>
-              </w:rPr>
-              <w:t>、</w:t>
-            </w:r>
-            <w:r>
-              <w:rPr>
-                <w:rFonts w:hint="eastAsia" w:ascii="Times New Roman" w:hAnsi="Times New Roman" w:eastAsia="宋体" w:cs="Times New Roman"/>
-                <w:b/>
-                <w:bCs/>
-                <w:sz w:val="32"/>
-                <w:szCs w:val="32"/>
-              </w:rPr>
-              <w:t>研究技术及协作条件</w:t>
-            </w:r>
-          </w:p>
-          <w:p>
-            <w:pPr>
-              <w:spacing w:line="360" w:lineRule="auto"/>
-              <w:rPr>
-                <w:rFonts w:hint="eastAsia" w:ascii="宋体" w:hAnsi="宋体" w:eastAsia="宋体" w:cs="宋体"/>
-                <w:b/>
-                <w:bCs/>
-                <w:sz w:val="24"/>
-              </w:rPr>
-            </w:pPr>
-            <w:r>
-              <w:rPr>
-                <w:rFonts w:hint="eastAsia" w:ascii="宋体" w:hAnsi="宋体" w:eastAsia="宋体" w:cs="宋体"/>
-                <w:b/>
-                <w:bCs/>
-                <w:sz w:val="24"/>
-              </w:rPr>
-              <w:t>1. 技术条件</w:t>
-            </w:r>
-          </w:p>
-          <w:p>
-            <w:pPr>
-              <w:spacing w:line="360" w:lineRule="auto"/>
-              <w:ind w:firstLine="240" w:firstLineChars="100"/>
-              <w:rPr>
-                <w:rFonts w:hint="eastAsia" w:ascii="宋体" w:hAnsi="宋体" w:eastAsia="宋体" w:cs="宋体"/>
-                <w:b w:val="0"/>
-                <w:bCs w:val="0"/>
-                <w:sz w:val="24"/>
-              </w:rPr>
-            </w:pPr>
-            <w:r>
-              <w:rPr>
-                <w:rFonts w:hint="eastAsia" w:ascii="宋体" w:hAnsi="宋体" w:eastAsia="宋体" w:cs="宋体"/>
-                <w:b w:val="0"/>
-                <w:bCs w:val="0"/>
-                <w:sz w:val="24"/>
-              </w:rPr>
-              <w:t>已掌握EchoAI完整技术栈（SenseVoice/YOLOv5/LVGL/WebSocket/RKNN）</w:t>
-            </w:r>
-          </w:p>
-          <w:p>
-            <w:pPr>
-              <w:spacing w:line="360" w:lineRule="auto"/>
-              <w:ind w:firstLine="240" w:firstLineChars="100"/>
-              <w:rPr>
-                <w:rFonts w:hint="eastAsia" w:ascii="宋体" w:hAnsi="宋体" w:eastAsia="宋体" w:cs="宋体"/>
-                <w:b w:val="0"/>
-                <w:bCs w:val="0"/>
-                <w:sz w:val="24"/>
-              </w:rPr>
-            </w:pPr>
-            <w:r>
-              <w:rPr>
-                <w:rFonts w:hint="eastAsia" w:ascii="宋体" w:hAnsi="宋体" w:eastAsia="宋体" w:cs="宋体"/>
-                <w:b w:val="0"/>
-                <w:bCs w:val="0"/>
-                <w:sz w:val="24"/>
-              </w:rPr>
-              <w:t>具备PicoClaw架构理解（Go语言Agent/MCP协议/Skill体系）</w:t>
-            </w:r>
-          </w:p>
-          <w:p>
-            <w:pPr>
-              <w:spacing w:line="360" w:lineRule="auto"/>
-              <w:ind w:firstLine="240" w:firstLineChars="100"/>
-              <w:rPr>
-                <w:rFonts w:hint="eastAsia" w:ascii="宋体" w:hAnsi="宋体" w:eastAsia="宋体" w:cs="宋体"/>
-                <w:b w:val="0"/>
-                <w:bCs w:val="0"/>
-                <w:sz w:val="24"/>
-              </w:rPr>
-            </w:pPr>
-            <w:r>
-              <w:rPr>
-                <w:rFonts w:hint="eastAsia" w:ascii="宋体" w:hAnsi="宋体" w:eastAsia="宋体" w:cs="宋体"/>
-                <w:b w:val="0"/>
-                <w:bCs w:val="0"/>
-                <w:sz w:val="24"/>
-              </w:rPr>
-              <w:t>熟悉RV1106芯片技术规格</w:t>
-            </w:r>
-          </w:p>
-          <w:p>
-            <w:pPr>
-              <w:spacing w:line="360" w:lineRule="auto"/>
-              <w:ind w:firstLine="240" w:firstLineChars="100"/>
-              <w:rPr>
-                <w:rFonts w:hint="eastAsia" w:ascii="宋体" w:hAnsi="宋体" w:eastAsia="宋体" w:cs="宋体"/>
-                <w:b w:val="0"/>
-                <w:bCs w:val="0"/>
-                <w:sz w:val="24"/>
-              </w:rPr>
-            </w:pPr>
-            <w:r>
-              <w:rPr>
-                <w:rFonts w:hint="eastAsia" w:ascii="宋体" w:hAnsi="宋体" w:eastAsia="宋体" w:cs="宋体"/>
-                <w:b w:val="0"/>
-                <w:bCs w:val="0"/>
-                <w:sz w:val="24"/>
-              </w:rPr>
-              <w:t>掌握交叉编译工具链配置</w:t>
-            </w:r>
-          </w:p>
-          <w:p>
-            <w:pPr>
-              <w:spacing w:line="360" w:lineRule="auto"/>
-              <w:rPr>
-                <w:rFonts w:hint="eastAsia" w:ascii="宋体" w:hAnsi="宋体" w:eastAsia="宋体" w:cs="宋体"/>
-                <w:b/>
-                <w:bCs/>
-                <w:sz w:val="24"/>
-              </w:rPr>
-            </w:pPr>
-            <w:r>
-              <w:rPr>
-                <w:rFonts w:hint="eastAsia" w:ascii="宋体" w:hAnsi="宋体" w:eastAsia="宋体" w:cs="宋体"/>
-                <w:b/>
-                <w:bCs/>
-                <w:sz w:val="24"/>
-              </w:rPr>
-              <w:t>2. 开源资源</w:t>
-            </w:r>
-          </w:p>
-          <w:p>
-            <w:pPr>
-              <w:spacing w:line="360" w:lineRule="auto"/>
-              <w:ind w:firstLine="240" w:firstLineChars="100"/>
-              <w:rPr>
-                <w:rFonts w:hint="eastAsia" w:ascii="宋体" w:hAnsi="宋体" w:eastAsia="宋体" w:cs="宋体"/>
-                <w:b w:val="0"/>
-                <w:bCs w:val="0"/>
-                <w:sz w:val="24"/>
-              </w:rPr>
-            </w:pPr>
-            <w:r>
-              <w:rPr>
-                <w:rFonts w:hint="eastAsia" w:ascii="宋体" w:hAnsi="宋体" w:eastAsia="宋体" w:cs="宋体"/>
-                <w:b w:val="0"/>
-                <w:bCs w:val="0"/>
-                <w:sz w:val="24"/>
-              </w:rPr>
-              <w:t>EchoAI开源项目：GitHub/No-Chicken/Demo4Echo</w:t>
-            </w:r>
-          </w:p>
-          <w:p>
-            <w:pPr>
-              <w:spacing w:line="360" w:lineRule="auto"/>
-              <w:ind w:firstLine="240" w:firstLineChars="100"/>
-              <w:rPr>
-                <w:rFonts w:hint="eastAsia" w:ascii="宋体" w:hAnsi="宋体" w:eastAsia="宋体" w:cs="宋体"/>
-                <w:b w:val="0"/>
-                <w:bCs w:val="0"/>
-                <w:sz w:val="24"/>
-              </w:rPr>
-            </w:pPr>
-            <w:r>
-              <w:rPr>
-                <w:rFonts w:hint="eastAsia" w:ascii="宋体" w:hAnsi="宋体" w:eastAsia="宋体" w:cs="宋体"/>
-                <w:b w:val="0"/>
-                <w:bCs w:val="0"/>
-                <w:sz w:val="24"/>
-              </w:rPr>
-              <w:t>PicoClaw开源项目：技术文档与源码</w:t>
-            </w:r>
-          </w:p>
-          <w:p>
-            <w:pPr>
-              <w:spacing w:line="360" w:lineRule="auto"/>
-              <w:ind w:firstLine="240" w:firstLineChars="100"/>
-              <w:rPr>
-                <w:rFonts w:hint="eastAsia" w:ascii="宋体" w:hAnsi="宋体" w:eastAsia="宋体" w:cs="宋体"/>
-                <w:b w:val="0"/>
-                <w:bCs w:val="0"/>
-                <w:sz w:val="24"/>
-              </w:rPr>
-            </w:pPr>
-            <w:r>
-              <w:rPr>
-                <w:rFonts w:hint="eastAsia" w:ascii="宋体" w:hAnsi="宋体" w:eastAsia="宋体" w:cs="宋体"/>
-                <w:b w:val="0"/>
-                <w:bCs w:val="0"/>
-                <w:sz w:val="24"/>
-              </w:rPr>
-              <w:t>SenseVoice模型：ModelScope社区</w:t>
-            </w:r>
-          </w:p>
-          <w:p>
-            <w:pPr>
-              <w:spacing w:line="360" w:lineRule="auto"/>
-              <w:ind w:firstLine="240" w:firstLineChars="100"/>
-              <w:rPr>
-                <w:rFonts w:hint="eastAsia" w:ascii="宋体" w:hAnsi="宋体" w:eastAsia="宋体" w:cs="宋体"/>
-                <w:b w:val="0"/>
-                <w:bCs w:val="0"/>
-                <w:sz w:val="24"/>
-              </w:rPr>
-            </w:pPr>
-            <w:r>
-              <w:rPr>
-                <w:rFonts w:hint="eastAsia" w:ascii="宋体" w:hAnsi="宋体" w:eastAsia="宋体" w:cs="宋体"/>
-                <w:b w:val="0"/>
-                <w:bCs w:val="0"/>
-                <w:sz w:val="24"/>
-              </w:rPr>
-              <w:t>YOLOv5模型：Ultralytics官方</w:t>
-            </w:r>
-          </w:p>
-          <w:p>
-            <w:pPr>
-              <w:spacing w:line="360" w:lineRule="auto"/>
-              <w:rPr>
-                <w:rFonts w:hint="eastAsia" w:ascii="宋体" w:hAnsi="宋体" w:eastAsia="宋体" w:cs="宋体"/>
-                <w:b/>
-                <w:bCs/>
-                <w:sz w:val="24"/>
-              </w:rPr>
-            </w:pPr>
-            <w:r>
-              <w:rPr>
-                <w:rFonts w:hint="eastAsia" w:ascii="宋体" w:hAnsi="宋体" w:eastAsia="宋体" w:cs="宋体"/>
-                <w:b/>
-                <w:bCs/>
-                <w:sz w:val="24"/>
-              </w:rPr>
-              <w:t>3. 协作条件</w:t>
-            </w:r>
-          </w:p>
-          <w:p>
-            <w:pPr>
-              <w:spacing w:line="360" w:lineRule="auto"/>
-              <w:ind w:firstLine="240" w:firstLineChars="100"/>
-              <w:rPr>
-                <w:rFonts w:hint="eastAsia" w:ascii="宋体" w:hAnsi="宋体" w:eastAsia="宋体" w:cs="宋体"/>
-                <w:b w:val="0"/>
-                <w:bCs w:val="0"/>
-                <w:sz w:val="24"/>
-              </w:rPr>
-            </w:pPr>
-            <w:r>
-              <w:rPr>
-                <w:rFonts w:hint="eastAsia" w:ascii="宋体" w:hAnsi="宋体" w:eastAsia="宋体" w:cs="宋体"/>
-                <w:b w:val="0"/>
-                <w:bCs w:val="0"/>
-                <w:sz w:val="24"/>
-              </w:rPr>
-              <w:t>指导教师：田磊副教授（人机交互、嵌入式智能控制方向）</w:t>
-            </w:r>
-          </w:p>
-          <w:p>
-            <w:pPr>
-              <w:spacing w:line="360" w:lineRule="auto"/>
-              <w:ind w:firstLine="240" w:firstLineChars="100"/>
-              <w:rPr>
-                <w:rFonts w:hint="eastAsia" w:ascii="宋体" w:hAnsi="宋体" w:eastAsia="宋体" w:cs="宋体"/>
-                <w:b w:val="0"/>
-                <w:bCs w:val="0"/>
-                <w:sz w:val="24"/>
-              </w:rPr>
-            </w:pPr>
-            <w:r>
-              <w:rPr>
-                <w:rFonts w:hint="eastAsia" w:ascii="宋体" w:hAnsi="宋体" w:eastAsia="宋体" w:cs="宋体"/>
-                <w:b w:val="0"/>
-                <w:bCs w:val="0"/>
-                <w:sz w:val="24"/>
-              </w:rPr>
-              <w:t>团队分工明确：硬件设计、嵌入式开发、AI集成、语音交互、系统调试</w:t>
-            </w:r>
-          </w:p>
-          <w:p>
-            <w:pPr>
-              <w:spacing w:line="360" w:lineRule="auto"/>
-              <w:rPr>
-                <w:rFonts w:hint="eastAsia" w:ascii="宋体" w:hAnsi="宋体" w:eastAsia="宋体" w:cs="宋体"/>
-                <w:b/>
-                <w:bCs/>
-                <w:sz w:val="24"/>
-              </w:rPr>
-            </w:pPr>
-            <w:r>
-              <w:rPr>
-                <w:rFonts w:hint="eastAsia" w:ascii="宋体" w:hAnsi="宋体" w:eastAsia="宋体" w:cs="宋体"/>
-                <w:b/>
-                <w:bCs/>
-                <w:sz w:val="24"/>
-              </w:rPr>
-              <w:t>4. 待完善条件</w:t>
-            </w:r>
-          </w:p>
-          <w:p>
-            <w:pPr>
-              <w:spacing w:line="360" w:lineRule="auto"/>
-              <w:ind w:firstLine="240" w:firstLineChars="100"/>
-              <w:rPr>
-                <w:rFonts w:hint="eastAsia" w:ascii="宋体" w:hAnsi="宋体" w:eastAsia="宋体" w:cs="宋体"/>
-                <w:b w:val="0"/>
-                <w:bCs w:val="0"/>
-                <w:sz w:val="24"/>
-              </w:rPr>
-            </w:pPr>
-            <w:r>
-              <w:rPr>
-                <w:rFonts w:hint="eastAsia" w:ascii="宋体" w:hAnsi="宋体" w:eastAsia="宋体" w:cs="宋体"/>
-                <w:b w:val="0"/>
-                <w:bCs w:val="0"/>
-                <w:sz w:val="24"/>
-              </w:rPr>
-              <w:t>需要获取RV1106硬件进行实际测试</w:t>
-            </w:r>
-          </w:p>
-          <w:p>
-            <w:pPr>
-              <w:spacing w:line="360" w:lineRule="auto"/>
-              <w:ind w:firstLine="240" w:firstLineChars="100"/>
-              <w:rPr>
-                <w:rFonts w:hint="eastAsia" w:ascii="宋体" w:hAnsi="宋体" w:eastAsia="宋体" w:cs="宋体"/>
-                <w:b w:val="0"/>
-                <w:bCs w:val="0"/>
-                <w:sz w:val="24"/>
-              </w:rPr>
-            </w:pPr>
-            <w:r>
-              <w:rPr>
-                <w:rFonts w:hint="eastAsia" w:ascii="宋体" w:hAnsi="宋体" w:eastAsia="宋体" w:cs="宋体"/>
-                <w:b w:val="0"/>
-                <w:bCs w:val="0"/>
-                <w:sz w:val="24"/>
-              </w:rPr>
-              <w:t>需要完成PicoClaw的ARM交叉编译</w:t>
-            </w:r>
-          </w:p>
-          <w:p>
-            <w:pPr>
-              <w:spacing w:line="360" w:lineRule="auto"/>
-              <w:ind w:firstLine="240" w:firstLineChars="100"/>
-              <w:rPr>
-                <w:rFonts w:hint="eastAsia" w:ascii="宋体" w:hAnsi="宋体" w:eastAsia="宋体" w:cs="宋体"/>
-                <w:b w:val="0"/>
-                <w:bCs w:val="0"/>
-                <w:sz w:val="24"/>
-              </w:rPr>
-            </w:pPr>
-            <w:r>
-              <w:rPr>
-                <w:rFonts w:hint="eastAsia" w:ascii="宋体" w:hAnsi="宋体" w:eastAsia="宋体" w:cs="宋体"/>
-                <w:b w:val="0"/>
-                <w:bCs w:val="0"/>
-                <w:sz w:val="24"/>
-              </w:rPr>
-              <w:t>需要设计EchoAI与PicoClaw的融合接口</w:t>
-            </w:r>
-          </w:p>
-          <w:p>
-            <w:pPr>
-              <w:spacing w:line="360" w:lineRule="auto"/>
-              <w:rPr>
-                <w:rFonts w:hint="eastAsia" w:ascii="Times New Roman" w:hAnsi="Times New Roman" w:eastAsia="宋体" w:cs="Times New Roman"/>
-                <w:sz w:val="24"/>
-              </w:rPr>
-            </w:pPr>
-            <w:r>
-              <w:rPr>
-                <w:rFonts w:hint="eastAsia" w:ascii="Times New Roman" w:hAnsi="Times New Roman" w:eastAsia="宋体" w:cs="Times New Roman"/>
-                <w:b/>
-                <w:bCs/>
-                <w:sz w:val="32"/>
-                <w:szCs w:val="32"/>
-              </w:rPr>
-              <w:t>五</w:t>
-            </w:r>
-            <w:r>
-              <w:rPr>
-                <w:rFonts w:hint="eastAsia" w:ascii="Times New Roman" w:hAnsi="Times New Roman" w:eastAsia="宋体" w:cs="Times New Roman"/>
-                <w:b/>
-                <w:bCs/>
-                <w:sz w:val="32"/>
-                <w:szCs w:val="32"/>
-                <w:lang w:eastAsia="zh-CN"/>
-              </w:rPr>
-              <w:t>、</w:t>
-            </w:r>
-            <w:r>
-              <w:rPr>
-                <w:rFonts w:hint="eastAsia" w:ascii="Times New Roman" w:hAnsi="Times New Roman" w:eastAsia="宋体" w:cs="Times New Roman"/>
-                <w:b/>
-                <w:bCs/>
-                <w:sz w:val="32"/>
-                <w:szCs w:val="32"/>
-              </w:rPr>
-              <w:t>可行性分析</w:t>
+              </w:rPr>
+              <w:t>五、可行性分析</w:t>
             </w:r>
           </w:p>
           <w:p>
@@ -9357,13 +8295,12 @@
               <w:spacing w:line="360" w:lineRule="auto"/>
               <w:ind w:firstLine="480" w:firstLineChars="200"/>
               <w:rPr>
-                <w:rFonts w:hint="eastAsia" w:ascii="Times New Roman" w:hAnsi="Times New Roman" w:eastAsia="宋体" w:cs="Times New Roman"/>
-                <w:sz w:val="24"/>
-              </w:rPr>
-            </w:pPr>
-            <w:r>
-              <w:rPr>
-                <w:rFonts w:hint="eastAsia" w:ascii="Times New Roman" w:hAnsi="Times New Roman" w:eastAsia="宋体" w:cs="Times New Roman"/>
+                <w:sz w:val="24"/>
+              </w:rPr>
+            </w:pPr>
+            <w:r>
+              <w:rPr>
+                <w:rFonts w:hint="eastAsia"/>
                 <w:b/>
                 <w:bCs/>
                 <w:sz w:val="24"/>
@@ -9376,31 +8313,16 @@
               <w:spacing w:line="360" w:lineRule="auto"/>
               <w:ind w:firstLine="480" w:firstLineChars="200"/>
               <w:rPr>
-                <w:rFonts w:hint="eastAsia" w:ascii="Times New Roman" w:hAnsi="Times New Roman" w:eastAsia="宋体" w:cs="Times New Roman"/>
-                <w:sz w:val="24"/>
-              </w:rPr>
-            </w:pPr>
-            <w:r>
-              <w:rPr>
-                <w:rFonts w:hint="eastAsia" w:ascii="Times New Roman" w:hAnsi="Times New Roman" w:eastAsia="宋体" w:cs="Times New Roman"/>
-                <w:sz w:val="24"/>
-              </w:rPr>
-              <w:t>本项目采用成熟的开源技术栈（PicoClaw + LVGL + Buildroot Linux），这些技术已在多个项目中得到验证。RV1106芯片具有1TOPS NPU算力，足以支撑轻量级AI Agent的运行。</w:t>
-            </w:r>
-            <w:r>
-              <w:rPr>
-                <w:rFonts w:hint="eastAsia" w:cs="Times New Roman"/>
-                <w:sz w:val="24"/>
-                <w:lang w:eastAsia="zh-CN"/>
-              </w:rPr>
-              <w:t>团队</w:t>
-            </w:r>
-            <w:r>
-              <w:rPr>
-                <w:rFonts w:hint="eastAsia" w:ascii="Times New Roman" w:hAnsi="Times New Roman" w:eastAsia="宋体" w:cs="Times New Roman"/>
-                <w:sz w:val="24"/>
-              </w:rPr>
-              <w:t>已通过OpenClaw框架验证了AI Agent在资源受限环境下的可行性，技术路线清晰可行。</w:t>
+                <w:rFonts w:hint="eastAsia"/>
+                <w:sz w:val="24"/>
+              </w:rPr>
+            </w:pPr>
+            <w:r>
+              <w:rPr>
+                <w:rFonts w:hint="eastAsia"/>
+                <w:sz w:val="24"/>
+              </w:rPr>
+              <w:t>本项目采用成熟的开源技术栈（PicoClaw + LVGL + Buildroot Linux），这些技术已在多个项目中得到验证。RV1106芯片具有1TOPS NPU算力，足以支撑轻量级AI Agent的运行。团队已通过OpenClaw框架验证了AI Agent在资源受限环境下的可行性，技术路线清晰可行。</w:t>
             </w:r>
           </w:p>
           <w:p>
@@ -9408,13 +8330,12 @@
               <w:spacing w:line="360" w:lineRule="auto"/>
               <w:ind w:firstLine="480" w:firstLineChars="200"/>
               <w:rPr>
-                <w:rFonts w:hint="eastAsia" w:ascii="Times New Roman" w:hAnsi="Times New Roman" w:eastAsia="宋体" w:cs="Times New Roman"/>
-                <w:sz w:val="24"/>
-              </w:rPr>
-            </w:pPr>
-            <w:r>
-              <w:rPr>
-                <w:rFonts w:hint="eastAsia" w:ascii="Times New Roman" w:hAnsi="Times New Roman" w:eastAsia="宋体" w:cs="Times New Roman"/>
+                <w:sz w:val="24"/>
+              </w:rPr>
+            </w:pPr>
+            <w:r>
+              <w:rPr>
+                <w:rFonts w:hint="eastAsia"/>
                 <w:b/>
                 <w:bCs/>
                 <w:sz w:val="24"/>
@@ -9427,13 +8348,12 @@
               <w:spacing w:line="360" w:lineRule="auto"/>
               <w:ind w:firstLine="480" w:firstLineChars="200"/>
               <w:rPr>
-                <w:rFonts w:hint="eastAsia" w:ascii="Times New Roman" w:hAnsi="Times New Roman" w:eastAsia="宋体" w:cs="Times New Roman"/>
-                <w:sz w:val="24"/>
-              </w:rPr>
-            </w:pPr>
-            <w:r>
-              <w:rPr>
-                <w:rFonts w:hint="eastAsia" w:ascii="Times New Roman" w:hAnsi="Times New Roman" w:eastAsia="宋体" w:cs="Times New Roman"/>
+                <w:sz w:val="24"/>
+              </w:rPr>
+            </w:pPr>
+            <w:r>
+              <w:rPr>
+                <w:rFonts w:hint="eastAsia"/>
                 <w:sz w:val="24"/>
               </w:rPr>
               <w:t>RV1106开发板价格适中（约200-300元），配套外设成本可控。项目所需的核心硬件（开发板、屏幕、摄像头、麦克风、扬声器）总预算在500元以内，硬件采购不存在障碍。</w:t>
@@ -9444,13 +8364,12 @@
               <w:spacing w:line="360" w:lineRule="auto"/>
               <w:ind w:firstLine="480" w:firstLineChars="200"/>
               <w:rPr>
-                <w:rFonts w:hint="eastAsia" w:ascii="Times New Roman" w:hAnsi="Times New Roman" w:eastAsia="宋体" w:cs="Times New Roman"/>
-                <w:sz w:val="24"/>
-              </w:rPr>
-            </w:pPr>
-            <w:r>
-              <w:rPr>
-                <w:rFonts w:hint="eastAsia" w:ascii="Times New Roman" w:hAnsi="Times New Roman" w:eastAsia="宋体" w:cs="Times New Roman"/>
+                <w:sz w:val="24"/>
+              </w:rPr>
+            </w:pPr>
+            <w:r>
+              <w:rPr>
+                <w:rFonts w:hint="eastAsia"/>
                 <w:b/>
                 <w:bCs/>
                 <w:sz w:val="24"/>
@@ -9463,33 +8382,16 @@
               <w:spacing w:line="360" w:lineRule="auto"/>
               <w:ind w:firstLine="480" w:firstLineChars="200"/>
               <w:rPr>
-                <w:rFonts w:hint="eastAsia" w:eastAsia="宋体"/>
-                <w:b/>
-                <w:sz w:val="24"/>
-                <w:lang w:val="en-US" w:eastAsia="zh-CN"/>
-              </w:rPr>
-            </w:pPr>
-            <w:r>
-              <w:rPr>
-                <w:rFonts w:hint="eastAsia" w:ascii="Times New Roman" w:hAnsi="Times New Roman" w:eastAsia="宋体" w:cs="Times New Roman"/>
-                <w:sz w:val="24"/>
-              </w:rPr>
-              <w:t>项目计划周期为12个月（2026年4月至2027年4月），时间安排合理。</w:t>
-            </w:r>
-            <w:r>
-              <w:rPr>
-                <w:rFonts w:hint="eastAsia" w:cs="Times New Roman"/>
-                <w:sz w:val="24"/>
-                <w:lang w:eastAsia="zh-CN"/>
-              </w:rPr>
-              <w:t>团队</w:t>
-            </w:r>
-            <w:r>
-              <w:rPr>
-                <w:rFonts w:hint="eastAsia" w:ascii="Times New Roman" w:hAnsi="Times New Roman" w:eastAsia="宋体" w:cs="Times New Roman"/>
-                <w:sz w:val="24"/>
-              </w:rPr>
-              <w:t>已具备相关技术基础，无需从零开始学习。</w:t>
+                <w:b/>
+                <w:sz w:val="24"/>
+              </w:rPr>
+            </w:pPr>
+            <w:r>
+              <w:rPr>
+                <w:rFonts w:hint="eastAsia"/>
+                <w:sz w:val="24"/>
+              </w:rPr>
+              <w:t>项目计划周期为12个月（2026年4月至2027年4月），时间安排合理。团队已具备相关技术基础，无需从零开始学习。</w:t>
             </w:r>
           </w:p>
         </w:tc>
@@ -9526,19 +8428,17 @@
               <w:bottom w:val="single" w:color="auto" w:sz="4" w:space="0"/>
               <w:right w:val="single" w:color="auto" w:sz="4" w:space="0"/>
             </w:tcBorders>
-            <w:vAlign w:val="top"/>
           </w:tcPr>
           <w:p>
             <w:pPr>
               <w:spacing w:before="156" w:line="360" w:lineRule="auto"/>
               <w:rPr>
-                <w:rFonts w:hint="eastAsia" w:ascii="Times New Roman" w:hAnsi="Times New Roman" w:eastAsia="宋体" w:cs="Times New Roman"/>
-                <w:sz w:val="24"/>
-              </w:rPr>
-            </w:pPr>
-            <w:r>
-              <w:rPr>
-                <w:rFonts w:hint="eastAsia" w:ascii="Times New Roman" w:hAnsi="Times New Roman" w:eastAsia="宋体" w:cs="Times New Roman"/>
+                <w:sz w:val="24"/>
+              </w:rPr>
+            </w:pPr>
+            <w:r>
+              <w:rPr>
+                <w:rFonts w:hint="eastAsia"/>
                 <w:b/>
                 <w:sz w:val="44"/>
                 <w:szCs w:val="44"/>
@@ -9550,123 +8450,20 @@
             <w:pPr>
               <w:spacing w:line="360" w:lineRule="auto"/>
               <w:rPr>
-                <w:rFonts w:hint="eastAsia" w:ascii="宋体" w:hAnsi="宋体" w:eastAsia="宋体" w:cs="宋体"/>
+                <w:rFonts w:hint="eastAsia" w:ascii="宋体" w:hAnsi="宋体" w:cs="宋体"/>
                 <w:b/>
                 <w:bCs/>
                 <w:sz w:val="24"/>
-                <w:szCs w:val="24"/>
-              </w:rPr>
-            </w:pPr>
-            <w:r>
-              <w:rPr>
-                <w:rFonts w:hint="eastAsia" w:ascii="宋体" w:hAnsi="宋体" w:eastAsia="宋体" w:cs="宋体"/>
+              </w:rPr>
+            </w:pPr>
+            <w:r>
+              <w:rPr>
+                <w:rFonts w:hint="eastAsia" w:ascii="宋体" w:hAnsi="宋体" w:cs="宋体"/>
                 <w:b/>
                 <w:bCs/>
                 <w:sz w:val="24"/>
-                <w:szCs w:val="24"/>
               </w:rPr>
               <w:t>一、硬件成果</w:t>
-            </w:r>
-          </w:p>
-          <w:p>
-            <w:pPr>
-              <w:spacing w:line="360" w:lineRule="auto"/>
-              <w:ind w:firstLine="480" w:firstLineChars="200"/>
-              <w:rPr>
-                <w:rFonts w:hint="eastAsia" w:ascii="宋体" w:hAnsi="宋体" w:eastAsia="宋体" w:cs="宋体"/>
-                <w:sz w:val="24"/>
-                <w:szCs w:val="24"/>
-              </w:rPr>
-            </w:pPr>
-            <w:r>
-              <w:rPr>
-                <w:rFonts w:hint="eastAsia" w:ascii="宋体" w:hAnsi="宋体" w:eastAsia="宋体" w:cs="宋体"/>
-                <w:sz w:val="24"/>
-                <w:szCs w:val="24"/>
-              </w:rPr>
-              <w:t>1. RV1106核心板QFN封装焊接的实物系统</w:t>
-            </w:r>
-          </w:p>
-          <w:p>
-            <w:pPr>
-              <w:spacing w:line="360" w:lineRule="auto"/>
-              <w:ind w:firstLine="480" w:firstLineChars="200"/>
-              <w:rPr>
-                <w:rFonts w:hint="eastAsia" w:ascii="宋体" w:hAnsi="宋体" w:eastAsia="宋体" w:cs="宋体"/>
-                <w:sz w:val="24"/>
-                <w:szCs w:val="24"/>
-              </w:rPr>
-            </w:pPr>
-            <w:r>
-              <w:rPr>
-                <w:rFonts w:hint="eastAsia" w:ascii="宋体" w:hAnsi="宋体" w:eastAsia="宋体" w:cs="宋体"/>
-                <w:sz w:val="24"/>
-                <w:szCs w:val="24"/>
-              </w:rPr>
-              <w:t>2. 集成2.4寸触摸屏、音频模块、摄像头、WiFi模块的完整硬件平台</w:t>
-            </w:r>
-          </w:p>
-          <w:p>
-            <w:pPr>
-              <w:spacing w:line="360" w:lineRule="auto"/>
-              <w:ind w:firstLine="480" w:firstLineChars="200"/>
-              <w:rPr>
-                <w:rFonts w:hint="eastAsia" w:ascii="宋体" w:hAnsi="宋体" w:eastAsia="宋体" w:cs="宋体"/>
-                <w:sz w:val="24"/>
-                <w:szCs w:val="24"/>
-              </w:rPr>
-            </w:pPr>
-            <w:r>
-              <w:rPr>
-                <w:rFonts w:hint="eastAsia" w:ascii="宋体" w:hAnsi="宋体" w:eastAsia="宋体" w:cs="宋体"/>
-                <w:sz w:val="24"/>
-                <w:szCs w:val="24"/>
-              </w:rPr>
-              <w:t>3. 具有良好散热和稳定性的紧凑型PCB设计</w:t>
-            </w:r>
-          </w:p>
-          <w:p>
-            <w:pPr>
-              <w:spacing w:line="360" w:lineRule="auto"/>
-              <w:rPr>
-                <w:rFonts w:hint="eastAsia" w:ascii="宋体" w:hAnsi="宋体" w:eastAsia="宋体" w:cs="宋体"/>
-                <w:b/>
-                <w:bCs/>
-                <w:sz w:val="24"/>
-                <w:szCs w:val="24"/>
-              </w:rPr>
-            </w:pPr>
-            <w:r>
-              <w:rPr>
-                <w:rFonts w:hint="eastAsia" w:ascii="宋体" w:hAnsi="宋体" w:eastAsia="宋体" w:cs="宋体"/>
-                <w:b/>
-                <w:bCs/>
-                <w:sz w:val="24"/>
-                <w:szCs w:val="24"/>
-              </w:rPr>
-              <w:t>二、软件成果</w:t>
-            </w:r>
-          </w:p>
-          <w:p>
-            <w:pPr>
-              <w:spacing w:line="360" w:lineRule="auto"/>
-              <w:rPr>
-                <w:rFonts w:hint="eastAsia" w:ascii="宋体" w:hAnsi="宋体" w:eastAsia="宋体" w:cs="宋体"/>
-                <w:b/>
-                <w:bCs/>
-                <w:sz w:val="24"/>
-                <w:szCs w:val="24"/>
-              </w:rPr>
-            </w:pPr>
-            <w:r>
-              <w:rPr>
-                <w:rFonts w:hint="eastAsia" w:ascii="宋体" w:hAnsi="宋体" w:eastAsia="宋体" w:cs="宋体"/>
-                <w:b/>
-                <w:bCs/>
-                <w:sz w:val="24"/>
-                <w:szCs w:val="24"/>
-              </w:rPr>
-              <w:t>1. Buildroot Linux系统移植</w:t>
             </w:r>
           </w:p>
           <w:p>
@@ -9674,18 +8471,56 @@
               <w:spacing w:line="360" w:lineRule="auto"/>
               <w:ind w:firstLine="240" w:firstLineChars="100"/>
               <w:rPr>
-                <w:rFonts w:hint="eastAsia" w:ascii="宋体" w:hAnsi="宋体" w:eastAsia="宋体" w:cs="宋体"/>
-                <w:sz w:val="24"/>
-                <w:szCs w:val="24"/>
-              </w:rPr>
-            </w:pPr>
-            <w:r>
-              <w:rPr>
-                <w:rFonts w:hint="eastAsia" w:ascii="宋体" w:hAnsi="宋体" w:eastAsia="宋体" w:cs="宋体"/>
-                <w:sz w:val="24"/>
-                <w:szCs w:val="24"/>
-              </w:rPr>
-              <w:t>针对RV1106芯片定制的嵌入式Linux系统</w:t>
+                <w:rFonts w:hint="eastAsia" w:ascii="宋体" w:hAnsi="宋体" w:cs="宋体"/>
+                <w:sz w:val="24"/>
+              </w:rPr>
+            </w:pPr>
+            <w:r>
+              <w:rPr>
+                <w:rFonts w:hint="eastAsia" w:ascii="宋体" w:hAnsi="宋体" w:cs="宋体"/>
+                <w:sz w:val="24"/>
+              </w:rPr>
+              <w:t>RV1106核心板QFN封装焊接的实物系统</w:t>
+            </w:r>
+          </w:p>
+          <w:p>
+            <w:pPr>
+              <w:spacing w:line="360" w:lineRule="auto"/>
+              <w:rPr>
+                <w:rFonts w:hint="eastAsia" w:ascii="宋体" w:hAnsi="宋体" w:cs="宋体"/>
+                <w:b/>
+                <w:bCs/>
+                <w:sz w:val="24"/>
+              </w:rPr>
+            </w:pPr>
+            <w:r>
+              <w:rPr>
+                <w:rFonts w:hint="eastAsia" w:ascii="宋体" w:hAnsi="宋体" w:cs="宋体"/>
+                <w:b/>
+                <w:bCs/>
+                <w:sz w:val="24"/>
+              </w:rPr>
+              <w:t>二、软件成果</w:t>
+            </w:r>
+          </w:p>
+          <w:p>
+            <w:pPr>
+              <w:spacing w:line="360" w:lineRule="auto"/>
+              <w:rPr>
+                <w:rFonts w:hint="eastAsia" w:ascii="宋体" w:hAnsi="宋体" w:cs="宋体"/>
+                <w:b/>
+                <w:bCs/>
+                <w:sz w:val="24"/>
+              </w:rPr>
+            </w:pPr>
+            <w:r>
+              <w:rPr>
+                <w:rFonts w:hint="eastAsia" w:ascii="宋体" w:hAnsi="宋体" w:cs="宋体"/>
+                <w:b/>
+                <w:bCs/>
+                <w:sz w:val="24"/>
+              </w:rPr>
+              <w:t>1. Buildroot Linux系统移植</w:t>
             </w:r>
           </w:p>
           <w:p>
@@ -9693,40 +8528,16 @@
               <w:spacing w:line="360" w:lineRule="auto"/>
               <w:ind w:firstLine="240" w:firstLineChars="100"/>
               <w:rPr>
-                <w:rFonts w:hint="eastAsia" w:ascii="宋体" w:hAnsi="宋体" w:eastAsia="宋体" w:cs="宋体"/>
-                <w:sz w:val="24"/>
-                <w:szCs w:val="24"/>
-              </w:rPr>
-            </w:pPr>
-            <w:r>
-              <w:rPr>
-                <w:rFonts w:hint="eastAsia" w:ascii="宋体" w:hAnsi="宋体" w:eastAsia="宋体" w:cs="宋体"/>
-                <w:sz w:val="24"/>
-                <w:szCs w:val="24"/>
-              </w:rPr>
-              <w:t>集成音频驱动（PortAudio/ALSA）、视频驱动（RKNN）、显示驱动（Framebuffer）</w:t>
-            </w:r>
-          </w:p>
-          <w:p>
-            <w:pPr>
-              <w:spacing w:line="360" w:lineRule="auto"/>
-              <w:rPr>
-                <w:rFonts w:hint="eastAsia" w:ascii="宋体" w:hAnsi="宋体" w:eastAsia="宋体" w:cs="宋体"/>
-                <w:b/>
-                <w:bCs/>
-                <w:sz w:val="24"/>
-                <w:szCs w:val="24"/>
-              </w:rPr>
-            </w:pPr>
-            <w:r>
-              <w:rPr>
-                <w:rFonts w:hint="eastAsia" w:ascii="宋体" w:hAnsi="宋体" w:eastAsia="宋体" w:cs="宋体"/>
-                <w:b/>
-                <w:bCs/>
-                <w:sz w:val="24"/>
-                <w:szCs w:val="24"/>
-              </w:rPr>
-              <w:t>2. EchoAI技术栈完整复刻</w:t>
+                <w:rFonts w:hint="eastAsia" w:ascii="宋体" w:hAnsi="宋体" w:cs="宋体"/>
+                <w:sz w:val="24"/>
+              </w:rPr>
+            </w:pPr>
+            <w:r>
+              <w:rPr>
+                <w:rFonts w:hint="eastAsia" w:ascii="宋体" w:hAnsi="宋体" w:cs="宋体"/>
+                <w:sz w:val="24"/>
+              </w:rPr>
+              <w:t>针对RV1106芯片定制的嵌入式Linux系统</w:t>
             </w:r>
           </w:p>
           <w:p>
@@ -9734,18 +8545,36 @@
               <w:spacing w:line="360" w:lineRule="auto"/>
               <w:ind w:firstLine="240" w:firstLineChars="100"/>
               <w:rPr>
-                <w:rFonts w:hint="eastAsia" w:ascii="宋体" w:hAnsi="宋体" w:eastAsia="宋体" w:cs="宋体"/>
-                <w:sz w:val="24"/>
-                <w:szCs w:val="24"/>
-              </w:rPr>
-            </w:pPr>
-            <w:r>
-              <w:rPr>
-                <w:rFonts w:hint="eastAsia" w:ascii="宋体" w:hAnsi="宋体" w:eastAsia="宋体" w:cs="宋体"/>
-                <w:sz w:val="24"/>
-                <w:szCs w:val="24"/>
-              </w:rPr>
-              <w:t>SenseVoice语音识别模块：本地ASR，支持中文语音输入</w:t>
+                <w:rFonts w:hint="eastAsia" w:ascii="宋体" w:hAnsi="宋体" w:cs="宋体"/>
+                <w:sz w:val="24"/>
+              </w:rPr>
+            </w:pPr>
+            <w:r>
+              <w:rPr>
+                <w:rFonts w:hint="eastAsia" w:ascii="宋体" w:hAnsi="宋体" w:cs="宋体"/>
+                <w:sz w:val="24"/>
+              </w:rPr>
+              <w:t>集成音频驱动（PortAudio/ALSA）、视频驱动（RKNN）、显示驱动（Framebuffer）</w:t>
+            </w:r>
+          </w:p>
+          <w:p>
+            <w:pPr>
+              <w:spacing w:line="360" w:lineRule="auto"/>
+              <w:rPr>
+                <w:rFonts w:hint="eastAsia" w:ascii="宋体" w:hAnsi="宋体" w:cs="宋体"/>
+                <w:b/>
+                <w:bCs/>
+                <w:sz w:val="24"/>
+              </w:rPr>
+            </w:pPr>
+            <w:r>
+              <w:rPr>
+                <w:rFonts w:hint="eastAsia" w:ascii="宋体" w:hAnsi="宋体" w:cs="宋体"/>
+                <w:b/>
+                <w:bCs/>
+                <w:sz w:val="24"/>
+              </w:rPr>
+              <w:t>2. EchoAI技术栈完整复刻</w:t>
             </w:r>
           </w:p>
           <w:p>
@@ -9753,18 +8582,16 @@
               <w:spacing w:line="360" w:lineRule="auto"/>
               <w:ind w:firstLine="240" w:firstLineChars="100"/>
               <w:rPr>
-                <w:rFonts w:hint="eastAsia" w:ascii="宋体" w:hAnsi="宋体" w:eastAsia="宋体" w:cs="宋体"/>
-                <w:sz w:val="24"/>
-                <w:szCs w:val="24"/>
-              </w:rPr>
-            </w:pPr>
-            <w:r>
-              <w:rPr>
-                <w:rFonts w:hint="eastAsia" w:ascii="宋体" w:hAnsi="宋体" w:eastAsia="宋体" w:cs="宋体"/>
-                <w:sz w:val="24"/>
-                <w:szCs w:val="24"/>
-              </w:rPr>
-              <w:t>YOLOv5物体检测模块：RKNN加速，支持80类物体识别</w:t>
+                <w:rFonts w:hint="eastAsia" w:ascii="宋体" w:hAnsi="宋体" w:cs="宋体"/>
+                <w:sz w:val="24"/>
+              </w:rPr>
+            </w:pPr>
+            <w:r>
+              <w:rPr>
+                <w:rFonts w:hint="eastAsia" w:ascii="宋体" w:hAnsi="宋体" w:cs="宋体"/>
+                <w:sz w:val="24"/>
+              </w:rPr>
+              <w:t>SenseVoice语音识别模块：本地ASR，支持中文语音输入</w:t>
             </w:r>
           </w:p>
           <w:p>
@@ -9772,18 +8599,16 @@
               <w:spacing w:line="360" w:lineRule="auto"/>
               <w:ind w:firstLine="240" w:firstLineChars="100"/>
               <w:rPr>
-                <w:rFonts w:hint="eastAsia" w:ascii="宋体" w:hAnsi="宋体" w:eastAsia="宋体" w:cs="宋体"/>
-                <w:sz w:val="24"/>
-                <w:szCs w:val="24"/>
-              </w:rPr>
-            </w:pPr>
-            <w:r>
-              <w:rPr>
-                <w:rFonts w:hint="eastAsia" w:ascii="宋体" w:hAnsi="宋体" w:eastAsia="宋体" w:cs="宋体"/>
-                <w:sz w:val="24"/>
-                <w:szCs w:val="24"/>
-              </w:rPr>
-              <w:t>LVGL图形界面模块：v9.2版本，实现多页面导航系统</w:t>
+                <w:rFonts w:hint="eastAsia" w:ascii="宋体" w:hAnsi="宋体" w:cs="宋体"/>
+                <w:sz w:val="24"/>
+              </w:rPr>
+            </w:pPr>
+            <w:r>
+              <w:rPr>
+                <w:rFonts w:hint="eastAsia" w:ascii="宋体" w:hAnsi="宋体" w:cs="宋体"/>
+                <w:sz w:val="24"/>
+              </w:rPr>
+              <w:t>YOLOv5物体检测模块：RKNN加速，支持80类物体识别</w:t>
             </w:r>
           </w:p>
           <w:p>
@@ -9791,40 +8616,16 @@
               <w:spacing w:line="360" w:lineRule="auto"/>
               <w:ind w:firstLine="240" w:firstLineChars="100"/>
               <w:rPr>
-                <w:rFonts w:hint="eastAsia" w:ascii="宋体" w:hAnsi="宋体" w:eastAsia="宋体" w:cs="宋体"/>
-                <w:sz w:val="24"/>
-                <w:szCs w:val="24"/>
-              </w:rPr>
-            </w:pPr>
-            <w:r>
-              <w:rPr>
-                <w:rFonts w:hint="eastAsia" w:ascii="宋体" w:hAnsi="宋体" w:eastAsia="宋体" w:cs="宋体"/>
-                <w:sz w:val="24"/>
-                <w:szCs w:val="24"/>
-              </w:rPr>
-              <w:t>WebSocket通信模块：支持JSON消息和Opus音频流传输</w:t>
-            </w:r>
-          </w:p>
-          <w:p>
-            <w:pPr>
-              <w:spacing w:line="360" w:lineRule="auto"/>
-              <w:rPr>
-                <w:rFonts w:hint="eastAsia" w:ascii="宋体" w:hAnsi="宋体" w:eastAsia="宋体" w:cs="宋体"/>
-                <w:b/>
-                <w:bCs/>
-                <w:sz w:val="24"/>
-                <w:szCs w:val="24"/>
-              </w:rPr>
-            </w:pPr>
-            <w:r>
-              <w:rPr>
-                <w:rFonts w:hint="eastAsia" w:ascii="宋体" w:hAnsi="宋体" w:eastAsia="宋体" w:cs="宋体"/>
-                <w:b/>
-                <w:bCs/>
-                <w:sz w:val="24"/>
-                <w:szCs w:val="24"/>
-              </w:rPr>
-              <w:t>3. PicoClaw智能体部署</w:t>
+                <w:rFonts w:hint="eastAsia" w:ascii="宋体" w:hAnsi="宋体" w:cs="宋体"/>
+                <w:sz w:val="24"/>
+              </w:rPr>
+            </w:pPr>
+            <w:r>
+              <w:rPr>
+                <w:rFonts w:hint="eastAsia" w:ascii="宋体" w:hAnsi="宋体" w:cs="宋体"/>
+                <w:sz w:val="24"/>
+              </w:rPr>
+              <w:t>LVGL图形界面模块：v9.2版本，实现多页面导航系统</w:t>
             </w:r>
           </w:p>
           <w:p>
@@ -9832,18 +8633,36 @@
               <w:spacing w:line="360" w:lineRule="auto"/>
               <w:ind w:firstLine="240" w:firstLineChars="100"/>
               <w:rPr>
-                <w:rFonts w:hint="eastAsia" w:ascii="宋体" w:hAnsi="宋体" w:eastAsia="宋体" w:cs="宋体"/>
-                <w:sz w:val="24"/>
-                <w:szCs w:val="24"/>
-              </w:rPr>
-            </w:pPr>
-            <w:r>
-              <w:rPr>
-                <w:rFonts w:hint="eastAsia" w:ascii="宋体" w:hAnsi="宋体" w:eastAsia="宋体" w:cs="宋体"/>
-                <w:sz w:val="24"/>
-                <w:szCs w:val="24"/>
-              </w:rPr>
-              <w:t>Go语言Agent框架交叉编译至ARM Cortex A7</w:t>
+                <w:rFonts w:hint="eastAsia" w:ascii="宋体" w:hAnsi="宋体" w:cs="宋体"/>
+                <w:sz w:val="24"/>
+              </w:rPr>
+            </w:pPr>
+            <w:r>
+              <w:rPr>
+                <w:rFonts w:hint="eastAsia" w:ascii="宋体" w:hAnsi="宋体" w:cs="宋体"/>
+                <w:sz w:val="24"/>
+              </w:rPr>
+              <w:t>WebSocket通信模块：支持JSON消息和Opus音频流传输</w:t>
+            </w:r>
+          </w:p>
+          <w:p>
+            <w:pPr>
+              <w:spacing w:line="360" w:lineRule="auto"/>
+              <w:rPr>
+                <w:rFonts w:hint="eastAsia" w:ascii="宋体" w:hAnsi="宋体" w:cs="宋体"/>
+                <w:b/>
+                <w:bCs/>
+                <w:sz w:val="24"/>
+              </w:rPr>
+            </w:pPr>
+            <w:r>
+              <w:rPr>
+                <w:rFonts w:hint="eastAsia" w:ascii="宋体" w:hAnsi="宋体" w:cs="宋体"/>
+                <w:b/>
+                <w:bCs/>
+                <w:sz w:val="24"/>
+              </w:rPr>
+              <w:t>3. PicoClaw智能体部署</w:t>
             </w:r>
           </w:p>
           <w:p>
@@ -9851,18 +8670,16 @@
               <w:spacing w:line="360" w:lineRule="auto"/>
               <w:ind w:firstLine="240" w:firstLineChars="100"/>
               <w:rPr>
-                <w:rFonts w:hint="eastAsia" w:ascii="宋体" w:hAnsi="宋体" w:eastAsia="宋体" w:cs="宋体"/>
-                <w:sz w:val="24"/>
-                <w:szCs w:val="24"/>
-              </w:rPr>
-            </w:pPr>
-            <w:r>
-              <w:rPr>
-                <w:rFonts w:hint="eastAsia" w:ascii="宋体" w:hAnsi="宋体" w:eastAsia="宋体" w:cs="宋体"/>
-                <w:sz w:val="24"/>
-                <w:szCs w:val="24"/>
-              </w:rPr>
-              <w:t>Skill体系嵌入式场景裁剪优化</w:t>
+                <w:rFonts w:hint="eastAsia" w:ascii="宋体" w:hAnsi="宋体" w:cs="宋体"/>
+                <w:sz w:val="24"/>
+              </w:rPr>
+            </w:pPr>
+            <w:r>
+              <w:rPr>
+                <w:rFonts w:hint="eastAsia" w:ascii="宋体" w:hAnsi="宋体" w:cs="宋体"/>
+                <w:sz w:val="24"/>
+              </w:rPr>
+              <w:t>Go语言Agent框架交叉编译至ARM Cortex A7</w:t>
             </w:r>
           </w:p>
           <w:p>
@@ -9870,16 +8687,31 @@
               <w:spacing w:line="360" w:lineRule="auto"/>
               <w:ind w:firstLine="240" w:firstLineChars="100"/>
               <w:rPr>
-                <w:rFonts w:hint="eastAsia" w:ascii="宋体" w:hAnsi="宋体" w:eastAsia="宋体" w:cs="宋体"/>
-                <w:sz w:val="24"/>
-                <w:szCs w:val="24"/>
-              </w:rPr>
-            </w:pPr>
-            <w:r>
-              <w:rPr>
-                <w:rFonts w:hint="eastAsia" w:ascii="宋体" w:hAnsi="宋体" w:eastAsia="宋体" w:cs="宋体"/>
-                <w:sz w:val="24"/>
-                <w:szCs w:val="24"/>
+                <w:rFonts w:hint="eastAsia" w:ascii="宋体" w:hAnsi="宋体" w:cs="宋体"/>
+                <w:sz w:val="24"/>
+              </w:rPr>
+            </w:pPr>
+            <w:r>
+              <w:rPr>
+                <w:rFonts w:hint="eastAsia" w:ascii="宋体" w:hAnsi="宋体" w:cs="宋体"/>
+                <w:sz w:val="24"/>
+              </w:rPr>
+              <w:t>Skill体系嵌入式场景裁剪优化</w:t>
+            </w:r>
+          </w:p>
+          <w:p>
+            <w:pPr>
+              <w:spacing w:line="360" w:lineRule="auto"/>
+              <w:ind w:firstLine="240" w:firstLineChars="100"/>
+              <w:rPr>
+                <w:rFonts w:hint="eastAsia" w:ascii="宋体" w:hAnsi="宋体" w:cs="宋体"/>
+                <w:sz w:val="24"/>
+              </w:rPr>
+            </w:pPr>
+            <w:r>
+              <w:rPr>
+                <w:rFonts w:hint="eastAsia" w:ascii="宋体" w:hAnsi="宋体" w:cs="宋体"/>
+                <w:sz w:val="24"/>
               </w:rPr>
               <w:t>EchoAI与PicoClaw融合通信接口</w:t>
             </w:r>
@@ -9888,20 +8720,18 @@
             <w:pPr>
               <w:spacing w:line="360" w:lineRule="auto"/>
               <w:rPr>
-                <w:rFonts w:hint="eastAsia" w:ascii="宋体" w:hAnsi="宋体" w:eastAsia="宋体" w:cs="宋体"/>
+                <w:rFonts w:hint="eastAsia" w:ascii="宋体" w:hAnsi="宋体" w:cs="宋体"/>
                 <w:b/>
                 <w:bCs/>
                 <w:sz w:val="24"/>
-                <w:szCs w:val="24"/>
-              </w:rPr>
-            </w:pPr>
-            <w:r>
-              <w:rPr>
-                <w:rFonts w:hint="eastAsia" w:ascii="宋体" w:hAnsi="宋体" w:eastAsia="宋体" w:cs="宋体"/>
+              </w:rPr>
+            </w:pPr>
+            <w:r>
+              <w:rPr>
+                <w:rFonts w:hint="eastAsia" w:ascii="宋体" w:hAnsi="宋体" w:cs="宋体"/>
                 <w:b/>
                 <w:bCs/>
                 <w:sz w:val="24"/>
-                <w:szCs w:val="24"/>
               </w:rPr>
               <w:t>4. 双方案AI服务</w:t>
             </w:r>
@@ -9910,16 +8740,14 @@
             <w:pPr>
               <w:spacing w:line="360" w:lineRule="auto"/>
               <w:rPr>
-                <w:rFonts w:hint="eastAsia" w:ascii="宋体" w:hAnsi="宋体" w:eastAsia="宋体" w:cs="宋体"/>
-                <w:sz w:val="24"/>
-                <w:szCs w:val="24"/>
-              </w:rPr>
-            </w:pPr>
-            <w:r>
-              <w:rPr>
-                <w:rFonts w:hint="eastAsia" w:ascii="宋体" w:hAnsi="宋体" w:eastAsia="宋体" w:cs="宋体"/>
-                <w:sz w:val="24"/>
-                <w:szCs w:val="24"/>
+                <w:rFonts w:hint="eastAsia" w:ascii="宋体" w:hAnsi="宋体" w:cs="宋体"/>
+                <w:sz w:val="24"/>
+              </w:rPr>
+            </w:pPr>
+            <w:r>
+              <w:rPr>
+                <w:rFonts w:hint="eastAsia" w:ascii="宋体" w:hAnsi="宋体" w:cs="宋体"/>
+                <w:sz w:val="24"/>
               </w:rPr>
               <w:t>云端API方案：阿里云DashScope（SenseVoice/CosyVoice/Tongyi Qianwen）</w:t>
             </w:r>
@@ -9928,20 +8756,26 @@
             <w:pPr>
               <w:spacing w:line="360" w:lineRule="auto"/>
               <w:rPr>
-                <w:rFonts w:hint="default" w:ascii="宋体" w:hAnsi="宋体" w:eastAsia="宋体" w:cs="宋体"/>
-                <w:sz w:val="24"/>
-                <w:szCs w:val="24"/>
-                <w:lang w:val="en-US" w:eastAsia="zh-CN"/>
-              </w:rPr>
-            </w:pPr>
-            <w:r>
-              <w:rPr>
-                <w:rFonts w:hint="eastAsia" w:ascii="宋体" w:hAnsi="宋体" w:eastAsia="宋体" w:cs="宋体"/>
-                <w:sz w:val="24"/>
-                <w:szCs w:val="24"/>
+                <w:rFonts w:hint="eastAsia" w:ascii="宋体" w:hAnsi="宋体" w:cs="宋体"/>
+                <w:sz w:val="24"/>
+              </w:rPr>
+            </w:pPr>
+            <w:r>
+              <w:rPr>
+                <w:rFonts w:hint="eastAsia" w:ascii="宋体" w:hAnsi="宋体" w:cs="宋体"/>
+                <w:sz w:val="24"/>
               </w:rPr>
               <w:t>本地Agent方案：PicoClaw + EchoAI技术栈</w:t>
             </w:r>
+          </w:p>
+          <w:p>
+            <w:pPr>
+              <w:spacing w:line="360" w:lineRule="auto"/>
+              <w:rPr>
+                <w:rFonts w:hint="eastAsia" w:ascii="宋体" w:hAnsi="宋体" w:cs="宋体"/>
+                <w:sz w:val="24"/>
+              </w:rPr>
+            </w:pPr>
           </w:p>
         </w:tc>
       </w:tr>
@@ -9978,7 +8812,6 @@
               <w:bottom w:val="single" w:color="auto" w:sz="4" w:space="0"/>
               <w:right w:val="single" w:color="auto" w:sz="4" w:space="0"/>
             </w:tcBorders>
-            <w:vAlign w:val="top"/>
           </w:tcPr>
           <w:p>
             <w:pPr>
@@ -9990,7 +8823,7 @@
             </w:pPr>
             <w:r>
               <w:rPr>
-                <w:rFonts w:hint="eastAsia" w:ascii="Times New Roman" w:hAnsi="Times New Roman" w:eastAsia="宋体" w:cs="Times New Roman"/>
+                <w:rFonts w:hint="eastAsia"/>
                 <w:b/>
                 <w:sz w:val="44"/>
                 <w:szCs w:val="44"/>
@@ -10033,7 +8866,6 @@
               <w:bottom w:val="single" w:color="auto" w:sz="4" w:space="0"/>
               <w:right w:val="single" w:color="auto" w:sz="4" w:space="0"/>
             </w:tcBorders>
-            <w:vAlign w:val="top"/>
           </w:tcPr>
           <w:p>
             <w:pPr>
@@ -10063,17 +8895,14 @@
               <w:bottom w:val="single" w:color="auto" w:sz="4" w:space="0"/>
               <w:right w:val="single" w:color="auto" w:sz="4" w:space="0"/>
             </w:tcBorders>
-            <w:vAlign w:val="top"/>
           </w:tcPr>
           <w:p>
             <w:pPr>
               <w:spacing w:line="400" w:lineRule="exact"/>
               <w:ind w:firstLine="480" w:firstLineChars="200"/>
               <w:rPr>
-                <w:rFonts w:hint="default" w:eastAsia="宋体"/>
-                <w:b/>
-                <w:sz w:val="24"/>
-                <w:lang w:val="en-US" w:eastAsia="zh-CN"/>
+                <w:b/>
+                <w:sz w:val="24"/>
               </w:rPr>
             </w:pPr>
             <w:r>
@@ -10081,7 +8910,6 @@
                 <w:rFonts w:hint="eastAsia"/>
                 <w:b/>
                 <w:sz w:val="24"/>
-                <w:lang w:val="en-US" w:eastAsia="zh-CN"/>
               </w:rPr>
               <w:t>500</w:t>
             </w:r>
@@ -10120,30 +8948,21 @@
               <w:bottom w:val="single" w:color="auto" w:sz="4" w:space="0"/>
               <w:right w:val="single" w:color="auto" w:sz="4" w:space="0"/>
             </w:tcBorders>
-            <w:vAlign w:val="top"/>
           </w:tcPr>
-          <w:p>
-            <w:pPr>
-              <w:ind w:firstLine="480"/>
-              <w:rPr>
-                <w:rFonts w:hint="eastAsia"/>
-                <w:sz w:val="24"/>
-                <w:szCs w:val="24"/>
-              </w:rPr>
-            </w:pPr>
-          </w:p>
           <w:tbl>
             <w:tblPr>
               <w:tblStyle w:val="11"/>
-              <w:tblW w:w="9189" w:type="dxa"/>
-              <w:tblInd w:w="-101" w:type="dxa"/>
+              <w:tblpPr w:leftFromText="180" w:rightFromText="180" w:vertAnchor="text" w:horzAnchor="page" w:tblpX="-10" w:tblpY="13"/>
+              <w:tblOverlap w:val="never"/>
+              <w:tblW w:w="9400" w:type="dxa"/>
+              <w:tblInd w:w="0" w:type="dxa"/>
               <w:tblBorders>
-                <w:top w:val="none" w:color="auto" w:sz="0" w:space="0"/>
-                <w:left w:val="none" w:color="auto" w:sz="0" w:space="0"/>
-                <w:bottom w:val="none" w:color="auto" w:sz="0" w:space="0"/>
-                <w:right w:val="none" w:color="auto" w:sz="0" w:space="0"/>
-                <w:insideH w:val="none" w:color="auto" w:sz="0" w:space="0"/>
-                <w:insideV w:val="none" w:color="auto" w:sz="0" w:space="0"/>
+                <w:top w:val="single" w:color="000000" w:themeColor="text1" w:sz="4" w:space="0"/>
+                <w:left w:val="single" w:color="000000" w:themeColor="text1" w:sz="4" w:space="0"/>
+                <w:bottom w:val="single" w:color="000000" w:themeColor="text1" w:sz="4" w:space="0"/>
+                <w:right w:val="single" w:color="000000" w:themeColor="text1" w:sz="4" w:space="0"/>
+                <w:insideH w:val="single" w:color="000000" w:themeColor="text1" w:sz="4" w:space="0"/>
+                <w:insideV w:val="single" w:color="000000" w:themeColor="text1" w:sz="4" w:space="0"/>
               </w:tblBorders>
               <w:shd w:val="clear" w:color="auto" w:fill="auto"/>
               <w:tblLayout w:type="fixed"/>
@@ -10157,19 +8976,25 @@
             <w:tblGrid>
               <w:gridCol w:w="3063"/>
               <w:gridCol w:w="3063"/>
-              <w:gridCol w:w="3063"/>
+              <w:gridCol w:w="3274"/>
             </w:tblGrid>
             <w:tr>
               <w:tblPrEx>
                 <w:tblBorders>
-                  <w:top w:val="none" w:color="auto" w:sz="0" w:space="0"/>
-                  <w:left w:val="none" w:color="auto" w:sz="0" w:space="0"/>
-                  <w:bottom w:val="none" w:color="auto" w:sz="0" w:space="0"/>
-                  <w:right w:val="none" w:color="auto" w:sz="0" w:space="0"/>
-                  <w:insideH w:val="none" w:color="auto" w:sz="0" w:space="0"/>
-                  <w:insideV w:val="none" w:color="auto" w:sz="0" w:space="0"/>
+                  <w:top w:val="single" w:color="000000" w:themeColor="text1" w:sz="4" w:space="0"/>
+                  <w:left w:val="single" w:color="000000" w:themeColor="text1" w:sz="4" w:space="0"/>
+                  <w:bottom w:val="single" w:color="000000" w:themeColor="text1" w:sz="4" w:space="0"/>
+                  <w:right w:val="single" w:color="000000" w:themeColor="text1" w:sz="4" w:space="0"/>
+                  <w:insideH w:val="single" w:color="000000" w:themeColor="text1" w:sz="4" w:space="0"/>
+                  <w:insideV w:val="single" w:color="000000" w:themeColor="text1" w:sz="4" w:space="0"/>
                 </w:tblBorders>
                 <w:shd w:val="clear" w:color="auto" w:fill="auto"/>
+                <w:tblCellMar>
+                  <w:top w:w="15" w:type="dxa"/>
+                  <w:left w:w="15" w:type="dxa"/>
+                  <w:bottom w:w="15" w:type="dxa"/>
+                  <w:right w:w="15" w:type="dxa"/>
+                </w:tblCellMar>
               </w:tblPrEx>
               <w:trPr>
                 <w:tblHeader/>
@@ -10178,10 +9003,8 @@
                 <w:tcPr>
                   <w:tcW w:w="3063" w:type="dxa"/>
                   <w:tcBorders>
-                    <w:top w:val="single" w:color="CCCCCC" w:sz="4" w:space="0"/>
-                    <w:left w:val="single" w:color="CCCCCC" w:sz="4" w:space="0"/>
-                    <w:bottom w:val="single" w:color="CCCCCC" w:sz="4" w:space="0"/>
-                    <w:right w:val="single" w:color="CCCCCC" w:sz="4" w:space="0"/>
+                    <w:tl2br w:val="nil"/>
+                    <w:tr2bl w:val="nil"/>
                   </w:tcBorders>
                   <w:shd w:val="clear" w:color="auto" w:fill="auto"/>
                   <w:tcMar>
@@ -10222,10 +9045,8 @@
                 <w:tcPr>
                   <w:tcW w:w="3063" w:type="dxa"/>
                   <w:tcBorders>
-                    <w:top w:val="single" w:color="CCCCCC" w:sz="4" w:space="0"/>
-                    <w:left w:val="single" w:color="CCCCCC" w:sz="4" w:space="0"/>
-                    <w:bottom w:val="single" w:color="CCCCCC" w:sz="4" w:space="0"/>
-                    <w:right w:val="single" w:color="CCCCCC" w:sz="4" w:space="0"/>
+                    <w:tl2br w:val="nil"/>
+                    <w:tr2bl w:val="nil"/>
                   </w:tcBorders>
                   <w:shd w:val="clear" w:color="auto" w:fill="auto"/>
                   <w:tcMar>
@@ -10264,12 +9085,10 @@
               </w:tc>
               <w:tc>
                 <w:tcPr>
-                  <w:tcW w:w="3063" w:type="dxa"/>
+                  <w:tcW w:w="3274" w:type="dxa"/>
                   <w:tcBorders>
-                    <w:top w:val="single" w:color="CCCCCC" w:sz="4" w:space="0"/>
-                    <w:left w:val="single" w:color="CCCCCC" w:sz="4" w:space="0"/>
-                    <w:bottom w:val="single" w:color="CCCCCC" w:sz="4" w:space="0"/>
-                    <w:right w:val="single" w:color="CCCCCC" w:sz="4" w:space="0"/>
+                    <w:tl2br w:val="nil"/>
+                    <w:tr2bl w:val="nil"/>
                   </w:tcBorders>
                   <w:shd w:val="clear" w:color="auto" w:fill="auto"/>
                   <w:tcMar>
@@ -10310,12 +9129,12 @@
             <w:tr>
               <w:tblPrEx>
                 <w:tblBorders>
-                  <w:top w:val="none" w:color="auto" w:sz="0" w:space="0"/>
-                  <w:left w:val="none" w:color="auto" w:sz="0" w:space="0"/>
-                  <w:bottom w:val="none" w:color="auto" w:sz="0" w:space="0"/>
-                  <w:right w:val="none" w:color="auto" w:sz="0" w:space="0"/>
-                  <w:insideH w:val="none" w:color="auto" w:sz="0" w:space="0"/>
-                  <w:insideV w:val="none" w:color="auto" w:sz="0" w:space="0"/>
+                  <w:top w:val="single" w:color="000000" w:themeColor="text1" w:sz="4" w:space="0"/>
+                  <w:left w:val="single" w:color="000000" w:themeColor="text1" w:sz="4" w:space="0"/>
+                  <w:bottom w:val="single" w:color="000000" w:themeColor="text1" w:sz="4" w:space="0"/>
+                  <w:right w:val="single" w:color="000000" w:themeColor="text1" w:sz="4" w:space="0"/>
+                  <w:insideH w:val="single" w:color="000000" w:themeColor="text1" w:sz="4" w:space="0"/>
+                  <w:insideV w:val="single" w:color="000000" w:themeColor="text1" w:sz="4" w:space="0"/>
                 </w:tblBorders>
                 <w:tblCellMar>
                   <w:top w:w="15" w:type="dxa"/>
@@ -10328,10 +9147,8 @@
                 <w:tcPr>
                   <w:tcW w:w="3063" w:type="dxa"/>
                   <w:tcBorders>
-                    <w:top w:val="single" w:color="CCCCCC" w:sz="4" w:space="0"/>
-                    <w:left w:val="single" w:color="CCCCCC" w:sz="4" w:space="0"/>
-                    <w:bottom w:val="single" w:color="CCCCCC" w:sz="4" w:space="0"/>
-                    <w:right w:val="single" w:color="CCCCCC" w:sz="4" w:space="0"/>
+                    <w:tl2br w:val="nil"/>
+                    <w:tr2bl w:val="nil"/>
                   </w:tcBorders>
                   <w:shd w:val="clear" w:color="auto" w:fill="auto"/>
                   <w:tcMar>
@@ -10370,10 +9187,8 @@
                 <w:tcPr>
                   <w:tcW w:w="3063" w:type="dxa"/>
                   <w:tcBorders>
-                    <w:top w:val="single" w:color="CCCCCC" w:sz="4" w:space="0"/>
-                    <w:left w:val="single" w:color="CCCCCC" w:sz="4" w:space="0"/>
-                    <w:bottom w:val="single" w:color="CCCCCC" w:sz="4" w:space="0"/>
-                    <w:right w:val="single" w:color="CCCCCC" w:sz="4" w:space="0"/>
+                    <w:tl2br w:val="nil"/>
+                    <w:tr2bl w:val="nil"/>
                   </w:tcBorders>
                   <w:shd w:val="clear" w:color="auto" w:fill="auto"/>
                   <w:tcMar>
@@ -10410,12 +9225,10 @@
               </w:tc>
               <w:tc>
                 <w:tcPr>
-                  <w:tcW w:w="3063" w:type="dxa"/>
+                  <w:tcW w:w="3274" w:type="dxa"/>
                   <w:tcBorders>
-                    <w:top w:val="single" w:color="CCCCCC" w:sz="4" w:space="0"/>
-                    <w:left w:val="single" w:color="CCCCCC" w:sz="4" w:space="0"/>
-                    <w:bottom w:val="single" w:color="CCCCCC" w:sz="4" w:space="0"/>
-                    <w:right w:val="single" w:color="CCCCCC" w:sz="4" w:space="0"/>
+                    <w:tl2br w:val="nil"/>
+                    <w:tr2bl w:val="nil"/>
                   </w:tcBorders>
                   <w:shd w:val="clear" w:color="auto" w:fill="auto"/>
                   <w:tcMar>
@@ -10454,13 +9267,14 @@
             <w:tr>
               <w:tblPrEx>
                 <w:tblBorders>
-                  <w:top w:val="none" w:color="auto" w:sz="0" w:space="0"/>
-                  <w:left w:val="none" w:color="auto" w:sz="0" w:space="0"/>
-                  <w:bottom w:val="none" w:color="auto" w:sz="0" w:space="0"/>
-                  <w:right w:val="none" w:color="auto" w:sz="0" w:space="0"/>
-                  <w:insideH w:val="none" w:color="auto" w:sz="0" w:space="0"/>
-                  <w:insideV w:val="none" w:color="auto" w:sz="0" w:space="0"/>
+                  <w:top w:val="single" w:color="000000" w:themeColor="text1" w:sz="4" w:space="0"/>
+                  <w:left w:val="single" w:color="000000" w:themeColor="text1" w:sz="4" w:space="0"/>
+                  <w:bottom w:val="single" w:color="000000" w:themeColor="text1" w:sz="4" w:space="0"/>
+                  <w:right w:val="single" w:color="000000" w:themeColor="text1" w:sz="4" w:space="0"/>
+                  <w:insideH w:val="single" w:color="000000" w:themeColor="text1" w:sz="4" w:space="0"/>
+                  <w:insideV w:val="single" w:color="000000" w:themeColor="text1" w:sz="4" w:space="0"/>
                 </w:tblBorders>
+                <w:shd w:val="clear" w:color="auto" w:fill="auto"/>
                 <w:tblCellMar>
                   <w:top w:w="15" w:type="dxa"/>
                   <w:left w:w="15" w:type="dxa"/>
@@ -10472,10 +9286,8 @@
                 <w:tcPr>
                   <w:tcW w:w="3063" w:type="dxa"/>
                   <w:tcBorders>
-                    <w:top w:val="single" w:color="CCCCCC" w:sz="4" w:space="0"/>
-                    <w:left w:val="single" w:color="CCCCCC" w:sz="4" w:space="0"/>
-                    <w:bottom w:val="single" w:color="CCCCCC" w:sz="4" w:space="0"/>
-                    <w:right w:val="single" w:color="CCCCCC" w:sz="4" w:space="0"/>
+                    <w:tl2br w:val="nil"/>
+                    <w:tr2bl w:val="nil"/>
                   </w:tcBorders>
                   <w:shd w:val="clear" w:color="auto" w:fill="auto"/>
                   <w:tcMar>
@@ -10514,10 +9326,8 @@
                 <w:tcPr>
                   <w:tcW w:w="3063" w:type="dxa"/>
                   <w:tcBorders>
-                    <w:top w:val="single" w:color="CCCCCC" w:sz="4" w:space="0"/>
-                    <w:left w:val="single" w:color="CCCCCC" w:sz="4" w:space="0"/>
-                    <w:bottom w:val="single" w:color="CCCCCC" w:sz="4" w:space="0"/>
-                    <w:right w:val="single" w:color="CCCCCC" w:sz="4" w:space="0"/>
+                    <w:tl2br w:val="nil"/>
+                    <w:tr2bl w:val="nil"/>
                   </w:tcBorders>
                   <w:shd w:val="clear" w:color="auto" w:fill="auto"/>
                   <w:tcMar>
@@ -10554,12 +9364,10 @@
               </w:tc>
               <w:tc>
                 <w:tcPr>
-                  <w:tcW w:w="3063" w:type="dxa"/>
+                  <w:tcW w:w="3274" w:type="dxa"/>
                   <w:tcBorders>
-                    <w:top w:val="single" w:color="CCCCCC" w:sz="4" w:space="0"/>
-                    <w:left w:val="single" w:color="CCCCCC" w:sz="4" w:space="0"/>
-                    <w:bottom w:val="single" w:color="CCCCCC" w:sz="4" w:space="0"/>
-                    <w:right w:val="single" w:color="CCCCCC" w:sz="4" w:space="0"/>
+                    <w:tl2br w:val="nil"/>
+                    <w:tr2bl w:val="nil"/>
                   </w:tcBorders>
                   <w:shd w:val="clear" w:color="auto" w:fill="auto"/>
                   <w:tcMar>
@@ -10598,13 +9406,14 @@
             <w:tr>
               <w:tblPrEx>
                 <w:tblBorders>
-                  <w:top w:val="none" w:color="auto" w:sz="0" w:space="0"/>
-                  <w:left w:val="none" w:color="auto" w:sz="0" w:space="0"/>
-                  <w:bottom w:val="none" w:color="auto" w:sz="0" w:space="0"/>
-                  <w:right w:val="none" w:color="auto" w:sz="0" w:space="0"/>
-                  <w:insideH w:val="none" w:color="auto" w:sz="0" w:space="0"/>
-                  <w:insideV w:val="none" w:color="auto" w:sz="0" w:space="0"/>
+                  <w:top w:val="single" w:color="000000" w:themeColor="text1" w:sz="4" w:space="0"/>
+                  <w:left w:val="single" w:color="000000" w:themeColor="text1" w:sz="4" w:space="0"/>
+                  <w:bottom w:val="single" w:color="000000" w:themeColor="text1" w:sz="4" w:space="0"/>
+                  <w:right w:val="single" w:color="000000" w:themeColor="text1" w:sz="4" w:space="0"/>
+                  <w:insideH w:val="single" w:color="000000" w:themeColor="text1" w:sz="4" w:space="0"/>
+                  <w:insideV w:val="single" w:color="000000" w:themeColor="text1" w:sz="4" w:space="0"/>
                 </w:tblBorders>
+                <w:shd w:val="clear" w:color="auto" w:fill="auto"/>
                 <w:tblCellMar>
                   <w:top w:w="15" w:type="dxa"/>
                   <w:left w:w="15" w:type="dxa"/>
@@ -10616,10 +9425,8 @@
                 <w:tcPr>
                   <w:tcW w:w="3063" w:type="dxa"/>
                   <w:tcBorders>
-                    <w:top w:val="single" w:color="CCCCCC" w:sz="4" w:space="0"/>
-                    <w:left w:val="single" w:color="CCCCCC" w:sz="4" w:space="0"/>
-                    <w:bottom w:val="single" w:color="CCCCCC" w:sz="4" w:space="0"/>
-                    <w:right w:val="single" w:color="CCCCCC" w:sz="4" w:space="0"/>
+                    <w:tl2br w:val="nil"/>
+                    <w:tr2bl w:val="nil"/>
                   </w:tcBorders>
                   <w:shd w:val="clear" w:color="auto" w:fill="auto"/>
                   <w:tcMar>
@@ -10658,10 +9465,8 @@
                 <w:tcPr>
                   <w:tcW w:w="3063" w:type="dxa"/>
                   <w:tcBorders>
-                    <w:top w:val="single" w:color="CCCCCC" w:sz="4" w:space="0"/>
-                    <w:left w:val="single" w:color="CCCCCC" w:sz="4" w:space="0"/>
-                    <w:bottom w:val="single" w:color="CCCCCC" w:sz="4" w:space="0"/>
-                    <w:right w:val="single" w:color="CCCCCC" w:sz="4" w:space="0"/>
+                    <w:tl2br w:val="nil"/>
+                    <w:tr2bl w:val="nil"/>
                   </w:tcBorders>
                   <w:shd w:val="clear" w:color="auto" w:fill="auto"/>
                   <w:tcMar>
@@ -10698,12 +9503,10 @@
               </w:tc>
               <w:tc>
                 <w:tcPr>
-                  <w:tcW w:w="3063" w:type="dxa"/>
+                  <w:tcW w:w="3274" w:type="dxa"/>
                   <w:tcBorders>
-                    <w:top w:val="single" w:color="CCCCCC" w:sz="4" w:space="0"/>
-                    <w:left w:val="single" w:color="CCCCCC" w:sz="4" w:space="0"/>
-                    <w:bottom w:val="single" w:color="CCCCCC" w:sz="4" w:space="0"/>
-                    <w:right w:val="single" w:color="CCCCCC" w:sz="4" w:space="0"/>
+                    <w:tl2br w:val="nil"/>
+                    <w:tr2bl w:val="nil"/>
                   </w:tcBorders>
                   <w:shd w:val="clear" w:color="auto" w:fill="auto"/>
                   <w:tcMar>
@@ -10742,13 +9545,14 @@
             <w:tr>
               <w:tblPrEx>
                 <w:tblBorders>
-                  <w:top w:val="none" w:color="auto" w:sz="0" w:space="0"/>
-                  <w:left w:val="none" w:color="auto" w:sz="0" w:space="0"/>
-                  <w:bottom w:val="none" w:color="auto" w:sz="0" w:space="0"/>
-                  <w:right w:val="none" w:color="auto" w:sz="0" w:space="0"/>
-                  <w:insideH w:val="none" w:color="auto" w:sz="0" w:space="0"/>
-                  <w:insideV w:val="none" w:color="auto" w:sz="0" w:space="0"/>
+                  <w:top w:val="single" w:color="000000" w:themeColor="text1" w:sz="4" w:space="0"/>
+                  <w:left w:val="single" w:color="000000" w:themeColor="text1" w:sz="4" w:space="0"/>
+                  <w:bottom w:val="single" w:color="000000" w:themeColor="text1" w:sz="4" w:space="0"/>
+                  <w:right w:val="single" w:color="000000" w:themeColor="text1" w:sz="4" w:space="0"/>
+                  <w:insideH w:val="single" w:color="000000" w:themeColor="text1" w:sz="4" w:space="0"/>
+                  <w:insideV w:val="single" w:color="000000" w:themeColor="text1" w:sz="4" w:space="0"/>
                 </w:tblBorders>
+                <w:shd w:val="clear" w:color="auto" w:fill="auto"/>
                 <w:tblCellMar>
                   <w:top w:w="15" w:type="dxa"/>
                   <w:left w:w="15" w:type="dxa"/>
@@ -10760,10 +9564,8 @@
                 <w:tcPr>
                   <w:tcW w:w="3063" w:type="dxa"/>
                   <w:tcBorders>
-                    <w:top w:val="single" w:color="CCCCCC" w:sz="4" w:space="0"/>
-                    <w:left w:val="single" w:color="CCCCCC" w:sz="4" w:space="0"/>
-                    <w:bottom w:val="single" w:color="CCCCCC" w:sz="4" w:space="0"/>
-                    <w:right w:val="single" w:color="CCCCCC" w:sz="4" w:space="0"/>
+                    <w:tl2br w:val="nil"/>
+                    <w:tr2bl w:val="nil"/>
                   </w:tcBorders>
                   <w:shd w:val="clear" w:color="auto" w:fill="auto"/>
                   <w:tcMar>
@@ -10802,10 +9604,8 @@
                 <w:tcPr>
                   <w:tcW w:w="3063" w:type="dxa"/>
                   <w:tcBorders>
-                    <w:top w:val="single" w:color="CCCCCC" w:sz="4" w:space="0"/>
-                    <w:left w:val="single" w:color="CCCCCC" w:sz="4" w:space="0"/>
-                    <w:bottom w:val="single" w:color="CCCCCC" w:sz="4" w:space="0"/>
-                    <w:right w:val="single" w:color="CCCCCC" w:sz="4" w:space="0"/>
+                    <w:tl2br w:val="nil"/>
+                    <w:tr2bl w:val="nil"/>
                   </w:tcBorders>
                   <w:shd w:val="clear" w:color="auto" w:fill="auto"/>
                   <w:tcMar>
@@ -10842,12 +9642,10 @@
               </w:tc>
               <w:tc>
                 <w:tcPr>
-                  <w:tcW w:w="3063" w:type="dxa"/>
+                  <w:tcW w:w="3274" w:type="dxa"/>
                   <w:tcBorders>
-                    <w:top w:val="single" w:color="CCCCCC" w:sz="4" w:space="0"/>
-                    <w:left w:val="single" w:color="CCCCCC" w:sz="4" w:space="0"/>
-                    <w:bottom w:val="single" w:color="CCCCCC" w:sz="4" w:space="0"/>
-                    <w:right w:val="single" w:color="CCCCCC" w:sz="4" w:space="0"/>
+                    <w:tl2br w:val="nil"/>
+                    <w:tr2bl w:val="nil"/>
                   </w:tcBorders>
                   <w:shd w:val="clear" w:color="auto" w:fill="auto"/>
                   <w:tcMar>
@@ -10886,13 +9684,14 @@
             <w:tr>
               <w:tblPrEx>
                 <w:tblBorders>
-                  <w:top w:val="none" w:color="auto" w:sz="0" w:space="0"/>
-                  <w:left w:val="none" w:color="auto" w:sz="0" w:space="0"/>
-                  <w:bottom w:val="none" w:color="auto" w:sz="0" w:space="0"/>
-                  <w:right w:val="none" w:color="auto" w:sz="0" w:space="0"/>
-                  <w:insideH w:val="none" w:color="auto" w:sz="0" w:space="0"/>
-                  <w:insideV w:val="none" w:color="auto" w:sz="0" w:space="0"/>
+                  <w:top w:val="single" w:color="000000" w:themeColor="text1" w:sz="4" w:space="0"/>
+                  <w:left w:val="single" w:color="000000" w:themeColor="text1" w:sz="4" w:space="0"/>
+                  <w:bottom w:val="single" w:color="000000" w:themeColor="text1" w:sz="4" w:space="0"/>
+                  <w:right w:val="single" w:color="000000" w:themeColor="text1" w:sz="4" w:space="0"/>
+                  <w:insideH w:val="single" w:color="000000" w:themeColor="text1" w:sz="4" w:space="0"/>
+                  <w:insideV w:val="single" w:color="000000" w:themeColor="text1" w:sz="4" w:space="0"/>
                 </w:tblBorders>
+                <w:shd w:val="clear" w:color="auto" w:fill="auto"/>
                 <w:tblCellMar>
                   <w:top w:w="15" w:type="dxa"/>
                   <w:left w:w="15" w:type="dxa"/>
@@ -10904,10 +9703,8 @@
                 <w:tcPr>
                   <w:tcW w:w="3063" w:type="dxa"/>
                   <w:tcBorders>
-                    <w:top w:val="single" w:color="CCCCCC" w:sz="4" w:space="0"/>
-                    <w:left w:val="single" w:color="CCCCCC" w:sz="4" w:space="0"/>
-                    <w:bottom w:val="single" w:color="CCCCCC" w:sz="4" w:space="0"/>
-                    <w:right w:val="single" w:color="CCCCCC" w:sz="4" w:space="0"/>
+                    <w:tl2br w:val="nil"/>
+                    <w:tr2bl w:val="nil"/>
                   </w:tcBorders>
                   <w:shd w:val="clear" w:color="auto" w:fill="auto"/>
                   <w:tcMar>
@@ -10946,10 +9743,8 @@
                 <w:tcPr>
                   <w:tcW w:w="3063" w:type="dxa"/>
                   <w:tcBorders>
-                    <w:top w:val="single" w:color="CCCCCC" w:sz="4" w:space="0"/>
-                    <w:left w:val="single" w:color="CCCCCC" w:sz="4" w:space="0"/>
-                    <w:bottom w:val="single" w:color="CCCCCC" w:sz="4" w:space="0"/>
-                    <w:right w:val="single" w:color="CCCCCC" w:sz="4" w:space="0"/>
+                    <w:tl2br w:val="nil"/>
+                    <w:tr2bl w:val="nil"/>
                   </w:tcBorders>
                   <w:shd w:val="clear" w:color="auto" w:fill="auto"/>
                   <w:tcMar>
@@ -10986,12 +9781,10 @@
               </w:tc>
               <w:tc>
                 <w:tcPr>
-                  <w:tcW w:w="3063" w:type="dxa"/>
+                  <w:tcW w:w="3274" w:type="dxa"/>
                   <w:tcBorders>
-                    <w:top w:val="single" w:color="CCCCCC" w:sz="4" w:space="0"/>
-                    <w:left w:val="single" w:color="CCCCCC" w:sz="4" w:space="0"/>
-                    <w:bottom w:val="single" w:color="CCCCCC" w:sz="4" w:space="0"/>
-                    <w:right w:val="single" w:color="CCCCCC" w:sz="4" w:space="0"/>
+                    <w:tl2br w:val="nil"/>
+                    <w:tr2bl w:val="nil"/>
                   </w:tcBorders>
                   <w:shd w:val="clear" w:color="auto" w:fill="auto"/>
                   <w:tcMar>
@@ -11030,13 +9823,14 @@
             <w:tr>
               <w:tblPrEx>
                 <w:tblBorders>
-                  <w:top w:val="none" w:color="auto" w:sz="0" w:space="0"/>
-                  <w:left w:val="none" w:color="auto" w:sz="0" w:space="0"/>
-                  <w:bottom w:val="none" w:color="auto" w:sz="0" w:space="0"/>
-                  <w:right w:val="none" w:color="auto" w:sz="0" w:space="0"/>
-                  <w:insideH w:val="none" w:color="auto" w:sz="0" w:space="0"/>
-                  <w:insideV w:val="none" w:color="auto" w:sz="0" w:space="0"/>
+                  <w:top w:val="single" w:color="000000" w:themeColor="text1" w:sz="4" w:space="0"/>
+                  <w:left w:val="single" w:color="000000" w:themeColor="text1" w:sz="4" w:space="0"/>
+                  <w:bottom w:val="single" w:color="000000" w:themeColor="text1" w:sz="4" w:space="0"/>
+                  <w:right w:val="single" w:color="000000" w:themeColor="text1" w:sz="4" w:space="0"/>
+                  <w:insideH w:val="single" w:color="000000" w:themeColor="text1" w:sz="4" w:space="0"/>
+                  <w:insideV w:val="single" w:color="000000" w:themeColor="text1" w:sz="4" w:space="0"/>
                 </w:tblBorders>
+                <w:shd w:val="clear" w:color="auto" w:fill="auto"/>
                 <w:tblCellMar>
                   <w:top w:w="15" w:type="dxa"/>
                   <w:left w:w="15" w:type="dxa"/>
@@ -11048,10 +9842,8 @@
                 <w:tcPr>
                   <w:tcW w:w="3063" w:type="dxa"/>
                   <w:tcBorders>
-                    <w:top w:val="single" w:color="CCCCCC" w:sz="4" w:space="0"/>
-                    <w:left w:val="single" w:color="CCCCCC" w:sz="4" w:space="0"/>
-                    <w:bottom w:val="single" w:color="CCCCCC" w:sz="4" w:space="0"/>
-                    <w:right w:val="single" w:color="CCCCCC" w:sz="4" w:space="0"/>
+                    <w:tl2br w:val="nil"/>
+                    <w:tr2bl w:val="nil"/>
                   </w:tcBorders>
                   <w:shd w:val="clear" w:color="auto" w:fill="auto"/>
                   <w:tcMar>
@@ -11090,10 +9882,8 @@
                 <w:tcPr>
                   <w:tcW w:w="3063" w:type="dxa"/>
                   <w:tcBorders>
-                    <w:top w:val="single" w:color="CCCCCC" w:sz="4" w:space="0"/>
-                    <w:left w:val="single" w:color="CCCCCC" w:sz="4" w:space="0"/>
-                    <w:bottom w:val="single" w:color="CCCCCC" w:sz="4" w:space="0"/>
-                    <w:right w:val="single" w:color="CCCCCC" w:sz="4" w:space="0"/>
+                    <w:tl2br w:val="nil"/>
+                    <w:tr2bl w:val="nil"/>
                   </w:tcBorders>
                   <w:shd w:val="clear" w:color="auto" w:fill="auto"/>
                   <w:tcMar>
@@ -11130,12 +9920,10 @@
               </w:tc>
               <w:tc>
                 <w:tcPr>
-                  <w:tcW w:w="3063" w:type="dxa"/>
+                  <w:tcW w:w="3274" w:type="dxa"/>
                   <w:tcBorders>
-                    <w:top w:val="single" w:color="CCCCCC" w:sz="4" w:space="0"/>
-                    <w:left w:val="single" w:color="CCCCCC" w:sz="4" w:space="0"/>
-                    <w:bottom w:val="single" w:color="CCCCCC" w:sz="4" w:space="0"/>
-                    <w:right w:val="single" w:color="CCCCCC" w:sz="4" w:space="0"/>
+                    <w:tl2br w:val="nil"/>
+                    <w:tr2bl w:val="nil"/>
                   </w:tcBorders>
                   <w:shd w:val="clear" w:color="auto" w:fill="auto"/>
                   <w:tcMar>
@@ -11174,13 +9962,14 @@
             <w:tr>
               <w:tblPrEx>
                 <w:tblBorders>
-                  <w:top w:val="none" w:color="auto" w:sz="0" w:space="0"/>
-                  <w:left w:val="none" w:color="auto" w:sz="0" w:space="0"/>
-                  <w:bottom w:val="none" w:color="auto" w:sz="0" w:space="0"/>
-                  <w:right w:val="none" w:color="auto" w:sz="0" w:space="0"/>
-                  <w:insideH w:val="none" w:color="auto" w:sz="0" w:space="0"/>
-                  <w:insideV w:val="none" w:color="auto" w:sz="0" w:space="0"/>
+                  <w:top w:val="single" w:color="000000" w:themeColor="text1" w:sz="4" w:space="0"/>
+                  <w:left w:val="single" w:color="000000" w:themeColor="text1" w:sz="4" w:space="0"/>
+                  <w:bottom w:val="single" w:color="000000" w:themeColor="text1" w:sz="4" w:space="0"/>
+                  <w:right w:val="single" w:color="000000" w:themeColor="text1" w:sz="4" w:space="0"/>
+                  <w:insideH w:val="single" w:color="000000" w:themeColor="text1" w:sz="4" w:space="0"/>
+                  <w:insideV w:val="single" w:color="000000" w:themeColor="text1" w:sz="4" w:space="0"/>
                 </w:tblBorders>
+                <w:shd w:val="clear" w:color="auto" w:fill="auto"/>
                 <w:tblCellMar>
                   <w:top w:w="15" w:type="dxa"/>
                   <w:left w:w="15" w:type="dxa"/>
@@ -11192,10 +9981,8 @@
                 <w:tcPr>
                   <w:tcW w:w="3063" w:type="dxa"/>
                   <w:tcBorders>
-                    <w:top w:val="single" w:color="CCCCCC" w:sz="4" w:space="0"/>
-                    <w:left w:val="single" w:color="CCCCCC" w:sz="4" w:space="0"/>
-                    <w:bottom w:val="single" w:color="CCCCCC" w:sz="4" w:space="0"/>
-                    <w:right w:val="single" w:color="CCCCCC" w:sz="4" w:space="0"/>
+                    <w:tl2br w:val="nil"/>
+                    <w:tr2bl w:val="nil"/>
                   </w:tcBorders>
                   <w:shd w:val="clear" w:color="auto" w:fill="auto"/>
                   <w:tcMar>
@@ -11234,10 +10021,8 @@
                 <w:tcPr>
                   <w:tcW w:w="3063" w:type="dxa"/>
                   <w:tcBorders>
-                    <w:top w:val="single" w:color="CCCCCC" w:sz="4" w:space="0"/>
-                    <w:left w:val="single" w:color="CCCCCC" w:sz="4" w:space="0"/>
-                    <w:bottom w:val="single" w:color="CCCCCC" w:sz="4" w:space="0"/>
-                    <w:right w:val="single" w:color="CCCCCC" w:sz="4" w:space="0"/>
+                    <w:tl2br w:val="nil"/>
+                    <w:tr2bl w:val="nil"/>
                   </w:tcBorders>
                   <w:shd w:val="clear" w:color="auto" w:fill="auto"/>
                   <w:tcMar>
@@ -11274,12 +10059,10 @@
               </w:tc>
               <w:tc>
                 <w:tcPr>
-                  <w:tcW w:w="3063" w:type="dxa"/>
+                  <w:tcW w:w="3274" w:type="dxa"/>
                   <w:tcBorders>
-                    <w:top w:val="single" w:color="CCCCCC" w:sz="4" w:space="0"/>
-                    <w:left w:val="single" w:color="CCCCCC" w:sz="4" w:space="0"/>
-                    <w:bottom w:val="single" w:color="CCCCCC" w:sz="4" w:space="0"/>
-                    <w:right w:val="single" w:color="CCCCCC" w:sz="4" w:space="0"/>
+                    <w:tl2br w:val="nil"/>
+                    <w:tr2bl w:val="nil"/>
                   </w:tcBorders>
                   <w:shd w:val="clear" w:color="auto" w:fill="auto"/>
                   <w:tcMar>
@@ -11318,22 +10101,27 @@
             <w:tr>
               <w:tblPrEx>
                 <w:tblBorders>
-                  <w:top w:val="none" w:color="auto" w:sz="0" w:space="0"/>
-                  <w:left w:val="none" w:color="auto" w:sz="0" w:space="0"/>
-                  <w:bottom w:val="none" w:color="auto" w:sz="0" w:space="0"/>
-                  <w:right w:val="none" w:color="auto" w:sz="0" w:space="0"/>
-                  <w:insideH w:val="none" w:color="auto" w:sz="0" w:space="0"/>
-                  <w:insideV w:val="none" w:color="auto" w:sz="0" w:space="0"/>
+                  <w:top w:val="single" w:color="000000" w:themeColor="text1" w:sz="4" w:space="0"/>
+                  <w:left w:val="single" w:color="000000" w:themeColor="text1" w:sz="4" w:space="0"/>
+                  <w:bottom w:val="single" w:color="000000" w:themeColor="text1" w:sz="4" w:space="0"/>
+                  <w:right w:val="single" w:color="000000" w:themeColor="text1" w:sz="4" w:space="0"/>
+                  <w:insideH w:val="single" w:color="000000" w:themeColor="text1" w:sz="4" w:space="0"/>
+                  <w:insideV w:val="single" w:color="000000" w:themeColor="text1" w:sz="4" w:space="0"/>
                 </w:tblBorders>
+                <w:shd w:val="clear" w:color="auto" w:fill="auto"/>
+                <w:tblCellMar>
+                  <w:top w:w="15" w:type="dxa"/>
+                  <w:left w:w="15" w:type="dxa"/>
+                  <w:bottom w:w="15" w:type="dxa"/>
+                  <w:right w:w="15" w:type="dxa"/>
+                </w:tblCellMar>
               </w:tblPrEx>
               <w:tc>
                 <w:tcPr>
                   <w:tcW w:w="3063" w:type="dxa"/>
                   <w:tcBorders>
-                    <w:top w:val="single" w:color="CCCCCC" w:sz="4" w:space="0"/>
-                    <w:left w:val="single" w:color="CCCCCC" w:sz="4" w:space="0"/>
-                    <w:bottom w:val="single" w:color="CCCCCC" w:sz="4" w:space="0"/>
-                    <w:right w:val="single" w:color="CCCCCC" w:sz="4" w:space="0"/>
+                    <w:tl2br w:val="nil"/>
+                    <w:tr2bl w:val="nil"/>
                   </w:tcBorders>
                   <w:shd w:val="clear" w:color="auto" w:fill="auto"/>
                   <w:tcMar>
@@ -11372,10 +10160,8 @@
                 <w:tcPr>
                   <w:tcW w:w="3063" w:type="dxa"/>
                   <w:tcBorders>
-                    <w:top w:val="single" w:color="CCCCCC" w:sz="4" w:space="0"/>
-                    <w:left w:val="single" w:color="CCCCCC" w:sz="4" w:space="0"/>
-                    <w:bottom w:val="single" w:color="CCCCCC" w:sz="4" w:space="0"/>
-                    <w:right w:val="single" w:color="CCCCCC" w:sz="4" w:space="0"/>
+                    <w:tl2br w:val="nil"/>
+                    <w:tr2bl w:val="nil"/>
                   </w:tcBorders>
                   <w:shd w:val="clear" w:color="auto" w:fill="auto"/>
                   <w:tcMar>
@@ -11412,12 +10198,10 @@
               </w:tc>
               <w:tc>
                 <w:tcPr>
-                  <w:tcW w:w="3063" w:type="dxa"/>
+                  <w:tcW w:w="3274" w:type="dxa"/>
                   <w:tcBorders>
-                    <w:top w:val="single" w:color="CCCCCC" w:sz="4" w:space="0"/>
-                    <w:left w:val="single" w:color="CCCCCC" w:sz="4" w:space="0"/>
-                    <w:bottom w:val="single" w:color="CCCCCC" w:sz="4" w:space="0"/>
-                    <w:right w:val="single" w:color="CCCCCC" w:sz="4" w:space="0"/>
+                    <w:tl2br w:val="nil"/>
+                    <w:tr2bl w:val="nil"/>
                   </w:tcBorders>
                   <w:shd w:val="clear" w:color="auto" w:fill="auto"/>
                   <w:tcMar>
@@ -11456,12 +10240,12 @@
             <w:tr>
               <w:tblPrEx>
                 <w:tblBorders>
-                  <w:top w:val="none" w:color="auto" w:sz="0" w:space="0"/>
-                  <w:left w:val="none" w:color="auto" w:sz="0" w:space="0"/>
-                  <w:bottom w:val="none" w:color="auto" w:sz="0" w:space="0"/>
-                  <w:right w:val="none" w:color="auto" w:sz="0" w:space="0"/>
-                  <w:insideH w:val="none" w:color="auto" w:sz="0" w:space="0"/>
-                  <w:insideV w:val="none" w:color="auto" w:sz="0" w:space="0"/>
+                  <w:top w:val="single" w:color="000000" w:themeColor="text1" w:sz="4" w:space="0"/>
+                  <w:left w:val="single" w:color="000000" w:themeColor="text1" w:sz="4" w:space="0"/>
+                  <w:bottom w:val="single" w:color="000000" w:themeColor="text1" w:sz="4" w:space="0"/>
+                  <w:right w:val="single" w:color="000000" w:themeColor="text1" w:sz="4" w:space="0"/>
+                  <w:insideH w:val="single" w:color="000000" w:themeColor="text1" w:sz="4" w:space="0"/>
+                  <w:insideV w:val="single" w:color="000000" w:themeColor="text1" w:sz="4" w:space="0"/>
                 </w:tblBorders>
                 <w:tblCellMar>
                   <w:top w:w="15" w:type="dxa"/>
@@ -11474,10 +10258,8 @@
                 <w:tcPr>
                   <w:tcW w:w="3063" w:type="dxa"/>
                   <w:tcBorders>
-                    <w:top w:val="single" w:color="CCCCCC" w:sz="4" w:space="0"/>
-                    <w:left w:val="single" w:color="CCCCCC" w:sz="4" w:space="0"/>
-                    <w:bottom w:val="single" w:color="CCCCCC" w:sz="4" w:space="0"/>
-                    <w:right w:val="single" w:color="CCCCCC" w:sz="4" w:space="0"/>
+                    <w:tl2br w:val="nil"/>
+                    <w:tr2bl w:val="nil"/>
                   </w:tcBorders>
                   <w:shd w:val="clear" w:color="auto" w:fill="auto"/>
                   <w:tcMar>
@@ -11516,10 +10298,8 @@
                 <w:tcPr>
                   <w:tcW w:w="3063" w:type="dxa"/>
                   <w:tcBorders>
-                    <w:top w:val="single" w:color="CCCCCC" w:sz="4" w:space="0"/>
-                    <w:left w:val="single" w:color="CCCCCC" w:sz="4" w:space="0"/>
-                    <w:bottom w:val="single" w:color="CCCCCC" w:sz="4" w:space="0"/>
-                    <w:right w:val="single" w:color="CCCCCC" w:sz="4" w:space="0"/>
+                    <w:tl2br w:val="nil"/>
+                    <w:tr2bl w:val="nil"/>
                   </w:tcBorders>
                   <w:shd w:val="clear" w:color="auto" w:fill="auto"/>
                   <w:tcMar>
@@ -11556,12 +10336,10 @@
               </w:tc>
               <w:tc>
                 <w:tcPr>
-                  <w:tcW w:w="3063" w:type="dxa"/>
+                  <w:tcW w:w="3274" w:type="dxa"/>
                   <w:tcBorders>
-                    <w:top w:val="single" w:color="CCCCCC" w:sz="4" w:space="0"/>
-                    <w:left w:val="single" w:color="CCCCCC" w:sz="4" w:space="0"/>
-                    <w:bottom w:val="single" w:color="CCCCCC" w:sz="4" w:space="0"/>
-                    <w:right w:val="single" w:color="CCCCCC" w:sz="4" w:space="0"/>
+                    <w:tl2br w:val="nil"/>
+                    <w:tr2bl w:val="nil"/>
                   </w:tcBorders>
                   <w:shd w:val="clear" w:color="auto" w:fill="auto"/>
                   <w:tcMar>
@@ -11600,13 +10378,14 @@
             <w:tr>
               <w:tblPrEx>
                 <w:tblBorders>
-                  <w:top w:val="none" w:color="auto" w:sz="0" w:space="0"/>
-                  <w:left w:val="none" w:color="auto" w:sz="0" w:space="0"/>
-                  <w:bottom w:val="none" w:color="auto" w:sz="0" w:space="0"/>
-                  <w:right w:val="none" w:color="auto" w:sz="0" w:space="0"/>
-                  <w:insideH w:val="none" w:color="auto" w:sz="0" w:space="0"/>
-                  <w:insideV w:val="none" w:color="auto" w:sz="0" w:space="0"/>
+                  <w:top w:val="single" w:color="000000" w:themeColor="text1" w:sz="4" w:space="0"/>
+                  <w:left w:val="single" w:color="000000" w:themeColor="text1" w:sz="4" w:space="0"/>
+                  <w:bottom w:val="single" w:color="000000" w:themeColor="text1" w:sz="4" w:space="0"/>
+                  <w:right w:val="single" w:color="000000" w:themeColor="text1" w:sz="4" w:space="0"/>
+                  <w:insideH w:val="single" w:color="000000" w:themeColor="text1" w:sz="4" w:space="0"/>
+                  <w:insideV w:val="single" w:color="000000" w:themeColor="text1" w:sz="4" w:space="0"/>
                 </w:tblBorders>
+                <w:shd w:val="clear" w:color="auto" w:fill="auto"/>
                 <w:tblCellMar>
                   <w:top w:w="15" w:type="dxa"/>
                   <w:left w:w="15" w:type="dxa"/>
@@ -11618,10 +10397,8 @@
                 <w:tcPr>
                   <w:tcW w:w="3063" w:type="dxa"/>
                   <w:tcBorders>
-                    <w:top w:val="single" w:color="CCCCCC" w:sz="4" w:space="0"/>
-                    <w:left w:val="single" w:color="CCCCCC" w:sz="4" w:space="0"/>
-                    <w:bottom w:val="single" w:color="CCCCCC" w:sz="4" w:space="0"/>
-                    <w:right w:val="single" w:color="CCCCCC" w:sz="4" w:space="0"/>
+                    <w:tl2br w:val="nil"/>
+                    <w:tr2bl w:val="nil"/>
                   </w:tcBorders>
                   <w:shd w:val="clear" w:color="auto" w:fill="auto"/>
                   <w:tcMar>
@@ -11661,10 +10438,8 @@
                 <w:tcPr>
                   <w:tcW w:w="3063" w:type="dxa"/>
                   <w:tcBorders>
-                    <w:top w:val="single" w:color="CCCCCC" w:sz="4" w:space="0"/>
-                    <w:left w:val="single" w:color="CCCCCC" w:sz="4" w:space="0"/>
-                    <w:bottom w:val="single" w:color="CCCCCC" w:sz="4" w:space="0"/>
-                    <w:right w:val="single" w:color="CCCCCC" w:sz="4" w:space="0"/>
+                    <w:tl2br w:val="nil"/>
+                    <w:tr2bl w:val="nil"/>
                   </w:tcBorders>
                   <w:shd w:val="clear" w:color="auto" w:fill="auto"/>
                   <w:tcMar>
@@ -11702,12 +10477,10 @@
               </w:tc>
               <w:tc>
                 <w:tcPr>
-                  <w:tcW w:w="3063" w:type="dxa"/>
+                  <w:tcW w:w="3274" w:type="dxa"/>
                   <w:tcBorders>
-                    <w:top w:val="single" w:color="CCCCCC" w:sz="4" w:space="0"/>
-                    <w:left w:val="single" w:color="CCCCCC" w:sz="4" w:space="0"/>
-                    <w:bottom w:val="single" w:color="CCCCCC" w:sz="4" w:space="0"/>
-                    <w:right w:val="single" w:color="CCCCCC" w:sz="4" w:space="0"/>
+                    <w:tl2br w:val="nil"/>
+                    <w:tr2bl w:val="nil"/>
                   </w:tcBorders>
                   <w:shd w:val="clear" w:color="auto" w:fill="auto"/>
                   <w:tcMar>
@@ -11749,18 +10522,6 @@
               <w:spacing w:line="360" w:lineRule="auto"/>
               <w:ind w:firstLine="480" w:firstLineChars="200"/>
               <w:rPr>
-                <w:rFonts w:hint="eastAsia" w:ascii="Times New Roman" w:hAnsi="Times New Roman" w:eastAsia="宋体" w:cs="Times New Roman"/>
-                <w:sz w:val="24"/>
-                <w:szCs w:val="24"/>
-              </w:rPr>
-            </w:pPr>
-          </w:p>
-          <w:p>
-            <w:pPr>
-              <w:spacing w:line="360" w:lineRule="auto"/>
-              <w:ind w:firstLine="480" w:firstLineChars="200"/>
-              <w:rPr>
-                <w:rFonts w:hint="eastAsia" w:ascii="Times New Roman" w:hAnsi="Times New Roman" w:eastAsia="宋体" w:cs="Times New Roman"/>
                 <w:sz w:val="24"/>
               </w:rPr>
             </w:pPr>
@@ -11799,13 +10560,11 @@
               <w:bottom w:val="single" w:color="auto" w:sz="4" w:space="0"/>
               <w:right w:val="single" w:color="auto" w:sz="4" w:space="0"/>
             </w:tcBorders>
-            <w:vAlign w:val="top"/>
           </w:tcPr>
           <w:p>
             <w:pPr>
               <w:spacing w:before="156" w:line="360" w:lineRule="auto"/>
               <w:rPr>
-                <w:rFonts w:hint="eastAsia" w:ascii="Times New Roman" w:hAnsi="Times New Roman" w:eastAsia="宋体" w:cs="Times New Roman"/>
                 <w:b/>
                 <w:sz w:val="44"/>
                 <w:szCs w:val="44"/>
@@ -11813,7 +10572,7 @@
             </w:pPr>
             <w:r>
               <w:rPr>
-                <w:rFonts w:hint="eastAsia" w:ascii="Times New Roman" w:hAnsi="Times New Roman" w:eastAsia="宋体" w:cs="Times New Roman"/>
+                <w:rFonts w:hint="eastAsia"/>
                 <w:b/>
                 <w:sz w:val="44"/>
                 <w:szCs w:val="44"/>
@@ -11823,34 +10582,13 @@
           </w:p>
           <w:p>
             <w:pPr>
-              <w:keepNext w:val="0"/>
-              <w:keepLines w:val="0"/>
-              <w:pageBreakBefore w:val="0"/>
-              <w:widowControl w:val="0"/>
-              <w:kinsoku/>
-              <w:wordWrap/>
-              <w:overflowPunct/>
-              <w:topLinePunct w:val="0"/>
-              <w:autoSpaceDE/>
-              <w:autoSpaceDN/>
-              <w:bidi w:val="0"/>
-              <w:adjustRightInd/>
-              <w:snapToGrid/>
               <w:spacing w:line="312" w:lineRule="auto"/>
-              <w:ind w:firstLine="240" w:firstLineChars="100"/>
-              <w:textAlignment w:val="auto"/>
-              <w:rPr>
-                <w:rFonts w:hint="eastAsia" w:ascii="宋体" w:hAnsi="宋体" w:eastAsia="宋体" w:cs="宋体"/>
-                <w:sz w:val="24"/>
-                <w:szCs w:val="24"/>
-              </w:rPr>
-            </w:pPr>
-            <w:r>
-              <w:rPr>
-                <w:rFonts w:hint="eastAsia" w:ascii="宋体" w:hAnsi="宋体" w:eastAsia="宋体" w:cs="宋体"/>
-                <w:sz w:val="24"/>
-                <w:szCs w:val="24"/>
-              </w:rPr>
+              <w:ind w:firstLine="420" w:firstLineChars="200"/>
+              <w:rPr>
+                <w:sz w:val="24"/>
+              </w:rPr>
+            </w:pPr>
+            <w:r>
               <w:t>该项目选题贴合嵌入式技术与人工智能应用实际，研究内容具体、方案设计完整、技术路线清晰可行。项目围绕国产 RV1106 芯片开展轻量化智能框架部署研究，设计云端与本地相结合的实现方式，兼具创新性与实用性。项目团队成员具备较好的专业基础、编程能力与硬件动手能力，前期已完成相关软件部署、方案设计与原理验证等准备工作，研究态度认真、分工明确。项目具有较强的实践意义和推广价值，符合大学生创新训练项目立项要求，同意推荐申报。</w:t>
             </w:r>
           </w:p>
@@ -11858,88 +10596,80 @@
             <w:pPr>
               <w:spacing w:before="156"/>
               <w:rPr>
+                <w:sz w:val="24"/>
+              </w:rPr>
+            </w:pPr>
+          </w:p>
+          <w:p>
+            <w:pPr>
+              <w:rPr>
+                <w:sz w:val="24"/>
+              </w:rPr>
+            </w:pPr>
+            <w:r>
+              <w:rPr>
+                <w:sz w:val="24"/>
+              </w:rPr>
+              <w:t xml:space="preserve">                                                 签名：</w:t>
+            </w:r>
+            <w:r>
+              <w:rPr>
                 <w:rFonts w:hint="eastAsia"/>
                 <w:sz w:val="24"/>
               </w:rPr>
-            </w:pPr>
-          </w:p>
-          <w:p>
-            <w:pPr>
-              <w:rPr>
-                <w:rFonts w:hint="default" w:eastAsia="宋体"/>
-                <w:sz w:val="24"/>
-                <w:lang w:val="en-US" w:eastAsia="zh-CN"/>
-              </w:rPr>
-            </w:pPr>
-            <w:r>
-              <w:rPr>
-                <w:sz w:val="24"/>
-              </w:rPr>
-              <w:t xml:space="preserve">                                                 签名：</w:t>
+              <w:t>田磊</w:t>
+            </w:r>
+          </w:p>
+          <w:p>
+            <w:pPr>
+              <w:rPr>
+                <w:sz w:val="24"/>
+              </w:rPr>
+            </w:pPr>
+          </w:p>
+          <w:p>
+            <w:pPr>
+              <w:spacing w:before="156"/>
+              <w:rPr>
+                <w:sz w:val="24"/>
+              </w:rPr>
+            </w:pPr>
+            <w:r>
+              <w:rPr>
+                <w:sz w:val="24"/>
+              </w:rPr>
+              <w:t xml:space="preserve">                                                 </w:t>
             </w:r>
             <w:r>
               <w:rPr>
                 <w:rFonts w:hint="eastAsia"/>
                 <w:sz w:val="24"/>
-                <w:lang w:val="en-US" w:eastAsia="zh-CN"/>
-              </w:rPr>
-              <w:t>田磊</w:t>
-            </w:r>
-          </w:p>
-          <w:p>
-            <w:pPr>
+              </w:rPr>
+              <w:t>2026</w:t>
+            </w:r>
+            <w:r>
+              <w:rPr>
+                <w:sz w:val="24"/>
+              </w:rPr>
+              <w:t xml:space="preserve"> 年  </w:t>
+            </w:r>
+            <w:r>
               <w:rPr>
                 <w:rFonts w:hint="eastAsia"/>
                 <w:sz w:val="24"/>
               </w:rPr>
-            </w:pPr>
-          </w:p>
-          <w:p>
-            <w:pPr>
-              <w:spacing w:before="156"/>
-              <w:rPr>
-                <w:sz w:val="24"/>
-              </w:rPr>
-            </w:pPr>
-            <w:r>
-              <w:rPr>
-                <w:sz w:val="24"/>
-              </w:rPr>
-              <w:t xml:space="preserve">                                                 </w:t>
+              <w:t>4</w:t>
+            </w:r>
+            <w:r>
+              <w:rPr>
+                <w:sz w:val="24"/>
+              </w:rPr>
+              <w:t xml:space="preserve"> 月  </w:t>
             </w:r>
             <w:r>
               <w:rPr>
                 <w:rFonts w:hint="eastAsia"/>
                 <w:sz w:val="24"/>
-                <w:lang w:val="en-US" w:eastAsia="zh-CN"/>
-              </w:rPr>
-              <w:t>2026</w:t>
-            </w:r>
-            <w:r>
-              <w:rPr>
-                <w:sz w:val="24"/>
-              </w:rPr>
-              <w:t xml:space="preserve"> 年  </w:t>
-            </w:r>
-            <w:r>
-              <w:rPr>
-                <w:rFonts w:hint="eastAsia"/>
-                <w:sz w:val="24"/>
-                <w:lang w:val="en-US" w:eastAsia="zh-CN"/>
-              </w:rPr>
-              <w:t>4</w:t>
-            </w:r>
-            <w:r>
-              <w:rPr>
-                <w:sz w:val="24"/>
-              </w:rPr>
-              <w:t xml:space="preserve"> 月  </w:t>
-            </w:r>
-            <w:r>
-              <w:rPr>
-                <w:rFonts w:hint="eastAsia"/>
-                <w:sz w:val="24"/>
-                <w:lang w:val="en-US" w:eastAsia="zh-CN"/>
               </w:rPr>
               <w:t>13</w:t>
             </w:r>
@@ -11994,13 +10724,11 @@
               <w:bottom w:val="single" w:color="auto" w:sz="4" w:space="0"/>
               <w:right w:val="single" w:color="auto" w:sz="4" w:space="0"/>
             </w:tcBorders>
-            <w:vAlign w:val="top"/>
           </w:tcPr>
           <w:p>
             <w:pPr>
               <w:spacing w:before="156" w:line="360" w:lineRule="auto"/>
               <w:rPr>
-                <w:rFonts w:hint="eastAsia" w:ascii="Times New Roman" w:hAnsi="Times New Roman" w:eastAsia="宋体" w:cs="Times New Roman"/>
                 <w:b/>
                 <w:sz w:val="44"/>
                 <w:szCs w:val="44"/>
@@ -12008,7 +10736,7 @@
             </w:pPr>
             <w:r>
               <w:rPr>
-                <w:rFonts w:hint="eastAsia" w:ascii="Times New Roman" w:hAnsi="Times New Roman" w:eastAsia="宋体" w:cs="Times New Roman"/>
+                <w:rFonts w:hint="eastAsia"/>
                 <w:b/>
                 <w:sz w:val="44"/>
                 <w:szCs w:val="44"/>
@@ -12020,7 +10748,6 @@
             <w:pPr>
               <w:spacing w:before="156"/>
               <w:rPr>
-                <w:rFonts w:hint="eastAsia"/>
                 <w:sz w:val="24"/>
               </w:rPr>
             </w:pPr>
@@ -12029,7 +10756,6 @@
             <w:pPr>
               <w:spacing w:before="156"/>
               <w:rPr>
-                <w:rFonts w:hint="eastAsia"/>
                 <w:sz w:val="24"/>
               </w:rPr>
             </w:pPr>
@@ -12038,7 +10764,6 @@
             <w:pPr>
               <w:spacing w:before="156"/>
               <w:rPr>
-                <w:rFonts w:hint="eastAsia"/>
                 <w:sz w:val="24"/>
               </w:rPr>
             </w:pPr>
@@ -12047,7 +10772,6 @@
             <w:pPr>
               <w:spacing w:before="156"/>
               <w:rPr>
-                <w:rFonts w:hint="eastAsia"/>
                 <w:sz w:val="24"/>
               </w:rPr>
             </w:pPr>
@@ -12139,13 +10863,11 @@
               <w:bottom w:val="single" w:color="auto" w:sz="4" w:space="0"/>
               <w:right w:val="single" w:color="auto" w:sz="4" w:space="0"/>
             </w:tcBorders>
-            <w:vAlign w:val="top"/>
           </w:tcPr>
           <w:p>
             <w:pPr>
               <w:spacing w:before="156" w:line="360" w:lineRule="auto"/>
               <w:rPr>
-                <w:rFonts w:hint="eastAsia" w:ascii="Times New Roman" w:hAnsi="Times New Roman" w:eastAsia="宋体" w:cs="Times New Roman"/>
                 <w:b/>
                 <w:sz w:val="44"/>
                 <w:szCs w:val="44"/>
@@ -12153,7 +10875,7 @@
             </w:pPr>
             <w:r>
               <w:rPr>
-                <w:rFonts w:hint="eastAsia" w:ascii="Times New Roman" w:hAnsi="Times New Roman" w:eastAsia="宋体" w:cs="Times New Roman"/>
+                <w:rFonts w:hint="eastAsia"/>
                 <w:b/>
                 <w:sz w:val="44"/>
                 <w:szCs w:val="44"/>
@@ -12164,47 +10886,41 @@
           <w:p>
             <w:pPr>
               <w:rPr>
-                <w:rFonts w:hint="eastAsia"/>
-                <w:sz w:val="24"/>
-              </w:rPr>
-            </w:pPr>
-          </w:p>
-          <w:p>
-            <w:pPr>
-              <w:rPr>
-                <w:rFonts w:hint="eastAsia"/>
-                <w:sz w:val="24"/>
-              </w:rPr>
-            </w:pPr>
-          </w:p>
-          <w:p>
-            <w:pPr>
-              <w:rPr>
-                <w:rFonts w:hint="eastAsia"/>
-                <w:sz w:val="24"/>
-              </w:rPr>
-            </w:pPr>
-          </w:p>
-          <w:p>
-            <w:pPr>
-              <w:rPr>
-                <w:rFonts w:hint="eastAsia"/>
-                <w:sz w:val="24"/>
-              </w:rPr>
-            </w:pPr>
-          </w:p>
-          <w:p>
-            <w:pPr>
-              <w:rPr>
-                <w:rFonts w:hint="eastAsia"/>
-                <w:sz w:val="24"/>
-              </w:rPr>
-            </w:pPr>
-          </w:p>
-          <w:p>
-            <w:pPr>
-              <w:rPr>
-                <w:rFonts w:hint="eastAsia"/>
+                <w:sz w:val="24"/>
+              </w:rPr>
+            </w:pPr>
+          </w:p>
+          <w:p>
+            <w:pPr>
+              <w:rPr>
+                <w:sz w:val="24"/>
+              </w:rPr>
+            </w:pPr>
+          </w:p>
+          <w:p>
+            <w:pPr>
+              <w:rPr>
+                <w:sz w:val="24"/>
+              </w:rPr>
+            </w:pPr>
+          </w:p>
+          <w:p>
+            <w:pPr>
+              <w:rPr>
+                <w:sz w:val="24"/>
+              </w:rPr>
+            </w:pPr>
+          </w:p>
+          <w:p>
+            <w:pPr>
+              <w:rPr>
+                <w:sz w:val="24"/>
+              </w:rPr>
+            </w:pPr>
+          </w:p>
+          <w:p>
+            <w:pPr>
+              <w:rPr>
                 <w:sz w:val="24"/>
               </w:rPr>
             </w:pPr>
@@ -12260,7 +10976,7 @@
       <w:pPr>
         <w:jc w:val="center"/>
         <w:rPr>
-          <w:rFonts w:hint="eastAsia" w:eastAsia="黑体"/>
+          <w:rFonts w:eastAsia="黑体"/>
           <w:sz w:val="32"/>
           <w:szCs w:val="32"/>
         </w:rPr>
@@ -12289,9 +11005,9 @@
 <file path=word/numbering.xml><?xml version="1.0" encoding="utf-8"?>
 <w:numbering xmlns:wpc="http://schemas.microsoft.com/office/word/2010/wordprocessingCanvas" xmlns:mc="http://schemas.openxmlformats.org/markup-compatibility/2006" xmlns:o="urn:schemas-microsoft-com:office:office" xmlns:r="http://schemas.openxmlformats.org/officeDocument/2006/relationships" xmlns:m="http://schemas.openxmlformats.org/officeDocument/2006/math" xmlns:v="urn:schemas-microsoft-com:vml" xmlns:wp14="http://schemas.microsoft.com/office/word/2010/wordprocessingDrawing" xmlns:wp="http://schemas.openxmlformats.org/drawingml/2006/wordprocessingDrawing" xmlns:w10="urn:schemas-microsoft-com:office:word" xmlns:w="http://schemas.openxmlformats.org/wordprocessingml/2006/main" xmlns:w14="http://schemas.microsoft.com/office/word/2010/wordml" xmlns:wpg="http://schemas.microsoft.com/office/word/2010/wordprocessingGroup" xmlns:wpi="http://schemas.microsoft.com/office/word/2010/wordprocessingInk" xmlns:wne="http://schemas.microsoft.com/office/word/2006/wordml" xmlns:wps="http://schemas.microsoft.com/office/word/2010/wordprocessingShape" xmlns:wpsCustomData="http://www.wps.cn/officeDocument/2013/wpsCustomData" mc:Ignorable="w14 wp14">
   <w:abstractNum w:abstractNumId="0">
-    <w:nsid w:val="91A3EBA0"/>
+    <w:nsid w:val="8082DB04"/>
     <w:multiLevelType w:val="multilevel"/>
-    <w:tmpl w:val="91A3EBA0"/>
+    <w:tmpl w:val="8082DB04"/>
     <w:lvl w:ilvl="0" w:tentative="0">
       <w:start w:val="1"/>
       <w:numFmt w:val="decimal"/>
@@ -12438,9 +11154,9 @@
     </w:lvl>
   </w:abstractNum>
   <w:abstractNum w:abstractNumId="1">
-    <w:nsid w:val="A0041177"/>
+    <w:nsid w:val="BDCBA5B7"/>
     <w:multiLevelType w:val="multilevel"/>
-    <w:tmpl w:val="A0041177"/>
+    <w:tmpl w:val="BDCBA5B7"/>
     <w:lvl w:ilvl="0" w:tentative="0">
       <w:start w:val="1"/>
       <w:numFmt w:val="decimal"/>
@@ -12587,9 +11303,9 @@
     </w:lvl>
   </w:abstractNum>
   <w:abstractNum w:abstractNumId="2">
-    <w:nsid w:val="B357A377"/>
+    <w:nsid w:val="2E605D8E"/>
     <w:multiLevelType w:val="multilevel"/>
-    <w:tmpl w:val="B357A377"/>
+    <w:tmpl w:val="2E605D8E"/>
     <w:lvl w:ilvl="0" w:tentative="0">
       <w:start w:val="1"/>
       <w:numFmt w:val="decimal"/>
@@ -12736,9 +11452,9 @@
     </w:lvl>
   </w:abstractNum>
   <w:abstractNum w:abstractNumId="3">
-    <w:nsid w:val="06336058"/>
+    <w:nsid w:val="5300F785"/>
     <w:multiLevelType w:val="multilevel"/>
-    <w:tmpl w:val="06336058"/>
+    <w:tmpl w:val="5300F785"/>
     <w:lvl w:ilvl="0" w:tentative="0">
       <w:start w:val="1"/>
       <w:numFmt w:val="decimal"/>
@@ -12888,13 +11604,13 @@
     <w:abstractNumId w:val="1"/>
   </w:num>
   <w:num w:numId="2">
-    <w:abstractNumId w:val="0"/>
+    <w:abstractNumId w:val="2"/>
   </w:num>
   <w:num w:numId="3">
     <w:abstractNumId w:val="3"/>
   </w:num>
   <w:num w:numId="4">
-    <w:abstractNumId w:val="2"/>
+    <w:abstractNumId w:val="0"/>
   </w:num>
 </w:numbering>
 </file>
@@ -12975,7 +11691,7 @@
     <w:lsdException w:qFormat="1" w:unhideWhenUsed="0" w:uiPriority="0" w:semiHidden="0" w:name="Title"/>
     <w:lsdException w:unhideWhenUsed="0" w:uiPriority="0" w:semiHidden="0" w:name="Closing"/>
     <w:lsdException w:unhideWhenUsed="0" w:uiPriority="0" w:semiHidden="0" w:name="Signature"/>
-    <w:lsdException w:qFormat="1" w:unhideWhenUsed="0" w:uiPriority="0" w:name="Default Paragraph Font"/>
+    <w:lsdException w:qFormat="1" w:uiPriority="1" w:name="Default Paragraph Font"/>
     <w:lsdException w:unhideWhenUsed="0" w:uiPriority="0" w:semiHidden="0" w:name="Body Text"/>
     <w:lsdException w:qFormat="1" w:unhideWhenUsed="0" w:uiPriority="0" w:semiHidden="0" w:name="Body Text Indent"/>
     <w:lsdException w:unhideWhenUsed="0" w:uiPriority="0" w:semiHidden="0" w:name="List Continue"/>
@@ -13013,53 +11729,53 @@
     <w:lsdException w:unhideWhenUsed="0" w:uiPriority="0" w:semiHidden="0" w:name="HTML Sample"/>
     <w:lsdException w:unhideWhenUsed="0" w:uiPriority="0" w:semiHidden="0" w:name="HTML Typewriter"/>
     <w:lsdException w:unhideWhenUsed="0" w:uiPriority="0" w:semiHidden="0" w:name="HTML Variable"/>
-    <w:lsdException w:qFormat="1" w:unhideWhenUsed="0" w:uiPriority="0" w:name="Normal Table"/>
+    <w:lsdException w:qFormat="1" w:uiPriority="99" w:name="Normal Table"/>
     <w:lsdException w:qFormat="1" w:unhideWhenUsed="0" w:uiPriority="0" w:semiHidden="0" w:name="annotation subject"/>
-    <w:lsdException w:unhideWhenUsed="0" w:uiPriority="0" w:semiHidden="0" w:name="Table Simple 1"/>
-    <w:lsdException w:unhideWhenUsed="0" w:uiPriority="0" w:semiHidden="0" w:name="Table Simple 2"/>
-    <w:lsdException w:unhideWhenUsed="0" w:uiPriority="0" w:semiHidden="0" w:name="Table Simple 3"/>
-    <w:lsdException w:unhideWhenUsed="0" w:uiPriority="0" w:semiHidden="0" w:name="Table Classic 1"/>
-    <w:lsdException w:unhideWhenUsed="0" w:uiPriority="0" w:semiHidden="0" w:name="Table Classic 2"/>
-    <w:lsdException w:unhideWhenUsed="0" w:uiPriority="0" w:semiHidden="0" w:name="Table Classic 3"/>
-    <w:lsdException w:unhideWhenUsed="0" w:uiPriority="0" w:semiHidden="0" w:name="Table Classic 4"/>
-    <w:lsdException w:unhideWhenUsed="0" w:uiPriority="0" w:semiHidden="0" w:name="Table Colorful 1"/>
-    <w:lsdException w:unhideWhenUsed="0" w:uiPriority="0" w:semiHidden="0" w:name="Table Colorful 2"/>
-    <w:lsdException w:unhideWhenUsed="0" w:uiPriority="0" w:semiHidden="0" w:name="Table Colorful 3"/>
-    <w:lsdException w:unhideWhenUsed="0" w:uiPriority="0" w:semiHidden="0" w:name="Table Columns 1"/>
-    <w:lsdException w:unhideWhenUsed="0" w:uiPriority="0" w:semiHidden="0" w:name="Table Columns 2"/>
-    <w:lsdException w:unhideWhenUsed="0" w:uiPriority="0" w:semiHidden="0" w:name="Table Columns 3"/>
-    <w:lsdException w:unhideWhenUsed="0" w:uiPriority="0" w:semiHidden="0" w:name="Table Columns 4"/>
-    <w:lsdException w:unhideWhenUsed="0" w:uiPriority="0" w:semiHidden="0" w:name="Table Columns 5"/>
-    <w:lsdException w:unhideWhenUsed="0" w:uiPriority="0" w:semiHidden="0" w:name="Table Grid 1"/>
-    <w:lsdException w:unhideWhenUsed="0" w:uiPriority="0" w:semiHidden="0" w:name="Table Grid 2"/>
-    <w:lsdException w:unhideWhenUsed="0" w:uiPriority="0" w:semiHidden="0" w:name="Table Grid 3"/>
-    <w:lsdException w:unhideWhenUsed="0" w:uiPriority="0" w:semiHidden="0" w:name="Table Grid 4"/>
-    <w:lsdException w:unhideWhenUsed="0" w:uiPriority="0" w:semiHidden="0" w:name="Table Grid 5"/>
-    <w:lsdException w:unhideWhenUsed="0" w:uiPriority="0" w:semiHidden="0" w:name="Table Grid 6"/>
-    <w:lsdException w:unhideWhenUsed="0" w:uiPriority="0" w:semiHidden="0" w:name="Table Grid 7"/>
-    <w:lsdException w:unhideWhenUsed="0" w:uiPriority="0" w:semiHidden="0" w:name="Table Grid 8"/>
-    <w:lsdException w:unhideWhenUsed="0" w:uiPriority="0" w:semiHidden="0" w:name="Table List 1"/>
-    <w:lsdException w:unhideWhenUsed="0" w:uiPriority="0" w:semiHidden="0" w:name="Table List 2"/>
-    <w:lsdException w:unhideWhenUsed="0" w:uiPriority="0" w:semiHidden="0" w:name="Table List 3"/>
-    <w:lsdException w:unhideWhenUsed="0" w:uiPriority="0" w:semiHidden="0" w:name="Table List 4"/>
-    <w:lsdException w:unhideWhenUsed="0" w:uiPriority="0" w:semiHidden="0" w:name="Table List 5"/>
-    <w:lsdException w:unhideWhenUsed="0" w:uiPriority="0" w:semiHidden="0" w:name="Table List 6"/>
-    <w:lsdException w:unhideWhenUsed="0" w:uiPriority="0" w:semiHidden="0" w:name="Table List 7"/>
-    <w:lsdException w:unhideWhenUsed="0" w:uiPriority="0" w:semiHidden="0" w:name="Table List 8"/>
-    <w:lsdException w:unhideWhenUsed="0" w:uiPriority="0" w:semiHidden="0" w:name="Table 3D effects 1"/>
-    <w:lsdException w:unhideWhenUsed="0" w:uiPriority="0" w:semiHidden="0" w:name="Table 3D effects 2"/>
-    <w:lsdException w:unhideWhenUsed="0" w:uiPriority="0" w:semiHidden="0" w:name="Table 3D effects 3"/>
-    <w:lsdException w:unhideWhenUsed="0" w:uiPriority="0" w:semiHidden="0" w:name="Table Contemporary"/>
-    <w:lsdException w:unhideWhenUsed="0" w:uiPriority="0" w:semiHidden="0" w:name="Table Elegant"/>
-    <w:lsdException w:unhideWhenUsed="0" w:uiPriority="0" w:semiHidden="0" w:name="Table Professional"/>
-    <w:lsdException w:unhideWhenUsed="0" w:uiPriority="0" w:semiHidden="0" w:name="Table Subtle 1"/>
-    <w:lsdException w:unhideWhenUsed="0" w:uiPriority="0" w:semiHidden="0" w:name="Table Subtle 2"/>
-    <w:lsdException w:unhideWhenUsed="0" w:uiPriority="0" w:semiHidden="0" w:name="Table Web 1"/>
-    <w:lsdException w:unhideWhenUsed="0" w:uiPriority="0" w:semiHidden="0" w:name="Table Web 2"/>
-    <w:lsdException w:unhideWhenUsed="0" w:uiPriority="0" w:semiHidden="0" w:name="Table Web 3"/>
+    <w:lsdException w:uiPriority="0" w:name="Table Simple 1"/>
+    <w:lsdException w:uiPriority="0" w:name="Table Simple 2"/>
+    <w:lsdException w:uiPriority="0" w:name="Table Simple 3"/>
+    <w:lsdException w:uiPriority="0" w:name="Table Classic 1"/>
+    <w:lsdException w:uiPriority="0" w:name="Table Classic 2"/>
+    <w:lsdException w:uiPriority="0" w:name="Table Classic 3"/>
+    <w:lsdException w:uiPriority="0" w:name="Table Classic 4"/>
+    <w:lsdException w:uiPriority="0" w:name="Table Colorful 1"/>
+    <w:lsdException w:uiPriority="0" w:name="Table Colorful 2"/>
+    <w:lsdException w:uiPriority="0" w:name="Table Colorful 3"/>
+    <w:lsdException w:uiPriority="0" w:name="Table Columns 1"/>
+    <w:lsdException w:uiPriority="0" w:name="Table Columns 2"/>
+    <w:lsdException w:uiPriority="0" w:name="Table Columns 3"/>
+    <w:lsdException w:uiPriority="0" w:name="Table Columns 4"/>
+    <w:lsdException w:uiPriority="0" w:name="Table Columns 5"/>
+    <w:lsdException w:uiPriority="0" w:name="Table Grid 1"/>
+    <w:lsdException w:uiPriority="0" w:name="Table Grid 2"/>
+    <w:lsdException w:uiPriority="0" w:name="Table Grid 3"/>
+    <w:lsdException w:uiPriority="0" w:name="Table Grid 4"/>
+    <w:lsdException w:uiPriority="0" w:name="Table Grid 5"/>
+    <w:lsdException w:uiPriority="0" w:name="Table Grid 6"/>
+    <w:lsdException w:uiPriority="0" w:name="Table Grid 7"/>
+    <w:lsdException w:uiPriority="0" w:name="Table Grid 8"/>
+    <w:lsdException w:uiPriority="0" w:name="Table List 1"/>
+    <w:lsdException w:uiPriority="0" w:name="Table List 2"/>
+    <w:lsdException w:uiPriority="0" w:name="Table List 3"/>
+    <w:lsdException w:uiPriority="0" w:name="Table List 4"/>
+    <w:lsdException w:uiPriority="0" w:name="Table List 5"/>
+    <w:lsdException w:uiPriority="0" w:name="Table List 6"/>
+    <w:lsdException w:uiPriority="0" w:name="Table List 7"/>
+    <w:lsdException w:uiPriority="0" w:name="Table List 8"/>
+    <w:lsdException w:uiPriority="0" w:name="Table 3D effects 1"/>
+    <w:lsdException w:uiPriority="0" w:name="Table 3D effects 2"/>
+    <w:lsdException w:uiPriority="0" w:name="Table 3D effects 3"/>
+    <w:lsdException w:uiPriority="0" w:name="Table Contemporary"/>
+    <w:lsdException w:uiPriority="0" w:name="Table Elegant"/>
+    <w:lsdException w:uiPriority="0" w:name="Table Professional"/>
+    <w:lsdException w:uiPriority="0" w:name="Table Subtle 1"/>
+    <w:lsdException w:uiPriority="0" w:name="Table Subtle 2"/>
+    <w:lsdException w:uiPriority="0" w:name="Table Web 1"/>
+    <w:lsdException w:uiPriority="0" w:name="Table Web 2"/>
+    <w:lsdException w:uiPriority="0" w:name="Table Web 3"/>
     <w:lsdException w:qFormat="1" w:unhideWhenUsed="0" w:uiPriority="0" w:name="Balloon Text"/>
     <w:lsdException w:qFormat="1" w:unhideWhenUsed="0" w:uiPriority="0" w:semiHidden="0" w:name="Table Grid"/>
-    <w:lsdException w:unhideWhenUsed="0" w:uiPriority="0" w:semiHidden="0" w:name="Table Theme"/>
+    <w:lsdException w:uiPriority="0" w:name="Table Theme"/>
     <w:lsdException w:unhideWhenUsed="0" w:uiPriority="60" w:semiHidden="0" w:name="Light Shading"/>
     <w:lsdException w:unhideWhenUsed="0" w:uiPriority="61" w:semiHidden="0" w:name="Light List"/>
     <w:lsdException w:unhideWhenUsed="0" w:uiPriority="62" w:semiHidden="0" w:name="Light Grid"/>
@@ -13161,7 +11877,6 @@
   </w:latentStyles>
   <w:style w:type="paragraph" w:default="1" w:styleId="1">
     <w:name w:val="Normal"/>
-    <w:link w:val="17"/>
     <w:qFormat/>
     <w:uiPriority w:val="0"/>
     <w:pPr>
@@ -13199,16 +11914,17 @@
   </w:style>
   <w:style w:type="character" w:default="1" w:styleId="13">
     <w:name w:val="Default Paragraph Font"/>
-    <w:link w:val="1"/>
     <w:semiHidden/>
+    <w:unhideWhenUsed/>
     <w:qFormat/>
-    <w:uiPriority w:val="0"/>
+    <w:uiPriority w:val="1"/>
   </w:style>
   <w:style w:type="table" w:default="1" w:styleId="11">
     <w:name w:val="Normal Table"/>
     <w:semiHidden/>
+    <w:unhideWhenUsed/>
     <w:qFormat/>
-    <w:uiPriority w:val="0"/>
+    <w:uiPriority w:val="99"/>
     <w:tblPr>
       <w:tblCellMar>
         <w:top w:w="0" w:type="dxa"/>
@@ -13374,7 +12090,6 @@
   </w:style>
   <w:style w:type="character" w:styleId="17">
     <w:name w:val="annotation reference"/>
-    <w:link w:val="1"/>
     <w:qFormat/>
     <w:uiPriority w:val="0"/>
     <w:rPr>
@@ -13453,7 +12168,7 @@
     </w:rPr>
   </w:style>
   <w:style w:type="paragraph" w:customStyle="1" w:styleId="23">
-    <w:name w:val=" Char"/>
+    <w:name w:val="Char"/>
     <w:basedOn w:val="1"/>
     <w:qFormat/>
     <w:uiPriority w:val="0"/>

--- a/附件3：南京工程学院大学生创新创业项目申报书.docx
+++ b/附件3：南京工程学院大学生创新创业项目申报书.docx
@@ -331,8 +331,10 @@
           <w:u w:val="thick"/>
           <w:lang w:val="en-US" w:eastAsia="zh-CN"/>
         </w:rPr>
-        <w:t xml:space="preserve">     </w:t>
+        <w:t xml:space="preserve">   </w:t>
       </w:r>
+      <w:bookmarkStart w:id="1" w:name="_GoBack"/>
+      <w:bookmarkEnd w:id="1"/>
       <w:r>
         <w:rPr>
           <w:rFonts w:hint="eastAsia"/>
@@ -374,8 +376,6 @@
         </w:rPr>
         <w:t xml:space="preserve"> </w:t>
       </w:r>
-      <w:bookmarkStart w:id="1" w:name="_GoBack"/>
-      <w:bookmarkEnd w:id="1"/>
       <w:r>
         <w:rPr>
           <w:b/>
@@ -7163,6 +7163,7 @@
                   <w:insideH w:val="single" w:color="000000" w:themeColor="text1" w:sz="4" w:space="0"/>
                   <w:insideV w:val="single" w:color="000000" w:themeColor="text1" w:sz="4" w:space="0"/>
                 </w:tblBorders>
+                <w:shd w:val="clear" w:color="auto" w:fill="auto"/>
                 <w:tblCellMar>
                   <w:top w:w="0" w:type="dxa"/>
                   <w:left w:w="0" w:type="dxa"/>
@@ -7528,6 +7529,7 @@
                   <w:insideH w:val="single" w:color="000000" w:themeColor="text1" w:sz="4" w:space="0"/>
                   <w:insideV w:val="single" w:color="000000" w:themeColor="text1" w:sz="4" w:space="0"/>
                 </w:tblBorders>
+                <w:shd w:val="clear" w:color="auto" w:fill="auto"/>
                 <w:tblCellMar>
                   <w:top w:w="0" w:type="dxa"/>
                   <w:left w:w="0" w:type="dxa"/>
@@ -7696,178 +7698,6 @@
                       <w:lang w:val="en-US" w:eastAsia="zh-CN" w:bidi="ar"/>
                     </w:rPr>
                     <w:t>嵌入式程序开发与调试</w:t>
-                  </w:r>
-                </w:p>
-              </w:tc>
-            </w:tr>
-            <w:tr>
-              <w:tblPrEx>
-                <w:tblBorders>
-                  <w:top w:val="single" w:color="000000" w:themeColor="text1" w:sz="4" w:space="0"/>
-                  <w:left w:val="single" w:color="000000" w:themeColor="text1" w:sz="4" w:space="0"/>
-                  <w:bottom w:val="single" w:color="000000" w:themeColor="text1" w:sz="4" w:space="0"/>
-                  <w:right w:val="single" w:color="000000" w:themeColor="text1" w:sz="4" w:space="0"/>
-                  <w:insideH w:val="single" w:color="000000" w:themeColor="text1" w:sz="4" w:space="0"/>
-                  <w:insideV w:val="single" w:color="000000" w:themeColor="text1" w:sz="4" w:space="0"/>
-                </w:tblBorders>
-                <w:tblCellMar>
-                  <w:top w:w="0" w:type="dxa"/>
-                  <w:left w:w="0" w:type="dxa"/>
-                  <w:bottom w:w="0" w:type="dxa"/>
-                  <w:right w:w="0" w:type="dxa"/>
-                </w:tblCellMar>
-              </w:tblPrEx>
-              <w:tc>
-                <w:tcPr>
-                  <w:tcW w:w="2297" w:type="dxa"/>
-                  <w:tcBorders>
-                    <w:tl2br w:val="nil"/>
-                    <w:tr2bl w:val="nil"/>
-                  </w:tcBorders>
-                  <w:shd w:val="clear" w:color="auto" w:fill="auto"/>
-                  <w:tcMar>
-                    <w:top w:w="96" w:type="dxa"/>
-                    <w:left w:w="96" w:type="dxa"/>
-                    <w:bottom w:w="96" w:type="dxa"/>
-                    <w:right w:w="96" w:type="dxa"/>
-                  </w:tcMar>
-                  <w:vAlign w:val="center"/>
-                </w:tcPr>
-                <w:p>
-                  <w:pPr>
-                    <w:keepNext w:val="0"/>
-                    <w:keepLines w:val="0"/>
-                    <w:widowControl/>
-                    <w:suppressLineNumbers w:val="0"/>
-                    <w:jc w:val="left"/>
-                    <w:rPr>
-                      <w:rFonts w:hint="eastAsia" w:ascii="宋体" w:hAnsi="宋体" w:eastAsia="宋体" w:cs="宋体"/>
-                      <w:sz w:val="24"/>
-                      <w:szCs w:val="24"/>
-                    </w:rPr>
-                  </w:pPr>
-                  <w:r>
-                    <w:rPr>
-                      <w:rFonts w:hint="eastAsia" w:ascii="宋体" w:hAnsi="宋体" w:eastAsia="宋体" w:cs="宋体"/>
-                      <w:kern w:val="0"/>
-                      <w:sz w:val="24"/>
-                      <w:szCs w:val="24"/>
-                      <w:lang w:val="en-US" w:eastAsia="zh-CN" w:bidi="ar"/>
-                    </w:rPr>
-                    <w:t>9</w:t>
-                  </w:r>
-                </w:p>
-              </w:tc>
-              <w:tc>
-                <w:tcPr>
-                  <w:tcW w:w="2297" w:type="dxa"/>
-                  <w:tcBorders>
-                    <w:tl2br w:val="nil"/>
-                    <w:tr2bl w:val="nil"/>
-                  </w:tcBorders>
-                  <w:shd w:val="clear" w:color="auto" w:fill="auto"/>
-                  <w:tcMar>
-                    <w:top w:w="96" w:type="dxa"/>
-                    <w:left w:w="96" w:type="dxa"/>
-                    <w:bottom w:w="96" w:type="dxa"/>
-                    <w:right w:w="96" w:type="dxa"/>
-                  </w:tcMar>
-                  <w:vAlign w:val="center"/>
-                </w:tcPr>
-                <w:p>
-                  <w:pPr>
-                    <w:keepNext w:val="0"/>
-                    <w:keepLines w:val="0"/>
-                    <w:widowControl/>
-                    <w:suppressLineNumbers w:val="0"/>
-                    <w:jc w:val="left"/>
-                    <w:rPr>
-                      <w:rFonts w:hint="default" w:ascii="宋体" w:hAnsi="宋体" w:eastAsia="宋体" w:cs="宋体"/>
-                      <w:sz w:val="24"/>
-                      <w:szCs w:val="24"/>
-                      <w:lang w:val="en-US" w:eastAsia="zh-CN"/>
-                    </w:rPr>
-                  </w:pPr>
-                  <w:r>
-                    <w:rPr>
-                      <w:rFonts w:hint="eastAsia" w:ascii="宋体" w:hAnsi="宋体" w:cs="宋体"/>
-                      <w:sz w:val="24"/>
-                      <w:szCs w:val="24"/>
-                      <w:lang w:val="en-US" w:eastAsia="zh-CN"/>
-                    </w:rPr>
-                    <w:t>RV1106芯片</w:t>
-                  </w:r>
-                </w:p>
-              </w:tc>
-              <w:tc>
-                <w:tcPr>
-                  <w:tcW w:w="2297" w:type="dxa"/>
-                  <w:tcBorders>
-                    <w:tl2br w:val="nil"/>
-                    <w:tr2bl w:val="nil"/>
-                  </w:tcBorders>
-                  <w:shd w:val="clear" w:color="auto" w:fill="auto"/>
-                  <w:tcMar>
-                    <w:top w:w="96" w:type="dxa"/>
-                    <w:left w:w="96" w:type="dxa"/>
-                    <w:bottom w:w="96" w:type="dxa"/>
-                    <w:right w:w="96" w:type="dxa"/>
-                  </w:tcMar>
-                  <w:vAlign w:val="center"/>
-                </w:tcPr>
-                <w:p>
-                  <w:pPr>
-                    <w:keepNext w:val="0"/>
-                    <w:keepLines w:val="0"/>
-                    <w:widowControl/>
-                    <w:suppressLineNumbers w:val="0"/>
-                    <w:jc w:val="left"/>
-                    <w:rPr>
-                      <w:rFonts w:hint="eastAsia" w:ascii="宋体" w:hAnsi="宋体" w:eastAsia="宋体" w:cs="宋体"/>
-                      <w:sz w:val="24"/>
-                      <w:szCs w:val="24"/>
-                    </w:rPr>
-                  </w:pPr>
-                </w:p>
-              </w:tc>
-              <w:tc>
-                <w:tcPr>
-                  <w:tcW w:w="2492" w:type="dxa"/>
-                  <w:tcBorders>
-                    <w:tl2br w:val="nil"/>
-                    <w:tr2bl w:val="nil"/>
-                  </w:tcBorders>
-                  <w:shd w:val="clear" w:color="auto" w:fill="auto"/>
-                  <w:tcMar>
-                    <w:top w:w="96" w:type="dxa"/>
-                    <w:left w:w="96" w:type="dxa"/>
-                    <w:bottom w:w="96" w:type="dxa"/>
-                    <w:right w:w="96" w:type="dxa"/>
-                  </w:tcMar>
-                  <w:vAlign w:val="center"/>
-                </w:tcPr>
-                <w:p>
-                  <w:pPr>
-                    <w:keepNext w:val="0"/>
-                    <w:keepLines w:val="0"/>
-                    <w:widowControl/>
-                    <w:suppressLineNumbers w:val="0"/>
-                    <w:jc w:val="left"/>
-                    <w:rPr>
-                      <w:rFonts w:hint="default" w:ascii="宋体" w:hAnsi="宋体" w:eastAsia="宋体" w:cs="宋体"/>
-                      <w:sz w:val="24"/>
-                      <w:szCs w:val="24"/>
-                      <w:lang w:val="en-US" w:eastAsia="zh-CN"/>
-                    </w:rPr>
-                  </w:pPr>
-                  <w:r>
-                    <w:rPr>
-                      <w:rFonts w:hint="eastAsia" w:ascii="宋体" w:hAnsi="宋体" w:cs="宋体"/>
-                      <w:sz w:val="24"/>
-                      <w:szCs w:val="24"/>
-                      <w:lang w:val="en-US" w:eastAsia="zh-CN"/>
-                    </w:rPr>
-                    <w:t>焊接成品板</w:t>
                   </w:r>
                 </w:p>
               </w:tc>
@@ -8988,7 +8818,6 @@
                   <w:insideH w:val="single" w:color="000000" w:themeColor="text1" w:sz="4" w:space="0"/>
                   <w:insideV w:val="single" w:color="000000" w:themeColor="text1" w:sz="4" w:space="0"/>
                 </w:tblBorders>
-                <w:shd w:val="clear" w:color="auto" w:fill="auto"/>
                 <w:tblCellMar>
                   <w:top w:w="15" w:type="dxa"/>
                   <w:left w:w="15" w:type="dxa"/>
@@ -9122,6 +8951,145 @@
                       <w:lang w:val="en-US" w:eastAsia="zh-CN" w:bidi="ar"/>
                     </w:rPr>
                     <w:t>计划根据</w:t>
+                  </w:r>
+                </w:p>
+              </w:tc>
+            </w:tr>
+            <w:tr>
+              <w:tblPrEx>
+                <w:tblBorders>
+                  <w:top w:val="single" w:color="000000" w:themeColor="text1" w:sz="4" w:space="0"/>
+                  <w:left w:val="single" w:color="000000" w:themeColor="text1" w:sz="4" w:space="0"/>
+                  <w:bottom w:val="single" w:color="000000" w:themeColor="text1" w:sz="4" w:space="0"/>
+                  <w:right w:val="single" w:color="000000" w:themeColor="text1" w:sz="4" w:space="0"/>
+                  <w:insideH w:val="single" w:color="000000" w:themeColor="text1" w:sz="4" w:space="0"/>
+                  <w:insideV w:val="single" w:color="000000" w:themeColor="text1" w:sz="4" w:space="0"/>
+                </w:tblBorders>
+                <w:shd w:val="clear" w:color="auto" w:fill="auto"/>
+                <w:tblCellMar>
+                  <w:top w:w="15" w:type="dxa"/>
+                  <w:left w:w="15" w:type="dxa"/>
+                  <w:bottom w:w="15" w:type="dxa"/>
+                  <w:right w:w="15" w:type="dxa"/>
+                </w:tblCellMar>
+              </w:tblPrEx>
+              <w:tc>
+                <w:tcPr>
+                  <w:tcW w:w="3063" w:type="dxa"/>
+                  <w:tcBorders>
+                    <w:tl2br w:val="nil"/>
+                    <w:tr2bl w:val="nil"/>
+                  </w:tcBorders>
+                  <w:shd w:val="clear" w:color="auto" w:fill="auto"/>
+                  <w:tcMar>
+                    <w:top w:w="96" w:type="dxa"/>
+                    <w:left w:w="96" w:type="dxa"/>
+                    <w:bottom w:w="96" w:type="dxa"/>
+                    <w:right w:w="96" w:type="dxa"/>
+                  </w:tcMar>
+                  <w:vAlign w:val="center"/>
+                </w:tcPr>
+                <w:p>
+                  <w:pPr>
+                    <w:keepNext w:val="0"/>
+                    <w:keepLines w:val="0"/>
+                    <w:widowControl/>
+                    <w:suppressLineNumbers w:val="0"/>
+                    <w:jc w:val="left"/>
+                    <w:rPr>
+                      <w:sz w:val="24"/>
+                      <w:szCs w:val="24"/>
+                    </w:rPr>
+                  </w:pPr>
+                  <w:r>
+                    <w:rPr>
+                      <w:rFonts w:ascii="宋体" w:hAnsi="宋体" w:eastAsia="宋体" w:cs="宋体"/>
+                      <w:kern w:val="0"/>
+                      <w:sz w:val="24"/>
+                      <w:szCs w:val="24"/>
+                      <w:lang w:val="en-US" w:eastAsia="zh-CN" w:bidi="ar"/>
+                    </w:rPr>
+                    <w:t>RV1106 核心板 (PCB + 元件)</w:t>
+                  </w:r>
+                </w:p>
+              </w:tc>
+              <w:tc>
+                <w:tcPr>
+                  <w:tcW w:w="3063" w:type="dxa"/>
+                  <w:tcBorders>
+                    <w:tl2br w:val="nil"/>
+                    <w:tr2bl w:val="nil"/>
+                  </w:tcBorders>
+                  <w:shd w:val="clear" w:color="auto" w:fill="auto"/>
+                  <w:tcMar>
+                    <w:top w:w="96" w:type="dxa"/>
+                    <w:left w:w="96" w:type="dxa"/>
+                    <w:bottom w:w="96" w:type="dxa"/>
+                    <w:right w:w="96" w:type="dxa"/>
+                  </w:tcMar>
+                  <w:vAlign w:val="center"/>
+                </w:tcPr>
+                <w:p>
+                  <w:pPr>
+                    <w:keepNext w:val="0"/>
+                    <w:keepLines w:val="0"/>
+                    <w:widowControl/>
+                    <w:suppressLineNumbers w:val="0"/>
+                    <w:jc w:val="left"/>
+                    <w:rPr>
+                      <w:sz w:val="24"/>
+                      <w:szCs w:val="24"/>
+                    </w:rPr>
+                  </w:pPr>
+                  <w:r>
+                    <w:rPr>
+                      <w:rFonts w:ascii="宋体" w:hAnsi="宋体" w:eastAsia="宋体" w:cs="宋体"/>
+                      <w:kern w:val="0"/>
+                      <w:sz w:val="24"/>
+                      <w:szCs w:val="24"/>
+                      <w:lang w:val="en-US" w:eastAsia="zh-CN" w:bidi="ar"/>
+                    </w:rPr>
+                    <w:t>240</w:t>
+                  </w:r>
+                </w:p>
+              </w:tc>
+              <w:tc>
+                <w:tcPr>
+                  <w:tcW w:w="3274" w:type="dxa"/>
+                  <w:tcBorders>
+                    <w:tl2br w:val="nil"/>
+                    <w:tr2bl w:val="nil"/>
+                  </w:tcBorders>
+                  <w:shd w:val="clear" w:color="auto" w:fill="auto"/>
+                  <w:tcMar>
+                    <w:top w:w="96" w:type="dxa"/>
+                    <w:left w:w="96" w:type="dxa"/>
+                    <w:bottom w:w="96" w:type="dxa"/>
+                    <w:right w:w="96" w:type="dxa"/>
+                  </w:tcMar>
+                  <w:vAlign w:val="center"/>
+                </w:tcPr>
+                <w:p>
+                  <w:pPr>
+                    <w:keepNext w:val="0"/>
+                    <w:keepLines w:val="0"/>
+                    <w:widowControl/>
+                    <w:suppressLineNumbers w:val="0"/>
+                    <w:jc w:val="left"/>
+                    <w:rPr>
+                      <w:sz w:val="24"/>
+                      <w:szCs w:val="24"/>
+                    </w:rPr>
+                  </w:pPr>
+                  <w:r>
+                    <w:rPr>
+                      <w:rFonts w:ascii="宋体" w:hAnsi="宋体" w:eastAsia="宋体" w:cs="宋体"/>
+                      <w:kern w:val="0"/>
+                      <w:sz w:val="24"/>
+                      <w:szCs w:val="24"/>
+                      <w:lang w:val="en-US" w:eastAsia="zh-CN" w:bidi="ar"/>
+                    </w:rPr>
+                    <w:t>原理图和模块功能的需求</w:t>
                   </w:r>
                 </w:p>
               </w:tc>
@@ -9179,7 +9147,7 @@
                       <w:szCs w:val="24"/>
                       <w:lang w:val="en-US" w:eastAsia="zh-CN" w:bidi="ar"/>
                     </w:rPr>
-                    <w:t>RV1106 核心板 (PCB + 元件)</w:t>
+                    <w:t>2.4 寸触摸屏 P024C128-CTP</w:t>
                   </w:r>
                 </w:p>
               </w:tc>
@@ -9219,7 +9187,7 @@
                       <w:szCs w:val="24"/>
                       <w:lang w:val="en-US" w:eastAsia="zh-CN" w:bidi="ar"/>
                     </w:rPr>
-                    <w:t>240</w:t>
+                    <w:t>70</w:t>
                   </w:r>
                 </w:p>
               </w:tc>
@@ -9318,7 +9286,7 @@
                       <w:szCs w:val="24"/>
                       <w:lang w:val="en-US" w:eastAsia="zh-CN" w:bidi="ar"/>
                     </w:rPr>
-                    <w:t>2.4 寸触摸屏 P024C128-CTP</w:t>
+                    <w:t>WiFi 模块 AP6212</w:t>
                   </w:r>
                 </w:p>
               </w:tc>
@@ -9358,7 +9326,7 @@
                       <w:szCs w:val="24"/>
                       <w:lang w:val="en-US" w:eastAsia="zh-CN" w:bidi="ar"/>
                     </w:rPr>
-                    <w:t>70</w:t>
+                    <w:t>30</w:t>
                   </w:r>
                 </w:p>
               </w:tc>
@@ -9457,7 +9425,7 @@
                       <w:szCs w:val="24"/>
                       <w:lang w:val="en-US" w:eastAsia="zh-CN" w:bidi="ar"/>
                     </w:rPr>
-                    <w:t>WiFi 模块 AP6212</w:t>
+                    <w:t>WiFi 天线 AIWF022</w:t>
                   </w:r>
                 </w:p>
               </w:tc>
@@ -9497,7 +9465,7 @@
                       <w:szCs w:val="24"/>
                       <w:lang w:val="en-US" w:eastAsia="zh-CN" w:bidi="ar"/>
                     </w:rPr>
-                    <w:t>30</w:t>
+                    <w:t>10</w:t>
                   </w:r>
                 </w:p>
               </w:tc>
@@ -9596,7 +9564,7 @@
                       <w:szCs w:val="24"/>
                       <w:lang w:val="en-US" w:eastAsia="zh-CN" w:bidi="ar"/>
                     </w:rPr>
-                    <w:t>WiFi 天线 AIWF022</w:t>
+                    <w:t>扬声器 + 麦克风</w:t>
                   </w:r>
                 </w:p>
               </w:tc>
@@ -9637,6 +9605,144 @@
                       <w:lang w:val="en-US" w:eastAsia="zh-CN" w:bidi="ar"/>
                     </w:rPr>
                     <w:t>10</w:t>
+                  </w:r>
+                </w:p>
+              </w:tc>
+              <w:tc>
+                <w:tcPr>
+                  <w:tcW w:w="3274" w:type="dxa"/>
+                  <w:tcBorders>
+                    <w:tl2br w:val="nil"/>
+                    <w:tr2bl w:val="nil"/>
+                  </w:tcBorders>
+                  <w:shd w:val="clear" w:color="auto" w:fill="auto"/>
+                  <w:tcMar>
+                    <w:top w:w="96" w:type="dxa"/>
+                    <w:left w:w="96" w:type="dxa"/>
+                    <w:bottom w:w="96" w:type="dxa"/>
+                    <w:right w:w="96" w:type="dxa"/>
+                  </w:tcMar>
+                  <w:vAlign w:val="center"/>
+                </w:tcPr>
+                <w:p>
+                  <w:pPr>
+                    <w:keepNext w:val="0"/>
+                    <w:keepLines w:val="0"/>
+                    <w:widowControl/>
+                    <w:suppressLineNumbers w:val="0"/>
+                    <w:jc w:val="left"/>
+                    <w:rPr>
+                      <w:sz w:val="24"/>
+                      <w:szCs w:val="24"/>
+                    </w:rPr>
+                  </w:pPr>
+                  <w:r>
+                    <w:rPr>
+                      <w:rFonts w:ascii="宋体" w:hAnsi="宋体" w:eastAsia="宋体" w:cs="宋体"/>
+                      <w:kern w:val="0"/>
+                      <w:sz w:val="24"/>
+                      <w:szCs w:val="24"/>
+                      <w:lang w:val="en-US" w:eastAsia="zh-CN" w:bidi="ar"/>
+                    </w:rPr>
+                    <w:t>原理图和模块功能的需求</w:t>
+                  </w:r>
+                </w:p>
+              </w:tc>
+            </w:tr>
+            <w:tr>
+              <w:tblPrEx>
+                <w:tblBorders>
+                  <w:top w:val="single" w:color="000000" w:themeColor="text1" w:sz="4" w:space="0"/>
+                  <w:left w:val="single" w:color="000000" w:themeColor="text1" w:sz="4" w:space="0"/>
+                  <w:bottom w:val="single" w:color="000000" w:themeColor="text1" w:sz="4" w:space="0"/>
+                  <w:right w:val="single" w:color="000000" w:themeColor="text1" w:sz="4" w:space="0"/>
+                  <w:insideH w:val="single" w:color="000000" w:themeColor="text1" w:sz="4" w:space="0"/>
+                  <w:insideV w:val="single" w:color="000000" w:themeColor="text1" w:sz="4" w:space="0"/>
+                </w:tblBorders>
+                <w:tblCellMar>
+                  <w:top w:w="15" w:type="dxa"/>
+                  <w:left w:w="15" w:type="dxa"/>
+                  <w:bottom w:w="15" w:type="dxa"/>
+                  <w:right w:w="15" w:type="dxa"/>
+                </w:tblCellMar>
+              </w:tblPrEx>
+              <w:tc>
+                <w:tcPr>
+                  <w:tcW w:w="3063" w:type="dxa"/>
+                  <w:tcBorders>
+                    <w:tl2br w:val="nil"/>
+                    <w:tr2bl w:val="nil"/>
+                  </w:tcBorders>
+                  <w:shd w:val="clear" w:color="auto" w:fill="auto"/>
+                  <w:tcMar>
+                    <w:top w:w="96" w:type="dxa"/>
+                    <w:left w:w="96" w:type="dxa"/>
+                    <w:bottom w:w="96" w:type="dxa"/>
+                    <w:right w:w="96" w:type="dxa"/>
+                  </w:tcMar>
+                  <w:vAlign w:val="center"/>
+                </w:tcPr>
+                <w:p>
+                  <w:pPr>
+                    <w:keepNext w:val="0"/>
+                    <w:keepLines w:val="0"/>
+                    <w:widowControl/>
+                    <w:suppressLineNumbers w:val="0"/>
+                    <w:jc w:val="left"/>
+                    <w:rPr>
+                      <w:sz w:val="24"/>
+                      <w:szCs w:val="24"/>
+                    </w:rPr>
+                  </w:pPr>
+                  <w:r>
+                    <w:rPr>
+                      <w:rFonts w:ascii="宋体" w:hAnsi="宋体" w:eastAsia="宋体" w:cs="宋体"/>
+                      <w:kern w:val="0"/>
+                      <w:sz w:val="24"/>
+                      <w:szCs w:val="24"/>
+                      <w:lang w:val="en-US" w:eastAsia="zh-CN" w:bidi="ar"/>
+                    </w:rPr>
+                    <w:t>配件 (螺丝、线材等)</w:t>
+                  </w:r>
+                </w:p>
+              </w:tc>
+              <w:tc>
+                <w:tcPr>
+                  <w:tcW w:w="3063" w:type="dxa"/>
+                  <w:tcBorders>
+                    <w:tl2br w:val="nil"/>
+                    <w:tr2bl w:val="nil"/>
+                  </w:tcBorders>
+                  <w:shd w:val="clear" w:color="auto" w:fill="auto"/>
+                  <w:tcMar>
+                    <w:top w:w="96" w:type="dxa"/>
+                    <w:left w:w="96" w:type="dxa"/>
+                    <w:bottom w:w="96" w:type="dxa"/>
+                    <w:right w:w="96" w:type="dxa"/>
+                  </w:tcMar>
+                  <w:vAlign w:val="center"/>
+                </w:tcPr>
+                <w:p>
+                  <w:pPr>
+                    <w:keepNext w:val="0"/>
+                    <w:keepLines w:val="0"/>
+                    <w:widowControl/>
+                    <w:suppressLineNumbers w:val="0"/>
+                    <w:jc w:val="left"/>
+                    <w:rPr>
+                      <w:sz w:val="24"/>
+                      <w:szCs w:val="24"/>
+                    </w:rPr>
+                  </w:pPr>
+                  <w:r>
+                    <w:rPr>
+                      <w:rFonts w:ascii="宋体" w:hAnsi="宋体" w:eastAsia="宋体" w:cs="宋体"/>
+                      <w:kern w:val="0"/>
+                      <w:sz w:val="24"/>
+                      <w:szCs w:val="24"/>
+                      <w:lang w:val="en-US" w:eastAsia="zh-CN" w:bidi="ar"/>
+                    </w:rPr>
+                    <w:t>30</w:t>
                   </w:r>
                 </w:p>
               </w:tc>
@@ -9735,7 +9841,7 @@
                       <w:szCs w:val="24"/>
                       <w:lang w:val="en-US" w:eastAsia="zh-CN" w:bidi="ar"/>
                     </w:rPr>
-                    <w:t>扬声器 + 麦克风</w:t>
+                    <w:t>云服务测试费用</w:t>
                   </w:r>
                 </w:p>
               </w:tc>
@@ -9775,7 +9881,7 @@
                       <w:szCs w:val="24"/>
                       <w:lang w:val="en-US" w:eastAsia="zh-CN" w:bidi="ar"/>
                     </w:rPr>
-                    <w:t>10</w:t>
+                    <w:t>50</w:t>
                   </w:r>
                 </w:p>
               </w:tc>
@@ -9874,284 +9980,6 @@
                       <w:szCs w:val="24"/>
                       <w:lang w:val="en-US" w:eastAsia="zh-CN" w:bidi="ar"/>
                     </w:rPr>
-                    <w:t>配件 (螺丝、线材等)</w:t>
-                  </w:r>
-                </w:p>
-              </w:tc>
-              <w:tc>
-                <w:tcPr>
-                  <w:tcW w:w="3063" w:type="dxa"/>
-                  <w:tcBorders>
-                    <w:tl2br w:val="nil"/>
-                    <w:tr2bl w:val="nil"/>
-                  </w:tcBorders>
-                  <w:shd w:val="clear" w:color="auto" w:fill="auto"/>
-                  <w:tcMar>
-                    <w:top w:w="96" w:type="dxa"/>
-                    <w:left w:w="96" w:type="dxa"/>
-                    <w:bottom w:w="96" w:type="dxa"/>
-                    <w:right w:w="96" w:type="dxa"/>
-                  </w:tcMar>
-                  <w:vAlign w:val="center"/>
-                </w:tcPr>
-                <w:p>
-                  <w:pPr>
-                    <w:keepNext w:val="0"/>
-                    <w:keepLines w:val="0"/>
-                    <w:widowControl/>
-                    <w:suppressLineNumbers w:val="0"/>
-                    <w:jc w:val="left"/>
-                    <w:rPr>
-                      <w:sz w:val="24"/>
-                      <w:szCs w:val="24"/>
-                    </w:rPr>
-                  </w:pPr>
-                  <w:r>
-                    <w:rPr>
-                      <w:rFonts w:ascii="宋体" w:hAnsi="宋体" w:eastAsia="宋体" w:cs="宋体"/>
-                      <w:kern w:val="0"/>
-                      <w:sz w:val="24"/>
-                      <w:szCs w:val="24"/>
-                      <w:lang w:val="en-US" w:eastAsia="zh-CN" w:bidi="ar"/>
-                    </w:rPr>
-                    <w:t>30</w:t>
-                  </w:r>
-                </w:p>
-              </w:tc>
-              <w:tc>
-                <w:tcPr>
-                  <w:tcW w:w="3274" w:type="dxa"/>
-                  <w:tcBorders>
-                    <w:tl2br w:val="nil"/>
-                    <w:tr2bl w:val="nil"/>
-                  </w:tcBorders>
-                  <w:shd w:val="clear" w:color="auto" w:fill="auto"/>
-                  <w:tcMar>
-                    <w:top w:w="96" w:type="dxa"/>
-                    <w:left w:w="96" w:type="dxa"/>
-                    <w:bottom w:w="96" w:type="dxa"/>
-                    <w:right w:w="96" w:type="dxa"/>
-                  </w:tcMar>
-                  <w:vAlign w:val="center"/>
-                </w:tcPr>
-                <w:p>
-                  <w:pPr>
-                    <w:keepNext w:val="0"/>
-                    <w:keepLines w:val="0"/>
-                    <w:widowControl/>
-                    <w:suppressLineNumbers w:val="0"/>
-                    <w:jc w:val="left"/>
-                    <w:rPr>
-                      <w:sz w:val="24"/>
-                      <w:szCs w:val="24"/>
-                    </w:rPr>
-                  </w:pPr>
-                  <w:r>
-                    <w:rPr>
-                      <w:rFonts w:ascii="宋体" w:hAnsi="宋体" w:eastAsia="宋体" w:cs="宋体"/>
-                      <w:kern w:val="0"/>
-                      <w:sz w:val="24"/>
-                      <w:szCs w:val="24"/>
-                      <w:lang w:val="en-US" w:eastAsia="zh-CN" w:bidi="ar"/>
-                    </w:rPr>
-                    <w:t>原理图和模块功能的需求</w:t>
-                  </w:r>
-                </w:p>
-              </w:tc>
-            </w:tr>
-            <w:tr>
-              <w:tblPrEx>
-                <w:tblBorders>
-                  <w:top w:val="single" w:color="000000" w:themeColor="text1" w:sz="4" w:space="0"/>
-                  <w:left w:val="single" w:color="000000" w:themeColor="text1" w:sz="4" w:space="0"/>
-                  <w:bottom w:val="single" w:color="000000" w:themeColor="text1" w:sz="4" w:space="0"/>
-                  <w:right w:val="single" w:color="000000" w:themeColor="text1" w:sz="4" w:space="0"/>
-                  <w:insideH w:val="single" w:color="000000" w:themeColor="text1" w:sz="4" w:space="0"/>
-                  <w:insideV w:val="single" w:color="000000" w:themeColor="text1" w:sz="4" w:space="0"/>
-                </w:tblBorders>
-                <w:shd w:val="clear" w:color="auto" w:fill="auto"/>
-                <w:tblCellMar>
-                  <w:top w:w="15" w:type="dxa"/>
-                  <w:left w:w="15" w:type="dxa"/>
-                  <w:bottom w:w="15" w:type="dxa"/>
-                  <w:right w:w="15" w:type="dxa"/>
-                </w:tblCellMar>
-              </w:tblPrEx>
-              <w:tc>
-                <w:tcPr>
-                  <w:tcW w:w="3063" w:type="dxa"/>
-                  <w:tcBorders>
-                    <w:tl2br w:val="nil"/>
-                    <w:tr2bl w:val="nil"/>
-                  </w:tcBorders>
-                  <w:shd w:val="clear" w:color="auto" w:fill="auto"/>
-                  <w:tcMar>
-                    <w:top w:w="96" w:type="dxa"/>
-                    <w:left w:w="96" w:type="dxa"/>
-                    <w:bottom w:w="96" w:type="dxa"/>
-                    <w:right w:w="96" w:type="dxa"/>
-                  </w:tcMar>
-                  <w:vAlign w:val="center"/>
-                </w:tcPr>
-                <w:p>
-                  <w:pPr>
-                    <w:keepNext w:val="0"/>
-                    <w:keepLines w:val="0"/>
-                    <w:widowControl/>
-                    <w:suppressLineNumbers w:val="0"/>
-                    <w:jc w:val="left"/>
-                    <w:rPr>
-                      <w:sz w:val="24"/>
-                      <w:szCs w:val="24"/>
-                    </w:rPr>
-                  </w:pPr>
-                  <w:r>
-                    <w:rPr>
-                      <w:rFonts w:ascii="宋体" w:hAnsi="宋体" w:eastAsia="宋体" w:cs="宋体"/>
-                      <w:kern w:val="0"/>
-                      <w:sz w:val="24"/>
-                      <w:szCs w:val="24"/>
-                      <w:lang w:val="en-US" w:eastAsia="zh-CN" w:bidi="ar"/>
-                    </w:rPr>
-                    <w:t>云服务测试费用</w:t>
-                  </w:r>
-                </w:p>
-              </w:tc>
-              <w:tc>
-                <w:tcPr>
-                  <w:tcW w:w="3063" w:type="dxa"/>
-                  <w:tcBorders>
-                    <w:tl2br w:val="nil"/>
-                    <w:tr2bl w:val="nil"/>
-                  </w:tcBorders>
-                  <w:shd w:val="clear" w:color="auto" w:fill="auto"/>
-                  <w:tcMar>
-                    <w:top w:w="96" w:type="dxa"/>
-                    <w:left w:w="96" w:type="dxa"/>
-                    <w:bottom w:w="96" w:type="dxa"/>
-                    <w:right w:w="96" w:type="dxa"/>
-                  </w:tcMar>
-                  <w:vAlign w:val="center"/>
-                </w:tcPr>
-                <w:p>
-                  <w:pPr>
-                    <w:keepNext w:val="0"/>
-                    <w:keepLines w:val="0"/>
-                    <w:widowControl/>
-                    <w:suppressLineNumbers w:val="0"/>
-                    <w:jc w:val="left"/>
-                    <w:rPr>
-                      <w:sz w:val="24"/>
-                      <w:szCs w:val="24"/>
-                    </w:rPr>
-                  </w:pPr>
-                  <w:r>
-                    <w:rPr>
-                      <w:rFonts w:ascii="宋体" w:hAnsi="宋体" w:eastAsia="宋体" w:cs="宋体"/>
-                      <w:kern w:val="0"/>
-                      <w:sz w:val="24"/>
-                      <w:szCs w:val="24"/>
-                      <w:lang w:val="en-US" w:eastAsia="zh-CN" w:bidi="ar"/>
-                    </w:rPr>
-                    <w:t>50</w:t>
-                  </w:r>
-                </w:p>
-              </w:tc>
-              <w:tc>
-                <w:tcPr>
-                  <w:tcW w:w="3274" w:type="dxa"/>
-                  <w:tcBorders>
-                    <w:tl2br w:val="nil"/>
-                    <w:tr2bl w:val="nil"/>
-                  </w:tcBorders>
-                  <w:shd w:val="clear" w:color="auto" w:fill="auto"/>
-                  <w:tcMar>
-                    <w:top w:w="96" w:type="dxa"/>
-                    <w:left w:w="96" w:type="dxa"/>
-                    <w:bottom w:w="96" w:type="dxa"/>
-                    <w:right w:w="96" w:type="dxa"/>
-                  </w:tcMar>
-                  <w:vAlign w:val="center"/>
-                </w:tcPr>
-                <w:p>
-                  <w:pPr>
-                    <w:keepNext w:val="0"/>
-                    <w:keepLines w:val="0"/>
-                    <w:widowControl/>
-                    <w:suppressLineNumbers w:val="0"/>
-                    <w:jc w:val="left"/>
-                    <w:rPr>
-                      <w:sz w:val="24"/>
-                      <w:szCs w:val="24"/>
-                    </w:rPr>
-                  </w:pPr>
-                  <w:r>
-                    <w:rPr>
-                      <w:rFonts w:ascii="宋体" w:hAnsi="宋体" w:eastAsia="宋体" w:cs="宋体"/>
-                      <w:kern w:val="0"/>
-                      <w:sz w:val="24"/>
-                      <w:szCs w:val="24"/>
-                      <w:lang w:val="en-US" w:eastAsia="zh-CN" w:bidi="ar"/>
-                    </w:rPr>
-                    <w:t>原理图和模块功能的需求</w:t>
-                  </w:r>
-                </w:p>
-              </w:tc>
-            </w:tr>
-            <w:tr>
-              <w:tblPrEx>
-                <w:tblBorders>
-                  <w:top w:val="single" w:color="000000" w:themeColor="text1" w:sz="4" w:space="0"/>
-                  <w:left w:val="single" w:color="000000" w:themeColor="text1" w:sz="4" w:space="0"/>
-                  <w:bottom w:val="single" w:color="000000" w:themeColor="text1" w:sz="4" w:space="0"/>
-                  <w:right w:val="single" w:color="000000" w:themeColor="text1" w:sz="4" w:space="0"/>
-                  <w:insideH w:val="single" w:color="000000" w:themeColor="text1" w:sz="4" w:space="0"/>
-                  <w:insideV w:val="single" w:color="000000" w:themeColor="text1" w:sz="4" w:space="0"/>
-                </w:tblBorders>
-                <w:shd w:val="clear" w:color="auto" w:fill="auto"/>
-                <w:tblCellMar>
-                  <w:top w:w="15" w:type="dxa"/>
-                  <w:left w:w="15" w:type="dxa"/>
-                  <w:bottom w:w="15" w:type="dxa"/>
-                  <w:right w:w="15" w:type="dxa"/>
-                </w:tblCellMar>
-              </w:tblPrEx>
-              <w:tc>
-                <w:tcPr>
-                  <w:tcW w:w="3063" w:type="dxa"/>
-                  <w:tcBorders>
-                    <w:tl2br w:val="nil"/>
-                    <w:tr2bl w:val="nil"/>
-                  </w:tcBorders>
-                  <w:shd w:val="clear" w:color="auto" w:fill="auto"/>
-                  <w:tcMar>
-                    <w:top w:w="96" w:type="dxa"/>
-                    <w:left w:w="96" w:type="dxa"/>
-                    <w:bottom w:w="96" w:type="dxa"/>
-                    <w:right w:w="96" w:type="dxa"/>
-                  </w:tcMar>
-                  <w:vAlign w:val="center"/>
-                </w:tcPr>
-                <w:p>
-                  <w:pPr>
-                    <w:keepNext w:val="0"/>
-                    <w:keepLines w:val="0"/>
-                    <w:widowControl/>
-                    <w:suppressLineNumbers w:val="0"/>
-                    <w:jc w:val="left"/>
-                    <w:rPr>
-                      <w:sz w:val="24"/>
-                      <w:szCs w:val="24"/>
-                    </w:rPr>
-                  </w:pPr>
-                  <w:r>
-                    <w:rPr>
-                      <w:rFonts w:ascii="宋体" w:hAnsi="宋体" w:eastAsia="宋体" w:cs="宋体"/>
-                      <w:kern w:val="0"/>
-                      <w:sz w:val="24"/>
-                      <w:szCs w:val="24"/>
-                      <w:lang w:val="en-US" w:eastAsia="zh-CN" w:bidi="ar"/>
-                    </w:rPr>
                     <w:t>资料打印费</w:t>
                   </w:r>
                 </w:p>
@@ -10247,6 +10075,7 @@
                   <w:insideH w:val="single" w:color="000000" w:themeColor="text1" w:sz="4" w:space="0"/>
                   <w:insideV w:val="single" w:color="000000" w:themeColor="text1" w:sz="4" w:space="0"/>
                 </w:tblBorders>
+                <w:shd w:val="clear" w:color="auto" w:fill="auto"/>
                 <w:tblCellMar>
                   <w:top w:w="15" w:type="dxa"/>
                   <w:left w:w="15" w:type="dxa"/>
